--- a/src/src/main/webapp/portal/asset/arrived/reportTemplate/BusinessReportTemplate.docx
+++ b/src/src/main/webapp/portal/asset/arrived/reportTemplate/BusinessReportTemplate.docx
@@ -277,7 +277,15 @@
                 <w:sz w:val="18"/>
                 <w:szCs w:val="18"/>
               </w:rPr>
-              <w:t>邮件编号</w:t>
+              <w:t>部</w:t>
+            </w:r>
+            <w:r>
+              <w:rPr>
+                <w:rFonts w:ascii="宋体" w:eastAsia="宋体" w:hAnsi="宋体" w:cs="宋体" w:hint="eastAsia"/>
+                <w:sz w:val="18"/>
+                <w:szCs w:val="18"/>
+              </w:rPr>
+              <w:t>件编号</w:t>
             </w:r>
           </w:p>
         </w:tc>

--- a/src/src/main/webapp/portal/asset/arrived/reportTemplate/BusinessReportTemplate.docx
+++ b/src/src/main/webapp/portal/asset/arrived/reportTemplate/BusinessReportTemplate.docx
@@ -2,32 +2,3662 @@
 <file path=word/document.xml><?xml version="1.0" encoding="utf-8"?>
 <w:document xmlns:wpc="http://schemas.microsoft.com/office/word/2010/wordprocessingCanvas" xmlns:cx="http://schemas.microsoft.com/office/drawing/2014/chartex" xmlns:cx1="http://schemas.microsoft.com/office/drawing/2015/9/8/chartex" xmlns:cx2="http://schemas.microsoft.com/office/drawing/2015/10/21/chartex" xmlns:cx3="http://schemas.microsoft.com/office/drawing/2016/5/9/chartex" xmlns:cx4="http://schemas.microsoft.com/office/drawing/2016/5/10/chartex" xmlns:cx5="http://schemas.microsoft.com/office/drawing/2016/5/11/chartex" xmlns:cx6="http://schemas.microsoft.com/office/drawing/2016/5/12/chartex" xmlns:cx7="http://schemas.microsoft.com/office/drawing/2016/5/13/chartex" xmlns:cx8="http://schemas.microsoft.com/office/drawing/2016/5/14/chartex" xmlns:mc="http://schemas.openxmlformats.org/markup-compatibility/2006" xmlns:aink="http://schemas.microsoft.com/office/drawing/2016/ink" xmlns:am3d="http://schemas.microsoft.com/office/drawing/2017/model3d" xmlns:o="urn:schemas-microsoft-com:office:office" xmlns:r="http://schemas.openxmlformats.org/officeDocument/2006/relationships" xmlns:m="http://schemas.openxmlformats.org/officeDocument/2006/math" xmlns:v="urn:schemas-microsoft-com:vml" xmlns:wp14="http://schemas.microsoft.com/office/word/2010/wordprocessingDrawing" xmlns:wp="http://schemas.openxmlformats.org/drawingml/2006/wordprocessingDrawing" xmlns:w10="urn:schemas-microsoft-com:office:word" xmlns:w="http://schemas.openxmlformats.org/wordprocessingml/2006/main" xmlns:w14="http://schemas.microsoft.com/office/word/2010/wordml" xmlns:w15="http://schemas.microsoft.com/office/word/2012/wordml" xmlns:w16cid="http://schemas.microsoft.com/office/word/2016/wordml/cid" xmlns:w16se="http://schemas.microsoft.com/office/word/2015/wordml/symex" xmlns:wpg="http://schemas.microsoft.com/office/word/2010/wordprocessingGroup" xmlns:wpi="http://schemas.microsoft.com/office/word/2010/wordprocessingInk" xmlns:wne="http://schemas.microsoft.com/office/word/2006/wordml" xmlns:wps="http://schemas.microsoft.com/office/word/2010/wordprocessingShape" mc:Ignorable="w14 w15 w16se w16cid wp14">
   <w:body>
+    <w:tbl>
+      <w:tblPr>
+        <w:tblW w:w="9923" w:type="dxa"/>
+        <w:tblLook w:val="04A0" w:firstRow="1" w:lastRow="0" w:firstColumn="1" w:lastColumn="0" w:noHBand="0" w:noVBand="1"/>
+      </w:tblPr>
+      <w:tblGrid>
+        <w:gridCol w:w="709"/>
+        <w:gridCol w:w="709"/>
+        <w:gridCol w:w="1091"/>
+        <w:gridCol w:w="1114"/>
+        <w:gridCol w:w="988"/>
+        <w:gridCol w:w="351"/>
+        <w:gridCol w:w="1491"/>
+        <w:gridCol w:w="493"/>
+        <w:gridCol w:w="358"/>
+        <w:gridCol w:w="776"/>
+        <w:gridCol w:w="216"/>
+        <w:gridCol w:w="851"/>
+        <w:gridCol w:w="776"/>
+      </w:tblGrid>
+      <w:tr>
+        <w:trPr>
+          <w:trHeight w:val="600"/>
+        </w:trPr>
+        <w:tc>
+          <w:tcPr>
+            <w:tcW w:w="9923" w:type="dxa"/>
+            <w:gridSpan w:val="13"/>
+            <w:tcBorders>
+              <w:top w:val="nil"/>
+              <w:left w:val="nil"/>
+              <w:bottom w:val="nil"/>
+              <w:right w:val="nil"/>
+            </w:tcBorders>
+            <w:shd w:val="clear" w:color="auto" w:fill="auto"/>
+            <w:noWrap/>
+            <w:vAlign w:val="center"/>
+            <w:hideMark/>
+          </w:tcPr>
+          <w:p>
+            <w:pPr>
+              <w:widowControl/>
+              <w:jc w:val="center"/>
+              <w:rPr>
+                <w:rFonts w:ascii="宋体" w:eastAsia="宋体" w:hAnsi="宋体" w:cs="宋体"/>
+                <w:b/>
+                <w:bCs/>
+                <w:color w:val="000000"/>
+                <w:kern w:val="0"/>
+                <w:sz w:val="44"/>
+                <w:szCs w:val="44"/>
+              </w:rPr>
+            </w:pPr>
+            <w:r>
+              <w:rPr>
+                <w:rFonts w:ascii="宋体" w:eastAsia="宋体" w:hAnsi="宋体" w:cs="宋体" w:hint="eastAsia"/>
+                <w:b/>
+                <w:bCs/>
+                <w:color w:val="000000"/>
+                <w:kern w:val="0"/>
+                <w:sz w:val="36"/>
+                <w:szCs w:val="36"/>
+              </w:rPr>
+              <w:t>医疗设备验收报告</w:t>
+            </w:r>
+            <w:r>
+              <w:rPr>
+                <w:rFonts w:ascii="宋体" w:eastAsia="宋体" w:hAnsi="宋体" w:cs="宋体" w:hint="eastAsia"/>
+                <w:b/>
+                <w:bCs/>
+                <w:color w:val="000000"/>
+                <w:kern w:val="0"/>
+                <w:sz w:val="30"/>
+                <w:szCs w:val="30"/>
+              </w:rPr>
+              <w:t>（</w:t>
+            </w:r>
+            <w:r>
+              <w:rPr>
+                <w:rFonts w:ascii="宋体" w:eastAsia="宋体" w:hAnsi="宋体" w:cs="宋体" w:hint="eastAsia"/>
+                <w:b/>
+                <w:bCs/>
+                <w:color w:val="000000"/>
+                <w:kern w:val="0"/>
+                <w:sz w:val="32"/>
+                <w:szCs w:val="32"/>
+              </w:rPr>
+              <w:t>商务验收</w:t>
+            </w:r>
+            <w:r>
+              <w:rPr>
+                <w:rFonts w:ascii="宋体" w:eastAsia="宋体" w:hAnsi="宋体" w:cs="宋体" w:hint="eastAsia"/>
+                <w:b/>
+                <w:bCs/>
+                <w:color w:val="000000"/>
+                <w:kern w:val="0"/>
+                <w:sz w:val="30"/>
+                <w:szCs w:val="30"/>
+              </w:rPr>
+              <w:t>）</w:t>
+            </w:r>
+          </w:p>
+        </w:tc>
+      </w:tr>
+      <w:tr>
+        <w:trPr>
+          <w:trHeight w:val="499"/>
+        </w:trPr>
+        <w:tc>
+          <w:tcPr>
+            <w:tcW w:w="9923" w:type="dxa"/>
+            <w:gridSpan w:val="13"/>
+            <w:tcBorders>
+              <w:top w:val="nil"/>
+              <w:left w:val="nil"/>
+              <w:bottom w:val="single" w:sz="4" w:space="0" w:color="auto"/>
+              <w:right w:val="nil"/>
+            </w:tcBorders>
+            <w:shd w:val="clear" w:color="auto" w:fill="auto"/>
+            <w:noWrap/>
+            <w:vAlign w:val="center"/>
+            <w:hideMark/>
+          </w:tcPr>
+          <w:p>
+            <w:pPr>
+              <w:widowControl/>
+              <w:ind w:right="720" w:firstLineChars="3800" w:firstLine="6840"/>
+              <w:rPr>
+                <w:rFonts w:ascii="宋体" w:eastAsia="宋体" w:hAnsi="宋体" w:cs="宋体" w:hint="eastAsia"/>
+                <w:color w:val="000000"/>
+                <w:kern w:val="0"/>
+                <w:szCs w:val="21"/>
+              </w:rPr>
+            </w:pPr>
+            <w:r>
+              <w:rPr>
+                <w:rFonts w:ascii="宋体" w:eastAsia="宋体" w:hAnsi="宋体" w:cs="宋体" w:hint="eastAsia"/>
+                <w:sz w:val="18"/>
+                <w:szCs w:val="18"/>
+              </w:rPr>
+              <w:t>填表日期:</w:t>
+            </w:r>
+            <w:r>
+              <w:rPr>
+                <w:rFonts w:ascii="宋体" w:eastAsia="宋体" w:hAnsi="宋体" w:cs="宋体" w:hint="eastAsia"/>
+                <w:color w:val="000000"/>
+                <w:kern w:val="0"/>
+                <w:szCs w:val="21"/>
+              </w:rPr>
+              <w:t xml:space="preserve">     </w:t>
+            </w:r>
+          </w:p>
+        </w:tc>
+      </w:tr>
+      <w:tr>
+        <w:trPr>
+          <w:trHeight w:val="425"/>
+        </w:trPr>
+        <w:tc>
+          <w:tcPr>
+            <w:tcW w:w="1418" w:type="dxa"/>
+            <w:gridSpan w:val="2"/>
+            <w:tcBorders>
+              <w:top w:val="nil"/>
+              <w:left w:val="single" w:sz="4" w:space="0" w:color="auto"/>
+              <w:bottom w:val="single" w:sz="4" w:space="0" w:color="auto"/>
+              <w:right w:val="single" w:sz="4" w:space="0" w:color="auto"/>
+            </w:tcBorders>
+            <w:shd w:val="clear" w:color="auto" w:fill="auto"/>
+            <w:noWrap/>
+            <w:vAlign w:val="center"/>
+            <w:hideMark/>
+          </w:tcPr>
+          <w:p>
+            <w:pPr>
+              <w:widowControl/>
+              <w:jc w:val="center"/>
+              <w:rPr>
+                <w:rFonts w:ascii="宋体" w:eastAsia="宋体" w:hAnsi="宋体" w:cs="宋体" w:hint="eastAsia"/>
+                <w:sz w:val="18"/>
+                <w:szCs w:val="18"/>
+              </w:rPr>
+            </w:pPr>
+            <w:r>
+              <w:rPr>
+                <w:rFonts w:ascii="宋体" w:eastAsia="宋体" w:hAnsi="宋体" w:cs="宋体" w:hint="eastAsia"/>
+                <w:sz w:val="18"/>
+                <w:szCs w:val="18"/>
+              </w:rPr>
+              <w:t xml:space="preserve">设备财产编号 </w:t>
+            </w:r>
+          </w:p>
+        </w:tc>
+        <w:tc>
+          <w:tcPr>
+            <w:tcW w:w="2205" w:type="dxa"/>
+            <w:gridSpan w:val="2"/>
+            <w:tcBorders>
+              <w:top w:val="nil"/>
+              <w:left w:val="nil"/>
+              <w:bottom w:val="single" w:sz="4" w:space="0" w:color="auto"/>
+              <w:right w:val="single" w:sz="4" w:space="0" w:color="auto"/>
+            </w:tcBorders>
+            <w:shd w:val="clear" w:color="auto" w:fill="auto"/>
+            <w:noWrap/>
+            <w:vAlign w:val="center"/>
+            <w:hideMark/>
+          </w:tcPr>
+          <w:p>
+            <w:pPr>
+              <w:widowControl/>
+              <w:jc w:val="right"/>
+              <w:rPr>
+                <w:rFonts w:ascii="宋体" w:eastAsia="宋体" w:hAnsi="宋体" w:cs="宋体" w:hint="eastAsia"/>
+                <w:sz w:val="18"/>
+                <w:szCs w:val="18"/>
+              </w:rPr>
+            </w:pPr>
+            <w:r>
+              <w:rPr>
+                <w:sz w:val="20"/>
+                <w:szCs w:val="20"/>
+              </w:rPr>
+              <w:t>{{</w:t>
+            </w:r>
+            <w:proofErr w:type="spellStart"/>
+            <w:r>
+              <w:rPr>
+                <w:sz w:val="20"/>
+                <w:szCs w:val="20"/>
+              </w:rPr>
+              <w:t>financing_num</w:t>
+            </w:r>
+            <w:proofErr w:type="spellEnd"/>
+            <w:r>
+              <w:rPr>
+                <w:sz w:val="20"/>
+                <w:szCs w:val="20"/>
+              </w:rPr>
+              <w:t>}}</w:t>
+            </w:r>
+            <w:r>
+              <w:rPr>
+                <w:rFonts w:ascii="宋体" w:eastAsia="宋体" w:hAnsi="宋体" w:cs="宋体" w:hint="eastAsia"/>
+                <w:sz w:val="18"/>
+                <w:szCs w:val="18"/>
+              </w:rPr>
+              <w:t xml:space="preserve">　</w:t>
+            </w:r>
+          </w:p>
+        </w:tc>
+        <w:tc>
+          <w:tcPr>
+            <w:tcW w:w="1339" w:type="dxa"/>
+            <w:gridSpan w:val="2"/>
+            <w:tcBorders>
+              <w:top w:val="nil"/>
+              <w:left w:val="nil"/>
+              <w:bottom w:val="single" w:sz="4" w:space="0" w:color="auto"/>
+              <w:right w:val="single" w:sz="4" w:space="0" w:color="auto"/>
+            </w:tcBorders>
+            <w:shd w:val="clear" w:color="auto" w:fill="auto"/>
+            <w:noWrap/>
+            <w:vAlign w:val="center"/>
+            <w:hideMark/>
+          </w:tcPr>
+          <w:p>
+            <w:pPr>
+              <w:widowControl/>
+              <w:jc w:val="center"/>
+              <w:rPr>
+                <w:rFonts w:ascii="宋体" w:eastAsia="宋体" w:hAnsi="宋体" w:cs="宋体" w:hint="eastAsia"/>
+                <w:sz w:val="18"/>
+                <w:szCs w:val="18"/>
+              </w:rPr>
+            </w:pPr>
+            <w:r>
+              <w:rPr>
+                <w:rFonts w:ascii="宋体" w:eastAsia="宋体" w:hAnsi="宋体" w:cs="宋体" w:hint="eastAsia"/>
+                <w:sz w:val="18"/>
+                <w:szCs w:val="18"/>
+              </w:rPr>
+              <w:t>发票号</w:t>
+            </w:r>
+          </w:p>
+        </w:tc>
+        <w:tc>
+          <w:tcPr>
+            <w:tcW w:w="1984" w:type="dxa"/>
+            <w:gridSpan w:val="2"/>
+            <w:tcBorders>
+              <w:top w:val="nil"/>
+              <w:left w:val="nil"/>
+              <w:bottom w:val="single" w:sz="4" w:space="0" w:color="auto"/>
+              <w:right w:val="single" w:sz="4" w:space="0" w:color="auto"/>
+            </w:tcBorders>
+            <w:shd w:val="clear" w:color="auto" w:fill="auto"/>
+            <w:noWrap/>
+            <w:vAlign w:val="center"/>
+            <w:hideMark/>
+          </w:tcPr>
+          <w:p>
+            <w:pPr>
+              <w:widowControl/>
+              <w:jc w:val="right"/>
+              <w:rPr>
+                <w:rFonts w:ascii="宋体" w:eastAsia="宋体" w:hAnsi="宋体" w:cs="宋体" w:hint="eastAsia"/>
+                <w:sz w:val="18"/>
+                <w:szCs w:val="18"/>
+              </w:rPr>
+            </w:pPr>
+            <w:r>
+              <w:rPr>
+                <w:sz w:val="20"/>
+                <w:szCs w:val="20"/>
+              </w:rPr>
+              <w:t>{{</w:t>
+            </w:r>
+            <w:proofErr w:type="spellStart"/>
+            <w:r>
+              <w:rPr>
+                <w:sz w:val="20"/>
+                <w:szCs w:val="20"/>
+              </w:rPr>
+              <w:t>invoice_num</w:t>
+            </w:r>
+            <w:proofErr w:type="spellEnd"/>
+            <w:r>
+              <w:rPr>
+                <w:sz w:val="20"/>
+                <w:szCs w:val="20"/>
+              </w:rPr>
+              <w:t>}}</w:t>
+            </w:r>
+            <w:r>
+              <w:rPr>
+                <w:rFonts w:ascii="宋体" w:eastAsia="宋体" w:hAnsi="宋体" w:cs="宋体" w:hint="eastAsia"/>
+                <w:sz w:val="18"/>
+                <w:szCs w:val="18"/>
+              </w:rPr>
+              <w:t xml:space="preserve">　</w:t>
+            </w:r>
+          </w:p>
+        </w:tc>
+        <w:tc>
+          <w:tcPr>
+            <w:tcW w:w="1134" w:type="dxa"/>
+            <w:gridSpan w:val="2"/>
+            <w:tcBorders>
+              <w:top w:val="nil"/>
+              <w:left w:val="nil"/>
+              <w:bottom w:val="single" w:sz="4" w:space="0" w:color="auto"/>
+              <w:right w:val="single" w:sz="4" w:space="0" w:color="auto"/>
+            </w:tcBorders>
+            <w:shd w:val="clear" w:color="auto" w:fill="auto"/>
+            <w:noWrap/>
+            <w:vAlign w:val="center"/>
+            <w:hideMark/>
+          </w:tcPr>
+          <w:p>
+            <w:pPr>
+              <w:widowControl/>
+              <w:jc w:val="center"/>
+              <w:rPr>
+                <w:rFonts w:ascii="宋体" w:eastAsia="宋体" w:hAnsi="宋体" w:cs="宋体" w:hint="eastAsia"/>
+                <w:sz w:val="18"/>
+                <w:szCs w:val="18"/>
+              </w:rPr>
+            </w:pPr>
+            <w:r>
+              <w:rPr>
+                <w:rFonts w:ascii="宋体" w:eastAsia="宋体" w:hAnsi="宋体" w:cs="宋体" w:hint="eastAsia"/>
+                <w:sz w:val="18"/>
+                <w:szCs w:val="18"/>
+              </w:rPr>
+              <w:t>合同号</w:t>
+            </w:r>
+          </w:p>
+        </w:tc>
+        <w:tc>
+          <w:tcPr>
+            <w:tcW w:w="1843" w:type="dxa"/>
+            <w:gridSpan w:val="3"/>
+            <w:tcBorders>
+              <w:top w:val="nil"/>
+              <w:left w:val="nil"/>
+              <w:bottom w:val="single" w:sz="4" w:space="0" w:color="auto"/>
+              <w:right w:val="single" w:sz="4" w:space="0" w:color="auto"/>
+            </w:tcBorders>
+            <w:shd w:val="clear" w:color="auto" w:fill="auto"/>
+            <w:noWrap/>
+            <w:vAlign w:val="center"/>
+            <w:hideMark/>
+          </w:tcPr>
+          <w:p>
+            <w:pPr>
+              <w:widowControl/>
+              <w:jc w:val="center"/>
+              <w:rPr>
+                <w:rFonts w:ascii="宋体" w:eastAsia="宋体" w:hAnsi="宋体" w:cs="宋体" w:hint="eastAsia"/>
+                <w:sz w:val="18"/>
+                <w:szCs w:val="18"/>
+              </w:rPr>
+            </w:pPr>
+            <w:r>
+              <w:rPr>
+                <w:sz w:val="20"/>
+                <w:szCs w:val="20"/>
+              </w:rPr>
+              <w:t>{{</w:t>
+            </w:r>
+            <w:proofErr w:type="spellStart"/>
+            <w:r>
+              <w:rPr>
+                <w:sz w:val="20"/>
+                <w:szCs w:val="20"/>
+              </w:rPr>
+              <w:t>contract_num</w:t>
+            </w:r>
+            <w:proofErr w:type="spellEnd"/>
+            <w:r>
+              <w:rPr>
+                <w:sz w:val="20"/>
+                <w:szCs w:val="20"/>
+              </w:rPr>
+              <w:t>}}</w:t>
+            </w:r>
+            <w:r>
+              <w:rPr>
+                <w:rFonts w:ascii="宋体" w:eastAsia="宋体" w:hAnsi="宋体" w:cs="宋体" w:hint="eastAsia"/>
+                <w:sz w:val="18"/>
+                <w:szCs w:val="18"/>
+              </w:rPr>
+              <w:t xml:space="preserve">　</w:t>
+            </w:r>
+          </w:p>
+        </w:tc>
+      </w:tr>
+      <w:tr>
+        <w:trPr>
+          <w:trHeight w:val="425"/>
+        </w:trPr>
+        <w:tc>
+          <w:tcPr>
+            <w:tcW w:w="1418" w:type="dxa"/>
+            <w:gridSpan w:val="2"/>
+            <w:tcBorders>
+              <w:top w:val="single" w:sz="4" w:space="0" w:color="auto"/>
+              <w:left w:val="single" w:sz="4" w:space="0" w:color="auto"/>
+              <w:bottom w:val="single" w:sz="4" w:space="0" w:color="auto"/>
+              <w:right w:val="single" w:sz="4" w:space="0" w:color="auto"/>
+            </w:tcBorders>
+            <w:shd w:val="clear" w:color="auto" w:fill="auto"/>
+            <w:noWrap/>
+            <w:vAlign w:val="center"/>
+            <w:hideMark/>
+          </w:tcPr>
+          <w:p>
+            <w:pPr>
+              <w:widowControl/>
+              <w:jc w:val="center"/>
+              <w:rPr>
+                <w:rFonts w:ascii="宋体" w:eastAsia="宋体" w:hAnsi="宋体" w:cs="宋体" w:hint="eastAsia"/>
+                <w:sz w:val="18"/>
+                <w:szCs w:val="18"/>
+              </w:rPr>
+            </w:pPr>
+            <w:r>
+              <w:rPr>
+                <w:rFonts w:ascii="宋体" w:eastAsia="宋体" w:hAnsi="宋体" w:cs="宋体" w:hint="eastAsia"/>
+                <w:sz w:val="18"/>
+                <w:szCs w:val="18"/>
+              </w:rPr>
+              <w:t>设备名称</w:t>
+            </w:r>
+          </w:p>
+        </w:tc>
+        <w:tc>
+          <w:tcPr>
+            <w:tcW w:w="2205" w:type="dxa"/>
+            <w:gridSpan w:val="2"/>
+            <w:tcBorders>
+              <w:top w:val="nil"/>
+              <w:left w:val="nil"/>
+              <w:bottom w:val="single" w:sz="4" w:space="0" w:color="auto"/>
+              <w:right w:val="single" w:sz="4" w:space="0" w:color="auto"/>
+            </w:tcBorders>
+            <w:shd w:val="clear" w:color="auto" w:fill="auto"/>
+            <w:noWrap/>
+            <w:vAlign w:val="center"/>
+            <w:hideMark/>
+          </w:tcPr>
+          <w:p>
+            <w:pPr>
+              <w:widowControl/>
+              <w:jc w:val="right"/>
+              <w:rPr>
+                <w:rFonts w:ascii="宋体" w:eastAsia="宋体" w:hAnsi="宋体" w:cs="宋体" w:hint="eastAsia"/>
+                <w:sz w:val="18"/>
+                <w:szCs w:val="18"/>
+              </w:rPr>
+            </w:pPr>
+            <w:r>
+              <w:rPr>
+                <w:sz w:val="20"/>
+                <w:szCs w:val="20"/>
+              </w:rPr>
+              <w:t>{{</w:t>
+            </w:r>
+            <w:proofErr w:type="spellStart"/>
+            <w:r>
+              <w:rPr>
+                <w:sz w:val="20"/>
+                <w:szCs w:val="20"/>
+              </w:rPr>
+              <w:t>asset</w:t>
+            </w:r>
+            <w:r>
+              <w:rPr>
+                <w:rFonts w:hint="eastAsia"/>
+                <w:sz w:val="20"/>
+                <w:szCs w:val="20"/>
+              </w:rPr>
+              <w:t>_name</w:t>
+            </w:r>
+            <w:proofErr w:type="spellEnd"/>
+            <w:r>
+              <w:rPr>
+                <w:sz w:val="20"/>
+                <w:szCs w:val="20"/>
+              </w:rPr>
+              <w:t>}}</w:t>
+            </w:r>
+            <w:r>
+              <w:rPr>
+                <w:rFonts w:ascii="宋体" w:eastAsia="宋体" w:hAnsi="宋体" w:cs="宋体" w:hint="eastAsia"/>
+                <w:sz w:val="18"/>
+                <w:szCs w:val="18"/>
+              </w:rPr>
+              <w:t xml:space="preserve">　</w:t>
+            </w:r>
+          </w:p>
+        </w:tc>
+        <w:tc>
+          <w:tcPr>
+            <w:tcW w:w="1339" w:type="dxa"/>
+            <w:gridSpan w:val="2"/>
+            <w:tcBorders>
+              <w:top w:val="nil"/>
+              <w:left w:val="nil"/>
+              <w:bottom w:val="single" w:sz="4" w:space="0" w:color="auto"/>
+              <w:right w:val="single" w:sz="4" w:space="0" w:color="auto"/>
+            </w:tcBorders>
+            <w:shd w:val="clear" w:color="auto" w:fill="auto"/>
+            <w:noWrap/>
+            <w:vAlign w:val="center"/>
+            <w:hideMark/>
+          </w:tcPr>
+          <w:p>
+            <w:pPr>
+              <w:widowControl/>
+              <w:jc w:val="center"/>
+              <w:rPr>
+                <w:rFonts w:ascii="宋体" w:eastAsia="宋体" w:hAnsi="宋体" w:cs="宋体" w:hint="eastAsia"/>
+                <w:sz w:val="18"/>
+                <w:szCs w:val="18"/>
+              </w:rPr>
+            </w:pPr>
+            <w:r>
+              <w:rPr>
+                <w:rFonts w:ascii="宋体" w:eastAsia="宋体" w:hAnsi="宋体" w:cs="宋体" w:hint="eastAsia"/>
+                <w:sz w:val="18"/>
+                <w:szCs w:val="18"/>
+              </w:rPr>
+              <w:t>规格型号</w:t>
+            </w:r>
+          </w:p>
+        </w:tc>
+        <w:tc>
+          <w:tcPr>
+            <w:tcW w:w="1984" w:type="dxa"/>
+            <w:gridSpan w:val="2"/>
+            <w:tcBorders>
+              <w:top w:val="nil"/>
+              <w:left w:val="nil"/>
+              <w:bottom w:val="single" w:sz="4" w:space="0" w:color="auto"/>
+              <w:right w:val="single" w:sz="4" w:space="0" w:color="auto"/>
+            </w:tcBorders>
+            <w:shd w:val="clear" w:color="auto" w:fill="auto"/>
+            <w:noWrap/>
+            <w:vAlign w:val="center"/>
+            <w:hideMark/>
+          </w:tcPr>
+          <w:p>
+            <w:pPr>
+              <w:widowControl/>
+              <w:jc w:val="right"/>
+              <w:rPr>
+                <w:rFonts w:ascii="宋体" w:eastAsia="宋体" w:hAnsi="宋体" w:cs="宋体" w:hint="eastAsia"/>
+                <w:sz w:val="18"/>
+                <w:szCs w:val="18"/>
+              </w:rPr>
+            </w:pPr>
+            <w:r>
+              <w:rPr>
+                <w:sz w:val="20"/>
+                <w:szCs w:val="20"/>
+              </w:rPr>
+              <w:t>{{</w:t>
+            </w:r>
+            <w:proofErr w:type="spellStart"/>
+            <w:r>
+              <w:rPr>
+                <w:sz w:val="20"/>
+                <w:szCs w:val="20"/>
+              </w:rPr>
+              <w:t>function_type</w:t>
+            </w:r>
+            <w:proofErr w:type="spellEnd"/>
+            <w:r>
+              <w:rPr>
+                <w:sz w:val="20"/>
+                <w:szCs w:val="20"/>
+              </w:rPr>
+              <w:t>}}</w:t>
+            </w:r>
+            <w:r>
+              <w:rPr>
+                <w:rFonts w:ascii="宋体" w:eastAsia="宋体" w:hAnsi="宋体" w:cs="宋体" w:hint="eastAsia"/>
+                <w:sz w:val="18"/>
+                <w:szCs w:val="18"/>
+              </w:rPr>
+              <w:t xml:space="preserve">　</w:t>
+            </w:r>
+          </w:p>
+        </w:tc>
+        <w:tc>
+          <w:tcPr>
+            <w:tcW w:w="1134" w:type="dxa"/>
+            <w:gridSpan w:val="2"/>
+            <w:tcBorders>
+              <w:top w:val="nil"/>
+              <w:left w:val="nil"/>
+              <w:bottom w:val="single" w:sz="4" w:space="0" w:color="auto"/>
+              <w:right w:val="single" w:sz="4" w:space="0" w:color="auto"/>
+            </w:tcBorders>
+            <w:shd w:val="clear" w:color="auto" w:fill="auto"/>
+            <w:noWrap/>
+            <w:vAlign w:val="center"/>
+            <w:hideMark/>
+          </w:tcPr>
+          <w:p>
+            <w:pPr>
+              <w:widowControl/>
+              <w:jc w:val="center"/>
+              <w:rPr>
+                <w:rFonts w:ascii="宋体" w:eastAsia="宋体" w:hAnsi="宋体" w:cs="宋体" w:hint="eastAsia"/>
+                <w:sz w:val="18"/>
+                <w:szCs w:val="18"/>
+              </w:rPr>
+            </w:pPr>
+            <w:r>
+              <w:rPr>
+                <w:rFonts w:ascii="宋体" w:eastAsia="宋体" w:hAnsi="宋体" w:cs="宋体" w:hint="eastAsia"/>
+                <w:sz w:val="18"/>
+                <w:szCs w:val="18"/>
+              </w:rPr>
+              <w:t>数量</w:t>
+            </w:r>
+          </w:p>
+        </w:tc>
+        <w:tc>
+          <w:tcPr>
+            <w:tcW w:w="1843" w:type="dxa"/>
+            <w:gridSpan w:val="3"/>
+            <w:tcBorders>
+              <w:top w:val="single" w:sz="4" w:space="0" w:color="auto"/>
+              <w:left w:val="nil"/>
+              <w:bottom w:val="single" w:sz="4" w:space="0" w:color="auto"/>
+              <w:right w:val="single" w:sz="4" w:space="0" w:color="auto"/>
+            </w:tcBorders>
+            <w:shd w:val="clear" w:color="auto" w:fill="auto"/>
+            <w:noWrap/>
+            <w:vAlign w:val="center"/>
+            <w:hideMark/>
+          </w:tcPr>
+          <w:p>
+            <w:pPr>
+              <w:widowControl/>
+              <w:jc w:val="center"/>
+              <w:rPr>
+                <w:rFonts w:ascii="宋体" w:eastAsia="宋体" w:hAnsi="宋体" w:cs="宋体" w:hint="eastAsia"/>
+                <w:sz w:val="18"/>
+                <w:szCs w:val="18"/>
+              </w:rPr>
+            </w:pPr>
+            <w:bookmarkStart w:id="0" w:name="_GoBack"/>
+            <w:bookmarkEnd w:id="0"/>
+            <w:r>
+              <w:rPr>
+                <w:sz w:val="20"/>
+                <w:szCs w:val="20"/>
+              </w:rPr>
+              <w:t>{{</w:t>
+            </w:r>
+            <w:proofErr w:type="spellStart"/>
+            <w:r>
+              <w:rPr>
+                <w:sz w:val="20"/>
+                <w:szCs w:val="20"/>
+              </w:rPr>
+              <w:t>contract_qua</w:t>
+            </w:r>
+            <w:proofErr w:type="spellEnd"/>
+            <w:r>
+              <w:rPr>
+                <w:sz w:val="20"/>
+                <w:szCs w:val="20"/>
+              </w:rPr>
+              <w:t>}}</w:t>
+            </w:r>
+          </w:p>
+        </w:tc>
+      </w:tr>
+      <w:tr>
+        <w:trPr>
+          <w:trHeight w:val="425"/>
+        </w:trPr>
+        <w:tc>
+          <w:tcPr>
+            <w:tcW w:w="1418" w:type="dxa"/>
+            <w:gridSpan w:val="2"/>
+            <w:tcBorders>
+              <w:top w:val="single" w:sz="4" w:space="0" w:color="auto"/>
+              <w:left w:val="single" w:sz="4" w:space="0" w:color="auto"/>
+              <w:bottom w:val="single" w:sz="4" w:space="0" w:color="auto"/>
+              <w:right w:val="single" w:sz="4" w:space="0" w:color="auto"/>
+            </w:tcBorders>
+            <w:shd w:val="clear" w:color="auto" w:fill="auto"/>
+            <w:noWrap/>
+            <w:vAlign w:val="center"/>
+            <w:hideMark/>
+          </w:tcPr>
+          <w:p>
+            <w:pPr>
+              <w:widowControl/>
+              <w:jc w:val="center"/>
+              <w:rPr>
+                <w:rFonts w:ascii="宋体" w:eastAsia="宋体" w:hAnsi="宋体" w:cs="宋体" w:hint="eastAsia"/>
+                <w:sz w:val="18"/>
+                <w:szCs w:val="18"/>
+              </w:rPr>
+            </w:pPr>
+            <w:r>
+              <w:rPr>
+                <w:rFonts w:ascii="宋体" w:eastAsia="宋体" w:hAnsi="宋体" w:cs="宋体" w:hint="eastAsia"/>
+                <w:sz w:val="18"/>
+                <w:szCs w:val="18"/>
+              </w:rPr>
+              <w:t>设备所属科室</w:t>
+            </w:r>
+          </w:p>
+        </w:tc>
+        <w:tc>
+          <w:tcPr>
+            <w:tcW w:w="2205" w:type="dxa"/>
+            <w:gridSpan w:val="2"/>
+            <w:tcBorders>
+              <w:top w:val="nil"/>
+              <w:left w:val="nil"/>
+              <w:bottom w:val="single" w:sz="4" w:space="0" w:color="auto"/>
+              <w:right w:val="single" w:sz="4" w:space="0" w:color="auto"/>
+            </w:tcBorders>
+            <w:shd w:val="clear" w:color="auto" w:fill="auto"/>
+            <w:noWrap/>
+            <w:vAlign w:val="center"/>
+            <w:hideMark/>
+          </w:tcPr>
+          <w:p>
+            <w:pPr>
+              <w:widowControl/>
+              <w:jc w:val="right"/>
+              <w:rPr>
+                <w:rFonts w:ascii="宋体" w:eastAsia="宋体" w:hAnsi="宋体" w:cs="宋体" w:hint="eastAsia"/>
+                <w:sz w:val="18"/>
+                <w:szCs w:val="18"/>
+              </w:rPr>
+            </w:pPr>
+            <w:r>
+              <w:rPr>
+                <w:sz w:val="20"/>
+                <w:szCs w:val="20"/>
+              </w:rPr>
+              <w:t>{{</w:t>
+            </w:r>
+            <w:proofErr w:type="spellStart"/>
+            <w:r>
+              <w:rPr>
+                <w:sz w:val="20"/>
+                <w:szCs w:val="20"/>
+              </w:rPr>
+              <w:t>clinical_dept_name</w:t>
+            </w:r>
+            <w:proofErr w:type="spellEnd"/>
+            <w:r>
+              <w:rPr>
+                <w:sz w:val="20"/>
+                <w:szCs w:val="20"/>
+              </w:rPr>
+              <w:t>}}</w:t>
+            </w:r>
+            <w:r>
+              <w:rPr>
+                <w:rFonts w:ascii="宋体" w:eastAsia="宋体" w:hAnsi="宋体" w:cs="宋体" w:hint="eastAsia"/>
+                <w:sz w:val="18"/>
+                <w:szCs w:val="18"/>
+              </w:rPr>
+              <w:t xml:space="preserve">　</w:t>
+            </w:r>
+          </w:p>
+        </w:tc>
+        <w:tc>
+          <w:tcPr>
+            <w:tcW w:w="1339" w:type="dxa"/>
+            <w:gridSpan w:val="2"/>
+            <w:tcBorders>
+              <w:top w:val="nil"/>
+              <w:left w:val="nil"/>
+              <w:bottom w:val="single" w:sz="4" w:space="0" w:color="auto"/>
+              <w:right w:val="single" w:sz="4" w:space="0" w:color="auto"/>
+            </w:tcBorders>
+            <w:shd w:val="clear" w:color="auto" w:fill="auto"/>
+            <w:vAlign w:val="center"/>
+            <w:hideMark/>
+          </w:tcPr>
+          <w:p>
+            <w:pPr>
+              <w:widowControl/>
+              <w:jc w:val="center"/>
+              <w:rPr>
+                <w:rFonts w:ascii="宋体" w:eastAsia="宋体" w:hAnsi="宋体" w:cs="宋体" w:hint="eastAsia"/>
+                <w:sz w:val="18"/>
+                <w:szCs w:val="18"/>
+              </w:rPr>
+            </w:pPr>
+            <w:r>
+              <w:rPr>
+                <w:rFonts w:ascii="宋体" w:eastAsia="宋体" w:hAnsi="宋体" w:cs="宋体" w:hint="eastAsia"/>
+                <w:sz w:val="18"/>
+                <w:szCs w:val="18"/>
+              </w:rPr>
+              <w:t>设备电气安全</w:t>
+            </w:r>
+            <w:r>
+              <w:rPr>
+                <w:rFonts w:ascii="宋体" w:eastAsia="宋体" w:hAnsi="宋体" w:cs="宋体" w:hint="eastAsia"/>
+                <w:sz w:val="18"/>
+                <w:szCs w:val="18"/>
+              </w:rPr>
+              <w:br/>
+              <w:t>分类编码</w:t>
+            </w:r>
+          </w:p>
+        </w:tc>
+        <w:tc>
+          <w:tcPr>
+            <w:tcW w:w="1984" w:type="dxa"/>
+            <w:gridSpan w:val="2"/>
+            <w:tcBorders>
+              <w:top w:val="nil"/>
+              <w:left w:val="nil"/>
+              <w:bottom w:val="single" w:sz="4" w:space="0" w:color="auto"/>
+              <w:right w:val="single" w:sz="4" w:space="0" w:color="auto"/>
+            </w:tcBorders>
+            <w:shd w:val="clear" w:color="auto" w:fill="auto"/>
+            <w:noWrap/>
+            <w:vAlign w:val="center"/>
+            <w:hideMark/>
+          </w:tcPr>
+          <w:p>
+            <w:pPr>
+              <w:widowControl/>
+              <w:jc w:val="right"/>
+              <w:rPr>
+                <w:rFonts w:ascii="宋体" w:eastAsia="宋体" w:hAnsi="宋体" w:cs="宋体" w:hint="eastAsia"/>
+                <w:sz w:val="18"/>
+                <w:szCs w:val="18"/>
+              </w:rPr>
+            </w:pPr>
+            <w:r>
+              <w:rPr>
+                <w:rFonts w:ascii="宋体" w:eastAsia="宋体" w:hAnsi="宋体" w:cs="宋体" w:hint="eastAsia"/>
+                <w:sz w:val="18"/>
+                <w:szCs w:val="18"/>
+              </w:rPr>
+              <w:t xml:space="preserve">　</w:t>
+            </w:r>
+          </w:p>
+        </w:tc>
+        <w:tc>
+          <w:tcPr>
+            <w:tcW w:w="1134" w:type="dxa"/>
+            <w:gridSpan w:val="2"/>
+            <w:tcBorders>
+              <w:top w:val="nil"/>
+              <w:left w:val="nil"/>
+              <w:bottom w:val="single" w:sz="4" w:space="0" w:color="auto"/>
+              <w:right w:val="single" w:sz="4" w:space="0" w:color="auto"/>
+            </w:tcBorders>
+            <w:shd w:val="clear" w:color="auto" w:fill="auto"/>
+            <w:noWrap/>
+            <w:vAlign w:val="center"/>
+            <w:hideMark/>
+          </w:tcPr>
+          <w:p>
+            <w:pPr>
+              <w:widowControl/>
+              <w:jc w:val="center"/>
+              <w:rPr>
+                <w:rFonts w:ascii="宋体" w:eastAsia="宋体" w:hAnsi="宋体" w:cs="宋体" w:hint="eastAsia"/>
+                <w:sz w:val="18"/>
+                <w:szCs w:val="18"/>
+              </w:rPr>
+            </w:pPr>
+            <w:r>
+              <w:rPr>
+                <w:rFonts w:ascii="宋体" w:eastAsia="宋体" w:hAnsi="宋体" w:cs="宋体" w:hint="eastAsia"/>
+                <w:sz w:val="18"/>
+                <w:szCs w:val="18"/>
+              </w:rPr>
+              <w:t>合同价格</w:t>
+            </w:r>
+          </w:p>
+        </w:tc>
+        <w:tc>
+          <w:tcPr>
+            <w:tcW w:w="1843" w:type="dxa"/>
+            <w:gridSpan w:val="3"/>
+            <w:tcBorders>
+              <w:top w:val="single" w:sz="4" w:space="0" w:color="auto"/>
+              <w:left w:val="nil"/>
+              <w:bottom w:val="single" w:sz="4" w:space="0" w:color="auto"/>
+              <w:right w:val="single" w:sz="4" w:space="0" w:color="auto"/>
+            </w:tcBorders>
+            <w:shd w:val="clear" w:color="auto" w:fill="auto"/>
+            <w:noWrap/>
+            <w:vAlign w:val="center"/>
+            <w:hideMark/>
+          </w:tcPr>
+          <w:p>
+            <w:pPr>
+              <w:widowControl/>
+              <w:jc w:val="center"/>
+              <w:rPr>
+                <w:rFonts w:ascii="宋体" w:eastAsia="宋体" w:hAnsi="宋体" w:cs="宋体" w:hint="eastAsia"/>
+                <w:sz w:val="18"/>
+                <w:szCs w:val="18"/>
+              </w:rPr>
+            </w:pPr>
+            <w:r>
+              <w:rPr>
+                <w:sz w:val="20"/>
+                <w:szCs w:val="20"/>
+              </w:rPr>
+              <w:t>{{</w:t>
+            </w:r>
+            <w:proofErr w:type="spellStart"/>
+            <w:r>
+              <w:rPr>
+                <w:sz w:val="20"/>
+                <w:szCs w:val="20"/>
+              </w:rPr>
+              <w:t>contract_price</w:t>
+            </w:r>
+            <w:proofErr w:type="spellEnd"/>
+            <w:r>
+              <w:rPr>
+                <w:sz w:val="20"/>
+                <w:szCs w:val="20"/>
+              </w:rPr>
+              <w:t>}}</w:t>
+            </w:r>
+            <w:r>
+              <w:rPr>
+                <w:rFonts w:ascii="宋体" w:eastAsia="宋体" w:hAnsi="宋体" w:cs="宋体" w:hint="eastAsia"/>
+                <w:sz w:val="18"/>
+                <w:szCs w:val="18"/>
+              </w:rPr>
+              <w:t xml:space="preserve">　</w:t>
+            </w:r>
+          </w:p>
+        </w:tc>
+      </w:tr>
+      <w:tr>
+        <w:trPr>
+          <w:trHeight w:val="425"/>
+        </w:trPr>
+        <w:tc>
+          <w:tcPr>
+            <w:tcW w:w="1418" w:type="dxa"/>
+            <w:gridSpan w:val="2"/>
+            <w:tcBorders>
+              <w:top w:val="single" w:sz="4" w:space="0" w:color="auto"/>
+              <w:left w:val="single" w:sz="4" w:space="0" w:color="auto"/>
+              <w:bottom w:val="single" w:sz="4" w:space="0" w:color="auto"/>
+              <w:right w:val="single" w:sz="4" w:space="0" w:color="auto"/>
+            </w:tcBorders>
+            <w:shd w:val="clear" w:color="auto" w:fill="auto"/>
+            <w:noWrap/>
+            <w:vAlign w:val="center"/>
+            <w:hideMark/>
+          </w:tcPr>
+          <w:p>
+            <w:pPr>
+              <w:widowControl/>
+              <w:jc w:val="center"/>
+              <w:rPr>
+                <w:rFonts w:ascii="宋体" w:eastAsia="宋体" w:hAnsi="宋体" w:cs="宋体" w:hint="eastAsia"/>
+                <w:sz w:val="18"/>
+                <w:szCs w:val="18"/>
+              </w:rPr>
+            </w:pPr>
+            <w:r>
+              <w:rPr>
+                <w:rFonts w:ascii="宋体" w:eastAsia="宋体" w:hAnsi="宋体" w:cs="宋体" w:hint="eastAsia"/>
+                <w:sz w:val="18"/>
+                <w:szCs w:val="18"/>
+              </w:rPr>
+              <w:t>代理商</w:t>
+            </w:r>
+          </w:p>
+        </w:tc>
+        <w:tc>
+          <w:tcPr>
+            <w:tcW w:w="2205" w:type="dxa"/>
+            <w:gridSpan w:val="2"/>
+            <w:tcBorders>
+              <w:top w:val="nil"/>
+              <w:left w:val="nil"/>
+              <w:bottom w:val="single" w:sz="4" w:space="0" w:color="auto"/>
+              <w:right w:val="single" w:sz="4" w:space="0" w:color="auto"/>
+            </w:tcBorders>
+            <w:shd w:val="clear" w:color="auto" w:fill="auto"/>
+            <w:noWrap/>
+            <w:vAlign w:val="center"/>
+            <w:hideMark/>
+          </w:tcPr>
+          <w:p>
+            <w:pPr>
+              <w:widowControl/>
+              <w:jc w:val="right"/>
+              <w:rPr>
+                <w:rFonts w:ascii="宋体" w:eastAsia="宋体" w:hAnsi="宋体" w:cs="宋体" w:hint="eastAsia"/>
+                <w:sz w:val="18"/>
+                <w:szCs w:val="18"/>
+              </w:rPr>
+            </w:pPr>
+            <w:r>
+              <w:rPr>
+                <w:rFonts w:ascii="宋体" w:eastAsia="宋体" w:hAnsi="宋体" w:cs="宋体" w:hint="eastAsia"/>
+                <w:sz w:val="18"/>
+                <w:szCs w:val="18"/>
+              </w:rPr>
+              <w:t xml:space="preserve">　</w:t>
+            </w:r>
+          </w:p>
+        </w:tc>
+        <w:tc>
+          <w:tcPr>
+            <w:tcW w:w="1339" w:type="dxa"/>
+            <w:gridSpan w:val="2"/>
+            <w:tcBorders>
+              <w:top w:val="nil"/>
+              <w:left w:val="nil"/>
+              <w:bottom w:val="single" w:sz="4" w:space="0" w:color="auto"/>
+              <w:right w:val="single" w:sz="4" w:space="0" w:color="auto"/>
+            </w:tcBorders>
+            <w:shd w:val="clear" w:color="auto" w:fill="auto"/>
+            <w:vAlign w:val="center"/>
+            <w:hideMark/>
+          </w:tcPr>
+          <w:p>
+            <w:pPr>
+              <w:widowControl/>
+              <w:jc w:val="center"/>
+              <w:rPr>
+                <w:rFonts w:ascii="宋体" w:eastAsia="宋体" w:hAnsi="宋体" w:cs="宋体" w:hint="eastAsia"/>
+                <w:sz w:val="18"/>
+                <w:szCs w:val="18"/>
+              </w:rPr>
+            </w:pPr>
+            <w:r>
+              <w:rPr>
+                <w:rFonts w:ascii="宋体" w:eastAsia="宋体" w:hAnsi="宋体" w:cs="宋体" w:hint="eastAsia"/>
+                <w:sz w:val="18"/>
+                <w:szCs w:val="18"/>
+              </w:rPr>
+              <w:t>生产厂家</w:t>
+            </w:r>
+          </w:p>
+        </w:tc>
+        <w:tc>
+          <w:tcPr>
+            <w:tcW w:w="1984" w:type="dxa"/>
+            <w:gridSpan w:val="2"/>
+            <w:tcBorders>
+              <w:top w:val="nil"/>
+              <w:left w:val="nil"/>
+              <w:bottom w:val="single" w:sz="4" w:space="0" w:color="auto"/>
+              <w:right w:val="single" w:sz="4" w:space="0" w:color="auto"/>
+            </w:tcBorders>
+            <w:shd w:val="clear" w:color="auto" w:fill="auto"/>
+            <w:noWrap/>
+            <w:vAlign w:val="center"/>
+            <w:hideMark/>
+          </w:tcPr>
+          <w:p>
+            <w:pPr>
+              <w:widowControl/>
+              <w:jc w:val="right"/>
+              <w:rPr>
+                <w:rFonts w:ascii="宋体" w:eastAsia="宋体" w:hAnsi="宋体" w:cs="宋体" w:hint="eastAsia"/>
+                <w:sz w:val="18"/>
+                <w:szCs w:val="18"/>
+              </w:rPr>
+            </w:pPr>
+            <w:r>
+              <w:rPr>
+                <w:rFonts w:ascii="宋体" w:eastAsia="宋体" w:hAnsi="宋体" w:cs="宋体" w:hint="eastAsia"/>
+                <w:sz w:val="18"/>
+                <w:szCs w:val="18"/>
+              </w:rPr>
+              <w:t xml:space="preserve">　</w:t>
+            </w:r>
+          </w:p>
+        </w:tc>
+        <w:tc>
+          <w:tcPr>
+            <w:tcW w:w="1134" w:type="dxa"/>
+            <w:gridSpan w:val="2"/>
+            <w:tcBorders>
+              <w:top w:val="nil"/>
+              <w:left w:val="nil"/>
+              <w:bottom w:val="single" w:sz="4" w:space="0" w:color="auto"/>
+              <w:right w:val="single" w:sz="4" w:space="0" w:color="auto"/>
+            </w:tcBorders>
+            <w:shd w:val="clear" w:color="auto" w:fill="auto"/>
+            <w:noWrap/>
+            <w:vAlign w:val="center"/>
+            <w:hideMark/>
+          </w:tcPr>
+          <w:p>
+            <w:pPr>
+              <w:widowControl/>
+              <w:jc w:val="center"/>
+              <w:rPr>
+                <w:rFonts w:ascii="宋体" w:eastAsia="宋体" w:hAnsi="宋体" w:cs="宋体" w:hint="eastAsia"/>
+                <w:sz w:val="18"/>
+                <w:szCs w:val="18"/>
+              </w:rPr>
+            </w:pPr>
+            <w:r>
+              <w:rPr>
+                <w:rFonts w:ascii="宋体" w:eastAsia="宋体" w:hAnsi="宋体" w:cs="宋体" w:hint="eastAsia"/>
+                <w:sz w:val="18"/>
+                <w:szCs w:val="18"/>
+              </w:rPr>
+              <w:t>国别</w:t>
+            </w:r>
+          </w:p>
+        </w:tc>
+        <w:tc>
+          <w:tcPr>
+            <w:tcW w:w="1843" w:type="dxa"/>
+            <w:gridSpan w:val="3"/>
+            <w:tcBorders>
+              <w:top w:val="single" w:sz="4" w:space="0" w:color="auto"/>
+              <w:left w:val="nil"/>
+              <w:bottom w:val="single" w:sz="4" w:space="0" w:color="auto"/>
+              <w:right w:val="single" w:sz="4" w:space="0" w:color="auto"/>
+            </w:tcBorders>
+            <w:shd w:val="clear" w:color="auto" w:fill="auto"/>
+            <w:noWrap/>
+            <w:vAlign w:val="center"/>
+            <w:hideMark/>
+          </w:tcPr>
+          <w:p>
+            <w:pPr>
+              <w:widowControl/>
+              <w:jc w:val="center"/>
+              <w:rPr>
+                <w:rFonts w:ascii="宋体" w:eastAsia="宋体" w:hAnsi="宋体" w:cs="宋体" w:hint="eastAsia"/>
+                <w:sz w:val="18"/>
+                <w:szCs w:val="18"/>
+              </w:rPr>
+            </w:pPr>
+            <w:r>
+              <w:rPr>
+                <w:rFonts w:ascii="宋体" w:eastAsia="宋体" w:hAnsi="宋体" w:cs="宋体" w:hint="eastAsia"/>
+                <w:sz w:val="18"/>
+                <w:szCs w:val="18"/>
+              </w:rPr>
+              <w:t xml:space="preserve">　</w:t>
+            </w:r>
+          </w:p>
+        </w:tc>
+      </w:tr>
+      <w:tr>
+        <w:trPr>
+          <w:trHeight w:val="425"/>
+        </w:trPr>
+        <w:tc>
+          <w:tcPr>
+            <w:tcW w:w="1418" w:type="dxa"/>
+            <w:gridSpan w:val="2"/>
+            <w:tcBorders>
+              <w:top w:val="single" w:sz="4" w:space="0" w:color="auto"/>
+              <w:left w:val="single" w:sz="4" w:space="0" w:color="auto"/>
+              <w:bottom w:val="single" w:sz="4" w:space="0" w:color="auto"/>
+              <w:right w:val="single" w:sz="4" w:space="0" w:color="auto"/>
+            </w:tcBorders>
+            <w:shd w:val="clear" w:color="auto" w:fill="auto"/>
+            <w:noWrap/>
+            <w:vAlign w:val="center"/>
+            <w:hideMark/>
+          </w:tcPr>
+          <w:p>
+            <w:pPr>
+              <w:widowControl/>
+              <w:jc w:val="center"/>
+              <w:rPr>
+                <w:rFonts w:ascii="宋体" w:eastAsia="宋体" w:hAnsi="宋体" w:cs="宋体" w:hint="eastAsia"/>
+                <w:sz w:val="18"/>
+                <w:szCs w:val="18"/>
+              </w:rPr>
+            </w:pPr>
+            <w:r>
+              <w:rPr>
+                <w:rFonts w:ascii="宋体" w:eastAsia="宋体" w:hAnsi="宋体" w:cs="宋体" w:hint="eastAsia"/>
+                <w:sz w:val="18"/>
+                <w:szCs w:val="18"/>
+              </w:rPr>
+              <w:t>合同到货期</w:t>
+            </w:r>
+          </w:p>
+        </w:tc>
+        <w:tc>
+          <w:tcPr>
+            <w:tcW w:w="2205" w:type="dxa"/>
+            <w:gridSpan w:val="2"/>
+            <w:tcBorders>
+              <w:top w:val="nil"/>
+              <w:left w:val="nil"/>
+              <w:bottom w:val="single" w:sz="4" w:space="0" w:color="auto"/>
+              <w:right w:val="single" w:sz="4" w:space="0" w:color="auto"/>
+            </w:tcBorders>
+            <w:shd w:val="clear" w:color="auto" w:fill="auto"/>
+            <w:noWrap/>
+            <w:vAlign w:val="center"/>
+            <w:hideMark/>
+          </w:tcPr>
+          <w:p>
+            <w:pPr>
+              <w:widowControl/>
+              <w:jc w:val="right"/>
+              <w:rPr>
+                <w:rFonts w:ascii="宋体" w:eastAsia="宋体" w:hAnsi="宋体" w:cs="宋体" w:hint="eastAsia"/>
+                <w:sz w:val="18"/>
+                <w:szCs w:val="18"/>
+              </w:rPr>
+            </w:pPr>
+            <w:r>
+              <w:rPr>
+                <w:rFonts w:ascii="宋体" w:eastAsia="宋体" w:hAnsi="宋体" w:cs="宋体" w:hint="eastAsia"/>
+                <w:sz w:val="18"/>
+                <w:szCs w:val="18"/>
+              </w:rPr>
+              <w:t xml:space="preserve">　</w:t>
+            </w:r>
+          </w:p>
+        </w:tc>
+        <w:tc>
+          <w:tcPr>
+            <w:tcW w:w="1339" w:type="dxa"/>
+            <w:gridSpan w:val="2"/>
+            <w:tcBorders>
+              <w:top w:val="nil"/>
+              <w:left w:val="nil"/>
+              <w:bottom w:val="single" w:sz="4" w:space="0" w:color="auto"/>
+              <w:right w:val="single" w:sz="4" w:space="0" w:color="auto"/>
+            </w:tcBorders>
+            <w:shd w:val="clear" w:color="auto" w:fill="auto"/>
+            <w:vAlign w:val="center"/>
+            <w:hideMark/>
+          </w:tcPr>
+          <w:p>
+            <w:pPr>
+              <w:widowControl/>
+              <w:jc w:val="center"/>
+              <w:rPr>
+                <w:rFonts w:ascii="宋体" w:eastAsia="宋体" w:hAnsi="宋体" w:cs="宋体" w:hint="eastAsia"/>
+                <w:sz w:val="18"/>
+                <w:szCs w:val="18"/>
+              </w:rPr>
+            </w:pPr>
+            <w:r>
+              <w:rPr>
+                <w:rFonts w:ascii="宋体" w:eastAsia="宋体" w:hAnsi="宋体" w:cs="宋体" w:hint="eastAsia"/>
+                <w:sz w:val="18"/>
+                <w:szCs w:val="18"/>
+              </w:rPr>
+              <w:t>实际到货期</w:t>
+            </w:r>
+          </w:p>
+        </w:tc>
+        <w:tc>
+          <w:tcPr>
+            <w:tcW w:w="1984" w:type="dxa"/>
+            <w:gridSpan w:val="2"/>
+            <w:tcBorders>
+              <w:top w:val="nil"/>
+              <w:left w:val="nil"/>
+              <w:bottom w:val="single" w:sz="4" w:space="0" w:color="auto"/>
+              <w:right w:val="single" w:sz="4" w:space="0" w:color="auto"/>
+            </w:tcBorders>
+            <w:shd w:val="clear" w:color="auto" w:fill="auto"/>
+            <w:noWrap/>
+            <w:vAlign w:val="center"/>
+            <w:hideMark/>
+          </w:tcPr>
+          <w:p>
+            <w:pPr>
+              <w:widowControl/>
+              <w:jc w:val="right"/>
+              <w:rPr>
+                <w:rFonts w:ascii="宋体" w:eastAsia="宋体" w:hAnsi="宋体" w:cs="宋体" w:hint="eastAsia"/>
+                <w:sz w:val="18"/>
+                <w:szCs w:val="18"/>
+              </w:rPr>
+            </w:pPr>
+            <w:r>
+              <w:rPr>
+                <w:rFonts w:ascii="宋体" w:eastAsia="宋体" w:hAnsi="宋体" w:cs="宋体" w:hint="eastAsia"/>
+                <w:sz w:val="18"/>
+                <w:szCs w:val="18"/>
+              </w:rPr>
+              <w:t xml:space="preserve">　</w:t>
+            </w:r>
+          </w:p>
+        </w:tc>
+        <w:tc>
+          <w:tcPr>
+            <w:tcW w:w="1134" w:type="dxa"/>
+            <w:gridSpan w:val="2"/>
+            <w:tcBorders>
+              <w:top w:val="nil"/>
+              <w:left w:val="nil"/>
+              <w:bottom w:val="single" w:sz="4" w:space="0" w:color="auto"/>
+              <w:right w:val="single" w:sz="4" w:space="0" w:color="auto"/>
+            </w:tcBorders>
+            <w:shd w:val="clear" w:color="auto" w:fill="auto"/>
+            <w:noWrap/>
+            <w:vAlign w:val="center"/>
+            <w:hideMark/>
+          </w:tcPr>
+          <w:p>
+            <w:pPr>
+              <w:widowControl/>
+              <w:jc w:val="center"/>
+              <w:rPr>
+                <w:rFonts w:ascii="宋体" w:eastAsia="宋体" w:hAnsi="宋体" w:cs="宋体" w:hint="eastAsia"/>
+                <w:sz w:val="18"/>
+                <w:szCs w:val="18"/>
+              </w:rPr>
+            </w:pPr>
+            <w:r>
+              <w:rPr>
+                <w:rFonts w:ascii="宋体" w:eastAsia="宋体" w:hAnsi="宋体" w:cs="宋体" w:hint="eastAsia"/>
+                <w:sz w:val="18"/>
+                <w:szCs w:val="18"/>
+              </w:rPr>
+              <w:t>索赔期</w:t>
+            </w:r>
+          </w:p>
+        </w:tc>
+        <w:tc>
+          <w:tcPr>
+            <w:tcW w:w="1843" w:type="dxa"/>
+            <w:gridSpan w:val="3"/>
+            <w:tcBorders>
+              <w:top w:val="single" w:sz="4" w:space="0" w:color="auto"/>
+              <w:left w:val="nil"/>
+              <w:bottom w:val="single" w:sz="4" w:space="0" w:color="auto"/>
+              <w:right w:val="single" w:sz="4" w:space="0" w:color="auto"/>
+            </w:tcBorders>
+            <w:shd w:val="clear" w:color="auto" w:fill="auto"/>
+            <w:noWrap/>
+            <w:vAlign w:val="center"/>
+            <w:hideMark/>
+          </w:tcPr>
+          <w:p>
+            <w:pPr>
+              <w:widowControl/>
+              <w:jc w:val="center"/>
+              <w:rPr>
+                <w:rFonts w:ascii="宋体" w:eastAsia="宋体" w:hAnsi="宋体" w:cs="宋体" w:hint="eastAsia"/>
+                <w:sz w:val="18"/>
+                <w:szCs w:val="18"/>
+              </w:rPr>
+            </w:pPr>
+            <w:r>
+              <w:rPr>
+                <w:rFonts w:ascii="宋体" w:eastAsia="宋体" w:hAnsi="宋体" w:cs="宋体" w:hint="eastAsia"/>
+                <w:sz w:val="18"/>
+                <w:szCs w:val="18"/>
+              </w:rPr>
+              <w:t xml:space="preserve">　</w:t>
+            </w:r>
+          </w:p>
+        </w:tc>
+      </w:tr>
+      <w:tr>
+        <w:trPr>
+          <w:trHeight w:val="425"/>
+        </w:trPr>
+        <w:tc>
+          <w:tcPr>
+            <w:tcW w:w="1418" w:type="dxa"/>
+            <w:gridSpan w:val="2"/>
+            <w:tcBorders>
+              <w:top w:val="single" w:sz="4" w:space="0" w:color="auto"/>
+              <w:left w:val="single" w:sz="4" w:space="0" w:color="auto"/>
+              <w:bottom w:val="single" w:sz="4" w:space="0" w:color="auto"/>
+              <w:right w:val="single" w:sz="4" w:space="0" w:color="auto"/>
+            </w:tcBorders>
+            <w:shd w:val="clear" w:color="auto" w:fill="auto"/>
+            <w:noWrap/>
+            <w:vAlign w:val="center"/>
+            <w:hideMark/>
+          </w:tcPr>
+          <w:p>
+            <w:pPr>
+              <w:widowControl/>
+              <w:jc w:val="center"/>
+              <w:rPr>
+                <w:rFonts w:ascii="宋体" w:eastAsia="宋体" w:hAnsi="宋体" w:cs="宋体" w:hint="eastAsia"/>
+                <w:sz w:val="18"/>
+                <w:szCs w:val="18"/>
+              </w:rPr>
+            </w:pPr>
+            <w:r>
+              <w:rPr>
+                <w:rFonts w:ascii="宋体" w:eastAsia="宋体" w:hAnsi="宋体" w:cs="宋体" w:hint="eastAsia"/>
+                <w:sz w:val="18"/>
+                <w:szCs w:val="18"/>
+              </w:rPr>
+              <w:t>是否外贸采购</w:t>
+            </w:r>
+          </w:p>
+        </w:tc>
+        <w:tc>
+          <w:tcPr>
+            <w:tcW w:w="2205" w:type="dxa"/>
+            <w:gridSpan w:val="2"/>
+            <w:tcBorders>
+              <w:top w:val="nil"/>
+              <w:left w:val="nil"/>
+              <w:bottom w:val="single" w:sz="4" w:space="0" w:color="auto"/>
+              <w:right w:val="single" w:sz="4" w:space="0" w:color="auto"/>
+            </w:tcBorders>
+            <w:shd w:val="clear" w:color="auto" w:fill="auto"/>
+            <w:noWrap/>
+            <w:vAlign w:val="center"/>
+            <w:hideMark/>
+          </w:tcPr>
+          <w:p>
+            <w:pPr>
+              <w:widowControl/>
+              <w:jc w:val="center"/>
+              <w:rPr>
+                <w:rFonts w:ascii="宋体" w:eastAsia="宋体" w:hAnsi="宋体" w:cs="宋体" w:hint="eastAsia"/>
+                <w:sz w:val="18"/>
+                <w:szCs w:val="18"/>
+              </w:rPr>
+            </w:pPr>
+            <w:r>
+              <w:rPr>
+                <w:rFonts w:ascii="宋体" w:eastAsia="宋体" w:hAnsi="宋体" w:cs="宋体" w:hint="eastAsia"/>
+                <w:sz w:val="18"/>
+                <w:szCs w:val="18"/>
+              </w:rPr>
+              <w:t>□是   □否</w:t>
+            </w:r>
+          </w:p>
+        </w:tc>
+        <w:tc>
+          <w:tcPr>
+            <w:tcW w:w="1339" w:type="dxa"/>
+            <w:gridSpan w:val="2"/>
+            <w:tcBorders>
+              <w:top w:val="nil"/>
+              <w:left w:val="nil"/>
+              <w:bottom w:val="single" w:sz="4" w:space="0" w:color="auto"/>
+              <w:right w:val="single" w:sz="4" w:space="0" w:color="auto"/>
+            </w:tcBorders>
+            <w:shd w:val="clear" w:color="auto" w:fill="auto"/>
+            <w:vAlign w:val="center"/>
+            <w:hideMark/>
+          </w:tcPr>
+          <w:p>
+            <w:pPr>
+              <w:widowControl/>
+              <w:jc w:val="center"/>
+              <w:rPr>
+                <w:rFonts w:ascii="宋体" w:eastAsia="宋体" w:hAnsi="宋体" w:cs="宋体" w:hint="eastAsia"/>
+                <w:sz w:val="18"/>
+                <w:szCs w:val="18"/>
+              </w:rPr>
+            </w:pPr>
+            <w:r>
+              <w:rPr>
+                <w:rFonts w:ascii="宋体" w:eastAsia="宋体" w:hAnsi="宋体" w:cs="宋体" w:hint="eastAsia"/>
+                <w:sz w:val="18"/>
+                <w:szCs w:val="18"/>
+              </w:rPr>
+              <w:t>外贸代理商</w:t>
+            </w:r>
+          </w:p>
+        </w:tc>
+        <w:tc>
+          <w:tcPr>
+            <w:tcW w:w="4961" w:type="dxa"/>
+            <w:gridSpan w:val="7"/>
+            <w:tcBorders>
+              <w:top w:val="single" w:sz="4" w:space="0" w:color="auto"/>
+              <w:left w:val="nil"/>
+              <w:bottom w:val="single" w:sz="4" w:space="0" w:color="auto"/>
+              <w:right w:val="single" w:sz="4" w:space="0" w:color="auto"/>
+            </w:tcBorders>
+            <w:shd w:val="clear" w:color="auto" w:fill="auto"/>
+            <w:noWrap/>
+            <w:vAlign w:val="center"/>
+            <w:hideMark/>
+          </w:tcPr>
+          <w:p>
+            <w:pPr>
+              <w:widowControl/>
+              <w:jc w:val="center"/>
+              <w:rPr>
+                <w:rFonts w:ascii="宋体" w:eastAsia="宋体" w:hAnsi="宋体" w:cs="宋体" w:hint="eastAsia"/>
+                <w:sz w:val="18"/>
+                <w:szCs w:val="18"/>
+              </w:rPr>
+            </w:pPr>
+            <w:r>
+              <w:rPr>
+                <w:rFonts w:ascii="宋体" w:eastAsia="宋体" w:hAnsi="宋体" w:cs="宋体" w:hint="eastAsia"/>
+                <w:sz w:val="18"/>
+                <w:szCs w:val="18"/>
+              </w:rPr>
+              <w:t xml:space="preserve">　</w:t>
+            </w:r>
+          </w:p>
+        </w:tc>
+      </w:tr>
+      <w:tr>
+        <w:trPr>
+          <w:trHeight w:val="425"/>
+        </w:trPr>
+        <w:tc>
+          <w:tcPr>
+            <w:tcW w:w="1418" w:type="dxa"/>
+            <w:gridSpan w:val="2"/>
+            <w:tcBorders>
+              <w:top w:val="single" w:sz="4" w:space="0" w:color="auto"/>
+              <w:left w:val="single" w:sz="4" w:space="0" w:color="auto"/>
+              <w:bottom w:val="single" w:sz="4" w:space="0" w:color="auto"/>
+              <w:right w:val="single" w:sz="4" w:space="0" w:color="auto"/>
+            </w:tcBorders>
+            <w:shd w:val="clear" w:color="auto" w:fill="auto"/>
+            <w:noWrap/>
+            <w:vAlign w:val="center"/>
+            <w:hideMark/>
+          </w:tcPr>
+          <w:p>
+            <w:pPr>
+              <w:widowControl/>
+              <w:jc w:val="center"/>
+              <w:rPr>
+                <w:rFonts w:ascii="宋体" w:eastAsia="宋体" w:hAnsi="宋体" w:cs="宋体" w:hint="eastAsia"/>
+                <w:sz w:val="18"/>
+                <w:szCs w:val="18"/>
+              </w:rPr>
+            </w:pPr>
+            <w:r>
+              <w:rPr>
+                <w:rFonts w:ascii="宋体" w:eastAsia="宋体" w:hAnsi="宋体" w:cs="宋体" w:hint="eastAsia"/>
+                <w:sz w:val="18"/>
+                <w:szCs w:val="18"/>
+              </w:rPr>
+              <w:t>到货验收时间</w:t>
+            </w:r>
+          </w:p>
+        </w:tc>
+        <w:tc>
+          <w:tcPr>
+            <w:tcW w:w="2205" w:type="dxa"/>
+            <w:gridSpan w:val="2"/>
+            <w:tcBorders>
+              <w:top w:val="nil"/>
+              <w:left w:val="nil"/>
+              <w:bottom w:val="single" w:sz="4" w:space="0" w:color="auto"/>
+              <w:right w:val="single" w:sz="4" w:space="0" w:color="auto"/>
+            </w:tcBorders>
+            <w:shd w:val="clear" w:color="auto" w:fill="auto"/>
+            <w:noWrap/>
+            <w:vAlign w:val="center"/>
+            <w:hideMark/>
+          </w:tcPr>
+          <w:p>
+            <w:pPr>
+              <w:widowControl/>
+              <w:jc w:val="right"/>
+              <w:rPr>
+                <w:rFonts w:ascii="宋体" w:eastAsia="宋体" w:hAnsi="宋体" w:cs="宋体" w:hint="eastAsia"/>
+                <w:sz w:val="18"/>
+                <w:szCs w:val="18"/>
+              </w:rPr>
+            </w:pPr>
+            <w:r>
+              <w:rPr>
+                <w:rFonts w:ascii="宋体" w:eastAsia="宋体" w:hAnsi="宋体" w:cs="宋体" w:hint="eastAsia"/>
+                <w:sz w:val="18"/>
+                <w:szCs w:val="18"/>
+              </w:rPr>
+              <w:t xml:space="preserve">    年  月  日 </w:t>
+            </w:r>
+          </w:p>
+        </w:tc>
+        <w:tc>
+          <w:tcPr>
+            <w:tcW w:w="1339" w:type="dxa"/>
+            <w:gridSpan w:val="2"/>
+            <w:tcBorders>
+              <w:top w:val="nil"/>
+              <w:left w:val="nil"/>
+              <w:bottom w:val="single" w:sz="4" w:space="0" w:color="auto"/>
+              <w:right w:val="single" w:sz="4" w:space="0" w:color="auto"/>
+            </w:tcBorders>
+            <w:shd w:val="clear" w:color="auto" w:fill="auto"/>
+            <w:vAlign w:val="center"/>
+            <w:hideMark/>
+          </w:tcPr>
+          <w:p>
+            <w:pPr>
+              <w:widowControl/>
+              <w:jc w:val="center"/>
+              <w:rPr>
+                <w:rFonts w:ascii="宋体" w:eastAsia="宋体" w:hAnsi="宋体" w:cs="宋体" w:hint="eastAsia"/>
+                <w:sz w:val="18"/>
+                <w:szCs w:val="18"/>
+              </w:rPr>
+            </w:pPr>
+            <w:r>
+              <w:rPr>
+                <w:rFonts w:ascii="宋体" w:eastAsia="宋体" w:hAnsi="宋体" w:cs="宋体" w:hint="eastAsia"/>
+                <w:sz w:val="18"/>
+                <w:szCs w:val="18"/>
+              </w:rPr>
+              <w:t>验收结束时间</w:t>
+            </w:r>
+          </w:p>
+        </w:tc>
+        <w:tc>
+          <w:tcPr>
+            <w:tcW w:w="4961" w:type="dxa"/>
+            <w:gridSpan w:val="7"/>
+            <w:tcBorders>
+              <w:top w:val="single" w:sz="4" w:space="0" w:color="auto"/>
+              <w:left w:val="nil"/>
+              <w:bottom w:val="single" w:sz="4" w:space="0" w:color="auto"/>
+              <w:right w:val="single" w:sz="4" w:space="0" w:color="auto"/>
+            </w:tcBorders>
+            <w:shd w:val="clear" w:color="auto" w:fill="auto"/>
+            <w:noWrap/>
+            <w:vAlign w:val="center"/>
+            <w:hideMark/>
+          </w:tcPr>
+          <w:p>
+            <w:pPr>
+              <w:widowControl/>
+              <w:jc w:val="center"/>
+              <w:rPr>
+                <w:rFonts w:ascii="宋体" w:eastAsia="宋体" w:hAnsi="宋体" w:cs="宋体" w:hint="eastAsia"/>
+                <w:sz w:val="18"/>
+                <w:szCs w:val="18"/>
+              </w:rPr>
+            </w:pPr>
+            <w:r>
+              <w:rPr>
+                <w:rFonts w:ascii="宋体" w:eastAsia="宋体" w:hAnsi="宋体" w:cs="宋体" w:hint="eastAsia"/>
+                <w:sz w:val="18"/>
+                <w:szCs w:val="18"/>
+              </w:rPr>
+              <w:t xml:space="preserve">     年    月    日</w:t>
+            </w:r>
+          </w:p>
+        </w:tc>
+      </w:tr>
+      <w:tr>
+        <w:trPr>
+          <w:trHeight w:val="425"/>
+        </w:trPr>
+        <w:tc>
+          <w:tcPr>
+            <w:tcW w:w="9923" w:type="dxa"/>
+            <w:gridSpan w:val="13"/>
+            <w:tcBorders>
+              <w:top w:val="single" w:sz="4" w:space="0" w:color="auto"/>
+              <w:left w:val="single" w:sz="4" w:space="0" w:color="auto"/>
+              <w:bottom w:val="single" w:sz="4" w:space="0" w:color="auto"/>
+              <w:right w:val="single" w:sz="4" w:space="0" w:color="auto"/>
+            </w:tcBorders>
+            <w:shd w:val="clear" w:color="auto" w:fill="auto"/>
+            <w:noWrap/>
+            <w:vAlign w:val="center"/>
+            <w:hideMark/>
+          </w:tcPr>
+          <w:p>
+            <w:pPr>
+              <w:widowControl/>
+              <w:jc w:val="left"/>
+              <w:rPr>
+                <w:rFonts w:ascii="宋体" w:eastAsia="宋体" w:hAnsi="宋体" w:cs="宋体" w:hint="eastAsia"/>
+                <w:sz w:val="18"/>
+                <w:szCs w:val="18"/>
+              </w:rPr>
+            </w:pPr>
+            <w:r>
+              <w:rPr>
+                <w:rFonts w:ascii="宋体" w:eastAsia="宋体" w:hAnsi="宋体" w:cs="宋体" w:hint="eastAsia"/>
+                <w:sz w:val="18"/>
+                <w:szCs w:val="18"/>
+              </w:rPr>
+              <w:t xml:space="preserve">运输方式：□空运；□铁运；□海运； 运单号：               </w:t>
+            </w:r>
+          </w:p>
+        </w:tc>
+      </w:tr>
+      <w:tr>
+        <w:trPr>
+          <w:trHeight w:val="425"/>
+        </w:trPr>
+        <w:tc>
+          <w:tcPr>
+            <w:tcW w:w="9923" w:type="dxa"/>
+            <w:gridSpan w:val="13"/>
+            <w:tcBorders>
+              <w:top w:val="single" w:sz="4" w:space="0" w:color="auto"/>
+              <w:left w:val="single" w:sz="4" w:space="0" w:color="auto"/>
+              <w:bottom w:val="single" w:sz="4" w:space="0" w:color="auto"/>
+              <w:right w:val="single" w:sz="4" w:space="0" w:color="auto"/>
+            </w:tcBorders>
+            <w:shd w:val="clear" w:color="auto" w:fill="auto"/>
+            <w:noWrap/>
+            <w:vAlign w:val="center"/>
+            <w:hideMark/>
+          </w:tcPr>
+          <w:p>
+            <w:pPr>
+              <w:widowControl/>
+              <w:jc w:val="left"/>
+              <w:rPr>
+                <w:rFonts w:ascii="宋体" w:eastAsia="宋体" w:hAnsi="宋体" w:cs="宋体" w:hint="eastAsia"/>
+                <w:sz w:val="18"/>
+                <w:szCs w:val="18"/>
+              </w:rPr>
+            </w:pPr>
+            <w:r>
+              <w:rPr>
+                <w:rFonts w:ascii="宋体" w:eastAsia="宋体" w:hAnsi="宋体" w:cs="宋体" w:hint="eastAsia"/>
+                <w:sz w:val="18"/>
+                <w:szCs w:val="18"/>
+              </w:rPr>
+              <w:t>包装：□木箱；□纸箱；共  箱。 与合同 □相符；□不相符</w:t>
+            </w:r>
+          </w:p>
+        </w:tc>
+      </w:tr>
+      <w:tr>
+        <w:trPr>
+          <w:trHeight w:val="425"/>
+        </w:trPr>
+        <w:tc>
+          <w:tcPr>
+            <w:tcW w:w="9923" w:type="dxa"/>
+            <w:gridSpan w:val="13"/>
+            <w:tcBorders>
+              <w:top w:val="single" w:sz="4" w:space="0" w:color="auto"/>
+              <w:left w:val="single" w:sz="4" w:space="0" w:color="auto"/>
+              <w:bottom w:val="single" w:sz="4" w:space="0" w:color="auto"/>
+              <w:right w:val="single" w:sz="4" w:space="0" w:color="auto"/>
+            </w:tcBorders>
+            <w:shd w:val="clear" w:color="auto" w:fill="auto"/>
+            <w:vAlign w:val="center"/>
+            <w:hideMark/>
+          </w:tcPr>
+          <w:p>
+            <w:pPr>
+              <w:widowControl/>
+              <w:jc w:val="left"/>
+              <w:rPr>
+                <w:rFonts w:ascii="宋体" w:eastAsia="宋体" w:hAnsi="宋体" w:cs="宋体" w:hint="eastAsia"/>
+                <w:sz w:val="18"/>
+                <w:szCs w:val="18"/>
+              </w:rPr>
+            </w:pPr>
+            <w:r>
+              <w:rPr>
+                <w:rFonts w:ascii="宋体" w:eastAsia="宋体" w:hAnsi="宋体" w:cs="宋体" w:hint="eastAsia"/>
+                <w:sz w:val="18"/>
+                <w:szCs w:val="18"/>
+              </w:rPr>
+              <w:t xml:space="preserve">外观：□无损；□有残损，共  箱，箱号为：       </w:t>
+            </w:r>
+            <w:r>
+              <w:rPr>
+                <w:rFonts w:ascii="宋体" w:eastAsia="宋体" w:hAnsi="宋体" w:cs="宋体" w:hint="eastAsia"/>
+                <w:sz w:val="18"/>
+                <w:szCs w:val="18"/>
+              </w:rPr>
+              <w:br/>
+              <w:t>防倾斜运输变色标记：□无；□有；□未变色；□已变色</w:t>
+            </w:r>
+          </w:p>
+        </w:tc>
+      </w:tr>
+      <w:tr>
+        <w:trPr>
+          <w:trHeight w:val="425"/>
+        </w:trPr>
+        <w:tc>
+          <w:tcPr>
+            <w:tcW w:w="9923" w:type="dxa"/>
+            <w:gridSpan w:val="13"/>
+            <w:tcBorders>
+              <w:top w:val="single" w:sz="4" w:space="0" w:color="auto"/>
+              <w:left w:val="single" w:sz="4" w:space="0" w:color="auto"/>
+              <w:bottom w:val="single" w:sz="4" w:space="0" w:color="auto"/>
+              <w:right w:val="single" w:sz="4" w:space="0" w:color="auto"/>
+            </w:tcBorders>
+            <w:shd w:val="clear" w:color="auto" w:fill="auto"/>
+            <w:noWrap/>
+            <w:vAlign w:val="center"/>
+            <w:hideMark/>
+          </w:tcPr>
+          <w:p>
+            <w:pPr>
+              <w:widowControl/>
+              <w:jc w:val="left"/>
+              <w:rPr>
+                <w:rFonts w:ascii="宋体" w:eastAsia="宋体" w:hAnsi="宋体" w:cs="宋体" w:hint="eastAsia"/>
+                <w:sz w:val="18"/>
+                <w:szCs w:val="18"/>
+              </w:rPr>
+            </w:pPr>
+            <w:r>
+              <w:rPr>
+                <w:rFonts w:ascii="宋体" w:eastAsia="宋体" w:hAnsi="宋体" w:cs="宋体" w:hint="eastAsia"/>
+                <w:sz w:val="18"/>
+                <w:szCs w:val="18"/>
+              </w:rPr>
+              <w:t>内部开箱：□无损；□有残损，共  箱，箱号为：</w:t>
+            </w:r>
+          </w:p>
+        </w:tc>
+      </w:tr>
+      <w:tr>
+        <w:trPr>
+          <w:trHeight w:val="425"/>
+        </w:trPr>
+        <w:tc>
+          <w:tcPr>
+            <w:tcW w:w="9923" w:type="dxa"/>
+            <w:gridSpan w:val="13"/>
+            <w:tcBorders>
+              <w:top w:val="single" w:sz="4" w:space="0" w:color="auto"/>
+              <w:left w:val="single" w:sz="4" w:space="0" w:color="auto"/>
+              <w:bottom w:val="single" w:sz="4" w:space="0" w:color="auto"/>
+              <w:right w:val="single" w:sz="4" w:space="0" w:color="auto"/>
+            </w:tcBorders>
+            <w:shd w:val="clear" w:color="auto" w:fill="auto"/>
+            <w:noWrap/>
+            <w:vAlign w:val="center"/>
+            <w:hideMark/>
+          </w:tcPr>
+          <w:p>
+            <w:pPr>
+              <w:widowControl/>
+              <w:jc w:val="center"/>
+              <w:rPr>
+                <w:rFonts w:ascii="宋体" w:eastAsia="宋体" w:hAnsi="宋体" w:cs="宋体" w:hint="eastAsia"/>
+                <w:b/>
+                <w:bCs/>
+                <w:color w:val="000000"/>
+                <w:kern w:val="0"/>
+                <w:szCs w:val="21"/>
+              </w:rPr>
+            </w:pPr>
+            <w:r>
+              <w:rPr>
+                <w:rFonts w:ascii="宋体" w:eastAsia="宋体" w:hAnsi="宋体" w:cs="宋体" w:hint="eastAsia"/>
+                <w:b/>
+                <w:bCs/>
+                <w:color w:val="000000"/>
+                <w:kern w:val="0"/>
+                <w:szCs w:val="21"/>
+              </w:rPr>
+              <w:t>配置清单</w:t>
+            </w:r>
+          </w:p>
+        </w:tc>
+      </w:tr>
+      <w:tr>
+        <w:trPr>
+          <w:trHeight w:val="425"/>
+        </w:trPr>
+        <w:tc>
+          <w:tcPr>
+            <w:tcW w:w="709" w:type="dxa"/>
+            <w:tcBorders>
+              <w:top w:val="nil"/>
+              <w:left w:val="single" w:sz="4" w:space="0" w:color="auto"/>
+              <w:bottom w:val="single" w:sz="4" w:space="0" w:color="auto"/>
+              <w:right w:val="single" w:sz="4" w:space="0" w:color="auto"/>
+            </w:tcBorders>
+            <w:shd w:val="clear" w:color="auto" w:fill="auto"/>
+            <w:noWrap/>
+            <w:vAlign w:val="center"/>
+            <w:hideMark/>
+          </w:tcPr>
+          <w:p>
+            <w:pPr>
+              <w:widowControl/>
+              <w:jc w:val="center"/>
+              <w:rPr>
+                <w:rFonts w:ascii="宋体" w:eastAsia="宋体" w:hAnsi="宋体" w:cs="宋体" w:hint="eastAsia"/>
+                <w:sz w:val="18"/>
+                <w:szCs w:val="18"/>
+              </w:rPr>
+            </w:pPr>
+            <w:r>
+              <w:rPr>
+                <w:rFonts w:ascii="宋体" w:eastAsia="宋体" w:hAnsi="宋体" w:cs="宋体" w:hint="eastAsia"/>
+                <w:sz w:val="18"/>
+                <w:szCs w:val="18"/>
+              </w:rPr>
+              <w:t>箱号</w:t>
+            </w:r>
+          </w:p>
+        </w:tc>
+        <w:tc>
+          <w:tcPr>
+            <w:tcW w:w="1800" w:type="dxa"/>
+            <w:gridSpan w:val="2"/>
+            <w:tcBorders>
+              <w:top w:val="nil"/>
+              <w:left w:val="nil"/>
+              <w:bottom w:val="single" w:sz="4" w:space="0" w:color="auto"/>
+              <w:right w:val="single" w:sz="4" w:space="0" w:color="auto"/>
+            </w:tcBorders>
+            <w:shd w:val="clear" w:color="auto" w:fill="auto"/>
+            <w:noWrap/>
+            <w:vAlign w:val="center"/>
+            <w:hideMark/>
+          </w:tcPr>
+          <w:p>
+            <w:pPr>
+              <w:widowControl/>
+              <w:jc w:val="center"/>
+              <w:rPr>
+                <w:rFonts w:ascii="宋体" w:eastAsia="宋体" w:hAnsi="宋体" w:cs="宋体" w:hint="eastAsia"/>
+                <w:sz w:val="18"/>
+                <w:szCs w:val="18"/>
+              </w:rPr>
+            </w:pPr>
+            <w:r>
+              <w:rPr>
+                <w:rFonts w:ascii="宋体" w:eastAsia="宋体" w:hAnsi="宋体" w:cs="宋体" w:hint="eastAsia"/>
+                <w:sz w:val="18"/>
+                <w:szCs w:val="18"/>
+              </w:rPr>
+              <w:t>部件编号</w:t>
+            </w:r>
+          </w:p>
+        </w:tc>
+        <w:tc>
+          <w:tcPr>
+            <w:tcW w:w="2102" w:type="dxa"/>
+            <w:gridSpan w:val="2"/>
+            <w:tcBorders>
+              <w:top w:val="nil"/>
+              <w:left w:val="nil"/>
+              <w:bottom w:val="single" w:sz="4" w:space="0" w:color="auto"/>
+              <w:right w:val="single" w:sz="4" w:space="0" w:color="auto"/>
+            </w:tcBorders>
+            <w:shd w:val="clear" w:color="auto" w:fill="auto"/>
+            <w:vAlign w:val="center"/>
+          </w:tcPr>
+          <w:p>
+            <w:pPr>
+              <w:widowControl/>
+              <w:jc w:val="center"/>
+              <w:rPr>
+                <w:rFonts w:ascii="宋体" w:eastAsia="宋体" w:hAnsi="宋体" w:cs="宋体" w:hint="eastAsia"/>
+                <w:sz w:val="18"/>
+                <w:szCs w:val="18"/>
+              </w:rPr>
+            </w:pPr>
+            <w:r>
+              <w:rPr>
+                <w:rFonts w:ascii="宋体" w:eastAsia="宋体" w:hAnsi="宋体" w:cs="宋体" w:hint="eastAsia"/>
+                <w:sz w:val="18"/>
+                <w:szCs w:val="18"/>
+              </w:rPr>
+              <w:t>品名</w:t>
+            </w:r>
+          </w:p>
+        </w:tc>
+        <w:tc>
+          <w:tcPr>
+            <w:tcW w:w="1842" w:type="dxa"/>
+            <w:gridSpan w:val="2"/>
+            <w:tcBorders>
+              <w:top w:val="nil"/>
+              <w:left w:val="nil"/>
+              <w:bottom w:val="single" w:sz="4" w:space="0" w:color="auto"/>
+              <w:right w:val="single" w:sz="4" w:space="0" w:color="auto"/>
+            </w:tcBorders>
+            <w:shd w:val="clear" w:color="auto" w:fill="auto"/>
+            <w:vAlign w:val="center"/>
+          </w:tcPr>
+          <w:p>
+            <w:pPr>
+              <w:widowControl/>
+              <w:jc w:val="center"/>
+              <w:rPr>
+                <w:rFonts w:ascii="宋体" w:eastAsia="宋体" w:hAnsi="宋体" w:cs="宋体" w:hint="eastAsia"/>
+                <w:sz w:val="18"/>
+                <w:szCs w:val="18"/>
+              </w:rPr>
+            </w:pPr>
+            <w:r>
+              <w:rPr>
+                <w:rFonts w:ascii="宋体" w:eastAsia="宋体" w:hAnsi="宋体" w:cs="宋体" w:hint="eastAsia"/>
+                <w:sz w:val="18"/>
+                <w:szCs w:val="18"/>
+              </w:rPr>
+              <w:t>型号</w:t>
+            </w:r>
+          </w:p>
+        </w:tc>
+        <w:tc>
+          <w:tcPr>
+            <w:tcW w:w="851" w:type="dxa"/>
+            <w:gridSpan w:val="2"/>
+            <w:tcBorders>
+              <w:top w:val="nil"/>
+              <w:left w:val="nil"/>
+              <w:bottom w:val="single" w:sz="4" w:space="0" w:color="auto"/>
+              <w:right w:val="single" w:sz="4" w:space="0" w:color="auto"/>
+            </w:tcBorders>
+            <w:shd w:val="clear" w:color="auto" w:fill="auto"/>
+            <w:vAlign w:val="center"/>
+          </w:tcPr>
+          <w:p>
+            <w:pPr>
+              <w:widowControl/>
+              <w:jc w:val="center"/>
+              <w:rPr>
+                <w:rFonts w:ascii="宋体" w:eastAsia="宋体" w:hAnsi="宋体" w:cs="宋体" w:hint="eastAsia"/>
+                <w:sz w:val="18"/>
+                <w:szCs w:val="18"/>
+              </w:rPr>
+            </w:pPr>
+            <w:r>
+              <w:rPr>
+                <w:rFonts w:ascii="宋体" w:eastAsia="宋体" w:hAnsi="宋体" w:cs="宋体" w:hint="eastAsia"/>
+                <w:sz w:val="18"/>
+                <w:szCs w:val="18"/>
+              </w:rPr>
+              <w:t>合同数量</w:t>
+            </w:r>
+          </w:p>
+        </w:tc>
+        <w:tc>
+          <w:tcPr>
+            <w:tcW w:w="992" w:type="dxa"/>
+            <w:gridSpan w:val="2"/>
+            <w:tcBorders>
+              <w:top w:val="nil"/>
+              <w:left w:val="nil"/>
+              <w:bottom w:val="single" w:sz="4" w:space="0" w:color="auto"/>
+              <w:right w:val="single" w:sz="4" w:space="0" w:color="auto"/>
+            </w:tcBorders>
+            <w:shd w:val="clear" w:color="auto" w:fill="auto"/>
+            <w:vAlign w:val="center"/>
+          </w:tcPr>
+          <w:p>
+            <w:pPr>
+              <w:widowControl/>
+              <w:jc w:val="center"/>
+              <w:rPr>
+                <w:rFonts w:ascii="宋体" w:eastAsia="宋体" w:hAnsi="宋体" w:cs="宋体" w:hint="eastAsia"/>
+                <w:sz w:val="18"/>
+                <w:szCs w:val="18"/>
+              </w:rPr>
+            </w:pPr>
+            <w:r>
+              <w:rPr>
+                <w:rFonts w:ascii="宋体" w:eastAsia="宋体" w:hAnsi="宋体" w:cs="宋体" w:hint="eastAsia"/>
+                <w:sz w:val="18"/>
+                <w:szCs w:val="18"/>
+              </w:rPr>
+              <w:t>实际验收</w:t>
+            </w:r>
+            <w:r>
+              <w:rPr>
+                <w:rFonts w:ascii="宋体" w:eastAsia="宋体" w:hAnsi="宋体" w:cs="宋体" w:hint="eastAsia"/>
+                <w:sz w:val="18"/>
+                <w:szCs w:val="18"/>
+              </w:rPr>
+              <w:br/>
+              <w:t>数量</w:t>
+            </w:r>
+          </w:p>
+        </w:tc>
+        <w:tc>
+          <w:tcPr>
+            <w:tcW w:w="851" w:type="dxa"/>
+            <w:tcBorders>
+              <w:top w:val="nil"/>
+              <w:left w:val="nil"/>
+              <w:bottom w:val="single" w:sz="4" w:space="0" w:color="auto"/>
+              <w:right w:val="single" w:sz="4" w:space="0" w:color="auto"/>
+            </w:tcBorders>
+            <w:shd w:val="clear" w:color="auto" w:fill="auto"/>
+            <w:vAlign w:val="center"/>
+          </w:tcPr>
+          <w:p>
+            <w:pPr>
+              <w:widowControl/>
+              <w:jc w:val="center"/>
+              <w:rPr>
+                <w:rFonts w:ascii="宋体" w:eastAsia="宋体" w:hAnsi="宋体" w:cs="宋体" w:hint="eastAsia"/>
+                <w:sz w:val="18"/>
+                <w:szCs w:val="18"/>
+              </w:rPr>
+            </w:pPr>
+            <w:r>
+              <w:rPr>
+                <w:rFonts w:ascii="宋体" w:eastAsia="宋体" w:hAnsi="宋体" w:cs="宋体" w:hint="eastAsia"/>
+                <w:sz w:val="18"/>
+                <w:szCs w:val="18"/>
+              </w:rPr>
+              <w:t>盈+/亏-</w:t>
+            </w:r>
+          </w:p>
+        </w:tc>
+        <w:tc>
+          <w:tcPr>
+            <w:tcW w:w="776" w:type="dxa"/>
+            <w:tcBorders>
+              <w:top w:val="nil"/>
+              <w:left w:val="nil"/>
+              <w:bottom w:val="single" w:sz="4" w:space="0" w:color="auto"/>
+              <w:right w:val="single" w:sz="4" w:space="0" w:color="auto"/>
+            </w:tcBorders>
+            <w:shd w:val="clear" w:color="auto" w:fill="auto"/>
+            <w:noWrap/>
+            <w:vAlign w:val="center"/>
+            <w:hideMark/>
+          </w:tcPr>
+          <w:p>
+            <w:pPr>
+              <w:widowControl/>
+              <w:jc w:val="center"/>
+              <w:rPr>
+                <w:rFonts w:ascii="宋体" w:eastAsia="宋体" w:hAnsi="宋体" w:cs="宋体" w:hint="eastAsia"/>
+                <w:sz w:val="18"/>
+                <w:szCs w:val="18"/>
+              </w:rPr>
+            </w:pPr>
+            <w:r>
+              <w:rPr>
+                <w:rFonts w:ascii="宋体" w:eastAsia="宋体" w:hAnsi="宋体" w:cs="宋体" w:hint="eastAsia"/>
+                <w:sz w:val="18"/>
+                <w:szCs w:val="18"/>
+              </w:rPr>
+              <w:t>备注</w:t>
+            </w:r>
+          </w:p>
+        </w:tc>
+      </w:tr>
+      <w:tr>
+        <w:trPr>
+          <w:trHeight w:val="425"/>
+        </w:trPr>
+        <w:tc>
+          <w:tcPr>
+            <w:tcW w:w="709" w:type="dxa"/>
+            <w:tcBorders>
+              <w:top w:val="nil"/>
+              <w:left w:val="single" w:sz="4" w:space="0" w:color="auto"/>
+              <w:bottom w:val="single" w:sz="4" w:space="0" w:color="auto"/>
+              <w:right w:val="single" w:sz="4" w:space="0" w:color="auto"/>
+            </w:tcBorders>
+            <w:shd w:val="clear" w:color="auto" w:fill="auto"/>
+            <w:noWrap/>
+            <w:vAlign w:val="center"/>
+          </w:tcPr>
+          <w:p>
+            <w:pPr>
+              <w:widowControl/>
+              <w:jc w:val="center"/>
+              <w:rPr>
+                <w:rFonts w:ascii="宋体" w:eastAsia="宋体" w:hAnsi="宋体" w:cs="宋体" w:hint="eastAsia"/>
+                <w:sz w:val="18"/>
+                <w:szCs w:val="18"/>
+              </w:rPr>
+            </w:pPr>
+          </w:p>
+        </w:tc>
+        <w:tc>
+          <w:tcPr>
+            <w:tcW w:w="1800" w:type="dxa"/>
+            <w:gridSpan w:val="2"/>
+            <w:tcBorders>
+              <w:top w:val="nil"/>
+              <w:left w:val="nil"/>
+              <w:bottom w:val="single" w:sz="4" w:space="0" w:color="auto"/>
+              <w:right w:val="single" w:sz="4" w:space="0" w:color="auto"/>
+            </w:tcBorders>
+            <w:shd w:val="clear" w:color="auto" w:fill="auto"/>
+            <w:noWrap/>
+            <w:vAlign w:val="center"/>
+          </w:tcPr>
+          <w:p>
+            <w:pPr>
+              <w:widowControl/>
+              <w:jc w:val="center"/>
+              <w:rPr>
+                <w:rFonts w:ascii="宋体" w:eastAsia="宋体" w:hAnsi="宋体" w:cs="宋体" w:hint="eastAsia"/>
+                <w:sz w:val="18"/>
+                <w:szCs w:val="18"/>
+              </w:rPr>
+            </w:pPr>
+          </w:p>
+        </w:tc>
+        <w:tc>
+          <w:tcPr>
+            <w:tcW w:w="2102" w:type="dxa"/>
+            <w:gridSpan w:val="2"/>
+            <w:tcBorders>
+              <w:top w:val="nil"/>
+              <w:left w:val="nil"/>
+              <w:bottom w:val="single" w:sz="4" w:space="0" w:color="auto"/>
+              <w:right w:val="single" w:sz="4" w:space="0" w:color="auto"/>
+            </w:tcBorders>
+            <w:shd w:val="clear" w:color="auto" w:fill="auto"/>
+            <w:vAlign w:val="center"/>
+          </w:tcPr>
+          <w:p>
+            <w:pPr>
+              <w:widowControl/>
+              <w:jc w:val="center"/>
+              <w:rPr>
+                <w:rFonts w:ascii="宋体" w:eastAsia="宋体" w:hAnsi="宋体" w:cs="宋体" w:hint="eastAsia"/>
+                <w:sz w:val="18"/>
+                <w:szCs w:val="18"/>
+              </w:rPr>
+            </w:pPr>
+          </w:p>
+        </w:tc>
+        <w:tc>
+          <w:tcPr>
+            <w:tcW w:w="1842" w:type="dxa"/>
+            <w:gridSpan w:val="2"/>
+            <w:tcBorders>
+              <w:top w:val="nil"/>
+              <w:left w:val="nil"/>
+              <w:bottom w:val="single" w:sz="4" w:space="0" w:color="auto"/>
+              <w:right w:val="single" w:sz="4" w:space="0" w:color="auto"/>
+            </w:tcBorders>
+            <w:shd w:val="clear" w:color="auto" w:fill="auto"/>
+            <w:vAlign w:val="center"/>
+          </w:tcPr>
+          <w:p>
+            <w:pPr>
+              <w:widowControl/>
+              <w:jc w:val="center"/>
+              <w:rPr>
+                <w:rFonts w:ascii="宋体" w:eastAsia="宋体" w:hAnsi="宋体" w:cs="宋体" w:hint="eastAsia"/>
+                <w:sz w:val="18"/>
+                <w:szCs w:val="18"/>
+              </w:rPr>
+            </w:pPr>
+          </w:p>
+        </w:tc>
+        <w:tc>
+          <w:tcPr>
+            <w:tcW w:w="851" w:type="dxa"/>
+            <w:gridSpan w:val="2"/>
+            <w:tcBorders>
+              <w:top w:val="nil"/>
+              <w:left w:val="nil"/>
+              <w:bottom w:val="single" w:sz="4" w:space="0" w:color="auto"/>
+              <w:right w:val="single" w:sz="4" w:space="0" w:color="auto"/>
+            </w:tcBorders>
+            <w:shd w:val="clear" w:color="auto" w:fill="auto"/>
+            <w:vAlign w:val="center"/>
+          </w:tcPr>
+          <w:p>
+            <w:pPr>
+              <w:widowControl/>
+              <w:jc w:val="center"/>
+              <w:rPr>
+                <w:rFonts w:ascii="宋体" w:eastAsia="宋体" w:hAnsi="宋体" w:cs="宋体" w:hint="eastAsia"/>
+                <w:sz w:val="18"/>
+                <w:szCs w:val="18"/>
+              </w:rPr>
+            </w:pPr>
+          </w:p>
+        </w:tc>
+        <w:tc>
+          <w:tcPr>
+            <w:tcW w:w="992" w:type="dxa"/>
+            <w:gridSpan w:val="2"/>
+            <w:tcBorders>
+              <w:top w:val="nil"/>
+              <w:left w:val="nil"/>
+              <w:bottom w:val="single" w:sz="4" w:space="0" w:color="auto"/>
+              <w:right w:val="single" w:sz="4" w:space="0" w:color="auto"/>
+            </w:tcBorders>
+            <w:shd w:val="clear" w:color="auto" w:fill="auto"/>
+            <w:vAlign w:val="center"/>
+          </w:tcPr>
+          <w:p>
+            <w:pPr>
+              <w:widowControl/>
+              <w:jc w:val="center"/>
+              <w:rPr>
+                <w:rFonts w:ascii="宋体" w:eastAsia="宋体" w:hAnsi="宋体" w:cs="宋体" w:hint="eastAsia"/>
+                <w:sz w:val="18"/>
+                <w:szCs w:val="18"/>
+              </w:rPr>
+            </w:pPr>
+          </w:p>
+        </w:tc>
+        <w:tc>
+          <w:tcPr>
+            <w:tcW w:w="851" w:type="dxa"/>
+            <w:tcBorders>
+              <w:top w:val="nil"/>
+              <w:left w:val="nil"/>
+              <w:bottom w:val="single" w:sz="4" w:space="0" w:color="auto"/>
+              <w:right w:val="single" w:sz="4" w:space="0" w:color="auto"/>
+            </w:tcBorders>
+            <w:shd w:val="clear" w:color="auto" w:fill="auto"/>
+            <w:vAlign w:val="center"/>
+          </w:tcPr>
+          <w:p>
+            <w:pPr>
+              <w:widowControl/>
+              <w:jc w:val="center"/>
+              <w:rPr>
+                <w:rFonts w:ascii="宋体" w:eastAsia="宋体" w:hAnsi="宋体" w:cs="宋体" w:hint="eastAsia"/>
+                <w:sz w:val="18"/>
+                <w:szCs w:val="18"/>
+              </w:rPr>
+            </w:pPr>
+          </w:p>
+        </w:tc>
+        <w:tc>
+          <w:tcPr>
+            <w:tcW w:w="776" w:type="dxa"/>
+            <w:tcBorders>
+              <w:top w:val="nil"/>
+              <w:left w:val="nil"/>
+              <w:bottom w:val="single" w:sz="4" w:space="0" w:color="auto"/>
+              <w:right w:val="single" w:sz="4" w:space="0" w:color="auto"/>
+            </w:tcBorders>
+            <w:shd w:val="clear" w:color="auto" w:fill="auto"/>
+            <w:noWrap/>
+            <w:vAlign w:val="center"/>
+          </w:tcPr>
+          <w:p>
+            <w:pPr>
+              <w:widowControl/>
+              <w:jc w:val="center"/>
+              <w:rPr>
+                <w:rFonts w:ascii="宋体" w:eastAsia="宋体" w:hAnsi="宋体" w:cs="宋体" w:hint="eastAsia"/>
+                <w:sz w:val="18"/>
+                <w:szCs w:val="18"/>
+              </w:rPr>
+            </w:pPr>
+          </w:p>
+        </w:tc>
+      </w:tr>
+      <w:tr>
+        <w:trPr>
+          <w:trHeight w:val="425"/>
+        </w:trPr>
+        <w:tc>
+          <w:tcPr>
+            <w:tcW w:w="709" w:type="dxa"/>
+            <w:tcBorders>
+              <w:top w:val="nil"/>
+              <w:left w:val="single" w:sz="4" w:space="0" w:color="auto"/>
+              <w:bottom w:val="single" w:sz="4" w:space="0" w:color="auto"/>
+              <w:right w:val="single" w:sz="4" w:space="0" w:color="auto"/>
+            </w:tcBorders>
+            <w:shd w:val="clear" w:color="auto" w:fill="auto"/>
+            <w:noWrap/>
+            <w:vAlign w:val="center"/>
+          </w:tcPr>
+          <w:p>
+            <w:pPr>
+              <w:widowControl/>
+              <w:jc w:val="center"/>
+              <w:rPr>
+                <w:rFonts w:ascii="宋体" w:eastAsia="宋体" w:hAnsi="宋体" w:cs="宋体" w:hint="eastAsia"/>
+                <w:sz w:val="18"/>
+                <w:szCs w:val="18"/>
+              </w:rPr>
+            </w:pPr>
+          </w:p>
+        </w:tc>
+        <w:tc>
+          <w:tcPr>
+            <w:tcW w:w="1800" w:type="dxa"/>
+            <w:gridSpan w:val="2"/>
+            <w:tcBorders>
+              <w:top w:val="nil"/>
+              <w:left w:val="nil"/>
+              <w:bottom w:val="single" w:sz="4" w:space="0" w:color="auto"/>
+              <w:right w:val="single" w:sz="4" w:space="0" w:color="auto"/>
+            </w:tcBorders>
+            <w:shd w:val="clear" w:color="auto" w:fill="auto"/>
+            <w:noWrap/>
+            <w:vAlign w:val="center"/>
+          </w:tcPr>
+          <w:p>
+            <w:pPr>
+              <w:widowControl/>
+              <w:jc w:val="center"/>
+              <w:rPr>
+                <w:rFonts w:ascii="宋体" w:eastAsia="宋体" w:hAnsi="宋体" w:cs="宋体" w:hint="eastAsia"/>
+                <w:sz w:val="18"/>
+                <w:szCs w:val="18"/>
+              </w:rPr>
+            </w:pPr>
+          </w:p>
+        </w:tc>
+        <w:tc>
+          <w:tcPr>
+            <w:tcW w:w="2102" w:type="dxa"/>
+            <w:gridSpan w:val="2"/>
+            <w:tcBorders>
+              <w:top w:val="nil"/>
+              <w:left w:val="nil"/>
+              <w:bottom w:val="single" w:sz="4" w:space="0" w:color="auto"/>
+              <w:right w:val="single" w:sz="4" w:space="0" w:color="auto"/>
+            </w:tcBorders>
+            <w:shd w:val="clear" w:color="auto" w:fill="auto"/>
+            <w:vAlign w:val="center"/>
+          </w:tcPr>
+          <w:p>
+            <w:pPr>
+              <w:widowControl/>
+              <w:jc w:val="center"/>
+              <w:rPr>
+                <w:rFonts w:ascii="宋体" w:eastAsia="宋体" w:hAnsi="宋体" w:cs="宋体" w:hint="eastAsia"/>
+                <w:sz w:val="18"/>
+                <w:szCs w:val="18"/>
+              </w:rPr>
+            </w:pPr>
+          </w:p>
+        </w:tc>
+        <w:tc>
+          <w:tcPr>
+            <w:tcW w:w="1842" w:type="dxa"/>
+            <w:gridSpan w:val="2"/>
+            <w:tcBorders>
+              <w:top w:val="nil"/>
+              <w:left w:val="nil"/>
+              <w:bottom w:val="single" w:sz="4" w:space="0" w:color="auto"/>
+              <w:right w:val="single" w:sz="4" w:space="0" w:color="auto"/>
+            </w:tcBorders>
+            <w:shd w:val="clear" w:color="auto" w:fill="auto"/>
+            <w:vAlign w:val="center"/>
+          </w:tcPr>
+          <w:p>
+            <w:pPr>
+              <w:widowControl/>
+              <w:jc w:val="center"/>
+              <w:rPr>
+                <w:rFonts w:ascii="宋体" w:eastAsia="宋体" w:hAnsi="宋体" w:cs="宋体" w:hint="eastAsia"/>
+                <w:sz w:val="18"/>
+                <w:szCs w:val="18"/>
+              </w:rPr>
+            </w:pPr>
+          </w:p>
+        </w:tc>
+        <w:tc>
+          <w:tcPr>
+            <w:tcW w:w="851" w:type="dxa"/>
+            <w:gridSpan w:val="2"/>
+            <w:tcBorders>
+              <w:top w:val="nil"/>
+              <w:left w:val="nil"/>
+              <w:bottom w:val="single" w:sz="4" w:space="0" w:color="auto"/>
+              <w:right w:val="single" w:sz="4" w:space="0" w:color="auto"/>
+            </w:tcBorders>
+            <w:shd w:val="clear" w:color="auto" w:fill="auto"/>
+            <w:vAlign w:val="center"/>
+          </w:tcPr>
+          <w:p>
+            <w:pPr>
+              <w:widowControl/>
+              <w:jc w:val="center"/>
+              <w:rPr>
+                <w:rFonts w:ascii="宋体" w:eastAsia="宋体" w:hAnsi="宋体" w:cs="宋体" w:hint="eastAsia"/>
+                <w:sz w:val="18"/>
+                <w:szCs w:val="18"/>
+              </w:rPr>
+            </w:pPr>
+          </w:p>
+        </w:tc>
+        <w:tc>
+          <w:tcPr>
+            <w:tcW w:w="992" w:type="dxa"/>
+            <w:gridSpan w:val="2"/>
+            <w:tcBorders>
+              <w:top w:val="nil"/>
+              <w:left w:val="nil"/>
+              <w:bottom w:val="single" w:sz="4" w:space="0" w:color="auto"/>
+              <w:right w:val="single" w:sz="4" w:space="0" w:color="auto"/>
+            </w:tcBorders>
+            <w:shd w:val="clear" w:color="auto" w:fill="auto"/>
+            <w:vAlign w:val="center"/>
+          </w:tcPr>
+          <w:p>
+            <w:pPr>
+              <w:widowControl/>
+              <w:jc w:val="center"/>
+              <w:rPr>
+                <w:rFonts w:ascii="宋体" w:eastAsia="宋体" w:hAnsi="宋体" w:cs="宋体" w:hint="eastAsia"/>
+                <w:sz w:val="18"/>
+                <w:szCs w:val="18"/>
+              </w:rPr>
+            </w:pPr>
+          </w:p>
+        </w:tc>
+        <w:tc>
+          <w:tcPr>
+            <w:tcW w:w="851" w:type="dxa"/>
+            <w:tcBorders>
+              <w:top w:val="nil"/>
+              <w:left w:val="nil"/>
+              <w:bottom w:val="single" w:sz="4" w:space="0" w:color="auto"/>
+              <w:right w:val="single" w:sz="4" w:space="0" w:color="auto"/>
+            </w:tcBorders>
+            <w:shd w:val="clear" w:color="auto" w:fill="auto"/>
+            <w:vAlign w:val="center"/>
+          </w:tcPr>
+          <w:p>
+            <w:pPr>
+              <w:widowControl/>
+              <w:jc w:val="center"/>
+              <w:rPr>
+                <w:rFonts w:ascii="宋体" w:eastAsia="宋体" w:hAnsi="宋体" w:cs="宋体" w:hint="eastAsia"/>
+                <w:sz w:val="18"/>
+                <w:szCs w:val="18"/>
+              </w:rPr>
+            </w:pPr>
+          </w:p>
+        </w:tc>
+        <w:tc>
+          <w:tcPr>
+            <w:tcW w:w="776" w:type="dxa"/>
+            <w:tcBorders>
+              <w:top w:val="nil"/>
+              <w:left w:val="nil"/>
+              <w:bottom w:val="single" w:sz="4" w:space="0" w:color="auto"/>
+              <w:right w:val="single" w:sz="4" w:space="0" w:color="auto"/>
+            </w:tcBorders>
+            <w:shd w:val="clear" w:color="auto" w:fill="auto"/>
+            <w:noWrap/>
+            <w:vAlign w:val="center"/>
+          </w:tcPr>
+          <w:p>
+            <w:pPr>
+              <w:widowControl/>
+              <w:jc w:val="center"/>
+              <w:rPr>
+                <w:rFonts w:ascii="宋体" w:eastAsia="宋体" w:hAnsi="宋体" w:cs="宋体" w:hint="eastAsia"/>
+                <w:sz w:val="18"/>
+                <w:szCs w:val="18"/>
+              </w:rPr>
+            </w:pPr>
+          </w:p>
+        </w:tc>
+      </w:tr>
+      <w:tr>
+        <w:trPr>
+          <w:trHeight w:val="425"/>
+        </w:trPr>
+        <w:tc>
+          <w:tcPr>
+            <w:tcW w:w="709" w:type="dxa"/>
+            <w:tcBorders>
+              <w:top w:val="nil"/>
+              <w:left w:val="single" w:sz="4" w:space="0" w:color="auto"/>
+              <w:bottom w:val="single" w:sz="4" w:space="0" w:color="auto"/>
+              <w:right w:val="single" w:sz="4" w:space="0" w:color="auto"/>
+            </w:tcBorders>
+            <w:shd w:val="clear" w:color="auto" w:fill="auto"/>
+            <w:noWrap/>
+            <w:vAlign w:val="center"/>
+          </w:tcPr>
+          <w:p>
+            <w:pPr>
+              <w:widowControl/>
+              <w:jc w:val="center"/>
+              <w:rPr>
+                <w:rFonts w:ascii="宋体" w:eastAsia="宋体" w:hAnsi="宋体" w:cs="宋体" w:hint="eastAsia"/>
+                <w:sz w:val="18"/>
+                <w:szCs w:val="18"/>
+              </w:rPr>
+            </w:pPr>
+          </w:p>
+        </w:tc>
+        <w:tc>
+          <w:tcPr>
+            <w:tcW w:w="1800" w:type="dxa"/>
+            <w:gridSpan w:val="2"/>
+            <w:tcBorders>
+              <w:top w:val="nil"/>
+              <w:left w:val="nil"/>
+              <w:bottom w:val="single" w:sz="4" w:space="0" w:color="auto"/>
+              <w:right w:val="single" w:sz="4" w:space="0" w:color="auto"/>
+            </w:tcBorders>
+            <w:shd w:val="clear" w:color="auto" w:fill="auto"/>
+            <w:noWrap/>
+            <w:vAlign w:val="center"/>
+          </w:tcPr>
+          <w:p>
+            <w:pPr>
+              <w:widowControl/>
+              <w:jc w:val="center"/>
+              <w:rPr>
+                <w:rFonts w:ascii="宋体" w:eastAsia="宋体" w:hAnsi="宋体" w:cs="宋体" w:hint="eastAsia"/>
+                <w:sz w:val="18"/>
+                <w:szCs w:val="18"/>
+              </w:rPr>
+            </w:pPr>
+          </w:p>
+        </w:tc>
+        <w:tc>
+          <w:tcPr>
+            <w:tcW w:w="2102" w:type="dxa"/>
+            <w:gridSpan w:val="2"/>
+            <w:tcBorders>
+              <w:top w:val="nil"/>
+              <w:left w:val="nil"/>
+              <w:bottom w:val="single" w:sz="4" w:space="0" w:color="auto"/>
+              <w:right w:val="single" w:sz="4" w:space="0" w:color="auto"/>
+            </w:tcBorders>
+            <w:shd w:val="clear" w:color="auto" w:fill="auto"/>
+            <w:vAlign w:val="center"/>
+          </w:tcPr>
+          <w:p>
+            <w:pPr>
+              <w:widowControl/>
+              <w:jc w:val="center"/>
+              <w:rPr>
+                <w:rFonts w:ascii="宋体" w:eastAsia="宋体" w:hAnsi="宋体" w:cs="宋体" w:hint="eastAsia"/>
+                <w:sz w:val="18"/>
+                <w:szCs w:val="18"/>
+              </w:rPr>
+            </w:pPr>
+          </w:p>
+        </w:tc>
+        <w:tc>
+          <w:tcPr>
+            <w:tcW w:w="1842" w:type="dxa"/>
+            <w:gridSpan w:val="2"/>
+            <w:tcBorders>
+              <w:top w:val="nil"/>
+              <w:left w:val="nil"/>
+              <w:bottom w:val="single" w:sz="4" w:space="0" w:color="auto"/>
+              <w:right w:val="single" w:sz="4" w:space="0" w:color="auto"/>
+            </w:tcBorders>
+            <w:shd w:val="clear" w:color="auto" w:fill="auto"/>
+            <w:vAlign w:val="center"/>
+          </w:tcPr>
+          <w:p>
+            <w:pPr>
+              <w:widowControl/>
+              <w:jc w:val="center"/>
+              <w:rPr>
+                <w:rFonts w:ascii="宋体" w:eastAsia="宋体" w:hAnsi="宋体" w:cs="宋体" w:hint="eastAsia"/>
+                <w:sz w:val="18"/>
+                <w:szCs w:val="18"/>
+              </w:rPr>
+            </w:pPr>
+          </w:p>
+        </w:tc>
+        <w:tc>
+          <w:tcPr>
+            <w:tcW w:w="851" w:type="dxa"/>
+            <w:gridSpan w:val="2"/>
+            <w:tcBorders>
+              <w:top w:val="nil"/>
+              <w:left w:val="nil"/>
+              <w:bottom w:val="single" w:sz="4" w:space="0" w:color="auto"/>
+              <w:right w:val="single" w:sz="4" w:space="0" w:color="auto"/>
+            </w:tcBorders>
+            <w:shd w:val="clear" w:color="auto" w:fill="auto"/>
+            <w:vAlign w:val="center"/>
+          </w:tcPr>
+          <w:p>
+            <w:pPr>
+              <w:widowControl/>
+              <w:jc w:val="center"/>
+              <w:rPr>
+                <w:rFonts w:ascii="宋体" w:eastAsia="宋体" w:hAnsi="宋体" w:cs="宋体" w:hint="eastAsia"/>
+                <w:sz w:val="18"/>
+                <w:szCs w:val="18"/>
+              </w:rPr>
+            </w:pPr>
+          </w:p>
+        </w:tc>
+        <w:tc>
+          <w:tcPr>
+            <w:tcW w:w="992" w:type="dxa"/>
+            <w:gridSpan w:val="2"/>
+            <w:tcBorders>
+              <w:top w:val="nil"/>
+              <w:left w:val="nil"/>
+              <w:bottom w:val="single" w:sz="4" w:space="0" w:color="auto"/>
+              <w:right w:val="single" w:sz="4" w:space="0" w:color="auto"/>
+            </w:tcBorders>
+            <w:shd w:val="clear" w:color="auto" w:fill="auto"/>
+            <w:vAlign w:val="center"/>
+          </w:tcPr>
+          <w:p>
+            <w:pPr>
+              <w:widowControl/>
+              <w:jc w:val="center"/>
+              <w:rPr>
+                <w:rFonts w:ascii="宋体" w:eastAsia="宋体" w:hAnsi="宋体" w:cs="宋体" w:hint="eastAsia"/>
+                <w:sz w:val="18"/>
+                <w:szCs w:val="18"/>
+              </w:rPr>
+            </w:pPr>
+          </w:p>
+        </w:tc>
+        <w:tc>
+          <w:tcPr>
+            <w:tcW w:w="851" w:type="dxa"/>
+            <w:tcBorders>
+              <w:top w:val="nil"/>
+              <w:left w:val="nil"/>
+              <w:bottom w:val="single" w:sz="4" w:space="0" w:color="auto"/>
+              <w:right w:val="single" w:sz="4" w:space="0" w:color="auto"/>
+            </w:tcBorders>
+            <w:shd w:val="clear" w:color="auto" w:fill="auto"/>
+            <w:vAlign w:val="center"/>
+          </w:tcPr>
+          <w:p>
+            <w:pPr>
+              <w:widowControl/>
+              <w:jc w:val="center"/>
+              <w:rPr>
+                <w:rFonts w:ascii="宋体" w:eastAsia="宋体" w:hAnsi="宋体" w:cs="宋体" w:hint="eastAsia"/>
+                <w:sz w:val="18"/>
+                <w:szCs w:val="18"/>
+              </w:rPr>
+            </w:pPr>
+          </w:p>
+        </w:tc>
+        <w:tc>
+          <w:tcPr>
+            <w:tcW w:w="776" w:type="dxa"/>
+            <w:tcBorders>
+              <w:top w:val="nil"/>
+              <w:left w:val="nil"/>
+              <w:bottom w:val="single" w:sz="4" w:space="0" w:color="auto"/>
+              <w:right w:val="single" w:sz="4" w:space="0" w:color="auto"/>
+            </w:tcBorders>
+            <w:shd w:val="clear" w:color="auto" w:fill="auto"/>
+            <w:noWrap/>
+            <w:vAlign w:val="center"/>
+          </w:tcPr>
+          <w:p>
+            <w:pPr>
+              <w:widowControl/>
+              <w:jc w:val="center"/>
+              <w:rPr>
+                <w:rFonts w:ascii="宋体" w:eastAsia="宋体" w:hAnsi="宋体" w:cs="宋体" w:hint="eastAsia"/>
+                <w:sz w:val="18"/>
+                <w:szCs w:val="18"/>
+              </w:rPr>
+            </w:pPr>
+          </w:p>
+        </w:tc>
+      </w:tr>
+      <w:tr>
+        <w:trPr>
+          <w:trHeight w:val="425"/>
+        </w:trPr>
+        <w:tc>
+          <w:tcPr>
+            <w:tcW w:w="709" w:type="dxa"/>
+            <w:tcBorders>
+              <w:top w:val="nil"/>
+              <w:left w:val="single" w:sz="4" w:space="0" w:color="auto"/>
+              <w:bottom w:val="single" w:sz="4" w:space="0" w:color="auto"/>
+              <w:right w:val="single" w:sz="4" w:space="0" w:color="auto"/>
+            </w:tcBorders>
+            <w:shd w:val="clear" w:color="auto" w:fill="auto"/>
+            <w:noWrap/>
+            <w:vAlign w:val="center"/>
+          </w:tcPr>
+          <w:p>
+            <w:pPr>
+              <w:widowControl/>
+              <w:jc w:val="center"/>
+              <w:rPr>
+                <w:rFonts w:ascii="宋体" w:eastAsia="宋体" w:hAnsi="宋体" w:cs="宋体" w:hint="eastAsia"/>
+                <w:sz w:val="18"/>
+                <w:szCs w:val="18"/>
+              </w:rPr>
+            </w:pPr>
+          </w:p>
+        </w:tc>
+        <w:tc>
+          <w:tcPr>
+            <w:tcW w:w="1800" w:type="dxa"/>
+            <w:gridSpan w:val="2"/>
+            <w:tcBorders>
+              <w:top w:val="nil"/>
+              <w:left w:val="nil"/>
+              <w:bottom w:val="single" w:sz="4" w:space="0" w:color="auto"/>
+              <w:right w:val="single" w:sz="4" w:space="0" w:color="auto"/>
+            </w:tcBorders>
+            <w:shd w:val="clear" w:color="auto" w:fill="auto"/>
+            <w:noWrap/>
+            <w:vAlign w:val="center"/>
+          </w:tcPr>
+          <w:p>
+            <w:pPr>
+              <w:widowControl/>
+              <w:jc w:val="center"/>
+              <w:rPr>
+                <w:rFonts w:ascii="宋体" w:eastAsia="宋体" w:hAnsi="宋体" w:cs="宋体" w:hint="eastAsia"/>
+                <w:sz w:val="18"/>
+                <w:szCs w:val="18"/>
+              </w:rPr>
+            </w:pPr>
+          </w:p>
+        </w:tc>
+        <w:tc>
+          <w:tcPr>
+            <w:tcW w:w="2102" w:type="dxa"/>
+            <w:gridSpan w:val="2"/>
+            <w:tcBorders>
+              <w:top w:val="nil"/>
+              <w:left w:val="nil"/>
+              <w:bottom w:val="single" w:sz="4" w:space="0" w:color="auto"/>
+              <w:right w:val="single" w:sz="4" w:space="0" w:color="auto"/>
+            </w:tcBorders>
+            <w:shd w:val="clear" w:color="auto" w:fill="auto"/>
+            <w:vAlign w:val="center"/>
+          </w:tcPr>
+          <w:p>
+            <w:pPr>
+              <w:widowControl/>
+              <w:jc w:val="center"/>
+              <w:rPr>
+                <w:rFonts w:ascii="宋体" w:eastAsia="宋体" w:hAnsi="宋体" w:cs="宋体" w:hint="eastAsia"/>
+                <w:sz w:val="18"/>
+                <w:szCs w:val="18"/>
+              </w:rPr>
+            </w:pPr>
+          </w:p>
+        </w:tc>
+        <w:tc>
+          <w:tcPr>
+            <w:tcW w:w="1842" w:type="dxa"/>
+            <w:gridSpan w:val="2"/>
+            <w:tcBorders>
+              <w:top w:val="nil"/>
+              <w:left w:val="nil"/>
+              <w:bottom w:val="single" w:sz="4" w:space="0" w:color="auto"/>
+              <w:right w:val="single" w:sz="4" w:space="0" w:color="auto"/>
+            </w:tcBorders>
+            <w:shd w:val="clear" w:color="auto" w:fill="auto"/>
+            <w:vAlign w:val="center"/>
+          </w:tcPr>
+          <w:p>
+            <w:pPr>
+              <w:widowControl/>
+              <w:jc w:val="center"/>
+              <w:rPr>
+                <w:rFonts w:ascii="宋体" w:eastAsia="宋体" w:hAnsi="宋体" w:cs="宋体" w:hint="eastAsia"/>
+                <w:sz w:val="18"/>
+                <w:szCs w:val="18"/>
+              </w:rPr>
+            </w:pPr>
+          </w:p>
+        </w:tc>
+        <w:tc>
+          <w:tcPr>
+            <w:tcW w:w="851" w:type="dxa"/>
+            <w:gridSpan w:val="2"/>
+            <w:tcBorders>
+              <w:top w:val="nil"/>
+              <w:left w:val="nil"/>
+              <w:bottom w:val="single" w:sz="4" w:space="0" w:color="auto"/>
+              <w:right w:val="single" w:sz="4" w:space="0" w:color="auto"/>
+            </w:tcBorders>
+            <w:shd w:val="clear" w:color="auto" w:fill="auto"/>
+            <w:vAlign w:val="center"/>
+          </w:tcPr>
+          <w:p>
+            <w:pPr>
+              <w:widowControl/>
+              <w:jc w:val="center"/>
+              <w:rPr>
+                <w:rFonts w:ascii="宋体" w:eastAsia="宋体" w:hAnsi="宋体" w:cs="宋体" w:hint="eastAsia"/>
+                <w:sz w:val="18"/>
+                <w:szCs w:val="18"/>
+              </w:rPr>
+            </w:pPr>
+          </w:p>
+        </w:tc>
+        <w:tc>
+          <w:tcPr>
+            <w:tcW w:w="992" w:type="dxa"/>
+            <w:gridSpan w:val="2"/>
+            <w:tcBorders>
+              <w:top w:val="nil"/>
+              <w:left w:val="nil"/>
+              <w:bottom w:val="single" w:sz="4" w:space="0" w:color="auto"/>
+              <w:right w:val="single" w:sz="4" w:space="0" w:color="auto"/>
+            </w:tcBorders>
+            <w:shd w:val="clear" w:color="auto" w:fill="auto"/>
+            <w:vAlign w:val="center"/>
+          </w:tcPr>
+          <w:p>
+            <w:pPr>
+              <w:widowControl/>
+              <w:jc w:val="center"/>
+              <w:rPr>
+                <w:rFonts w:ascii="宋体" w:eastAsia="宋体" w:hAnsi="宋体" w:cs="宋体" w:hint="eastAsia"/>
+                <w:sz w:val="18"/>
+                <w:szCs w:val="18"/>
+              </w:rPr>
+            </w:pPr>
+          </w:p>
+        </w:tc>
+        <w:tc>
+          <w:tcPr>
+            <w:tcW w:w="851" w:type="dxa"/>
+            <w:tcBorders>
+              <w:top w:val="nil"/>
+              <w:left w:val="nil"/>
+              <w:bottom w:val="single" w:sz="4" w:space="0" w:color="auto"/>
+              <w:right w:val="single" w:sz="4" w:space="0" w:color="auto"/>
+            </w:tcBorders>
+            <w:shd w:val="clear" w:color="auto" w:fill="auto"/>
+            <w:vAlign w:val="center"/>
+          </w:tcPr>
+          <w:p>
+            <w:pPr>
+              <w:widowControl/>
+              <w:jc w:val="center"/>
+              <w:rPr>
+                <w:rFonts w:ascii="宋体" w:eastAsia="宋体" w:hAnsi="宋体" w:cs="宋体" w:hint="eastAsia"/>
+                <w:sz w:val="18"/>
+                <w:szCs w:val="18"/>
+              </w:rPr>
+            </w:pPr>
+          </w:p>
+        </w:tc>
+        <w:tc>
+          <w:tcPr>
+            <w:tcW w:w="776" w:type="dxa"/>
+            <w:tcBorders>
+              <w:top w:val="nil"/>
+              <w:left w:val="nil"/>
+              <w:bottom w:val="single" w:sz="4" w:space="0" w:color="auto"/>
+              <w:right w:val="single" w:sz="4" w:space="0" w:color="auto"/>
+            </w:tcBorders>
+            <w:shd w:val="clear" w:color="auto" w:fill="auto"/>
+            <w:noWrap/>
+            <w:vAlign w:val="center"/>
+          </w:tcPr>
+          <w:p>
+            <w:pPr>
+              <w:widowControl/>
+              <w:jc w:val="center"/>
+              <w:rPr>
+                <w:rFonts w:ascii="宋体" w:eastAsia="宋体" w:hAnsi="宋体" w:cs="宋体" w:hint="eastAsia"/>
+                <w:sz w:val="18"/>
+                <w:szCs w:val="18"/>
+              </w:rPr>
+            </w:pPr>
+          </w:p>
+        </w:tc>
+      </w:tr>
+      <w:tr>
+        <w:trPr>
+          <w:trHeight w:val="425"/>
+        </w:trPr>
+        <w:tc>
+          <w:tcPr>
+            <w:tcW w:w="709" w:type="dxa"/>
+            <w:tcBorders>
+              <w:top w:val="nil"/>
+              <w:left w:val="single" w:sz="4" w:space="0" w:color="auto"/>
+              <w:bottom w:val="single" w:sz="4" w:space="0" w:color="auto"/>
+              <w:right w:val="single" w:sz="4" w:space="0" w:color="auto"/>
+            </w:tcBorders>
+            <w:shd w:val="clear" w:color="auto" w:fill="auto"/>
+            <w:noWrap/>
+            <w:vAlign w:val="center"/>
+          </w:tcPr>
+          <w:p>
+            <w:pPr>
+              <w:widowControl/>
+              <w:jc w:val="center"/>
+              <w:rPr>
+                <w:rFonts w:ascii="宋体" w:eastAsia="宋体" w:hAnsi="宋体" w:cs="宋体" w:hint="eastAsia"/>
+                <w:sz w:val="18"/>
+                <w:szCs w:val="18"/>
+              </w:rPr>
+            </w:pPr>
+          </w:p>
+        </w:tc>
+        <w:tc>
+          <w:tcPr>
+            <w:tcW w:w="1800" w:type="dxa"/>
+            <w:gridSpan w:val="2"/>
+            <w:tcBorders>
+              <w:top w:val="nil"/>
+              <w:left w:val="nil"/>
+              <w:bottom w:val="single" w:sz="4" w:space="0" w:color="auto"/>
+              <w:right w:val="single" w:sz="4" w:space="0" w:color="auto"/>
+            </w:tcBorders>
+            <w:shd w:val="clear" w:color="auto" w:fill="auto"/>
+            <w:noWrap/>
+            <w:vAlign w:val="center"/>
+          </w:tcPr>
+          <w:p>
+            <w:pPr>
+              <w:widowControl/>
+              <w:jc w:val="center"/>
+              <w:rPr>
+                <w:rFonts w:ascii="宋体" w:eastAsia="宋体" w:hAnsi="宋体" w:cs="宋体" w:hint="eastAsia"/>
+                <w:sz w:val="18"/>
+                <w:szCs w:val="18"/>
+              </w:rPr>
+            </w:pPr>
+          </w:p>
+        </w:tc>
+        <w:tc>
+          <w:tcPr>
+            <w:tcW w:w="2102" w:type="dxa"/>
+            <w:gridSpan w:val="2"/>
+            <w:tcBorders>
+              <w:top w:val="nil"/>
+              <w:left w:val="nil"/>
+              <w:bottom w:val="single" w:sz="4" w:space="0" w:color="auto"/>
+              <w:right w:val="single" w:sz="4" w:space="0" w:color="auto"/>
+            </w:tcBorders>
+            <w:shd w:val="clear" w:color="auto" w:fill="auto"/>
+            <w:vAlign w:val="center"/>
+          </w:tcPr>
+          <w:p>
+            <w:pPr>
+              <w:widowControl/>
+              <w:jc w:val="center"/>
+              <w:rPr>
+                <w:rFonts w:ascii="宋体" w:eastAsia="宋体" w:hAnsi="宋体" w:cs="宋体" w:hint="eastAsia"/>
+                <w:sz w:val="18"/>
+                <w:szCs w:val="18"/>
+              </w:rPr>
+            </w:pPr>
+          </w:p>
+        </w:tc>
+        <w:tc>
+          <w:tcPr>
+            <w:tcW w:w="1842" w:type="dxa"/>
+            <w:gridSpan w:val="2"/>
+            <w:tcBorders>
+              <w:top w:val="nil"/>
+              <w:left w:val="nil"/>
+              <w:bottom w:val="single" w:sz="4" w:space="0" w:color="auto"/>
+              <w:right w:val="single" w:sz="4" w:space="0" w:color="auto"/>
+            </w:tcBorders>
+            <w:shd w:val="clear" w:color="auto" w:fill="auto"/>
+            <w:vAlign w:val="center"/>
+          </w:tcPr>
+          <w:p>
+            <w:pPr>
+              <w:widowControl/>
+              <w:jc w:val="center"/>
+              <w:rPr>
+                <w:rFonts w:ascii="宋体" w:eastAsia="宋体" w:hAnsi="宋体" w:cs="宋体" w:hint="eastAsia"/>
+                <w:sz w:val="18"/>
+                <w:szCs w:val="18"/>
+              </w:rPr>
+            </w:pPr>
+          </w:p>
+        </w:tc>
+        <w:tc>
+          <w:tcPr>
+            <w:tcW w:w="851" w:type="dxa"/>
+            <w:gridSpan w:val="2"/>
+            <w:tcBorders>
+              <w:top w:val="nil"/>
+              <w:left w:val="nil"/>
+              <w:bottom w:val="single" w:sz="4" w:space="0" w:color="auto"/>
+              <w:right w:val="single" w:sz="4" w:space="0" w:color="auto"/>
+            </w:tcBorders>
+            <w:shd w:val="clear" w:color="auto" w:fill="auto"/>
+            <w:vAlign w:val="center"/>
+          </w:tcPr>
+          <w:p>
+            <w:pPr>
+              <w:widowControl/>
+              <w:jc w:val="center"/>
+              <w:rPr>
+                <w:rFonts w:ascii="宋体" w:eastAsia="宋体" w:hAnsi="宋体" w:cs="宋体" w:hint="eastAsia"/>
+                <w:sz w:val="18"/>
+                <w:szCs w:val="18"/>
+              </w:rPr>
+            </w:pPr>
+          </w:p>
+        </w:tc>
+        <w:tc>
+          <w:tcPr>
+            <w:tcW w:w="992" w:type="dxa"/>
+            <w:gridSpan w:val="2"/>
+            <w:tcBorders>
+              <w:top w:val="nil"/>
+              <w:left w:val="nil"/>
+              <w:bottom w:val="single" w:sz="4" w:space="0" w:color="auto"/>
+              <w:right w:val="single" w:sz="4" w:space="0" w:color="auto"/>
+            </w:tcBorders>
+            <w:shd w:val="clear" w:color="auto" w:fill="auto"/>
+            <w:vAlign w:val="center"/>
+          </w:tcPr>
+          <w:p>
+            <w:pPr>
+              <w:widowControl/>
+              <w:jc w:val="center"/>
+              <w:rPr>
+                <w:rFonts w:ascii="宋体" w:eastAsia="宋体" w:hAnsi="宋体" w:cs="宋体" w:hint="eastAsia"/>
+                <w:sz w:val="18"/>
+                <w:szCs w:val="18"/>
+              </w:rPr>
+            </w:pPr>
+          </w:p>
+        </w:tc>
+        <w:tc>
+          <w:tcPr>
+            <w:tcW w:w="851" w:type="dxa"/>
+            <w:tcBorders>
+              <w:top w:val="nil"/>
+              <w:left w:val="nil"/>
+              <w:bottom w:val="single" w:sz="4" w:space="0" w:color="auto"/>
+              <w:right w:val="single" w:sz="4" w:space="0" w:color="auto"/>
+            </w:tcBorders>
+            <w:shd w:val="clear" w:color="auto" w:fill="auto"/>
+            <w:vAlign w:val="center"/>
+          </w:tcPr>
+          <w:p>
+            <w:pPr>
+              <w:widowControl/>
+              <w:jc w:val="center"/>
+              <w:rPr>
+                <w:rFonts w:ascii="宋体" w:eastAsia="宋体" w:hAnsi="宋体" w:cs="宋体" w:hint="eastAsia"/>
+                <w:sz w:val="18"/>
+                <w:szCs w:val="18"/>
+              </w:rPr>
+            </w:pPr>
+          </w:p>
+        </w:tc>
+        <w:tc>
+          <w:tcPr>
+            <w:tcW w:w="776" w:type="dxa"/>
+            <w:tcBorders>
+              <w:top w:val="nil"/>
+              <w:left w:val="nil"/>
+              <w:bottom w:val="single" w:sz="4" w:space="0" w:color="auto"/>
+              <w:right w:val="single" w:sz="4" w:space="0" w:color="auto"/>
+            </w:tcBorders>
+            <w:shd w:val="clear" w:color="auto" w:fill="auto"/>
+            <w:noWrap/>
+            <w:vAlign w:val="center"/>
+          </w:tcPr>
+          <w:p>
+            <w:pPr>
+              <w:widowControl/>
+              <w:jc w:val="center"/>
+              <w:rPr>
+                <w:rFonts w:ascii="宋体" w:eastAsia="宋体" w:hAnsi="宋体" w:cs="宋体" w:hint="eastAsia"/>
+                <w:sz w:val="18"/>
+                <w:szCs w:val="18"/>
+              </w:rPr>
+            </w:pPr>
+          </w:p>
+        </w:tc>
+      </w:tr>
+      <w:tr>
+        <w:trPr>
+          <w:trHeight w:val="425"/>
+        </w:trPr>
+        <w:tc>
+          <w:tcPr>
+            <w:tcW w:w="709" w:type="dxa"/>
+            <w:tcBorders>
+              <w:top w:val="nil"/>
+              <w:left w:val="single" w:sz="4" w:space="0" w:color="auto"/>
+              <w:bottom w:val="single" w:sz="4" w:space="0" w:color="auto"/>
+              <w:right w:val="single" w:sz="4" w:space="0" w:color="auto"/>
+            </w:tcBorders>
+            <w:shd w:val="clear" w:color="auto" w:fill="auto"/>
+            <w:noWrap/>
+            <w:vAlign w:val="center"/>
+          </w:tcPr>
+          <w:p>
+            <w:pPr>
+              <w:widowControl/>
+              <w:jc w:val="center"/>
+              <w:rPr>
+                <w:rFonts w:ascii="宋体" w:eastAsia="宋体" w:hAnsi="宋体" w:cs="宋体" w:hint="eastAsia"/>
+                <w:sz w:val="18"/>
+                <w:szCs w:val="18"/>
+              </w:rPr>
+            </w:pPr>
+          </w:p>
+        </w:tc>
+        <w:tc>
+          <w:tcPr>
+            <w:tcW w:w="1800" w:type="dxa"/>
+            <w:gridSpan w:val="2"/>
+            <w:tcBorders>
+              <w:top w:val="nil"/>
+              <w:left w:val="nil"/>
+              <w:bottom w:val="single" w:sz="4" w:space="0" w:color="auto"/>
+              <w:right w:val="single" w:sz="4" w:space="0" w:color="auto"/>
+            </w:tcBorders>
+            <w:shd w:val="clear" w:color="auto" w:fill="auto"/>
+            <w:noWrap/>
+            <w:vAlign w:val="center"/>
+          </w:tcPr>
+          <w:p>
+            <w:pPr>
+              <w:widowControl/>
+              <w:jc w:val="center"/>
+              <w:rPr>
+                <w:rFonts w:ascii="宋体" w:eastAsia="宋体" w:hAnsi="宋体" w:cs="宋体" w:hint="eastAsia"/>
+                <w:sz w:val="18"/>
+                <w:szCs w:val="18"/>
+              </w:rPr>
+            </w:pPr>
+          </w:p>
+        </w:tc>
+        <w:tc>
+          <w:tcPr>
+            <w:tcW w:w="2102" w:type="dxa"/>
+            <w:gridSpan w:val="2"/>
+            <w:tcBorders>
+              <w:top w:val="nil"/>
+              <w:left w:val="nil"/>
+              <w:bottom w:val="single" w:sz="4" w:space="0" w:color="auto"/>
+              <w:right w:val="single" w:sz="4" w:space="0" w:color="auto"/>
+            </w:tcBorders>
+            <w:shd w:val="clear" w:color="auto" w:fill="auto"/>
+            <w:vAlign w:val="center"/>
+          </w:tcPr>
+          <w:p>
+            <w:pPr>
+              <w:widowControl/>
+              <w:jc w:val="center"/>
+              <w:rPr>
+                <w:rFonts w:ascii="宋体" w:eastAsia="宋体" w:hAnsi="宋体" w:cs="宋体" w:hint="eastAsia"/>
+                <w:sz w:val="18"/>
+                <w:szCs w:val="18"/>
+              </w:rPr>
+            </w:pPr>
+          </w:p>
+        </w:tc>
+        <w:tc>
+          <w:tcPr>
+            <w:tcW w:w="1842" w:type="dxa"/>
+            <w:gridSpan w:val="2"/>
+            <w:tcBorders>
+              <w:top w:val="nil"/>
+              <w:left w:val="nil"/>
+              <w:bottom w:val="single" w:sz="4" w:space="0" w:color="auto"/>
+              <w:right w:val="single" w:sz="4" w:space="0" w:color="auto"/>
+            </w:tcBorders>
+            <w:shd w:val="clear" w:color="auto" w:fill="auto"/>
+            <w:vAlign w:val="center"/>
+          </w:tcPr>
+          <w:p>
+            <w:pPr>
+              <w:widowControl/>
+              <w:jc w:val="center"/>
+              <w:rPr>
+                <w:rFonts w:ascii="宋体" w:eastAsia="宋体" w:hAnsi="宋体" w:cs="宋体" w:hint="eastAsia"/>
+                <w:sz w:val="18"/>
+                <w:szCs w:val="18"/>
+              </w:rPr>
+            </w:pPr>
+          </w:p>
+        </w:tc>
+        <w:tc>
+          <w:tcPr>
+            <w:tcW w:w="851" w:type="dxa"/>
+            <w:gridSpan w:val="2"/>
+            <w:tcBorders>
+              <w:top w:val="nil"/>
+              <w:left w:val="nil"/>
+              <w:bottom w:val="single" w:sz="4" w:space="0" w:color="auto"/>
+              <w:right w:val="single" w:sz="4" w:space="0" w:color="auto"/>
+            </w:tcBorders>
+            <w:shd w:val="clear" w:color="auto" w:fill="auto"/>
+            <w:vAlign w:val="center"/>
+          </w:tcPr>
+          <w:p>
+            <w:pPr>
+              <w:widowControl/>
+              <w:jc w:val="center"/>
+              <w:rPr>
+                <w:rFonts w:ascii="宋体" w:eastAsia="宋体" w:hAnsi="宋体" w:cs="宋体" w:hint="eastAsia"/>
+                <w:sz w:val="18"/>
+                <w:szCs w:val="18"/>
+              </w:rPr>
+            </w:pPr>
+          </w:p>
+        </w:tc>
+        <w:tc>
+          <w:tcPr>
+            <w:tcW w:w="992" w:type="dxa"/>
+            <w:gridSpan w:val="2"/>
+            <w:tcBorders>
+              <w:top w:val="nil"/>
+              <w:left w:val="nil"/>
+              <w:bottom w:val="single" w:sz="4" w:space="0" w:color="auto"/>
+              <w:right w:val="single" w:sz="4" w:space="0" w:color="auto"/>
+            </w:tcBorders>
+            <w:shd w:val="clear" w:color="auto" w:fill="auto"/>
+            <w:vAlign w:val="center"/>
+          </w:tcPr>
+          <w:p>
+            <w:pPr>
+              <w:widowControl/>
+              <w:jc w:val="center"/>
+              <w:rPr>
+                <w:rFonts w:ascii="宋体" w:eastAsia="宋体" w:hAnsi="宋体" w:cs="宋体" w:hint="eastAsia"/>
+                <w:sz w:val="18"/>
+                <w:szCs w:val="18"/>
+              </w:rPr>
+            </w:pPr>
+          </w:p>
+        </w:tc>
+        <w:tc>
+          <w:tcPr>
+            <w:tcW w:w="851" w:type="dxa"/>
+            <w:tcBorders>
+              <w:top w:val="nil"/>
+              <w:left w:val="nil"/>
+              <w:bottom w:val="single" w:sz="4" w:space="0" w:color="auto"/>
+              <w:right w:val="single" w:sz="4" w:space="0" w:color="auto"/>
+            </w:tcBorders>
+            <w:shd w:val="clear" w:color="auto" w:fill="auto"/>
+            <w:vAlign w:val="center"/>
+          </w:tcPr>
+          <w:p>
+            <w:pPr>
+              <w:widowControl/>
+              <w:jc w:val="center"/>
+              <w:rPr>
+                <w:rFonts w:ascii="宋体" w:eastAsia="宋体" w:hAnsi="宋体" w:cs="宋体" w:hint="eastAsia"/>
+                <w:sz w:val="18"/>
+                <w:szCs w:val="18"/>
+              </w:rPr>
+            </w:pPr>
+          </w:p>
+        </w:tc>
+        <w:tc>
+          <w:tcPr>
+            <w:tcW w:w="776" w:type="dxa"/>
+            <w:tcBorders>
+              <w:top w:val="nil"/>
+              <w:left w:val="nil"/>
+              <w:bottom w:val="single" w:sz="4" w:space="0" w:color="auto"/>
+              <w:right w:val="single" w:sz="4" w:space="0" w:color="auto"/>
+            </w:tcBorders>
+            <w:shd w:val="clear" w:color="auto" w:fill="auto"/>
+            <w:noWrap/>
+            <w:vAlign w:val="center"/>
+          </w:tcPr>
+          <w:p>
+            <w:pPr>
+              <w:widowControl/>
+              <w:jc w:val="center"/>
+              <w:rPr>
+                <w:rFonts w:ascii="宋体" w:eastAsia="宋体" w:hAnsi="宋体" w:cs="宋体" w:hint="eastAsia"/>
+                <w:sz w:val="18"/>
+                <w:szCs w:val="18"/>
+              </w:rPr>
+            </w:pPr>
+          </w:p>
+        </w:tc>
+      </w:tr>
+      <w:tr>
+        <w:trPr>
+          <w:trHeight w:val="1755"/>
+        </w:trPr>
+        <w:tc>
+          <w:tcPr>
+            <w:tcW w:w="9923" w:type="dxa"/>
+            <w:gridSpan w:val="13"/>
+            <w:tcBorders>
+              <w:top w:val="single" w:sz="4" w:space="0" w:color="auto"/>
+              <w:left w:val="single" w:sz="4" w:space="0" w:color="auto"/>
+              <w:bottom w:val="single" w:sz="4" w:space="0" w:color="auto"/>
+              <w:right w:val="single" w:sz="4" w:space="0" w:color="auto"/>
+            </w:tcBorders>
+            <w:shd w:val="clear" w:color="auto" w:fill="auto"/>
+            <w:vAlign w:val="center"/>
+            <w:hideMark/>
+          </w:tcPr>
+          <w:p>
+            <w:pPr>
+              <w:widowControl/>
+              <w:jc w:val="left"/>
+              <w:rPr>
+                <w:rFonts w:ascii="宋体" w:eastAsia="宋体" w:hAnsi="宋体" w:cs="宋体" w:hint="eastAsia"/>
+                <w:color w:val="000000"/>
+                <w:kern w:val="0"/>
+                <w:sz w:val="22"/>
+              </w:rPr>
+            </w:pPr>
+            <w:r>
+              <w:rPr>
+                <w:rFonts w:ascii="宋体" w:eastAsia="宋体" w:hAnsi="宋体" w:cs="宋体" w:hint="eastAsia"/>
+                <w:sz w:val="18"/>
+                <w:szCs w:val="18"/>
+              </w:rPr>
+              <w:t>按合同和装箱单，核对设备到货实际配置、型号、规格、数量： （上表填写不下时可附表续填）</w:t>
+            </w:r>
+            <w:r>
+              <w:rPr>
+                <w:rFonts w:ascii="宋体" w:eastAsia="宋体" w:hAnsi="宋体" w:cs="宋体" w:hint="eastAsia"/>
+                <w:sz w:val="18"/>
+                <w:szCs w:val="18"/>
+              </w:rPr>
+              <w:br/>
+              <w:t>□全部和合同与装货单相符</w:t>
+            </w:r>
+            <w:r>
+              <w:rPr>
+                <w:rFonts w:ascii="宋体" w:eastAsia="宋体" w:hAnsi="宋体" w:cs="宋体" w:hint="eastAsia"/>
+                <w:sz w:val="18"/>
+                <w:szCs w:val="18"/>
+              </w:rPr>
+              <w:br/>
+              <w:t>□缺配置，其中为：</w:t>
+            </w:r>
+            <w:r>
+              <w:rPr>
+                <w:rFonts w:ascii="宋体" w:eastAsia="宋体" w:hAnsi="宋体" w:cs="宋体" w:hint="eastAsia"/>
+                <w:sz w:val="18"/>
+                <w:szCs w:val="18"/>
+              </w:rPr>
+              <w:br/>
+              <w:t xml:space="preserve">□型号规格与合同货装箱单不符，其中为：      </w:t>
+            </w:r>
+            <w:r>
+              <w:rPr>
+                <w:rFonts w:ascii="宋体" w:eastAsia="宋体" w:hAnsi="宋体" w:cs="宋体" w:hint="eastAsia"/>
+                <w:sz w:val="18"/>
+                <w:szCs w:val="18"/>
+              </w:rPr>
+              <w:br/>
+              <w:t>□其他</w:t>
+            </w:r>
+          </w:p>
+        </w:tc>
+      </w:tr>
+      <w:tr>
+        <w:trPr>
+          <w:trHeight w:val="1005"/>
+        </w:trPr>
+        <w:tc>
+          <w:tcPr>
+            <w:tcW w:w="9923" w:type="dxa"/>
+            <w:gridSpan w:val="13"/>
+            <w:tcBorders>
+              <w:top w:val="single" w:sz="4" w:space="0" w:color="auto"/>
+              <w:left w:val="single" w:sz="4" w:space="0" w:color="auto"/>
+              <w:bottom w:val="single" w:sz="4" w:space="0" w:color="auto"/>
+              <w:right w:val="single" w:sz="4" w:space="0" w:color="auto"/>
+            </w:tcBorders>
+            <w:shd w:val="clear" w:color="auto" w:fill="auto"/>
+            <w:noWrap/>
+            <w:hideMark/>
+          </w:tcPr>
+          <w:p>
+            <w:pPr>
+              <w:widowControl/>
+              <w:jc w:val="left"/>
+              <w:rPr>
+                <w:rFonts w:ascii="宋体" w:eastAsia="宋体" w:hAnsi="宋体" w:cs="宋体" w:hint="eastAsia"/>
+                <w:color w:val="000000"/>
+                <w:kern w:val="0"/>
+                <w:sz w:val="22"/>
+              </w:rPr>
+            </w:pPr>
+            <w:r>
+              <w:rPr>
+                <w:rFonts w:ascii="宋体" w:eastAsia="宋体" w:hAnsi="宋体" w:cs="宋体" w:hint="eastAsia"/>
+                <w:sz w:val="18"/>
+                <w:szCs w:val="18"/>
+              </w:rPr>
+              <w:t>验收结果或尚待解决问题：</w:t>
+            </w:r>
+          </w:p>
+        </w:tc>
+      </w:tr>
+      <w:tr>
+        <w:trPr>
+          <w:trHeight w:val="499"/>
+        </w:trPr>
+        <w:tc>
+          <w:tcPr>
+            <w:tcW w:w="9923" w:type="dxa"/>
+            <w:gridSpan w:val="13"/>
+            <w:tcBorders>
+              <w:top w:val="single" w:sz="4" w:space="0" w:color="auto"/>
+              <w:left w:val="single" w:sz="4" w:space="0" w:color="auto"/>
+              <w:bottom w:val="single" w:sz="4" w:space="0" w:color="auto"/>
+              <w:right w:val="single" w:sz="4" w:space="0" w:color="auto"/>
+            </w:tcBorders>
+            <w:shd w:val="clear" w:color="auto" w:fill="auto"/>
+            <w:noWrap/>
+            <w:vAlign w:val="center"/>
+            <w:hideMark/>
+          </w:tcPr>
+          <w:p>
+            <w:pPr>
+              <w:widowControl/>
+              <w:jc w:val="left"/>
+              <w:rPr>
+                <w:rFonts w:ascii="宋体" w:eastAsia="宋体" w:hAnsi="宋体" w:cs="宋体" w:hint="eastAsia"/>
+                <w:sz w:val="18"/>
+                <w:szCs w:val="18"/>
+              </w:rPr>
+            </w:pPr>
+            <w:r>
+              <w:rPr>
+                <w:rFonts w:ascii="宋体" w:eastAsia="宋体" w:hAnsi="宋体" w:cs="宋体" w:hint="eastAsia"/>
+                <w:sz w:val="18"/>
+                <w:szCs w:val="18"/>
+              </w:rPr>
+              <w:t xml:space="preserve">使用科室验收人（签字）：                 设备管理部门代表（签字）：         </w:t>
+            </w:r>
+          </w:p>
+        </w:tc>
+      </w:tr>
+      <w:tr>
+        <w:trPr>
+          <w:trHeight w:val="499"/>
+        </w:trPr>
+        <w:tc>
+          <w:tcPr>
+            <w:tcW w:w="9923" w:type="dxa"/>
+            <w:gridSpan w:val="13"/>
+            <w:tcBorders>
+              <w:top w:val="single" w:sz="4" w:space="0" w:color="auto"/>
+              <w:left w:val="single" w:sz="4" w:space="0" w:color="auto"/>
+              <w:bottom w:val="single" w:sz="4" w:space="0" w:color="auto"/>
+              <w:right w:val="single" w:sz="4" w:space="0" w:color="auto"/>
+            </w:tcBorders>
+            <w:shd w:val="clear" w:color="auto" w:fill="auto"/>
+            <w:noWrap/>
+            <w:vAlign w:val="center"/>
+            <w:hideMark/>
+          </w:tcPr>
+          <w:p>
+            <w:pPr>
+              <w:widowControl/>
+              <w:jc w:val="left"/>
+              <w:rPr>
+                <w:rFonts w:ascii="宋体" w:eastAsia="宋体" w:hAnsi="宋体" w:cs="宋体" w:hint="eastAsia"/>
+                <w:sz w:val="18"/>
+                <w:szCs w:val="18"/>
+              </w:rPr>
+            </w:pPr>
+            <w:r>
+              <w:rPr>
+                <w:rFonts w:ascii="宋体" w:eastAsia="宋体" w:hAnsi="宋体" w:cs="宋体" w:hint="eastAsia"/>
+                <w:sz w:val="18"/>
+                <w:szCs w:val="18"/>
+              </w:rPr>
+              <w:t>厂商代表（签字）：</w:t>
+            </w:r>
+          </w:p>
+        </w:tc>
+      </w:tr>
+    </w:tbl>
     <w:p>
       <w:pPr>
         <w:spacing w:line="480" w:lineRule="auto"/>
-        <w:ind w:firstLineChars="300" w:firstLine="1325"/>
+        <w:ind w:firstLineChars="300" w:firstLine="1084"/>
         <w:rPr>
           <w:rStyle w:val="TitleChar"/>
           <w:rFonts w:ascii="宋体" w:eastAsia="宋体" w:hAnsi="宋体" w:cs="宋体"/>
         </w:rPr>
       </w:pPr>
-      <w:bookmarkStart w:id="0" w:name="_GoBack"/>
-      <w:bookmarkEnd w:id="0"/>
       <w:r>
         <w:rPr>
           <w:rStyle w:val="TitleChar"/>
           <w:rFonts w:ascii="宋体" w:eastAsia="宋体" w:hAnsi="宋体" w:cs="宋体" w:hint="eastAsia"/>
-          <w:sz w:val="44"/>
-          <w:szCs w:val="44"/>
+          <w:sz w:val="36"/>
+          <w:szCs w:val="36"/>
         </w:rPr>
+        <w:lastRenderedPageBreak/>
         <w:t>医疗设备</w:t>
       </w:r>
       <w:r>
         <w:rPr>
           <w:rStyle w:val="TitleChar"/>
           <w:rFonts w:ascii="宋体" w:eastAsia="宋体" w:hAnsi="宋体" w:cs="宋体" w:hint="eastAsia"/>
-          <w:sz w:val="44"/>
-          <w:szCs w:val="44"/>
+          <w:sz w:val="36"/>
+          <w:szCs w:val="36"/>
         </w:rPr>
         <w:t>到货</w:t>
       </w:r>
@@ -35,8 +3665,8 @@
         <w:rPr>
           <w:rStyle w:val="TitleChar"/>
           <w:rFonts w:ascii="宋体" w:eastAsia="宋体" w:hAnsi="宋体" w:cs="宋体" w:hint="eastAsia"/>
-          <w:sz w:val="44"/>
-          <w:szCs w:val="44"/>
+          <w:sz w:val="36"/>
+          <w:szCs w:val="36"/>
         </w:rPr>
         <w:t>验收报告</w:t>
       </w:r>
@@ -220,18 +3850,18 @@
     <w:tbl>
       <w:tblPr>
         <w:tblStyle w:val="TableGrid"/>
-        <w:tblW w:w="9526" w:type="dxa"/>
+        <w:tblW w:w="9918" w:type="dxa"/>
         <w:tblLook w:val="04A0" w:firstRow="1" w:lastRow="0" w:firstColumn="1" w:lastColumn="0" w:noHBand="0" w:noVBand="1"/>
       </w:tblPr>
       <w:tblGrid>
         <w:gridCol w:w="704"/>
-        <w:gridCol w:w="1559"/>
-        <w:gridCol w:w="2552"/>
-        <w:gridCol w:w="1417"/>
+        <w:gridCol w:w="1701"/>
+        <w:gridCol w:w="1985"/>
+        <w:gridCol w:w="1842"/>
         <w:gridCol w:w="851"/>
         <w:gridCol w:w="992"/>
         <w:gridCol w:w="709"/>
-        <w:gridCol w:w="742"/>
+        <w:gridCol w:w="1134"/>
       </w:tblGrid>
       <w:tr>
         <w:trPr>
@@ -261,7 +3891,7 @@
         </w:tc>
         <w:tc>
           <w:tcPr>
-            <w:tcW w:w="1559" w:type="dxa"/>
+            <w:tcW w:w="1701" w:type="dxa"/>
             <w:vAlign w:val="center"/>
           </w:tcPr>
           <w:p>
@@ -291,7 +3921,7 @@
         </w:tc>
         <w:tc>
           <w:tcPr>
-            <w:tcW w:w="2552" w:type="dxa"/>
+            <w:tcW w:w="1985" w:type="dxa"/>
             <w:vAlign w:val="center"/>
           </w:tcPr>
           <w:p>
@@ -313,7 +3943,7 @@
         </w:tc>
         <w:tc>
           <w:tcPr>
-            <w:tcW w:w="1417" w:type="dxa"/>
+            <w:tcW w:w="1842" w:type="dxa"/>
             <w:vAlign w:val="center"/>
           </w:tcPr>
           <w:p>
@@ -401,7 +4031,7 @@
         </w:tc>
         <w:tc>
           <w:tcPr>
-            <w:tcW w:w="742" w:type="dxa"/>
+            <w:tcW w:w="1134" w:type="dxa"/>
             <w:vAlign w:val="center"/>
           </w:tcPr>
           <w:p>
@@ -442,35 +4072,35 @@
         </w:tc>
         <w:tc>
           <w:tcPr>
-            <w:tcW w:w="1559" w:type="dxa"/>
-            <w:vAlign w:val="center"/>
-          </w:tcPr>
-          <w:p>
-            <w:pPr>
-              <w:rPr>
-                <w:sz w:val="18"/>
-                <w:szCs w:val="18"/>
-              </w:rPr>
-            </w:pPr>
-          </w:p>
-        </w:tc>
-        <w:tc>
-          <w:tcPr>
-            <w:tcW w:w="2552" w:type="dxa"/>
-            <w:vAlign w:val="center"/>
-          </w:tcPr>
-          <w:p>
-            <w:pPr>
-              <w:rPr>
-                <w:sz w:val="18"/>
-                <w:szCs w:val="18"/>
-              </w:rPr>
-            </w:pPr>
-          </w:p>
-        </w:tc>
-        <w:tc>
-          <w:tcPr>
-            <w:tcW w:w="1417" w:type="dxa"/>
+            <w:tcW w:w="1701" w:type="dxa"/>
+            <w:vAlign w:val="center"/>
+          </w:tcPr>
+          <w:p>
+            <w:pPr>
+              <w:rPr>
+                <w:sz w:val="18"/>
+                <w:szCs w:val="18"/>
+              </w:rPr>
+            </w:pPr>
+          </w:p>
+        </w:tc>
+        <w:tc>
+          <w:tcPr>
+            <w:tcW w:w="1985" w:type="dxa"/>
+            <w:vAlign w:val="center"/>
+          </w:tcPr>
+          <w:p>
+            <w:pPr>
+              <w:rPr>
+                <w:sz w:val="18"/>
+                <w:szCs w:val="18"/>
+              </w:rPr>
+            </w:pPr>
+          </w:p>
+        </w:tc>
+        <w:tc>
+          <w:tcPr>
+            <w:tcW w:w="1842" w:type="dxa"/>
             <w:vAlign w:val="center"/>
           </w:tcPr>
           <w:p>
@@ -526,7 +4156,7 @@
         </w:tc>
         <w:tc>
           <w:tcPr>
-            <w:tcW w:w="742" w:type="dxa"/>
+            <w:tcW w:w="1134" w:type="dxa"/>
             <w:vAlign w:val="center"/>
           </w:tcPr>
           <w:p>
@@ -559,35 +4189,35 @@
         </w:tc>
         <w:tc>
           <w:tcPr>
-            <w:tcW w:w="1559" w:type="dxa"/>
-            <w:vAlign w:val="center"/>
-          </w:tcPr>
-          <w:p>
-            <w:pPr>
-              <w:rPr>
-                <w:sz w:val="18"/>
-                <w:szCs w:val="18"/>
-              </w:rPr>
-            </w:pPr>
-          </w:p>
-        </w:tc>
-        <w:tc>
-          <w:tcPr>
-            <w:tcW w:w="2552" w:type="dxa"/>
-            <w:vAlign w:val="center"/>
-          </w:tcPr>
-          <w:p>
-            <w:pPr>
-              <w:rPr>
-                <w:sz w:val="18"/>
-                <w:szCs w:val="18"/>
-              </w:rPr>
-            </w:pPr>
-          </w:p>
-        </w:tc>
-        <w:tc>
-          <w:tcPr>
-            <w:tcW w:w="1417" w:type="dxa"/>
+            <w:tcW w:w="1701" w:type="dxa"/>
+            <w:vAlign w:val="center"/>
+          </w:tcPr>
+          <w:p>
+            <w:pPr>
+              <w:rPr>
+                <w:sz w:val="18"/>
+                <w:szCs w:val="18"/>
+              </w:rPr>
+            </w:pPr>
+          </w:p>
+        </w:tc>
+        <w:tc>
+          <w:tcPr>
+            <w:tcW w:w="1985" w:type="dxa"/>
+            <w:vAlign w:val="center"/>
+          </w:tcPr>
+          <w:p>
+            <w:pPr>
+              <w:rPr>
+                <w:sz w:val="18"/>
+                <w:szCs w:val="18"/>
+              </w:rPr>
+            </w:pPr>
+          </w:p>
+        </w:tc>
+        <w:tc>
+          <w:tcPr>
+            <w:tcW w:w="1842" w:type="dxa"/>
             <w:vAlign w:val="center"/>
           </w:tcPr>
           <w:p>
@@ -643,7 +4273,7 @@
         </w:tc>
         <w:tc>
           <w:tcPr>
-            <w:tcW w:w="742" w:type="dxa"/>
+            <w:tcW w:w="1134" w:type="dxa"/>
             <w:vAlign w:val="center"/>
           </w:tcPr>
           <w:p>
@@ -676,35 +4306,35 @@
         </w:tc>
         <w:tc>
           <w:tcPr>
-            <w:tcW w:w="1559" w:type="dxa"/>
-            <w:vAlign w:val="center"/>
-          </w:tcPr>
-          <w:p>
-            <w:pPr>
-              <w:rPr>
-                <w:sz w:val="18"/>
-                <w:szCs w:val="18"/>
-              </w:rPr>
-            </w:pPr>
-          </w:p>
-        </w:tc>
-        <w:tc>
-          <w:tcPr>
-            <w:tcW w:w="2552" w:type="dxa"/>
-            <w:vAlign w:val="center"/>
-          </w:tcPr>
-          <w:p>
-            <w:pPr>
-              <w:rPr>
-                <w:sz w:val="18"/>
-                <w:szCs w:val="18"/>
-              </w:rPr>
-            </w:pPr>
-          </w:p>
-        </w:tc>
-        <w:tc>
-          <w:tcPr>
-            <w:tcW w:w="1417" w:type="dxa"/>
+            <w:tcW w:w="1701" w:type="dxa"/>
+            <w:vAlign w:val="center"/>
+          </w:tcPr>
+          <w:p>
+            <w:pPr>
+              <w:rPr>
+                <w:sz w:val="18"/>
+                <w:szCs w:val="18"/>
+              </w:rPr>
+            </w:pPr>
+          </w:p>
+        </w:tc>
+        <w:tc>
+          <w:tcPr>
+            <w:tcW w:w="1985" w:type="dxa"/>
+            <w:vAlign w:val="center"/>
+          </w:tcPr>
+          <w:p>
+            <w:pPr>
+              <w:rPr>
+                <w:sz w:val="18"/>
+                <w:szCs w:val="18"/>
+              </w:rPr>
+            </w:pPr>
+          </w:p>
+        </w:tc>
+        <w:tc>
+          <w:tcPr>
+            <w:tcW w:w="1842" w:type="dxa"/>
             <w:vAlign w:val="center"/>
           </w:tcPr>
           <w:p>
@@ -760,7 +4390,7 @@
         </w:tc>
         <w:tc>
           <w:tcPr>
-            <w:tcW w:w="742" w:type="dxa"/>
+            <w:tcW w:w="1134" w:type="dxa"/>
             <w:vAlign w:val="center"/>
           </w:tcPr>
           <w:p>
@@ -793,35 +4423,35 @@
         </w:tc>
         <w:tc>
           <w:tcPr>
-            <w:tcW w:w="1559" w:type="dxa"/>
-            <w:vAlign w:val="center"/>
-          </w:tcPr>
-          <w:p>
-            <w:pPr>
-              <w:rPr>
-                <w:sz w:val="18"/>
-                <w:szCs w:val="18"/>
-              </w:rPr>
-            </w:pPr>
-          </w:p>
-        </w:tc>
-        <w:tc>
-          <w:tcPr>
-            <w:tcW w:w="2552" w:type="dxa"/>
-            <w:vAlign w:val="center"/>
-          </w:tcPr>
-          <w:p>
-            <w:pPr>
-              <w:rPr>
-                <w:sz w:val="18"/>
-                <w:szCs w:val="18"/>
-              </w:rPr>
-            </w:pPr>
-          </w:p>
-        </w:tc>
-        <w:tc>
-          <w:tcPr>
-            <w:tcW w:w="1417" w:type="dxa"/>
+            <w:tcW w:w="1701" w:type="dxa"/>
+            <w:vAlign w:val="center"/>
+          </w:tcPr>
+          <w:p>
+            <w:pPr>
+              <w:rPr>
+                <w:sz w:val="18"/>
+                <w:szCs w:val="18"/>
+              </w:rPr>
+            </w:pPr>
+          </w:p>
+        </w:tc>
+        <w:tc>
+          <w:tcPr>
+            <w:tcW w:w="1985" w:type="dxa"/>
+            <w:vAlign w:val="center"/>
+          </w:tcPr>
+          <w:p>
+            <w:pPr>
+              <w:rPr>
+                <w:sz w:val="18"/>
+                <w:szCs w:val="18"/>
+              </w:rPr>
+            </w:pPr>
+          </w:p>
+        </w:tc>
+        <w:tc>
+          <w:tcPr>
+            <w:tcW w:w="1842" w:type="dxa"/>
             <w:vAlign w:val="center"/>
           </w:tcPr>
           <w:p>
@@ -877,7 +4507,7 @@
         </w:tc>
         <w:tc>
           <w:tcPr>
-            <w:tcW w:w="742" w:type="dxa"/>
+            <w:tcW w:w="1134" w:type="dxa"/>
             <w:vAlign w:val="center"/>
           </w:tcPr>
           <w:p>
@@ -910,35 +4540,35 @@
         </w:tc>
         <w:tc>
           <w:tcPr>
-            <w:tcW w:w="1559" w:type="dxa"/>
-            <w:vAlign w:val="center"/>
-          </w:tcPr>
-          <w:p>
-            <w:pPr>
-              <w:rPr>
-                <w:sz w:val="18"/>
-                <w:szCs w:val="18"/>
-              </w:rPr>
-            </w:pPr>
-          </w:p>
-        </w:tc>
-        <w:tc>
-          <w:tcPr>
-            <w:tcW w:w="2552" w:type="dxa"/>
-            <w:vAlign w:val="center"/>
-          </w:tcPr>
-          <w:p>
-            <w:pPr>
-              <w:rPr>
-                <w:sz w:val="18"/>
-                <w:szCs w:val="18"/>
-              </w:rPr>
-            </w:pPr>
-          </w:p>
-        </w:tc>
-        <w:tc>
-          <w:tcPr>
-            <w:tcW w:w="1417" w:type="dxa"/>
+            <w:tcW w:w="1701" w:type="dxa"/>
+            <w:vAlign w:val="center"/>
+          </w:tcPr>
+          <w:p>
+            <w:pPr>
+              <w:rPr>
+                <w:sz w:val="18"/>
+                <w:szCs w:val="18"/>
+              </w:rPr>
+            </w:pPr>
+          </w:p>
+        </w:tc>
+        <w:tc>
+          <w:tcPr>
+            <w:tcW w:w="1985" w:type="dxa"/>
+            <w:vAlign w:val="center"/>
+          </w:tcPr>
+          <w:p>
+            <w:pPr>
+              <w:rPr>
+                <w:sz w:val="18"/>
+                <w:szCs w:val="18"/>
+              </w:rPr>
+            </w:pPr>
+          </w:p>
+        </w:tc>
+        <w:tc>
+          <w:tcPr>
+            <w:tcW w:w="1842" w:type="dxa"/>
             <w:vAlign w:val="center"/>
           </w:tcPr>
           <w:p>
@@ -994,7 +4624,7 @@
         </w:tc>
         <w:tc>
           <w:tcPr>
-            <w:tcW w:w="742" w:type="dxa"/>
+            <w:tcW w:w="1134" w:type="dxa"/>
             <w:vAlign w:val="center"/>
           </w:tcPr>
           <w:p>
@@ -1027,35 +4657,35 @@
         </w:tc>
         <w:tc>
           <w:tcPr>
-            <w:tcW w:w="1559" w:type="dxa"/>
-            <w:vAlign w:val="center"/>
-          </w:tcPr>
-          <w:p>
-            <w:pPr>
-              <w:rPr>
-                <w:sz w:val="18"/>
-                <w:szCs w:val="18"/>
-              </w:rPr>
-            </w:pPr>
-          </w:p>
-        </w:tc>
-        <w:tc>
-          <w:tcPr>
-            <w:tcW w:w="2552" w:type="dxa"/>
-            <w:vAlign w:val="center"/>
-          </w:tcPr>
-          <w:p>
-            <w:pPr>
-              <w:rPr>
-                <w:sz w:val="18"/>
-                <w:szCs w:val="18"/>
-              </w:rPr>
-            </w:pPr>
-          </w:p>
-        </w:tc>
-        <w:tc>
-          <w:tcPr>
-            <w:tcW w:w="1417" w:type="dxa"/>
+            <w:tcW w:w="1701" w:type="dxa"/>
+            <w:vAlign w:val="center"/>
+          </w:tcPr>
+          <w:p>
+            <w:pPr>
+              <w:rPr>
+                <w:sz w:val="18"/>
+                <w:szCs w:val="18"/>
+              </w:rPr>
+            </w:pPr>
+          </w:p>
+        </w:tc>
+        <w:tc>
+          <w:tcPr>
+            <w:tcW w:w="1985" w:type="dxa"/>
+            <w:vAlign w:val="center"/>
+          </w:tcPr>
+          <w:p>
+            <w:pPr>
+              <w:rPr>
+                <w:sz w:val="18"/>
+                <w:szCs w:val="18"/>
+              </w:rPr>
+            </w:pPr>
+          </w:p>
+        </w:tc>
+        <w:tc>
+          <w:tcPr>
+            <w:tcW w:w="1842" w:type="dxa"/>
             <w:vAlign w:val="center"/>
           </w:tcPr>
           <w:p>
@@ -1111,7 +4741,7 @@
         </w:tc>
         <w:tc>
           <w:tcPr>
-            <w:tcW w:w="742" w:type="dxa"/>
+            <w:tcW w:w="1134" w:type="dxa"/>
             <w:vAlign w:val="center"/>
           </w:tcPr>
           <w:p>
@@ -1144,35 +4774,35 @@
         </w:tc>
         <w:tc>
           <w:tcPr>
-            <w:tcW w:w="1559" w:type="dxa"/>
-            <w:vAlign w:val="center"/>
-          </w:tcPr>
-          <w:p>
-            <w:pPr>
-              <w:rPr>
-                <w:sz w:val="18"/>
-                <w:szCs w:val="18"/>
-              </w:rPr>
-            </w:pPr>
-          </w:p>
-        </w:tc>
-        <w:tc>
-          <w:tcPr>
-            <w:tcW w:w="2552" w:type="dxa"/>
-            <w:vAlign w:val="center"/>
-          </w:tcPr>
-          <w:p>
-            <w:pPr>
-              <w:rPr>
-                <w:sz w:val="18"/>
-                <w:szCs w:val="18"/>
-              </w:rPr>
-            </w:pPr>
-          </w:p>
-        </w:tc>
-        <w:tc>
-          <w:tcPr>
-            <w:tcW w:w="1417" w:type="dxa"/>
+            <w:tcW w:w="1701" w:type="dxa"/>
+            <w:vAlign w:val="center"/>
+          </w:tcPr>
+          <w:p>
+            <w:pPr>
+              <w:rPr>
+                <w:sz w:val="18"/>
+                <w:szCs w:val="18"/>
+              </w:rPr>
+            </w:pPr>
+          </w:p>
+        </w:tc>
+        <w:tc>
+          <w:tcPr>
+            <w:tcW w:w="1985" w:type="dxa"/>
+            <w:vAlign w:val="center"/>
+          </w:tcPr>
+          <w:p>
+            <w:pPr>
+              <w:rPr>
+                <w:sz w:val="18"/>
+                <w:szCs w:val="18"/>
+              </w:rPr>
+            </w:pPr>
+          </w:p>
+        </w:tc>
+        <w:tc>
+          <w:tcPr>
+            <w:tcW w:w="1842" w:type="dxa"/>
             <w:vAlign w:val="center"/>
           </w:tcPr>
           <w:p>
@@ -1228,7 +4858,7 @@
         </w:tc>
         <w:tc>
           <w:tcPr>
-            <w:tcW w:w="742" w:type="dxa"/>
+            <w:tcW w:w="1134" w:type="dxa"/>
             <w:vAlign w:val="center"/>
           </w:tcPr>
           <w:p>
@@ -1261,35 +4891,35 @@
         </w:tc>
         <w:tc>
           <w:tcPr>
-            <w:tcW w:w="1559" w:type="dxa"/>
-            <w:vAlign w:val="center"/>
-          </w:tcPr>
-          <w:p>
-            <w:pPr>
-              <w:rPr>
-                <w:sz w:val="18"/>
-                <w:szCs w:val="18"/>
-              </w:rPr>
-            </w:pPr>
-          </w:p>
-        </w:tc>
-        <w:tc>
-          <w:tcPr>
-            <w:tcW w:w="2552" w:type="dxa"/>
-            <w:vAlign w:val="center"/>
-          </w:tcPr>
-          <w:p>
-            <w:pPr>
-              <w:rPr>
-                <w:sz w:val="18"/>
-                <w:szCs w:val="18"/>
-              </w:rPr>
-            </w:pPr>
-          </w:p>
-        </w:tc>
-        <w:tc>
-          <w:tcPr>
-            <w:tcW w:w="1417" w:type="dxa"/>
+            <w:tcW w:w="1701" w:type="dxa"/>
+            <w:vAlign w:val="center"/>
+          </w:tcPr>
+          <w:p>
+            <w:pPr>
+              <w:rPr>
+                <w:sz w:val="18"/>
+                <w:szCs w:val="18"/>
+              </w:rPr>
+            </w:pPr>
+          </w:p>
+        </w:tc>
+        <w:tc>
+          <w:tcPr>
+            <w:tcW w:w="1985" w:type="dxa"/>
+            <w:vAlign w:val="center"/>
+          </w:tcPr>
+          <w:p>
+            <w:pPr>
+              <w:rPr>
+                <w:sz w:val="18"/>
+                <w:szCs w:val="18"/>
+              </w:rPr>
+            </w:pPr>
+          </w:p>
+        </w:tc>
+        <w:tc>
+          <w:tcPr>
+            <w:tcW w:w="1842" w:type="dxa"/>
             <w:vAlign w:val="center"/>
           </w:tcPr>
           <w:p>
@@ -1345,7 +4975,7 @@
         </w:tc>
         <w:tc>
           <w:tcPr>
-            <w:tcW w:w="742" w:type="dxa"/>
+            <w:tcW w:w="1134" w:type="dxa"/>
             <w:vAlign w:val="center"/>
           </w:tcPr>
           <w:p>
@@ -1378,35 +5008,35 @@
         </w:tc>
         <w:tc>
           <w:tcPr>
-            <w:tcW w:w="1559" w:type="dxa"/>
-            <w:vAlign w:val="center"/>
-          </w:tcPr>
-          <w:p>
-            <w:pPr>
-              <w:rPr>
-                <w:sz w:val="18"/>
-                <w:szCs w:val="18"/>
-              </w:rPr>
-            </w:pPr>
-          </w:p>
-        </w:tc>
-        <w:tc>
-          <w:tcPr>
-            <w:tcW w:w="2552" w:type="dxa"/>
-            <w:vAlign w:val="center"/>
-          </w:tcPr>
-          <w:p>
-            <w:pPr>
-              <w:rPr>
-                <w:sz w:val="18"/>
-                <w:szCs w:val="18"/>
-              </w:rPr>
-            </w:pPr>
-          </w:p>
-        </w:tc>
-        <w:tc>
-          <w:tcPr>
-            <w:tcW w:w="1417" w:type="dxa"/>
+            <w:tcW w:w="1701" w:type="dxa"/>
+            <w:vAlign w:val="center"/>
+          </w:tcPr>
+          <w:p>
+            <w:pPr>
+              <w:rPr>
+                <w:sz w:val="18"/>
+                <w:szCs w:val="18"/>
+              </w:rPr>
+            </w:pPr>
+          </w:p>
+        </w:tc>
+        <w:tc>
+          <w:tcPr>
+            <w:tcW w:w="1985" w:type="dxa"/>
+            <w:vAlign w:val="center"/>
+          </w:tcPr>
+          <w:p>
+            <w:pPr>
+              <w:rPr>
+                <w:sz w:val="18"/>
+                <w:szCs w:val="18"/>
+              </w:rPr>
+            </w:pPr>
+          </w:p>
+        </w:tc>
+        <w:tc>
+          <w:tcPr>
+            <w:tcW w:w="1842" w:type="dxa"/>
             <w:vAlign w:val="center"/>
           </w:tcPr>
           <w:p>
@@ -1462,7 +5092,7 @@
         </w:tc>
         <w:tc>
           <w:tcPr>
-            <w:tcW w:w="742" w:type="dxa"/>
+            <w:tcW w:w="1134" w:type="dxa"/>
             <w:vAlign w:val="center"/>
           </w:tcPr>
           <w:p>
@@ -1495,35 +5125,35 @@
         </w:tc>
         <w:tc>
           <w:tcPr>
-            <w:tcW w:w="1559" w:type="dxa"/>
-            <w:vAlign w:val="center"/>
-          </w:tcPr>
-          <w:p>
-            <w:pPr>
-              <w:rPr>
-                <w:sz w:val="18"/>
-                <w:szCs w:val="18"/>
-              </w:rPr>
-            </w:pPr>
-          </w:p>
-        </w:tc>
-        <w:tc>
-          <w:tcPr>
-            <w:tcW w:w="2552" w:type="dxa"/>
-            <w:vAlign w:val="center"/>
-          </w:tcPr>
-          <w:p>
-            <w:pPr>
-              <w:rPr>
-                <w:sz w:val="18"/>
-                <w:szCs w:val="18"/>
-              </w:rPr>
-            </w:pPr>
-          </w:p>
-        </w:tc>
-        <w:tc>
-          <w:tcPr>
-            <w:tcW w:w="1417" w:type="dxa"/>
+            <w:tcW w:w="1701" w:type="dxa"/>
+            <w:vAlign w:val="center"/>
+          </w:tcPr>
+          <w:p>
+            <w:pPr>
+              <w:rPr>
+                <w:sz w:val="18"/>
+                <w:szCs w:val="18"/>
+              </w:rPr>
+            </w:pPr>
+          </w:p>
+        </w:tc>
+        <w:tc>
+          <w:tcPr>
+            <w:tcW w:w="1985" w:type="dxa"/>
+            <w:vAlign w:val="center"/>
+          </w:tcPr>
+          <w:p>
+            <w:pPr>
+              <w:rPr>
+                <w:sz w:val="18"/>
+                <w:szCs w:val="18"/>
+              </w:rPr>
+            </w:pPr>
+          </w:p>
+        </w:tc>
+        <w:tc>
+          <w:tcPr>
+            <w:tcW w:w="1842" w:type="dxa"/>
             <w:vAlign w:val="center"/>
           </w:tcPr>
           <w:p>
@@ -1579,7 +5209,7 @@
         </w:tc>
         <w:tc>
           <w:tcPr>
-            <w:tcW w:w="742" w:type="dxa"/>
+            <w:tcW w:w="1134" w:type="dxa"/>
             <w:vAlign w:val="center"/>
           </w:tcPr>
           <w:p>
@@ -1612,35 +5242,35 @@
         </w:tc>
         <w:tc>
           <w:tcPr>
-            <w:tcW w:w="1559" w:type="dxa"/>
-            <w:vAlign w:val="center"/>
-          </w:tcPr>
-          <w:p>
-            <w:pPr>
-              <w:rPr>
-                <w:sz w:val="18"/>
-                <w:szCs w:val="18"/>
-              </w:rPr>
-            </w:pPr>
-          </w:p>
-        </w:tc>
-        <w:tc>
-          <w:tcPr>
-            <w:tcW w:w="2552" w:type="dxa"/>
-            <w:vAlign w:val="center"/>
-          </w:tcPr>
-          <w:p>
-            <w:pPr>
-              <w:rPr>
-                <w:sz w:val="18"/>
-                <w:szCs w:val="18"/>
-              </w:rPr>
-            </w:pPr>
-          </w:p>
-        </w:tc>
-        <w:tc>
-          <w:tcPr>
-            <w:tcW w:w="1417" w:type="dxa"/>
+            <w:tcW w:w="1701" w:type="dxa"/>
+            <w:vAlign w:val="center"/>
+          </w:tcPr>
+          <w:p>
+            <w:pPr>
+              <w:rPr>
+                <w:sz w:val="18"/>
+                <w:szCs w:val="18"/>
+              </w:rPr>
+            </w:pPr>
+          </w:p>
+        </w:tc>
+        <w:tc>
+          <w:tcPr>
+            <w:tcW w:w="1985" w:type="dxa"/>
+            <w:vAlign w:val="center"/>
+          </w:tcPr>
+          <w:p>
+            <w:pPr>
+              <w:rPr>
+                <w:sz w:val="18"/>
+                <w:szCs w:val="18"/>
+              </w:rPr>
+            </w:pPr>
+          </w:p>
+        </w:tc>
+        <w:tc>
+          <w:tcPr>
+            <w:tcW w:w="1842" w:type="dxa"/>
             <w:vAlign w:val="center"/>
           </w:tcPr>
           <w:p>
@@ -1696,7 +5326,7 @@
         </w:tc>
         <w:tc>
           <w:tcPr>
-            <w:tcW w:w="742" w:type="dxa"/>
+            <w:tcW w:w="1134" w:type="dxa"/>
             <w:vAlign w:val="center"/>
           </w:tcPr>
           <w:p>
@@ -1729,35 +5359,35 @@
         </w:tc>
         <w:tc>
           <w:tcPr>
-            <w:tcW w:w="1559" w:type="dxa"/>
-            <w:vAlign w:val="center"/>
-          </w:tcPr>
-          <w:p>
-            <w:pPr>
-              <w:rPr>
-                <w:sz w:val="18"/>
-                <w:szCs w:val="18"/>
-              </w:rPr>
-            </w:pPr>
-          </w:p>
-        </w:tc>
-        <w:tc>
-          <w:tcPr>
-            <w:tcW w:w="2552" w:type="dxa"/>
-            <w:vAlign w:val="center"/>
-          </w:tcPr>
-          <w:p>
-            <w:pPr>
-              <w:rPr>
-                <w:sz w:val="18"/>
-                <w:szCs w:val="18"/>
-              </w:rPr>
-            </w:pPr>
-          </w:p>
-        </w:tc>
-        <w:tc>
-          <w:tcPr>
-            <w:tcW w:w="1417" w:type="dxa"/>
+            <w:tcW w:w="1701" w:type="dxa"/>
+            <w:vAlign w:val="center"/>
+          </w:tcPr>
+          <w:p>
+            <w:pPr>
+              <w:rPr>
+                <w:sz w:val="18"/>
+                <w:szCs w:val="18"/>
+              </w:rPr>
+            </w:pPr>
+          </w:p>
+        </w:tc>
+        <w:tc>
+          <w:tcPr>
+            <w:tcW w:w="1985" w:type="dxa"/>
+            <w:vAlign w:val="center"/>
+          </w:tcPr>
+          <w:p>
+            <w:pPr>
+              <w:rPr>
+                <w:sz w:val="18"/>
+                <w:szCs w:val="18"/>
+              </w:rPr>
+            </w:pPr>
+          </w:p>
+        </w:tc>
+        <w:tc>
+          <w:tcPr>
+            <w:tcW w:w="1842" w:type="dxa"/>
             <w:vAlign w:val="center"/>
           </w:tcPr>
           <w:p>
@@ -1813,7 +5443,7 @@
         </w:tc>
         <w:tc>
           <w:tcPr>
-            <w:tcW w:w="742" w:type="dxa"/>
+            <w:tcW w:w="1134" w:type="dxa"/>
             <w:vAlign w:val="center"/>
           </w:tcPr>
           <w:p>
@@ -1846,35 +5476,35 @@
         </w:tc>
         <w:tc>
           <w:tcPr>
-            <w:tcW w:w="1559" w:type="dxa"/>
-            <w:vAlign w:val="center"/>
-          </w:tcPr>
-          <w:p>
-            <w:pPr>
-              <w:rPr>
-                <w:sz w:val="18"/>
-                <w:szCs w:val="18"/>
-              </w:rPr>
-            </w:pPr>
-          </w:p>
-        </w:tc>
-        <w:tc>
-          <w:tcPr>
-            <w:tcW w:w="2552" w:type="dxa"/>
-            <w:vAlign w:val="center"/>
-          </w:tcPr>
-          <w:p>
-            <w:pPr>
-              <w:rPr>
-                <w:sz w:val="18"/>
-                <w:szCs w:val="18"/>
-              </w:rPr>
-            </w:pPr>
-          </w:p>
-        </w:tc>
-        <w:tc>
-          <w:tcPr>
-            <w:tcW w:w="1417" w:type="dxa"/>
+            <w:tcW w:w="1701" w:type="dxa"/>
+            <w:vAlign w:val="center"/>
+          </w:tcPr>
+          <w:p>
+            <w:pPr>
+              <w:rPr>
+                <w:sz w:val="18"/>
+                <w:szCs w:val="18"/>
+              </w:rPr>
+            </w:pPr>
+          </w:p>
+        </w:tc>
+        <w:tc>
+          <w:tcPr>
+            <w:tcW w:w="1985" w:type="dxa"/>
+            <w:vAlign w:val="center"/>
+          </w:tcPr>
+          <w:p>
+            <w:pPr>
+              <w:rPr>
+                <w:sz w:val="18"/>
+                <w:szCs w:val="18"/>
+              </w:rPr>
+            </w:pPr>
+          </w:p>
+        </w:tc>
+        <w:tc>
+          <w:tcPr>
+            <w:tcW w:w="1842" w:type="dxa"/>
             <w:vAlign w:val="center"/>
           </w:tcPr>
           <w:p>
@@ -1930,7 +5560,7 @@
         </w:tc>
         <w:tc>
           <w:tcPr>
-            <w:tcW w:w="742" w:type="dxa"/>
+            <w:tcW w:w="1134" w:type="dxa"/>
             <w:vAlign w:val="center"/>
           </w:tcPr>
           <w:p>
@@ -1963,35 +5593,35 @@
         </w:tc>
         <w:tc>
           <w:tcPr>
-            <w:tcW w:w="1559" w:type="dxa"/>
-            <w:vAlign w:val="center"/>
-          </w:tcPr>
-          <w:p>
-            <w:pPr>
-              <w:rPr>
-                <w:sz w:val="18"/>
-                <w:szCs w:val="18"/>
-              </w:rPr>
-            </w:pPr>
-          </w:p>
-        </w:tc>
-        <w:tc>
-          <w:tcPr>
-            <w:tcW w:w="2552" w:type="dxa"/>
-            <w:vAlign w:val="center"/>
-          </w:tcPr>
-          <w:p>
-            <w:pPr>
-              <w:rPr>
-                <w:sz w:val="18"/>
-                <w:szCs w:val="18"/>
-              </w:rPr>
-            </w:pPr>
-          </w:p>
-        </w:tc>
-        <w:tc>
-          <w:tcPr>
-            <w:tcW w:w="1417" w:type="dxa"/>
+            <w:tcW w:w="1701" w:type="dxa"/>
+            <w:vAlign w:val="center"/>
+          </w:tcPr>
+          <w:p>
+            <w:pPr>
+              <w:rPr>
+                <w:sz w:val="18"/>
+                <w:szCs w:val="18"/>
+              </w:rPr>
+            </w:pPr>
+          </w:p>
+        </w:tc>
+        <w:tc>
+          <w:tcPr>
+            <w:tcW w:w="1985" w:type="dxa"/>
+            <w:vAlign w:val="center"/>
+          </w:tcPr>
+          <w:p>
+            <w:pPr>
+              <w:rPr>
+                <w:sz w:val="18"/>
+                <w:szCs w:val="18"/>
+              </w:rPr>
+            </w:pPr>
+          </w:p>
+        </w:tc>
+        <w:tc>
+          <w:tcPr>
+            <w:tcW w:w="1842" w:type="dxa"/>
             <w:vAlign w:val="center"/>
           </w:tcPr>
           <w:p>
@@ -2047,7 +5677,7 @@
         </w:tc>
         <w:tc>
           <w:tcPr>
-            <w:tcW w:w="742" w:type="dxa"/>
+            <w:tcW w:w="1134" w:type="dxa"/>
             <w:vAlign w:val="center"/>
           </w:tcPr>
           <w:p>
@@ -2080,35 +5710,35 @@
         </w:tc>
         <w:tc>
           <w:tcPr>
-            <w:tcW w:w="1559" w:type="dxa"/>
-            <w:vAlign w:val="center"/>
-          </w:tcPr>
-          <w:p>
-            <w:pPr>
-              <w:rPr>
-                <w:sz w:val="18"/>
-                <w:szCs w:val="18"/>
-              </w:rPr>
-            </w:pPr>
-          </w:p>
-        </w:tc>
-        <w:tc>
-          <w:tcPr>
-            <w:tcW w:w="2552" w:type="dxa"/>
-            <w:vAlign w:val="center"/>
-          </w:tcPr>
-          <w:p>
-            <w:pPr>
-              <w:rPr>
-                <w:sz w:val="18"/>
-                <w:szCs w:val="18"/>
-              </w:rPr>
-            </w:pPr>
-          </w:p>
-        </w:tc>
-        <w:tc>
-          <w:tcPr>
-            <w:tcW w:w="1417" w:type="dxa"/>
+            <w:tcW w:w="1701" w:type="dxa"/>
+            <w:vAlign w:val="center"/>
+          </w:tcPr>
+          <w:p>
+            <w:pPr>
+              <w:rPr>
+                <w:sz w:val="18"/>
+                <w:szCs w:val="18"/>
+              </w:rPr>
+            </w:pPr>
+          </w:p>
+        </w:tc>
+        <w:tc>
+          <w:tcPr>
+            <w:tcW w:w="1985" w:type="dxa"/>
+            <w:vAlign w:val="center"/>
+          </w:tcPr>
+          <w:p>
+            <w:pPr>
+              <w:rPr>
+                <w:sz w:val="18"/>
+                <w:szCs w:val="18"/>
+              </w:rPr>
+            </w:pPr>
+          </w:p>
+        </w:tc>
+        <w:tc>
+          <w:tcPr>
+            <w:tcW w:w="1842" w:type="dxa"/>
             <w:vAlign w:val="center"/>
           </w:tcPr>
           <w:p>
@@ -2164,7 +5794,7 @@
         </w:tc>
         <w:tc>
           <w:tcPr>
-            <w:tcW w:w="742" w:type="dxa"/>
+            <w:tcW w:w="1134" w:type="dxa"/>
             <w:vAlign w:val="center"/>
           </w:tcPr>
           <w:p>
@@ -2197,35 +5827,35 @@
         </w:tc>
         <w:tc>
           <w:tcPr>
-            <w:tcW w:w="1559" w:type="dxa"/>
-            <w:vAlign w:val="center"/>
-          </w:tcPr>
-          <w:p>
-            <w:pPr>
-              <w:rPr>
-                <w:sz w:val="18"/>
-                <w:szCs w:val="18"/>
-              </w:rPr>
-            </w:pPr>
-          </w:p>
-        </w:tc>
-        <w:tc>
-          <w:tcPr>
-            <w:tcW w:w="2552" w:type="dxa"/>
-            <w:vAlign w:val="center"/>
-          </w:tcPr>
-          <w:p>
-            <w:pPr>
-              <w:rPr>
-                <w:sz w:val="18"/>
-                <w:szCs w:val="18"/>
-              </w:rPr>
-            </w:pPr>
-          </w:p>
-        </w:tc>
-        <w:tc>
-          <w:tcPr>
-            <w:tcW w:w="1417" w:type="dxa"/>
+            <w:tcW w:w="1701" w:type="dxa"/>
+            <w:vAlign w:val="center"/>
+          </w:tcPr>
+          <w:p>
+            <w:pPr>
+              <w:rPr>
+                <w:sz w:val="18"/>
+                <w:szCs w:val="18"/>
+              </w:rPr>
+            </w:pPr>
+          </w:p>
+        </w:tc>
+        <w:tc>
+          <w:tcPr>
+            <w:tcW w:w="1985" w:type="dxa"/>
+            <w:vAlign w:val="center"/>
+          </w:tcPr>
+          <w:p>
+            <w:pPr>
+              <w:rPr>
+                <w:sz w:val="18"/>
+                <w:szCs w:val="18"/>
+              </w:rPr>
+            </w:pPr>
+          </w:p>
+        </w:tc>
+        <w:tc>
+          <w:tcPr>
+            <w:tcW w:w="1842" w:type="dxa"/>
             <w:vAlign w:val="center"/>
           </w:tcPr>
           <w:p>
@@ -2281,7 +5911,7 @@
         </w:tc>
         <w:tc>
           <w:tcPr>
-            <w:tcW w:w="742" w:type="dxa"/>
+            <w:tcW w:w="1134" w:type="dxa"/>
             <w:vAlign w:val="center"/>
           </w:tcPr>
           <w:p>
@@ -2314,35 +5944,35 @@
         </w:tc>
         <w:tc>
           <w:tcPr>
-            <w:tcW w:w="1559" w:type="dxa"/>
-            <w:vAlign w:val="center"/>
-          </w:tcPr>
-          <w:p>
-            <w:pPr>
-              <w:rPr>
-                <w:sz w:val="18"/>
-                <w:szCs w:val="18"/>
-              </w:rPr>
-            </w:pPr>
-          </w:p>
-        </w:tc>
-        <w:tc>
-          <w:tcPr>
-            <w:tcW w:w="2552" w:type="dxa"/>
-            <w:vAlign w:val="center"/>
-          </w:tcPr>
-          <w:p>
-            <w:pPr>
-              <w:rPr>
-                <w:sz w:val="18"/>
-                <w:szCs w:val="18"/>
-              </w:rPr>
-            </w:pPr>
-          </w:p>
-        </w:tc>
-        <w:tc>
-          <w:tcPr>
-            <w:tcW w:w="1417" w:type="dxa"/>
+            <w:tcW w:w="1701" w:type="dxa"/>
+            <w:vAlign w:val="center"/>
+          </w:tcPr>
+          <w:p>
+            <w:pPr>
+              <w:rPr>
+                <w:sz w:val="18"/>
+                <w:szCs w:val="18"/>
+              </w:rPr>
+            </w:pPr>
+          </w:p>
+        </w:tc>
+        <w:tc>
+          <w:tcPr>
+            <w:tcW w:w="1985" w:type="dxa"/>
+            <w:vAlign w:val="center"/>
+          </w:tcPr>
+          <w:p>
+            <w:pPr>
+              <w:rPr>
+                <w:sz w:val="18"/>
+                <w:szCs w:val="18"/>
+              </w:rPr>
+            </w:pPr>
+          </w:p>
+        </w:tc>
+        <w:tc>
+          <w:tcPr>
+            <w:tcW w:w="1842" w:type="dxa"/>
             <w:vAlign w:val="center"/>
           </w:tcPr>
           <w:p>
@@ -2398,7 +6028,7 @@
         </w:tc>
         <w:tc>
           <w:tcPr>
-            <w:tcW w:w="742" w:type="dxa"/>
+            <w:tcW w:w="1134" w:type="dxa"/>
             <w:vAlign w:val="center"/>
           </w:tcPr>
           <w:p>
@@ -2431,35 +6061,35 @@
         </w:tc>
         <w:tc>
           <w:tcPr>
-            <w:tcW w:w="1559" w:type="dxa"/>
-            <w:vAlign w:val="center"/>
-          </w:tcPr>
-          <w:p>
-            <w:pPr>
-              <w:rPr>
-                <w:sz w:val="18"/>
-                <w:szCs w:val="18"/>
-              </w:rPr>
-            </w:pPr>
-          </w:p>
-        </w:tc>
-        <w:tc>
-          <w:tcPr>
-            <w:tcW w:w="2552" w:type="dxa"/>
-            <w:vAlign w:val="center"/>
-          </w:tcPr>
-          <w:p>
-            <w:pPr>
-              <w:rPr>
-                <w:sz w:val="18"/>
-                <w:szCs w:val="18"/>
-              </w:rPr>
-            </w:pPr>
-          </w:p>
-        </w:tc>
-        <w:tc>
-          <w:tcPr>
-            <w:tcW w:w="1417" w:type="dxa"/>
+            <w:tcW w:w="1701" w:type="dxa"/>
+            <w:vAlign w:val="center"/>
+          </w:tcPr>
+          <w:p>
+            <w:pPr>
+              <w:rPr>
+                <w:sz w:val="18"/>
+                <w:szCs w:val="18"/>
+              </w:rPr>
+            </w:pPr>
+          </w:p>
+        </w:tc>
+        <w:tc>
+          <w:tcPr>
+            <w:tcW w:w="1985" w:type="dxa"/>
+            <w:vAlign w:val="center"/>
+          </w:tcPr>
+          <w:p>
+            <w:pPr>
+              <w:rPr>
+                <w:sz w:val="18"/>
+                <w:szCs w:val="18"/>
+              </w:rPr>
+            </w:pPr>
+          </w:p>
+        </w:tc>
+        <w:tc>
+          <w:tcPr>
+            <w:tcW w:w="1842" w:type="dxa"/>
             <w:vAlign w:val="center"/>
           </w:tcPr>
           <w:p>
@@ -2515,7 +6145,7 @@
         </w:tc>
         <w:tc>
           <w:tcPr>
-            <w:tcW w:w="742" w:type="dxa"/>
+            <w:tcW w:w="1134" w:type="dxa"/>
             <w:vAlign w:val="center"/>
           </w:tcPr>
           <w:p>
@@ -2548,35 +6178,35 @@
         </w:tc>
         <w:tc>
           <w:tcPr>
-            <w:tcW w:w="1559" w:type="dxa"/>
-            <w:vAlign w:val="center"/>
-          </w:tcPr>
-          <w:p>
-            <w:pPr>
-              <w:rPr>
-                <w:sz w:val="18"/>
-                <w:szCs w:val="18"/>
-              </w:rPr>
-            </w:pPr>
-          </w:p>
-        </w:tc>
-        <w:tc>
-          <w:tcPr>
-            <w:tcW w:w="2552" w:type="dxa"/>
-            <w:vAlign w:val="center"/>
-          </w:tcPr>
-          <w:p>
-            <w:pPr>
-              <w:rPr>
-                <w:sz w:val="18"/>
-                <w:szCs w:val="18"/>
-              </w:rPr>
-            </w:pPr>
-          </w:p>
-        </w:tc>
-        <w:tc>
-          <w:tcPr>
-            <w:tcW w:w="1417" w:type="dxa"/>
+            <w:tcW w:w="1701" w:type="dxa"/>
+            <w:vAlign w:val="center"/>
+          </w:tcPr>
+          <w:p>
+            <w:pPr>
+              <w:rPr>
+                <w:sz w:val="18"/>
+                <w:szCs w:val="18"/>
+              </w:rPr>
+            </w:pPr>
+          </w:p>
+        </w:tc>
+        <w:tc>
+          <w:tcPr>
+            <w:tcW w:w="1985" w:type="dxa"/>
+            <w:vAlign w:val="center"/>
+          </w:tcPr>
+          <w:p>
+            <w:pPr>
+              <w:rPr>
+                <w:sz w:val="18"/>
+                <w:szCs w:val="18"/>
+              </w:rPr>
+            </w:pPr>
+          </w:p>
+        </w:tc>
+        <w:tc>
+          <w:tcPr>
+            <w:tcW w:w="1842" w:type="dxa"/>
             <w:vAlign w:val="center"/>
           </w:tcPr>
           <w:p>
@@ -2632,7 +6262,7 @@
         </w:tc>
         <w:tc>
           <w:tcPr>
-            <w:tcW w:w="742" w:type="dxa"/>
+            <w:tcW w:w="1134" w:type="dxa"/>
             <w:vAlign w:val="center"/>
           </w:tcPr>
           <w:p>
@@ -2651,7 +6281,7 @@
         </w:trPr>
         <w:tc>
           <w:tcPr>
-            <w:tcW w:w="9526" w:type="dxa"/>
+            <w:tcW w:w="9918" w:type="dxa"/>
             <w:gridSpan w:val="8"/>
             <w:vAlign w:val="center"/>
           </w:tcPr>
@@ -2695,7 +6325,7 @@
         </w:trPr>
         <w:tc>
           <w:tcPr>
-            <w:tcW w:w="9526" w:type="dxa"/>
+            <w:tcW w:w="9918" w:type="dxa"/>
             <w:gridSpan w:val="8"/>
             <w:vAlign w:val="center"/>
           </w:tcPr>

--- a/src/src/main/webapp/portal/asset/arrived/reportTemplate/BusinessReportTemplate.docx
+++ b/src/src/main/webapp/portal/asset/arrived/reportTemplate/BusinessReportTemplate.docx
@@ -5,6 +5,7 @@
     <w:tbl>
       <w:tblPr>
         <w:tblW w:w="9923" w:type="dxa"/>
+        <w:tblInd w:w="-805" w:type="dxa"/>
         <w:tblLook w:val="04A0" w:firstRow="1" w:lastRow="0" w:firstColumn="1" w:lastColumn="0" w:noHBand="0" w:noVBand="1"/>
       </w:tblPr>
       <w:tblGrid>
@@ -55,6 +56,8 @@
                 <w:szCs w:val="44"/>
               </w:rPr>
             </w:pPr>
+            <w:bookmarkStart w:id="0" w:name="_GoBack"/>
+            <w:bookmarkEnd w:id="0"/>
             <w:r>
               <w:rPr>
                 <w:rFonts w:ascii="宋体" w:eastAsia="宋体" w:hAnsi="宋体" w:cs="宋体" w:hint="eastAsia"/>
@@ -130,7 +133,7 @@
               <w:widowControl/>
               <w:ind w:right="720" w:firstLineChars="3800" w:firstLine="6840"/>
               <w:rPr>
-                <w:rFonts w:ascii="宋体" w:eastAsia="宋体" w:hAnsi="宋体" w:cs="宋体" w:hint="eastAsia"/>
+                <w:rFonts w:ascii="宋体" w:eastAsia="宋体" w:hAnsi="宋体" w:cs="宋体"/>
                 <w:color w:val="000000"/>
                 <w:kern w:val="0"/>
                 <w:szCs w:val="21"/>
@@ -180,7 +183,7 @@
               <w:widowControl/>
               <w:jc w:val="center"/>
               <w:rPr>
-                <w:rFonts w:ascii="宋体" w:eastAsia="宋体" w:hAnsi="宋体" w:cs="宋体" w:hint="eastAsia"/>
+                <w:rFonts w:ascii="宋体" w:eastAsia="宋体" w:hAnsi="宋体" w:cs="宋体"/>
                 <w:sz w:val="18"/>
                 <w:szCs w:val="18"/>
               </w:rPr>
@@ -215,7 +218,7 @@
               <w:widowControl/>
               <w:jc w:val="right"/>
               <w:rPr>
-                <w:rFonts w:ascii="宋体" w:eastAsia="宋体" w:hAnsi="宋体" w:cs="宋体" w:hint="eastAsia"/>
+                <w:rFonts w:ascii="宋体" w:eastAsia="宋体" w:hAnsi="宋体" w:cs="宋体"/>
                 <w:sz w:val="18"/>
                 <w:szCs w:val="18"/>
               </w:rPr>
@@ -273,7 +276,7 @@
               <w:widowControl/>
               <w:jc w:val="center"/>
               <w:rPr>
-                <w:rFonts w:ascii="宋体" w:eastAsia="宋体" w:hAnsi="宋体" w:cs="宋体" w:hint="eastAsia"/>
+                <w:rFonts w:ascii="宋体" w:eastAsia="宋体" w:hAnsi="宋体" w:cs="宋体"/>
                 <w:sz w:val="18"/>
                 <w:szCs w:val="18"/>
               </w:rPr>
@@ -308,7 +311,7 @@
               <w:widowControl/>
               <w:jc w:val="right"/>
               <w:rPr>
-                <w:rFonts w:ascii="宋体" w:eastAsia="宋体" w:hAnsi="宋体" w:cs="宋体" w:hint="eastAsia"/>
+                <w:rFonts w:ascii="宋体" w:eastAsia="宋体" w:hAnsi="宋体" w:cs="宋体"/>
                 <w:sz w:val="18"/>
                 <w:szCs w:val="18"/>
               </w:rPr>
@@ -366,7 +369,7 @@
               <w:widowControl/>
               <w:jc w:val="center"/>
               <w:rPr>
-                <w:rFonts w:ascii="宋体" w:eastAsia="宋体" w:hAnsi="宋体" w:cs="宋体" w:hint="eastAsia"/>
+                <w:rFonts w:ascii="宋体" w:eastAsia="宋体" w:hAnsi="宋体" w:cs="宋体"/>
                 <w:sz w:val="18"/>
                 <w:szCs w:val="18"/>
               </w:rPr>
@@ -401,7 +404,7 @@
               <w:widowControl/>
               <w:jc w:val="center"/>
               <w:rPr>
-                <w:rFonts w:ascii="宋体" w:eastAsia="宋体" w:hAnsi="宋体" w:cs="宋体" w:hint="eastAsia"/>
+                <w:rFonts w:ascii="宋体" w:eastAsia="宋体" w:hAnsi="宋体" w:cs="宋体"/>
                 <w:sz w:val="18"/>
                 <w:szCs w:val="18"/>
               </w:rPr>
@@ -464,7 +467,7 @@
               <w:widowControl/>
               <w:jc w:val="center"/>
               <w:rPr>
-                <w:rFonts w:ascii="宋体" w:eastAsia="宋体" w:hAnsi="宋体" w:cs="宋体" w:hint="eastAsia"/>
+                <w:rFonts w:ascii="宋体" w:eastAsia="宋体" w:hAnsi="宋体" w:cs="宋体"/>
                 <w:sz w:val="18"/>
                 <w:szCs w:val="18"/>
               </w:rPr>
@@ -499,7 +502,7 @@
               <w:widowControl/>
               <w:jc w:val="right"/>
               <w:rPr>
-                <w:rFonts w:ascii="宋体" w:eastAsia="宋体" w:hAnsi="宋体" w:cs="宋体" w:hint="eastAsia"/>
+                <w:rFonts w:ascii="宋体" w:eastAsia="宋体" w:hAnsi="宋体" w:cs="宋体"/>
                 <w:sz w:val="18"/>
                 <w:szCs w:val="18"/>
               </w:rPr>
@@ -565,7 +568,7 @@
               <w:widowControl/>
               <w:jc w:val="center"/>
               <w:rPr>
-                <w:rFonts w:ascii="宋体" w:eastAsia="宋体" w:hAnsi="宋体" w:cs="宋体" w:hint="eastAsia"/>
+                <w:rFonts w:ascii="宋体" w:eastAsia="宋体" w:hAnsi="宋体" w:cs="宋体"/>
                 <w:sz w:val="18"/>
                 <w:szCs w:val="18"/>
               </w:rPr>
@@ -600,7 +603,7 @@
               <w:widowControl/>
               <w:jc w:val="right"/>
               <w:rPr>
-                <w:rFonts w:ascii="宋体" w:eastAsia="宋体" w:hAnsi="宋体" w:cs="宋体" w:hint="eastAsia"/>
+                <w:rFonts w:ascii="宋体" w:eastAsia="宋体" w:hAnsi="宋体" w:cs="宋体"/>
                 <w:sz w:val="18"/>
                 <w:szCs w:val="18"/>
               </w:rPr>
@@ -658,7 +661,7 @@
               <w:widowControl/>
               <w:jc w:val="center"/>
               <w:rPr>
-                <w:rFonts w:ascii="宋体" w:eastAsia="宋体" w:hAnsi="宋体" w:cs="宋体" w:hint="eastAsia"/>
+                <w:rFonts w:ascii="宋体" w:eastAsia="宋体" w:hAnsi="宋体" w:cs="宋体"/>
                 <w:sz w:val="18"/>
                 <w:szCs w:val="18"/>
               </w:rPr>
@@ -693,13 +696,11 @@
               <w:widowControl/>
               <w:jc w:val="center"/>
               <w:rPr>
-                <w:rFonts w:ascii="宋体" w:eastAsia="宋体" w:hAnsi="宋体" w:cs="宋体" w:hint="eastAsia"/>
-                <w:sz w:val="18"/>
-                <w:szCs w:val="18"/>
-              </w:rPr>
-            </w:pPr>
-            <w:bookmarkStart w:id="0" w:name="_GoBack"/>
-            <w:bookmarkEnd w:id="0"/>
+                <w:rFonts w:ascii="宋体" w:eastAsia="宋体" w:hAnsi="宋体" w:cs="宋体"/>
+                <w:sz w:val="18"/>
+                <w:szCs w:val="18"/>
+              </w:rPr>
+            </w:pPr>
             <w:r>
               <w:rPr>
                 <w:sz w:val="20"/>
@@ -750,7 +751,7 @@
               <w:widowControl/>
               <w:jc w:val="center"/>
               <w:rPr>
-                <w:rFonts w:ascii="宋体" w:eastAsia="宋体" w:hAnsi="宋体" w:cs="宋体" w:hint="eastAsia"/>
+                <w:rFonts w:ascii="宋体" w:eastAsia="宋体" w:hAnsi="宋体" w:cs="宋体"/>
                 <w:sz w:val="18"/>
                 <w:szCs w:val="18"/>
               </w:rPr>
@@ -785,7 +786,7 @@
               <w:widowControl/>
               <w:jc w:val="right"/>
               <w:rPr>
-                <w:rFonts w:ascii="宋体" w:eastAsia="宋体" w:hAnsi="宋体" w:cs="宋体" w:hint="eastAsia"/>
+                <w:rFonts w:ascii="宋体" w:eastAsia="宋体" w:hAnsi="宋体" w:cs="宋体"/>
                 <w:sz w:val="18"/>
                 <w:szCs w:val="18"/>
               </w:rPr>
@@ -842,7 +843,7 @@
               <w:widowControl/>
               <w:jc w:val="center"/>
               <w:rPr>
-                <w:rFonts w:ascii="宋体" w:eastAsia="宋体" w:hAnsi="宋体" w:cs="宋体" w:hint="eastAsia"/>
+                <w:rFonts w:ascii="宋体" w:eastAsia="宋体" w:hAnsi="宋体" w:cs="宋体"/>
                 <w:sz w:val="18"/>
                 <w:szCs w:val="18"/>
               </w:rPr>
@@ -886,7 +887,7 @@
               <w:widowControl/>
               <w:jc w:val="right"/>
               <w:rPr>
-                <w:rFonts w:ascii="宋体" w:eastAsia="宋体" w:hAnsi="宋体" w:cs="宋体" w:hint="eastAsia"/>
+                <w:rFonts w:ascii="宋体" w:eastAsia="宋体" w:hAnsi="宋体" w:cs="宋体"/>
                 <w:sz w:val="18"/>
                 <w:szCs w:val="18"/>
               </w:rPr>
@@ -921,7 +922,7 @@
               <w:widowControl/>
               <w:jc w:val="center"/>
               <w:rPr>
-                <w:rFonts w:ascii="宋体" w:eastAsia="宋体" w:hAnsi="宋体" w:cs="宋体" w:hint="eastAsia"/>
+                <w:rFonts w:ascii="宋体" w:eastAsia="宋体" w:hAnsi="宋体" w:cs="宋体"/>
                 <w:sz w:val="18"/>
                 <w:szCs w:val="18"/>
               </w:rPr>
@@ -956,7 +957,7 @@
               <w:widowControl/>
               <w:jc w:val="center"/>
               <w:rPr>
-                <w:rFonts w:ascii="宋体" w:eastAsia="宋体" w:hAnsi="宋体" w:cs="宋体" w:hint="eastAsia"/>
+                <w:rFonts w:ascii="宋体" w:eastAsia="宋体" w:hAnsi="宋体" w:cs="宋体"/>
                 <w:sz w:val="18"/>
                 <w:szCs w:val="18"/>
               </w:rPr>
@@ -1019,7 +1020,7 @@
               <w:widowControl/>
               <w:jc w:val="center"/>
               <w:rPr>
-                <w:rFonts w:ascii="宋体" w:eastAsia="宋体" w:hAnsi="宋体" w:cs="宋体" w:hint="eastAsia"/>
+                <w:rFonts w:ascii="宋体" w:eastAsia="宋体" w:hAnsi="宋体" w:cs="宋体"/>
                 <w:sz w:val="18"/>
                 <w:szCs w:val="18"/>
               </w:rPr>
@@ -1054,7 +1055,7 @@
               <w:widowControl/>
               <w:jc w:val="right"/>
               <w:rPr>
-                <w:rFonts w:ascii="宋体" w:eastAsia="宋体" w:hAnsi="宋体" w:cs="宋体" w:hint="eastAsia"/>
+                <w:rFonts w:ascii="宋体" w:eastAsia="宋体" w:hAnsi="宋体" w:cs="宋体"/>
                 <w:sz w:val="18"/>
                 <w:szCs w:val="18"/>
               </w:rPr>
@@ -1088,7 +1089,7 @@
               <w:widowControl/>
               <w:jc w:val="center"/>
               <w:rPr>
-                <w:rFonts w:ascii="宋体" w:eastAsia="宋体" w:hAnsi="宋体" w:cs="宋体" w:hint="eastAsia"/>
+                <w:rFonts w:ascii="宋体" w:eastAsia="宋体" w:hAnsi="宋体" w:cs="宋体"/>
                 <w:sz w:val="18"/>
                 <w:szCs w:val="18"/>
               </w:rPr>
@@ -1123,7 +1124,7 @@
               <w:widowControl/>
               <w:jc w:val="right"/>
               <w:rPr>
-                <w:rFonts w:ascii="宋体" w:eastAsia="宋体" w:hAnsi="宋体" w:cs="宋体" w:hint="eastAsia"/>
+                <w:rFonts w:ascii="宋体" w:eastAsia="宋体" w:hAnsi="宋体" w:cs="宋体"/>
                 <w:sz w:val="18"/>
                 <w:szCs w:val="18"/>
               </w:rPr>
@@ -1158,7 +1159,7 @@
               <w:widowControl/>
               <w:jc w:val="center"/>
               <w:rPr>
-                <w:rFonts w:ascii="宋体" w:eastAsia="宋体" w:hAnsi="宋体" w:cs="宋体" w:hint="eastAsia"/>
+                <w:rFonts w:ascii="宋体" w:eastAsia="宋体" w:hAnsi="宋体" w:cs="宋体"/>
                 <w:sz w:val="18"/>
                 <w:szCs w:val="18"/>
               </w:rPr>
@@ -1193,7 +1194,7 @@
               <w:widowControl/>
               <w:jc w:val="center"/>
               <w:rPr>
-                <w:rFonts w:ascii="宋体" w:eastAsia="宋体" w:hAnsi="宋体" w:cs="宋体" w:hint="eastAsia"/>
+                <w:rFonts w:ascii="宋体" w:eastAsia="宋体" w:hAnsi="宋体" w:cs="宋体"/>
                 <w:sz w:val="18"/>
                 <w:szCs w:val="18"/>
               </w:rPr>
@@ -1233,7 +1234,7 @@
               <w:widowControl/>
               <w:jc w:val="center"/>
               <w:rPr>
-                <w:rFonts w:ascii="宋体" w:eastAsia="宋体" w:hAnsi="宋体" w:cs="宋体" w:hint="eastAsia"/>
+                <w:rFonts w:ascii="宋体" w:eastAsia="宋体" w:hAnsi="宋体" w:cs="宋体"/>
                 <w:sz w:val="18"/>
                 <w:szCs w:val="18"/>
               </w:rPr>
@@ -1268,7 +1269,7 @@
               <w:widowControl/>
               <w:jc w:val="right"/>
               <w:rPr>
-                <w:rFonts w:ascii="宋体" w:eastAsia="宋体" w:hAnsi="宋体" w:cs="宋体" w:hint="eastAsia"/>
+                <w:rFonts w:ascii="宋体" w:eastAsia="宋体" w:hAnsi="宋体" w:cs="宋体"/>
                 <w:sz w:val="18"/>
                 <w:szCs w:val="18"/>
               </w:rPr>
@@ -1302,7 +1303,7 @@
               <w:widowControl/>
               <w:jc w:val="center"/>
               <w:rPr>
-                <w:rFonts w:ascii="宋体" w:eastAsia="宋体" w:hAnsi="宋体" w:cs="宋体" w:hint="eastAsia"/>
+                <w:rFonts w:ascii="宋体" w:eastAsia="宋体" w:hAnsi="宋体" w:cs="宋体"/>
                 <w:sz w:val="18"/>
                 <w:szCs w:val="18"/>
               </w:rPr>
@@ -1337,7 +1338,7 @@
               <w:widowControl/>
               <w:jc w:val="right"/>
               <w:rPr>
-                <w:rFonts w:ascii="宋体" w:eastAsia="宋体" w:hAnsi="宋体" w:cs="宋体" w:hint="eastAsia"/>
+                <w:rFonts w:ascii="宋体" w:eastAsia="宋体" w:hAnsi="宋体" w:cs="宋体"/>
                 <w:sz w:val="18"/>
                 <w:szCs w:val="18"/>
               </w:rPr>
@@ -1372,7 +1373,7 @@
               <w:widowControl/>
               <w:jc w:val="center"/>
               <w:rPr>
-                <w:rFonts w:ascii="宋体" w:eastAsia="宋体" w:hAnsi="宋体" w:cs="宋体" w:hint="eastAsia"/>
+                <w:rFonts w:ascii="宋体" w:eastAsia="宋体" w:hAnsi="宋体" w:cs="宋体"/>
                 <w:sz w:val="18"/>
                 <w:szCs w:val="18"/>
               </w:rPr>
@@ -1407,7 +1408,7 @@
               <w:widowControl/>
               <w:jc w:val="center"/>
               <w:rPr>
-                <w:rFonts w:ascii="宋体" w:eastAsia="宋体" w:hAnsi="宋体" w:cs="宋体" w:hint="eastAsia"/>
+                <w:rFonts w:ascii="宋体" w:eastAsia="宋体" w:hAnsi="宋体" w:cs="宋体"/>
                 <w:sz w:val="18"/>
                 <w:szCs w:val="18"/>
               </w:rPr>
@@ -1447,7 +1448,7 @@
               <w:widowControl/>
               <w:jc w:val="center"/>
               <w:rPr>
-                <w:rFonts w:ascii="宋体" w:eastAsia="宋体" w:hAnsi="宋体" w:cs="宋体" w:hint="eastAsia"/>
+                <w:rFonts w:ascii="宋体" w:eastAsia="宋体" w:hAnsi="宋体" w:cs="宋体"/>
                 <w:sz w:val="18"/>
                 <w:szCs w:val="18"/>
               </w:rPr>
@@ -1482,7 +1483,7 @@
               <w:widowControl/>
               <w:jc w:val="center"/>
               <w:rPr>
-                <w:rFonts w:ascii="宋体" w:eastAsia="宋体" w:hAnsi="宋体" w:cs="宋体" w:hint="eastAsia"/>
+                <w:rFonts w:ascii="宋体" w:eastAsia="宋体" w:hAnsi="宋体" w:cs="宋体"/>
                 <w:sz w:val="18"/>
                 <w:szCs w:val="18"/>
               </w:rPr>
@@ -1516,7 +1517,7 @@
               <w:widowControl/>
               <w:jc w:val="center"/>
               <w:rPr>
-                <w:rFonts w:ascii="宋体" w:eastAsia="宋体" w:hAnsi="宋体" w:cs="宋体" w:hint="eastAsia"/>
+                <w:rFonts w:ascii="宋体" w:eastAsia="宋体" w:hAnsi="宋体" w:cs="宋体"/>
                 <w:sz w:val="18"/>
                 <w:szCs w:val="18"/>
               </w:rPr>
@@ -1551,7 +1552,7 @@
               <w:widowControl/>
               <w:jc w:val="center"/>
               <w:rPr>
-                <w:rFonts w:ascii="宋体" w:eastAsia="宋体" w:hAnsi="宋体" w:cs="宋体" w:hint="eastAsia"/>
+                <w:rFonts w:ascii="宋体" w:eastAsia="宋体" w:hAnsi="宋体" w:cs="宋体"/>
                 <w:sz w:val="18"/>
                 <w:szCs w:val="18"/>
               </w:rPr>
@@ -1591,7 +1592,7 @@
               <w:widowControl/>
               <w:jc w:val="center"/>
               <w:rPr>
-                <w:rFonts w:ascii="宋体" w:eastAsia="宋体" w:hAnsi="宋体" w:cs="宋体" w:hint="eastAsia"/>
+                <w:rFonts w:ascii="宋体" w:eastAsia="宋体" w:hAnsi="宋体" w:cs="宋体"/>
                 <w:sz w:val="18"/>
                 <w:szCs w:val="18"/>
               </w:rPr>
@@ -1626,7 +1627,7 @@
               <w:widowControl/>
               <w:jc w:val="right"/>
               <w:rPr>
-                <w:rFonts w:ascii="宋体" w:eastAsia="宋体" w:hAnsi="宋体" w:cs="宋体" w:hint="eastAsia"/>
+                <w:rFonts w:ascii="宋体" w:eastAsia="宋体" w:hAnsi="宋体" w:cs="宋体"/>
                 <w:sz w:val="18"/>
                 <w:szCs w:val="18"/>
               </w:rPr>
@@ -1660,7 +1661,7 @@
               <w:widowControl/>
               <w:jc w:val="center"/>
               <w:rPr>
-                <w:rFonts w:ascii="宋体" w:eastAsia="宋体" w:hAnsi="宋体" w:cs="宋体" w:hint="eastAsia"/>
+                <w:rFonts w:ascii="宋体" w:eastAsia="宋体" w:hAnsi="宋体" w:cs="宋体"/>
                 <w:sz w:val="18"/>
                 <w:szCs w:val="18"/>
               </w:rPr>
@@ -1695,7 +1696,7 @@
               <w:widowControl/>
               <w:jc w:val="center"/>
               <w:rPr>
-                <w:rFonts w:ascii="宋体" w:eastAsia="宋体" w:hAnsi="宋体" w:cs="宋体" w:hint="eastAsia"/>
+                <w:rFonts w:ascii="宋体" w:eastAsia="宋体" w:hAnsi="宋体" w:cs="宋体"/>
                 <w:sz w:val="18"/>
                 <w:szCs w:val="18"/>
               </w:rPr>
@@ -1735,7 +1736,7 @@
               <w:widowControl/>
               <w:jc w:val="left"/>
               <w:rPr>
-                <w:rFonts w:ascii="宋体" w:eastAsia="宋体" w:hAnsi="宋体" w:cs="宋体" w:hint="eastAsia"/>
+                <w:rFonts w:ascii="宋体" w:eastAsia="宋体" w:hAnsi="宋体" w:cs="宋体"/>
                 <w:sz w:val="18"/>
                 <w:szCs w:val="18"/>
               </w:rPr>
@@ -1775,7 +1776,7 @@
               <w:widowControl/>
               <w:jc w:val="left"/>
               <w:rPr>
-                <w:rFonts w:ascii="宋体" w:eastAsia="宋体" w:hAnsi="宋体" w:cs="宋体" w:hint="eastAsia"/>
+                <w:rFonts w:ascii="宋体" w:eastAsia="宋体" w:hAnsi="宋体" w:cs="宋体"/>
                 <w:sz w:val="18"/>
                 <w:szCs w:val="18"/>
               </w:rPr>
@@ -1814,7 +1815,7 @@
               <w:widowControl/>
               <w:jc w:val="left"/>
               <w:rPr>
-                <w:rFonts w:ascii="宋体" w:eastAsia="宋体" w:hAnsi="宋体" w:cs="宋体" w:hint="eastAsia"/>
+                <w:rFonts w:ascii="宋体" w:eastAsia="宋体" w:hAnsi="宋体" w:cs="宋体"/>
                 <w:sz w:val="18"/>
                 <w:szCs w:val="18"/>
               </w:rPr>
@@ -1863,7 +1864,7 @@
               <w:widowControl/>
               <w:jc w:val="left"/>
               <w:rPr>
-                <w:rFonts w:ascii="宋体" w:eastAsia="宋体" w:hAnsi="宋体" w:cs="宋体" w:hint="eastAsia"/>
+                <w:rFonts w:ascii="宋体" w:eastAsia="宋体" w:hAnsi="宋体" w:cs="宋体"/>
                 <w:sz w:val="18"/>
                 <w:szCs w:val="18"/>
               </w:rPr>
@@ -1903,7 +1904,7 @@
               <w:widowControl/>
               <w:jc w:val="center"/>
               <w:rPr>
-                <w:rFonts w:ascii="宋体" w:eastAsia="宋体" w:hAnsi="宋体" w:cs="宋体" w:hint="eastAsia"/>
+                <w:rFonts w:ascii="宋体" w:eastAsia="宋体" w:hAnsi="宋体" w:cs="宋体"/>
                 <w:b/>
                 <w:bCs/>
                 <w:color w:val="000000"/>
@@ -1948,7 +1949,7 @@
               <w:widowControl/>
               <w:jc w:val="center"/>
               <w:rPr>
-                <w:rFonts w:ascii="宋体" w:eastAsia="宋体" w:hAnsi="宋体" w:cs="宋体" w:hint="eastAsia"/>
+                <w:rFonts w:ascii="宋体" w:eastAsia="宋体" w:hAnsi="宋体" w:cs="宋体"/>
                 <w:sz w:val="18"/>
                 <w:szCs w:val="18"/>
               </w:rPr>
@@ -1983,7 +1984,7 @@
               <w:widowControl/>
               <w:jc w:val="center"/>
               <w:rPr>
-                <w:rFonts w:ascii="宋体" w:eastAsia="宋体" w:hAnsi="宋体" w:cs="宋体" w:hint="eastAsia"/>
+                <w:rFonts w:ascii="宋体" w:eastAsia="宋体" w:hAnsi="宋体" w:cs="宋体"/>
                 <w:sz w:val="18"/>
                 <w:szCs w:val="18"/>
               </w:rPr>
@@ -2016,7 +2017,7 @@
               <w:widowControl/>
               <w:jc w:val="center"/>
               <w:rPr>
-                <w:rFonts w:ascii="宋体" w:eastAsia="宋体" w:hAnsi="宋体" w:cs="宋体" w:hint="eastAsia"/>
+                <w:rFonts w:ascii="宋体" w:eastAsia="宋体" w:hAnsi="宋体" w:cs="宋体"/>
                 <w:sz w:val="18"/>
                 <w:szCs w:val="18"/>
               </w:rPr>
@@ -2049,7 +2050,7 @@
               <w:widowControl/>
               <w:jc w:val="center"/>
               <w:rPr>
-                <w:rFonts w:ascii="宋体" w:eastAsia="宋体" w:hAnsi="宋体" w:cs="宋体" w:hint="eastAsia"/>
+                <w:rFonts w:ascii="宋体" w:eastAsia="宋体" w:hAnsi="宋体" w:cs="宋体"/>
                 <w:sz w:val="18"/>
                 <w:szCs w:val="18"/>
               </w:rPr>
@@ -2082,7 +2083,7 @@
               <w:widowControl/>
               <w:jc w:val="center"/>
               <w:rPr>
-                <w:rFonts w:ascii="宋体" w:eastAsia="宋体" w:hAnsi="宋体" w:cs="宋体" w:hint="eastAsia"/>
+                <w:rFonts w:ascii="宋体" w:eastAsia="宋体" w:hAnsi="宋体" w:cs="宋体"/>
                 <w:sz w:val="18"/>
                 <w:szCs w:val="18"/>
               </w:rPr>
@@ -2115,7 +2116,7 @@
               <w:widowControl/>
               <w:jc w:val="center"/>
               <w:rPr>
-                <w:rFonts w:ascii="宋体" w:eastAsia="宋体" w:hAnsi="宋体" w:cs="宋体" w:hint="eastAsia"/>
+                <w:rFonts w:ascii="宋体" w:eastAsia="宋体" w:hAnsi="宋体" w:cs="宋体"/>
                 <w:sz w:val="18"/>
                 <w:szCs w:val="18"/>
               </w:rPr>
@@ -2156,7 +2157,7 @@
               <w:widowControl/>
               <w:jc w:val="center"/>
               <w:rPr>
-                <w:rFonts w:ascii="宋体" w:eastAsia="宋体" w:hAnsi="宋体" w:cs="宋体" w:hint="eastAsia"/>
+                <w:rFonts w:ascii="宋体" w:eastAsia="宋体" w:hAnsi="宋体" w:cs="宋体"/>
                 <w:sz w:val="18"/>
                 <w:szCs w:val="18"/>
               </w:rPr>
@@ -2190,7 +2191,7 @@
               <w:widowControl/>
               <w:jc w:val="center"/>
               <w:rPr>
-                <w:rFonts w:ascii="宋体" w:eastAsia="宋体" w:hAnsi="宋体" w:cs="宋体" w:hint="eastAsia"/>
+                <w:rFonts w:ascii="宋体" w:eastAsia="宋体" w:hAnsi="宋体" w:cs="宋体"/>
                 <w:sz w:val="18"/>
                 <w:szCs w:val="18"/>
               </w:rPr>
@@ -2228,7 +2229,7 @@
               <w:widowControl/>
               <w:jc w:val="center"/>
               <w:rPr>
-                <w:rFonts w:ascii="宋体" w:eastAsia="宋体" w:hAnsi="宋体" w:cs="宋体" w:hint="eastAsia"/>
+                <w:rFonts w:ascii="宋体" w:eastAsia="宋体" w:hAnsi="宋体" w:cs="宋体"/>
                 <w:sz w:val="18"/>
                 <w:szCs w:val="18"/>
               </w:rPr>
@@ -2254,7 +2255,7 @@
               <w:widowControl/>
               <w:jc w:val="center"/>
               <w:rPr>
-                <w:rFonts w:ascii="宋体" w:eastAsia="宋体" w:hAnsi="宋体" w:cs="宋体" w:hint="eastAsia"/>
+                <w:rFonts w:ascii="宋体" w:eastAsia="宋体" w:hAnsi="宋体" w:cs="宋体"/>
                 <w:sz w:val="18"/>
                 <w:szCs w:val="18"/>
               </w:rPr>
@@ -2279,7 +2280,7 @@
               <w:widowControl/>
               <w:jc w:val="center"/>
               <w:rPr>
-                <w:rFonts w:ascii="宋体" w:eastAsia="宋体" w:hAnsi="宋体" w:cs="宋体" w:hint="eastAsia"/>
+                <w:rFonts w:ascii="宋体" w:eastAsia="宋体" w:hAnsi="宋体" w:cs="宋体"/>
                 <w:sz w:val="18"/>
                 <w:szCs w:val="18"/>
               </w:rPr>
@@ -2304,7 +2305,7 @@
               <w:widowControl/>
               <w:jc w:val="center"/>
               <w:rPr>
-                <w:rFonts w:ascii="宋体" w:eastAsia="宋体" w:hAnsi="宋体" w:cs="宋体" w:hint="eastAsia"/>
+                <w:rFonts w:ascii="宋体" w:eastAsia="宋体" w:hAnsi="宋体" w:cs="宋体"/>
                 <w:sz w:val="18"/>
                 <w:szCs w:val="18"/>
               </w:rPr>
@@ -2329,7 +2330,7 @@
               <w:widowControl/>
               <w:jc w:val="center"/>
               <w:rPr>
-                <w:rFonts w:ascii="宋体" w:eastAsia="宋体" w:hAnsi="宋体" w:cs="宋体" w:hint="eastAsia"/>
+                <w:rFonts w:ascii="宋体" w:eastAsia="宋体" w:hAnsi="宋体" w:cs="宋体"/>
                 <w:sz w:val="18"/>
                 <w:szCs w:val="18"/>
               </w:rPr>
@@ -2354,7 +2355,7 @@
               <w:widowControl/>
               <w:jc w:val="center"/>
               <w:rPr>
-                <w:rFonts w:ascii="宋体" w:eastAsia="宋体" w:hAnsi="宋体" w:cs="宋体" w:hint="eastAsia"/>
+                <w:rFonts w:ascii="宋体" w:eastAsia="宋体" w:hAnsi="宋体" w:cs="宋体"/>
                 <w:sz w:val="18"/>
                 <w:szCs w:val="18"/>
               </w:rPr>
@@ -2378,7 +2379,7 @@
               <w:widowControl/>
               <w:jc w:val="center"/>
               <w:rPr>
-                <w:rFonts w:ascii="宋体" w:eastAsia="宋体" w:hAnsi="宋体" w:cs="宋体" w:hint="eastAsia"/>
+                <w:rFonts w:ascii="宋体" w:eastAsia="宋体" w:hAnsi="宋体" w:cs="宋体"/>
                 <w:sz w:val="18"/>
                 <w:szCs w:val="18"/>
               </w:rPr>
@@ -2403,7 +2404,7 @@
               <w:widowControl/>
               <w:jc w:val="center"/>
               <w:rPr>
-                <w:rFonts w:ascii="宋体" w:eastAsia="宋体" w:hAnsi="宋体" w:cs="宋体" w:hint="eastAsia"/>
+                <w:rFonts w:ascii="宋体" w:eastAsia="宋体" w:hAnsi="宋体" w:cs="宋体"/>
                 <w:sz w:val="18"/>
                 <w:szCs w:val="18"/>
               </w:rPr>
@@ -2433,7 +2434,7 @@
               <w:widowControl/>
               <w:jc w:val="center"/>
               <w:rPr>
-                <w:rFonts w:ascii="宋体" w:eastAsia="宋体" w:hAnsi="宋体" w:cs="宋体" w:hint="eastAsia"/>
+                <w:rFonts w:ascii="宋体" w:eastAsia="宋体" w:hAnsi="宋体" w:cs="宋体"/>
                 <w:sz w:val="18"/>
                 <w:szCs w:val="18"/>
               </w:rPr>
@@ -2459,7 +2460,7 @@
               <w:widowControl/>
               <w:jc w:val="center"/>
               <w:rPr>
-                <w:rFonts w:ascii="宋体" w:eastAsia="宋体" w:hAnsi="宋体" w:cs="宋体" w:hint="eastAsia"/>
+                <w:rFonts w:ascii="宋体" w:eastAsia="宋体" w:hAnsi="宋体" w:cs="宋体"/>
                 <w:sz w:val="18"/>
                 <w:szCs w:val="18"/>
               </w:rPr>
@@ -2484,7 +2485,7 @@
               <w:widowControl/>
               <w:jc w:val="center"/>
               <w:rPr>
-                <w:rFonts w:ascii="宋体" w:eastAsia="宋体" w:hAnsi="宋体" w:cs="宋体" w:hint="eastAsia"/>
+                <w:rFonts w:ascii="宋体" w:eastAsia="宋体" w:hAnsi="宋体" w:cs="宋体"/>
                 <w:sz w:val="18"/>
                 <w:szCs w:val="18"/>
               </w:rPr>
@@ -2509,7 +2510,7 @@
               <w:widowControl/>
               <w:jc w:val="center"/>
               <w:rPr>
-                <w:rFonts w:ascii="宋体" w:eastAsia="宋体" w:hAnsi="宋体" w:cs="宋体" w:hint="eastAsia"/>
+                <w:rFonts w:ascii="宋体" w:eastAsia="宋体" w:hAnsi="宋体" w:cs="宋体"/>
                 <w:sz w:val="18"/>
                 <w:szCs w:val="18"/>
               </w:rPr>
@@ -2534,7 +2535,7 @@
               <w:widowControl/>
               <w:jc w:val="center"/>
               <w:rPr>
-                <w:rFonts w:ascii="宋体" w:eastAsia="宋体" w:hAnsi="宋体" w:cs="宋体" w:hint="eastAsia"/>
+                <w:rFonts w:ascii="宋体" w:eastAsia="宋体" w:hAnsi="宋体" w:cs="宋体"/>
                 <w:sz w:val="18"/>
                 <w:szCs w:val="18"/>
               </w:rPr>
@@ -2559,7 +2560,7 @@
               <w:widowControl/>
               <w:jc w:val="center"/>
               <w:rPr>
-                <w:rFonts w:ascii="宋体" w:eastAsia="宋体" w:hAnsi="宋体" w:cs="宋体" w:hint="eastAsia"/>
+                <w:rFonts w:ascii="宋体" w:eastAsia="宋体" w:hAnsi="宋体" w:cs="宋体"/>
                 <w:sz w:val="18"/>
                 <w:szCs w:val="18"/>
               </w:rPr>
@@ -2583,7 +2584,7 @@
               <w:widowControl/>
               <w:jc w:val="center"/>
               <w:rPr>
-                <w:rFonts w:ascii="宋体" w:eastAsia="宋体" w:hAnsi="宋体" w:cs="宋体" w:hint="eastAsia"/>
+                <w:rFonts w:ascii="宋体" w:eastAsia="宋体" w:hAnsi="宋体" w:cs="宋体"/>
                 <w:sz w:val="18"/>
                 <w:szCs w:val="18"/>
               </w:rPr>
@@ -2608,7 +2609,7 @@
               <w:widowControl/>
               <w:jc w:val="center"/>
               <w:rPr>
-                <w:rFonts w:ascii="宋体" w:eastAsia="宋体" w:hAnsi="宋体" w:cs="宋体" w:hint="eastAsia"/>
+                <w:rFonts w:ascii="宋体" w:eastAsia="宋体" w:hAnsi="宋体" w:cs="宋体"/>
                 <w:sz w:val="18"/>
                 <w:szCs w:val="18"/>
               </w:rPr>
@@ -2638,7 +2639,7 @@
               <w:widowControl/>
               <w:jc w:val="center"/>
               <w:rPr>
-                <w:rFonts w:ascii="宋体" w:eastAsia="宋体" w:hAnsi="宋体" w:cs="宋体" w:hint="eastAsia"/>
+                <w:rFonts w:ascii="宋体" w:eastAsia="宋体" w:hAnsi="宋体" w:cs="宋体"/>
                 <w:sz w:val="18"/>
                 <w:szCs w:val="18"/>
               </w:rPr>
@@ -2664,7 +2665,7 @@
               <w:widowControl/>
               <w:jc w:val="center"/>
               <w:rPr>
-                <w:rFonts w:ascii="宋体" w:eastAsia="宋体" w:hAnsi="宋体" w:cs="宋体" w:hint="eastAsia"/>
+                <w:rFonts w:ascii="宋体" w:eastAsia="宋体" w:hAnsi="宋体" w:cs="宋体"/>
                 <w:sz w:val="18"/>
                 <w:szCs w:val="18"/>
               </w:rPr>
@@ -2689,7 +2690,7 @@
               <w:widowControl/>
               <w:jc w:val="center"/>
               <w:rPr>
-                <w:rFonts w:ascii="宋体" w:eastAsia="宋体" w:hAnsi="宋体" w:cs="宋体" w:hint="eastAsia"/>
+                <w:rFonts w:ascii="宋体" w:eastAsia="宋体" w:hAnsi="宋体" w:cs="宋体"/>
                 <w:sz w:val="18"/>
                 <w:szCs w:val="18"/>
               </w:rPr>
@@ -2714,7 +2715,7 @@
               <w:widowControl/>
               <w:jc w:val="center"/>
               <w:rPr>
-                <w:rFonts w:ascii="宋体" w:eastAsia="宋体" w:hAnsi="宋体" w:cs="宋体" w:hint="eastAsia"/>
+                <w:rFonts w:ascii="宋体" w:eastAsia="宋体" w:hAnsi="宋体" w:cs="宋体"/>
                 <w:sz w:val="18"/>
                 <w:szCs w:val="18"/>
               </w:rPr>
@@ -2739,7 +2740,7 @@
               <w:widowControl/>
               <w:jc w:val="center"/>
               <w:rPr>
-                <w:rFonts w:ascii="宋体" w:eastAsia="宋体" w:hAnsi="宋体" w:cs="宋体" w:hint="eastAsia"/>
+                <w:rFonts w:ascii="宋体" w:eastAsia="宋体" w:hAnsi="宋体" w:cs="宋体"/>
                 <w:sz w:val="18"/>
                 <w:szCs w:val="18"/>
               </w:rPr>
@@ -2764,7 +2765,7 @@
               <w:widowControl/>
               <w:jc w:val="center"/>
               <w:rPr>
-                <w:rFonts w:ascii="宋体" w:eastAsia="宋体" w:hAnsi="宋体" w:cs="宋体" w:hint="eastAsia"/>
+                <w:rFonts w:ascii="宋体" w:eastAsia="宋体" w:hAnsi="宋体" w:cs="宋体"/>
                 <w:sz w:val="18"/>
                 <w:szCs w:val="18"/>
               </w:rPr>
@@ -2788,7 +2789,7 @@
               <w:widowControl/>
               <w:jc w:val="center"/>
               <w:rPr>
-                <w:rFonts w:ascii="宋体" w:eastAsia="宋体" w:hAnsi="宋体" w:cs="宋体" w:hint="eastAsia"/>
+                <w:rFonts w:ascii="宋体" w:eastAsia="宋体" w:hAnsi="宋体" w:cs="宋体"/>
                 <w:sz w:val="18"/>
                 <w:szCs w:val="18"/>
               </w:rPr>
@@ -2813,7 +2814,7 @@
               <w:widowControl/>
               <w:jc w:val="center"/>
               <w:rPr>
-                <w:rFonts w:ascii="宋体" w:eastAsia="宋体" w:hAnsi="宋体" w:cs="宋体" w:hint="eastAsia"/>
+                <w:rFonts w:ascii="宋体" w:eastAsia="宋体" w:hAnsi="宋体" w:cs="宋体"/>
                 <w:sz w:val="18"/>
                 <w:szCs w:val="18"/>
               </w:rPr>
@@ -2843,7 +2844,7 @@
               <w:widowControl/>
               <w:jc w:val="center"/>
               <w:rPr>
-                <w:rFonts w:ascii="宋体" w:eastAsia="宋体" w:hAnsi="宋体" w:cs="宋体" w:hint="eastAsia"/>
+                <w:rFonts w:ascii="宋体" w:eastAsia="宋体" w:hAnsi="宋体" w:cs="宋体"/>
                 <w:sz w:val="18"/>
                 <w:szCs w:val="18"/>
               </w:rPr>
@@ -2869,7 +2870,7 @@
               <w:widowControl/>
               <w:jc w:val="center"/>
               <w:rPr>
-                <w:rFonts w:ascii="宋体" w:eastAsia="宋体" w:hAnsi="宋体" w:cs="宋体" w:hint="eastAsia"/>
+                <w:rFonts w:ascii="宋体" w:eastAsia="宋体" w:hAnsi="宋体" w:cs="宋体"/>
                 <w:sz w:val="18"/>
                 <w:szCs w:val="18"/>
               </w:rPr>
@@ -2894,7 +2895,7 @@
               <w:widowControl/>
               <w:jc w:val="center"/>
               <w:rPr>
-                <w:rFonts w:ascii="宋体" w:eastAsia="宋体" w:hAnsi="宋体" w:cs="宋体" w:hint="eastAsia"/>
+                <w:rFonts w:ascii="宋体" w:eastAsia="宋体" w:hAnsi="宋体" w:cs="宋体"/>
                 <w:sz w:val="18"/>
                 <w:szCs w:val="18"/>
               </w:rPr>
@@ -2919,7 +2920,7 @@
               <w:widowControl/>
               <w:jc w:val="center"/>
               <w:rPr>
-                <w:rFonts w:ascii="宋体" w:eastAsia="宋体" w:hAnsi="宋体" w:cs="宋体" w:hint="eastAsia"/>
+                <w:rFonts w:ascii="宋体" w:eastAsia="宋体" w:hAnsi="宋体" w:cs="宋体"/>
                 <w:sz w:val="18"/>
                 <w:szCs w:val="18"/>
               </w:rPr>
@@ -2944,7 +2945,7 @@
               <w:widowControl/>
               <w:jc w:val="center"/>
               <w:rPr>
-                <w:rFonts w:ascii="宋体" w:eastAsia="宋体" w:hAnsi="宋体" w:cs="宋体" w:hint="eastAsia"/>
+                <w:rFonts w:ascii="宋体" w:eastAsia="宋体" w:hAnsi="宋体" w:cs="宋体"/>
                 <w:sz w:val="18"/>
                 <w:szCs w:val="18"/>
               </w:rPr>
@@ -2969,7 +2970,7 @@
               <w:widowControl/>
               <w:jc w:val="center"/>
               <w:rPr>
-                <w:rFonts w:ascii="宋体" w:eastAsia="宋体" w:hAnsi="宋体" w:cs="宋体" w:hint="eastAsia"/>
+                <w:rFonts w:ascii="宋体" w:eastAsia="宋体" w:hAnsi="宋体" w:cs="宋体"/>
                 <w:sz w:val="18"/>
                 <w:szCs w:val="18"/>
               </w:rPr>
@@ -2993,7 +2994,7 @@
               <w:widowControl/>
               <w:jc w:val="center"/>
               <w:rPr>
-                <w:rFonts w:ascii="宋体" w:eastAsia="宋体" w:hAnsi="宋体" w:cs="宋体" w:hint="eastAsia"/>
+                <w:rFonts w:ascii="宋体" w:eastAsia="宋体" w:hAnsi="宋体" w:cs="宋体"/>
                 <w:sz w:val="18"/>
                 <w:szCs w:val="18"/>
               </w:rPr>
@@ -3018,7 +3019,7 @@
               <w:widowControl/>
               <w:jc w:val="center"/>
               <w:rPr>
-                <w:rFonts w:ascii="宋体" w:eastAsia="宋体" w:hAnsi="宋体" w:cs="宋体" w:hint="eastAsia"/>
+                <w:rFonts w:ascii="宋体" w:eastAsia="宋体" w:hAnsi="宋体" w:cs="宋体"/>
                 <w:sz w:val="18"/>
                 <w:szCs w:val="18"/>
               </w:rPr>
@@ -3048,7 +3049,7 @@
               <w:widowControl/>
               <w:jc w:val="center"/>
               <w:rPr>
-                <w:rFonts w:ascii="宋体" w:eastAsia="宋体" w:hAnsi="宋体" w:cs="宋体" w:hint="eastAsia"/>
+                <w:rFonts w:ascii="宋体" w:eastAsia="宋体" w:hAnsi="宋体" w:cs="宋体"/>
                 <w:sz w:val="18"/>
                 <w:szCs w:val="18"/>
               </w:rPr>
@@ -3074,7 +3075,7 @@
               <w:widowControl/>
               <w:jc w:val="center"/>
               <w:rPr>
-                <w:rFonts w:ascii="宋体" w:eastAsia="宋体" w:hAnsi="宋体" w:cs="宋体" w:hint="eastAsia"/>
+                <w:rFonts w:ascii="宋体" w:eastAsia="宋体" w:hAnsi="宋体" w:cs="宋体"/>
                 <w:sz w:val="18"/>
                 <w:szCs w:val="18"/>
               </w:rPr>
@@ -3099,7 +3100,7 @@
               <w:widowControl/>
               <w:jc w:val="center"/>
               <w:rPr>
-                <w:rFonts w:ascii="宋体" w:eastAsia="宋体" w:hAnsi="宋体" w:cs="宋体" w:hint="eastAsia"/>
+                <w:rFonts w:ascii="宋体" w:eastAsia="宋体" w:hAnsi="宋体" w:cs="宋体"/>
                 <w:sz w:val="18"/>
                 <w:szCs w:val="18"/>
               </w:rPr>
@@ -3124,7 +3125,7 @@
               <w:widowControl/>
               <w:jc w:val="center"/>
               <w:rPr>
-                <w:rFonts w:ascii="宋体" w:eastAsia="宋体" w:hAnsi="宋体" w:cs="宋体" w:hint="eastAsia"/>
+                <w:rFonts w:ascii="宋体" w:eastAsia="宋体" w:hAnsi="宋体" w:cs="宋体"/>
                 <w:sz w:val="18"/>
                 <w:szCs w:val="18"/>
               </w:rPr>
@@ -3149,7 +3150,7 @@
               <w:widowControl/>
               <w:jc w:val="center"/>
               <w:rPr>
-                <w:rFonts w:ascii="宋体" w:eastAsia="宋体" w:hAnsi="宋体" w:cs="宋体" w:hint="eastAsia"/>
+                <w:rFonts w:ascii="宋体" w:eastAsia="宋体" w:hAnsi="宋体" w:cs="宋体"/>
                 <w:sz w:val="18"/>
                 <w:szCs w:val="18"/>
               </w:rPr>
@@ -3174,7 +3175,7 @@
               <w:widowControl/>
               <w:jc w:val="center"/>
               <w:rPr>
-                <w:rFonts w:ascii="宋体" w:eastAsia="宋体" w:hAnsi="宋体" w:cs="宋体" w:hint="eastAsia"/>
+                <w:rFonts w:ascii="宋体" w:eastAsia="宋体" w:hAnsi="宋体" w:cs="宋体"/>
                 <w:sz w:val="18"/>
                 <w:szCs w:val="18"/>
               </w:rPr>
@@ -3198,7 +3199,7 @@
               <w:widowControl/>
               <w:jc w:val="center"/>
               <w:rPr>
-                <w:rFonts w:ascii="宋体" w:eastAsia="宋体" w:hAnsi="宋体" w:cs="宋体" w:hint="eastAsia"/>
+                <w:rFonts w:ascii="宋体" w:eastAsia="宋体" w:hAnsi="宋体" w:cs="宋体"/>
                 <w:sz w:val="18"/>
                 <w:szCs w:val="18"/>
               </w:rPr>
@@ -3223,7 +3224,7 @@
               <w:widowControl/>
               <w:jc w:val="center"/>
               <w:rPr>
-                <w:rFonts w:ascii="宋体" w:eastAsia="宋体" w:hAnsi="宋体" w:cs="宋体" w:hint="eastAsia"/>
+                <w:rFonts w:ascii="宋体" w:eastAsia="宋体" w:hAnsi="宋体" w:cs="宋体"/>
                 <w:sz w:val="18"/>
                 <w:szCs w:val="18"/>
               </w:rPr>
@@ -3253,7 +3254,7 @@
               <w:widowControl/>
               <w:jc w:val="center"/>
               <w:rPr>
-                <w:rFonts w:ascii="宋体" w:eastAsia="宋体" w:hAnsi="宋体" w:cs="宋体" w:hint="eastAsia"/>
+                <w:rFonts w:ascii="宋体" w:eastAsia="宋体" w:hAnsi="宋体" w:cs="宋体"/>
                 <w:sz w:val="18"/>
                 <w:szCs w:val="18"/>
               </w:rPr>
@@ -3279,7 +3280,7 @@
               <w:widowControl/>
               <w:jc w:val="center"/>
               <w:rPr>
-                <w:rFonts w:ascii="宋体" w:eastAsia="宋体" w:hAnsi="宋体" w:cs="宋体" w:hint="eastAsia"/>
+                <w:rFonts w:ascii="宋体" w:eastAsia="宋体" w:hAnsi="宋体" w:cs="宋体"/>
                 <w:sz w:val="18"/>
                 <w:szCs w:val="18"/>
               </w:rPr>
@@ -3304,7 +3305,7 @@
               <w:widowControl/>
               <w:jc w:val="center"/>
               <w:rPr>
-                <w:rFonts w:ascii="宋体" w:eastAsia="宋体" w:hAnsi="宋体" w:cs="宋体" w:hint="eastAsia"/>
+                <w:rFonts w:ascii="宋体" w:eastAsia="宋体" w:hAnsi="宋体" w:cs="宋体"/>
                 <w:sz w:val="18"/>
                 <w:szCs w:val="18"/>
               </w:rPr>
@@ -3329,7 +3330,7 @@
               <w:widowControl/>
               <w:jc w:val="center"/>
               <w:rPr>
-                <w:rFonts w:ascii="宋体" w:eastAsia="宋体" w:hAnsi="宋体" w:cs="宋体" w:hint="eastAsia"/>
+                <w:rFonts w:ascii="宋体" w:eastAsia="宋体" w:hAnsi="宋体" w:cs="宋体"/>
                 <w:sz w:val="18"/>
                 <w:szCs w:val="18"/>
               </w:rPr>
@@ -3354,7 +3355,7 @@
               <w:widowControl/>
               <w:jc w:val="center"/>
               <w:rPr>
-                <w:rFonts w:ascii="宋体" w:eastAsia="宋体" w:hAnsi="宋体" w:cs="宋体" w:hint="eastAsia"/>
+                <w:rFonts w:ascii="宋体" w:eastAsia="宋体" w:hAnsi="宋体" w:cs="宋体"/>
                 <w:sz w:val="18"/>
                 <w:szCs w:val="18"/>
               </w:rPr>
@@ -3379,7 +3380,7 @@
               <w:widowControl/>
               <w:jc w:val="center"/>
               <w:rPr>
-                <w:rFonts w:ascii="宋体" w:eastAsia="宋体" w:hAnsi="宋体" w:cs="宋体" w:hint="eastAsia"/>
+                <w:rFonts w:ascii="宋体" w:eastAsia="宋体" w:hAnsi="宋体" w:cs="宋体"/>
                 <w:sz w:val="18"/>
                 <w:szCs w:val="18"/>
               </w:rPr>
@@ -3403,7 +3404,7 @@
               <w:widowControl/>
               <w:jc w:val="center"/>
               <w:rPr>
-                <w:rFonts w:ascii="宋体" w:eastAsia="宋体" w:hAnsi="宋体" w:cs="宋体" w:hint="eastAsia"/>
+                <w:rFonts w:ascii="宋体" w:eastAsia="宋体" w:hAnsi="宋体" w:cs="宋体"/>
                 <w:sz w:val="18"/>
                 <w:szCs w:val="18"/>
               </w:rPr>
@@ -3428,7 +3429,7 @@
               <w:widowControl/>
               <w:jc w:val="center"/>
               <w:rPr>
-                <w:rFonts w:ascii="宋体" w:eastAsia="宋体" w:hAnsi="宋体" w:cs="宋体" w:hint="eastAsia"/>
+                <w:rFonts w:ascii="宋体" w:eastAsia="宋体" w:hAnsi="宋体" w:cs="宋体"/>
                 <w:sz w:val="18"/>
                 <w:szCs w:val="18"/>
               </w:rPr>
@@ -3459,7 +3460,7 @@
               <w:widowControl/>
               <w:jc w:val="left"/>
               <w:rPr>
-                <w:rFonts w:ascii="宋体" w:eastAsia="宋体" w:hAnsi="宋体" w:cs="宋体" w:hint="eastAsia"/>
+                <w:rFonts w:ascii="宋体" w:eastAsia="宋体" w:hAnsi="宋体" w:cs="宋体"/>
                 <w:color w:val="000000"/>
                 <w:kern w:val="0"/>
                 <w:sz w:val="22"/>
@@ -3535,7 +3536,7 @@
               <w:widowControl/>
               <w:jc w:val="left"/>
               <w:rPr>
-                <w:rFonts w:ascii="宋体" w:eastAsia="宋体" w:hAnsi="宋体" w:cs="宋体" w:hint="eastAsia"/>
+                <w:rFonts w:ascii="宋体" w:eastAsia="宋体" w:hAnsi="宋体" w:cs="宋体"/>
                 <w:color w:val="000000"/>
                 <w:kern w:val="0"/>
                 <w:sz w:val="22"/>
@@ -3576,7 +3577,7 @@
               <w:widowControl/>
               <w:jc w:val="left"/>
               <w:rPr>
-                <w:rFonts w:ascii="宋体" w:eastAsia="宋体" w:hAnsi="宋体" w:cs="宋体" w:hint="eastAsia"/>
+                <w:rFonts w:ascii="宋体" w:eastAsia="宋体" w:hAnsi="宋体" w:cs="宋体"/>
                 <w:sz w:val="18"/>
                 <w:szCs w:val="18"/>
               </w:rPr>
@@ -3616,7 +3617,7 @@
               <w:widowControl/>
               <w:jc w:val="left"/>
               <w:rPr>
-                <w:rFonts w:ascii="宋体" w:eastAsia="宋体" w:hAnsi="宋体" w:cs="宋体" w:hint="eastAsia"/>
+                <w:rFonts w:ascii="宋体" w:eastAsia="宋体" w:hAnsi="宋体" w:cs="宋体"/>
                 <w:sz w:val="18"/>
                 <w:szCs w:val="18"/>
               </w:rPr>
@@ -3851,6 +3852,7 @@
       <w:tblPr>
         <w:tblStyle w:val="TableGrid"/>
         <w:tblW w:w="9918" w:type="dxa"/>
+        <w:tblInd w:w="-817" w:type="dxa"/>
         <w:tblLook w:val="04A0" w:firstRow="1" w:lastRow="0" w:firstColumn="1" w:lastColumn="0" w:noHBand="0" w:noVBand="1"/>
       </w:tblPr>
       <w:tblGrid>

--- a/src/src/main/webapp/portal/asset/arrived/reportTemplate/BusinessReportTemplate.docx
+++ b/src/src/main/webapp/portal/asset/arrived/reportTemplate/BusinessReportTemplate.docx
@@ -6,8 +6,6 @@
       <w:pPr>
         <w:ind w:firstLineChars="500" w:firstLine="1807"/>
       </w:pPr>
-      <w:bookmarkStart w:id="0" w:name="_GoBack"/>
-      <w:bookmarkEnd w:id="0"/>
       <w:r>
         <w:rPr>
           <w:rFonts w:ascii="宋体" w:eastAsia="宋体" w:hAnsi="宋体" w:cs="宋体" w:hint="eastAsia"/>
@@ -60,9 +58,6 @@
     <w:p>
       <w:pPr>
         <w:ind w:firstLineChars="3600" w:firstLine="6480"/>
-        <w:rPr>
-          <w:rFonts w:hint="eastAsia"/>
-        </w:rPr>
       </w:pPr>
       <w:r>
         <w:rPr>
@@ -940,6 +935,29 @@
                 <w:szCs w:val="18"/>
               </w:rPr>
             </w:pPr>
+            <w:r>
+              <w:rPr>
+                <w:sz w:val="20"/>
+                <w:szCs w:val="20"/>
+              </w:rPr>
+              <w:t>{{</w:t>
+            </w:r>
+            <w:r>
+              <w:rPr>
+                <w:sz w:val="20"/>
+                <w:szCs w:val="20"/>
+              </w:rPr>
+              <w:t>manufacture</w:t>
+            </w:r>
+            <w:bookmarkStart w:id="0" w:name="_GoBack"/>
+            <w:bookmarkEnd w:id="0"/>
+            <w:r>
+              <w:rPr>
+                <w:sz w:val="20"/>
+                <w:szCs w:val="20"/>
+              </w:rPr>
+              <w:t>}}</w:t>
+            </w:r>
             <w:r>
               <w:rPr>
                 <w:rFonts w:ascii="宋体" w:eastAsia="宋体" w:hAnsi="宋体" w:cs="宋体" w:hint="eastAsia"/>
@@ -5624,13 +5642,7 @@
         </w:tc>
       </w:tr>
     </w:tbl>
-    <w:p>
-      <w:pPr>
-        <w:rPr>
-          <w:rFonts w:hint="eastAsia"/>
-        </w:rPr>
-      </w:pPr>
-    </w:p>
+    <w:p/>
     <w:sectPr>
       <w:pgSz w:w="11906" w:h="16838"/>
       <w:pgMar w:top="1440" w:right="1800" w:bottom="1440" w:left="1800" w:header="851" w:footer="992" w:gutter="0"/>

--- a/src/src/main/webapp/portal/asset/arrived/reportTemplate/BusinessReportTemplate.docx
+++ b/src/src/main/webapp/portal/asset/arrived/reportTemplate/BusinessReportTemplate.docx
@@ -70,8 +70,8 @@
     </w:p>
     <w:tbl>
       <w:tblPr>
-        <w:tblW w:w="9923" w:type="dxa"/>
-        <w:tblInd w:w="-805" w:type="dxa"/>
+        <w:tblW w:w="10915" w:type="dxa"/>
+        <w:tblInd w:w="-1281" w:type="dxa"/>
         <w:tblBorders>
           <w:top w:val="single" w:sz="4" w:space="0" w:color="auto"/>
           <w:left w:val="single" w:sz="4" w:space="0" w:color="auto"/>
@@ -83,19 +83,16 @@
         <w:tblLook w:val="04A0" w:firstRow="1" w:lastRow="0" w:firstColumn="1" w:lastColumn="0" w:noHBand="0" w:noVBand="1"/>
       </w:tblPr>
       <w:tblGrid>
-        <w:gridCol w:w="709"/>
-        <w:gridCol w:w="709"/>
-        <w:gridCol w:w="1091"/>
-        <w:gridCol w:w="1114"/>
-        <w:gridCol w:w="988"/>
-        <w:gridCol w:w="351"/>
-        <w:gridCol w:w="1491"/>
-        <w:gridCol w:w="493"/>
-        <w:gridCol w:w="358"/>
-        <w:gridCol w:w="776"/>
-        <w:gridCol w:w="216"/>
-        <w:gridCol w:w="851"/>
-        <w:gridCol w:w="776"/>
+        <w:gridCol w:w="992"/>
+        <w:gridCol w:w="426"/>
+        <w:gridCol w:w="1418"/>
+        <w:gridCol w:w="850"/>
+        <w:gridCol w:w="1401"/>
+        <w:gridCol w:w="1842"/>
+        <w:gridCol w:w="726"/>
+        <w:gridCol w:w="992"/>
+        <w:gridCol w:w="976"/>
+        <w:gridCol w:w="1292"/>
       </w:tblGrid>
       <w:tr>
         <w:trPr>
@@ -132,7 +129,7 @@
         </w:tc>
         <w:tc>
           <w:tcPr>
-            <w:tcW w:w="2205" w:type="dxa"/>
+            <w:tcW w:w="2268" w:type="dxa"/>
             <w:gridSpan w:val="2"/>
             <w:shd w:val="clear" w:color="auto" w:fill="auto"/>
             <w:noWrap/>
@@ -184,8 +181,7 @@
         </w:tc>
         <w:tc>
           <w:tcPr>
-            <w:tcW w:w="1339" w:type="dxa"/>
-            <w:gridSpan w:val="2"/>
+            <w:tcW w:w="1401" w:type="dxa"/>
             <w:shd w:val="clear" w:color="auto" w:fill="auto"/>
             <w:noWrap/>
             <w:vAlign w:val="center"/>
@@ -213,7 +209,7 @@
         </w:tc>
         <w:tc>
           <w:tcPr>
-            <w:tcW w:w="1984" w:type="dxa"/>
+            <w:tcW w:w="2568" w:type="dxa"/>
             <w:gridSpan w:val="2"/>
             <w:shd w:val="clear" w:color="auto" w:fill="auto"/>
             <w:noWrap/>
@@ -265,37 +261,36 @@
         </w:tc>
         <w:tc>
           <w:tcPr>
-            <w:tcW w:w="1134" w:type="dxa"/>
+            <w:tcW w:w="992" w:type="dxa"/>
+            <w:shd w:val="clear" w:color="auto" w:fill="auto"/>
+            <w:noWrap/>
+            <w:vAlign w:val="center"/>
+            <w:hideMark/>
+          </w:tcPr>
+          <w:p>
+            <w:pPr>
+              <w:widowControl/>
+              <w:jc w:val="center"/>
+              <w:rPr>
+                <w:rFonts w:ascii="宋体" w:eastAsia="宋体" w:hAnsi="宋体" w:cs="宋体"/>
+                <w:sz w:val="18"/>
+                <w:szCs w:val="18"/>
+              </w:rPr>
+            </w:pPr>
+            <w:r>
+              <w:rPr>
+                <w:rFonts w:ascii="宋体" w:eastAsia="宋体" w:hAnsi="宋体" w:cs="宋体" w:hint="eastAsia"/>
+                <w:sz w:val="18"/>
+                <w:szCs w:val="18"/>
+              </w:rPr>
+              <w:t>合同号</w:t>
+            </w:r>
+          </w:p>
+        </w:tc>
+        <w:tc>
+          <w:tcPr>
+            <w:tcW w:w="2268" w:type="dxa"/>
             <w:gridSpan w:val="2"/>
-            <w:shd w:val="clear" w:color="auto" w:fill="auto"/>
-            <w:noWrap/>
-            <w:vAlign w:val="center"/>
-            <w:hideMark/>
-          </w:tcPr>
-          <w:p>
-            <w:pPr>
-              <w:widowControl/>
-              <w:jc w:val="center"/>
-              <w:rPr>
-                <w:rFonts w:ascii="宋体" w:eastAsia="宋体" w:hAnsi="宋体" w:cs="宋体"/>
-                <w:sz w:val="18"/>
-                <w:szCs w:val="18"/>
-              </w:rPr>
-            </w:pPr>
-            <w:r>
-              <w:rPr>
-                <w:rFonts w:ascii="宋体" w:eastAsia="宋体" w:hAnsi="宋体" w:cs="宋体" w:hint="eastAsia"/>
-                <w:sz w:val="18"/>
-                <w:szCs w:val="18"/>
-              </w:rPr>
-              <w:t>合同号</w:t>
-            </w:r>
-          </w:p>
-        </w:tc>
-        <w:tc>
-          <w:tcPr>
-            <w:tcW w:w="1843" w:type="dxa"/>
-            <w:gridSpan w:val="3"/>
             <w:shd w:val="clear" w:color="auto" w:fill="auto"/>
             <w:noWrap/>
             <w:vAlign w:val="center"/>
@@ -380,7 +375,7 @@
         </w:tc>
         <w:tc>
           <w:tcPr>
-            <w:tcW w:w="2205" w:type="dxa"/>
+            <w:tcW w:w="2268" w:type="dxa"/>
             <w:gridSpan w:val="2"/>
             <w:shd w:val="clear" w:color="auto" w:fill="auto"/>
             <w:noWrap/>
@@ -440,8 +435,7 @@
         </w:tc>
         <w:tc>
           <w:tcPr>
-            <w:tcW w:w="1339" w:type="dxa"/>
-            <w:gridSpan w:val="2"/>
+            <w:tcW w:w="1401" w:type="dxa"/>
             <w:shd w:val="clear" w:color="auto" w:fill="auto"/>
             <w:noWrap/>
             <w:vAlign w:val="center"/>
@@ -469,7 +463,7 @@
         </w:tc>
         <w:tc>
           <w:tcPr>
-            <w:tcW w:w="1984" w:type="dxa"/>
+            <w:tcW w:w="2568" w:type="dxa"/>
             <w:gridSpan w:val="2"/>
             <w:shd w:val="clear" w:color="auto" w:fill="auto"/>
             <w:noWrap/>
@@ -521,37 +515,36 @@
         </w:tc>
         <w:tc>
           <w:tcPr>
-            <w:tcW w:w="1134" w:type="dxa"/>
+            <w:tcW w:w="992" w:type="dxa"/>
+            <w:shd w:val="clear" w:color="auto" w:fill="auto"/>
+            <w:noWrap/>
+            <w:vAlign w:val="center"/>
+            <w:hideMark/>
+          </w:tcPr>
+          <w:p>
+            <w:pPr>
+              <w:widowControl/>
+              <w:jc w:val="center"/>
+              <w:rPr>
+                <w:rFonts w:ascii="宋体" w:eastAsia="宋体" w:hAnsi="宋体" w:cs="宋体"/>
+                <w:sz w:val="18"/>
+                <w:szCs w:val="18"/>
+              </w:rPr>
+            </w:pPr>
+            <w:r>
+              <w:rPr>
+                <w:rFonts w:ascii="宋体" w:eastAsia="宋体" w:hAnsi="宋体" w:cs="宋体" w:hint="eastAsia"/>
+                <w:sz w:val="18"/>
+                <w:szCs w:val="18"/>
+              </w:rPr>
+              <w:t>数量</w:t>
+            </w:r>
+          </w:p>
+        </w:tc>
+        <w:tc>
+          <w:tcPr>
+            <w:tcW w:w="2268" w:type="dxa"/>
             <w:gridSpan w:val="2"/>
-            <w:shd w:val="clear" w:color="auto" w:fill="auto"/>
-            <w:noWrap/>
-            <w:vAlign w:val="center"/>
-            <w:hideMark/>
-          </w:tcPr>
-          <w:p>
-            <w:pPr>
-              <w:widowControl/>
-              <w:jc w:val="center"/>
-              <w:rPr>
-                <w:rFonts w:ascii="宋体" w:eastAsia="宋体" w:hAnsi="宋体" w:cs="宋体"/>
-                <w:sz w:val="18"/>
-                <w:szCs w:val="18"/>
-              </w:rPr>
-            </w:pPr>
-            <w:r>
-              <w:rPr>
-                <w:rFonts w:ascii="宋体" w:eastAsia="宋体" w:hAnsi="宋体" w:cs="宋体" w:hint="eastAsia"/>
-                <w:sz w:val="18"/>
-                <w:szCs w:val="18"/>
-              </w:rPr>
-              <w:t>数量</w:t>
-            </w:r>
-          </w:p>
-        </w:tc>
-        <w:tc>
-          <w:tcPr>
-            <w:tcW w:w="1843" w:type="dxa"/>
-            <w:gridSpan w:val="3"/>
             <w:shd w:val="clear" w:color="auto" w:fill="auto"/>
             <w:noWrap/>
             <w:vAlign w:val="center"/>
@@ -628,7 +621,7 @@
         </w:tc>
         <w:tc>
           <w:tcPr>
-            <w:tcW w:w="2205" w:type="dxa"/>
+            <w:tcW w:w="2268" w:type="dxa"/>
             <w:gridSpan w:val="2"/>
             <w:shd w:val="clear" w:color="auto" w:fill="auto"/>
             <w:noWrap/>
@@ -680,8 +673,7 @@
         </w:tc>
         <w:tc>
           <w:tcPr>
-            <w:tcW w:w="1339" w:type="dxa"/>
-            <w:gridSpan w:val="2"/>
+            <w:tcW w:w="1401" w:type="dxa"/>
             <w:shd w:val="clear" w:color="auto" w:fill="auto"/>
             <w:vAlign w:val="center"/>
             <w:hideMark/>
@@ -717,7 +709,7 @@
         </w:tc>
         <w:tc>
           <w:tcPr>
-            <w:tcW w:w="1984" w:type="dxa"/>
+            <w:tcW w:w="2568" w:type="dxa"/>
             <w:gridSpan w:val="2"/>
             <w:shd w:val="clear" w:color="auto" w:fill="auto"/>
             <w:noWrap/>
@@ -746,37 +738,36 @@
         </w:tc>
         <w:tc>
           <w:tcPr>
-            <w:tcW w:w="1134" w:type="dxa"/>
+            <w:tcW w:w="992" w:type="dxa"/>
+            <w:shd w:val="clear" w:color="auto" w:fill="auto"/>
+            <w:noWrap/>
+            <w:vAlign w:val="center"/>
+            <w:hideMark/>
+          </w:tcPr>
+          <w:p>
+            <w:pPr>
+              <w:widowControl/>
+              <w:jc w:val="center"/>
+              <w:rPr>
+                <w:rFonts w:ascii="宋体" w:eastAsia="宋体" w:hAnsi="宋体" w:cs="宋体"/>
+                <w:sz w:val="18"/>
+                <w:szCs w:val="18"/>
+              </w:rPr>
+            </w:pPr>
+            <w:r>
+              <w:rPr>
+                <w:rFonts w:ascii="宋体" w:eastAsia="宋体" w:hAnsi="宋体" w:cs="宋体" w:hint="eastAsia"/>
+                <w:sz w:val="18"/>
+                <w:szCs w:val="18"/>
+              </w:rPr>
+              <w:t>合同价格</w:t>
+            </w:r>
+          </w:p>
+        </w:tc>
+        <w:tc>
+          <w:tcPr>
+            <w:tcW w:w="2268" w:type="dxa"/>
             <w:gridSpan w:val="2"/>
-            <w:shd w:val="clear" w:color="auto" w:fill="auto"/>
-            <w:noWrap/>
-            <w:vAlign w:val="center"/>
-            <w:hideMark/>
-          </w:tcPr>
-          <w:p>
-            <w:pPr>
-              <w:widowControl/>
-              <w:jc w:val="center"/>
-              <w:rPr>
-                <w:rFonts w:ascii="宋体" w:eastAsia="宋体" w:hAnsi="宋体" w:cs="宋体"/>
-                <w:sz w:val="18"/>
-                <w:szCs w:val="18"/>
-              </w:rPr>
-            </w:pPr>
-            <w:r>
-              <w:rPr>
-                <w:rFonts w:ascii="宋体" w:eastAsia="宋体" w:hAnsi="宋体" w:cs="宋体" w:hint="eastAsia"/>
-                <w:sz w:val="18"/>
-                <w:szCs w:val="18"/>
-              </w:rPr>
-              <w:t>合同价格</w:t>
-            </w:r>
-          </w:p>
-        </w:tc>
-        <w:tc>
-          <w:tcPr>
-            <w:tcW w:w="1843" w:type="dxa"/>
-            <w:gridSpan w:val="3"/>
             <w:shd w:val="clear" w:color="auto" w:fill="auto"/>
             <w:noWrap/>
             <w:vAlign w:val="center"/>
@@ -861,7 +852,7 @@
         </w:tc>
         <w:tc>
           <w:tcPr>
-            <w:tcW w:w="2205" w:type="dxa"/>
+            <w:tcW w:w="2268" w:type="dxa"/>
             <w:gridSpan w:val="2"/>
             <w:shd w:val="clear" w:color="auto" w:fill="auto"/>
             <w:noWrap/>
@@ -890,8 +881,7 @@
         </w:tc>
         <w:tc>
           <w:tcPr>
-            <w:tcW w:w="1339" w:type="dxa"/>
-            <w:gridSpan w:val="2"/>
+            <w:tcW w:w="1401" w:type="dxa"/>
             <w:shd w:val="clear" w:color="auto" w:fill="auto"/>
             <w:vAlign w:val="center"/>
             <w:hideMark/>
@@ -918,7 +908,7 @@
         </w:tc>
         <w:tc>
           <w:tcPr>
-            <w:tcW w:w="1984" w:type="dxa"/>
+            <w:tcW w:w="2568" w:type="dxa"/>
             <w:gridSpan w:val="2"/>
             <w:shd w:val="clear" w:color="auto" w:fill="auto"/>
             <w:noWrap/>
@@ -949,8 +939,6 @@
               </w:rPr>
               <w:t>manufacture</w:t>
             </w:r>
-            <w:bookmarkStart w:id="0" w:name="_GoBack"/>
-            <w:bookmarkEnd w:id="0"/>
             <w:r>
               <w:rPr>
                 <w:sz w:val="20"/>
@@ -970,37 +958,36 @@
         </w:tc>
         <w:tc>
           <w:tcPr>
-            <w:tcW w:w="1134" w:type="dxa"/>
+            <w:tcW w:w="992" w:type="dxa"/>
+            <w:shd w:val="clear" w:color="auto" w:fill="auto"/>
+            <w:noWrap/>
+            <w:vAlign w:val="center"/>
+            <w:hideMark/>
+          </w:tcPr>
+          <w:p>
+            <w:pPr>
+              <w:widowControl/>
+              <w:jc w:val="center"/>
+              <w:rPr>
+                <w:rFonts w:ascii="宋体" w:eastAsia="宋体" w:hAnsi="宋体" w:cs="宋体"/>
+                <w:sz w:val="18"/>
+                <w:szCs w:val="18"/>
+              </w:rPr>
+            </w:pPr>
+            <w:r>
+              <w:rPr>
+                <w:rFonts w:ascii="宋体" w:eastAsia="宋体" w:hAnsi="宋体" w:cs="宋体" w:hint="eastAsia"/>
+                <w:sz w:val="18"/>
+                <w:szCs w:val="18"/>
+              </w:rPr>
+              <w:t>国别</w:t>
+            </w:r>
+          </w:p>
+        </w:tc>
+        <w:tc>
+          <w:tcPr>
+            <w:tcW w:w="2268" w:type="dxa"/>
             <w:gridSpan w:val="2"/>
-            <w:shd w:val="clear" w:color="auto" w:fill="auto"/>
-            <w:noWrap/>
-            <w:vAlign w:val="center"/>
-            <w:hideMark/>
-          </w:tcPr>
-          <w:p>
-            <w:pPr>
-              <w:widowControl/>
-              <w:jc w:val="center"/>
-              <w:rPr>
-                <w:rFonts w:ascii="宋体" w:eastAsia="宋体" w:hAnsi="宋体" w:cs="宋体"/>
-                <w:sz w:val="18"/>
-                <w:szCs w:val="18"/>
-              </w:rPr>
-            </w:pPr>
-            <w:r>
-              <w:rPr>
-                <w:rFonts w:ascii="宋体" w:eastAsia="宋体" w:hAnsi="宋体" w:cs="宋体" w:hint="eastAsia"/>
-                <w:sz w:val="18"/>
-                <w:szCs w:val="18"/>
-              </w:rPr>
-              <w:t>国别</w:t>
-            </w:r>
-          </w:p>
-        </w:tc>
-        <w:tc>
-          <w:tcPr>
-            <w:tcW w:w="1843" w:type="dxa"/>
-            <w:gridSpan w:val="3"/>
             <w:shd w:val="clear" w:color="auto" w:fill="auto"/>
             <w:noWrap/>
             <w:vAlign w:val="center"/>
@@ -1062,7 +1049,7 @@
         </w:tc>
         <w:tc>
           <w:tcPr>
-            <w:tcW w:w="2205" w:type="dxa"/>
+            <w:tcW w:w="2268" w:type="dxa"/>
             <w:gridSpan w:val="2"/>
             <w:shd w:val="clear" w:color="auto" w:fill="auto"/>
             <w:noWrap/>
@@ -1091,94 +1078,92 @@
         </w:tc>
         <w:tc>
           <w:tcPr>
-            <w:tcW w:w="1339" w:type="dxa"/>
+            <w:tcW w:w="1401" w:type="dxa"/>
+            <w:shd w:val="clear" w:color="auto" w:fill="auto"/>
+            <w:vAlign w:val="center"/>
+            <w:hideMark/>
+          </w:tcPr>
+          <w:p>
+            <w:pPr>
+              <w:widowControl/>
+              <w:jc w:val="center"/>
+              <w:rPr>
+                <w:rFonts w:ascii="宋体" w:eastAsia="宋体" w:hAnsi="宋体" w:cs="宋体"/>
+                <w:sz w:val="18"/>
+                <w:szCs w:val="18"/>
+              </w:rPr>
+            </w:pPr>
+            <w:r>
+              <w:rPr>
+                <w:rFonts w:ascii="宋体" w:eastAsia="宋体" w:hAnsi="宋体" w:cs="宋体" w:hint="eastAsia"/>
+                <w:sz w:val="18"/>
+                <w:szCs w:val="18"/>
+              </w:rPr>
+              <w:t>实际到货期</w:t>
+            </w:r>
+          </w:p>
+        </w:tc>
+        <w:tc>
+          <w:tcPr>
+            <w:tcW w:w="2568" w:type="dxa"/>
             <w:gridSpan w:val="2"/>
             <w:shd w:val="clear" w:color="auto" w:fill="auto"/>
+            <w:noWrap/>
             <w:vAlign w:val="center"/>
             <w:hideMark/>
           </w:tcPr>
           <w:p>
             <w:pPr>
               <w:widowControl/>
-              <w:jc w:val="center"/>
-              <w:rPr>
-                <w:rFonts w:ascii="宋体" w:eastAsia="宋体" w:hAnsi="宋体" w:cs="宋体"/>
-                <w:sz w:val="18"/>
-                <w:szCs w:val="18"/>
-              </w:rPr>
-            </w:pPr>
-            <w:r>
-              <w:rPr>
-                <w:rFonts w:ascii="宋体" w:eastAsia="宋体" w:hAnsi="宋体" w:cs="宋体" w:hint="eastAsia"/>
-                <w:sz w:val="18"/>
-                <w:szCs w:val="18"/>
-              </w:rPr>
-              <w:t>实际到货期</w:t>
-            </w:r>
-          </w:p>
-        </w:tc>
-        <w:tc>
-          <w:tcPr>
-            <w:tcW w:w="1984" w:type="dxa"/>
+              <w:jc w:val="right"/>
+              <w:rPr>
+                <w:rFonts w:ascii="宋体" w:eastAsia="宋体" w:hAnsi="宋体" w:cs="宋体"/>
+                <w:sz w:val="18"/>
+                <w:szCs w:val="18"/>
+              </w:rPr>
+            </w:pPr>
+            <w:r>
+              <w:rPr>
+                <w:rFonts w:ascii="宋体" w:eastAsia="宋体" w:hAnsi="宋体" w:cs="宋体" w:hint="eastAsia"/>
+                <w:sz w:val="18"/>
+                <w:szCs w:val="18"/>
+              </w:rPr>
+              <w:t xml:space="preserve">　</w:t>
+            </w:r>
+          </w:p>
+        </w:tc>
+        <w:tc>
+          <w:tcPr>
+            <w:tcW w:w="992" w:type="dxa"/>
+            <w:shd w:val="clear" w:color="auto" w:fill="auto"/>
+            <w:noWrap/>
+            <w:vAlign w:val="center"/>
+            <w:hideMark/>
+          </w:tcPr>
+          <w:p>
+            <w:pPr>
+              <w:widowControl/>
+              <w:jc w:val="center"/>
+              <w:rPr>
+                <w:rFonts w:ascii="宋体" w:eastAsia="宋体" w:hAnsi="宋体" w:cs="宋体"/>
+                <w:sz w:val="18"/>
+                <w:szCs w:val="18"/>
+              </w:rPr>
+            </w:pPr>
+            <w:r>
+              <w:rPr>
+                <w:rFonts w:ascii="宋体" w:eastAsia="宋体" w:hAnsi="宋体" w:cs="宋体" w:hint="eastAsia"/>
+                <w:sz w:val="18"/>
+                <w:szCs w:val="18"/>
+              </w:rPr>
+              <w:t>索赔期</w:t>
+            </w:r>
+          </w:p>
+        </w:tc>
+        <w:tc>
+          <w:tcPr>
+            <w:tcW w:w="2268" w:type="dxa"/>
             <w:gridSpan w:val="2"/>
-            <w:shd w:val="clear" w:color="auto" w:fill="auto"/>
-            <w:noWrap/>
-            <w:vAlign w:val="center"/>
-            <w:hideMark/>
-          </w:tcPr>
-          <w:p>
-            <w:pPr>
-              <w:widowControl/>
-              <w:jc w:val="right"/>
-              <w:rPr>
-                <w:rFonts w:ascii="宋体" w:eastAsia="宋体" w:hAnsi="宋体" w:cs="宋体"/>
-                <w:sz w:val="18"/>
-                <w:szCs w:val="18"/>
-              </w:rPr>
-            </w:pPr>
-            <w:r>
-              <w:rPr>
-                <w:rFonts w:ascii="宋体" w:eastAsia="宋体" w:hAnsi="宋体" w:cs="宋体" w:hint="eastAsia"/>
-                <w:sz w:val="18"/>
-                <w:szCs w:val="18"/>
-              </w:rPr>
-              <w:t xml:space="preserve">　</w:t>
-            </w:r>
-          </w:p>
-        </w:tc>
-        <w:tc>
-          <w:tcPr>
-            <w:tcW w:w="1134" w:type="dxa"/>
-            <w:gridSpan w:val="2"/>
-            <w:shd w:val="clear" w:color="auto" w:fill="auto"/>
-            <w:noWrap/>
-            <w:vAlign w:val="center"/>
-            <w:hideMark/>
-          </w:tcPr>
-          <w:p>
-            <w:pPr>
-              <w:widowControl/>
-              <w:jc w:val="center"/>
-              <w:rPr>
-                <w:rFonts w:ascii="宋体" w:eastAsia="宋体" w:hAnsi="宋体" w:cs="宋体"/>
-                <w:sz w:val="18"/>
-                <w:szCs w:val="18"/>
-              </w:rPr>
-            </w:pPr>
-            <w:r>
-              <w:rPr>
-                <w:rFonts w:ascii="宋体" w:eastAsia="宋体" w:hAnsi="宋体" w:cs="宋体" w:hint="eastAsia"/>
-                <w:sz w:val="18"/>
-                <w:szCs w:val="18"/>
-              </w:rPr>
-              <w:t>索赔期</w:t>
-            </w:r>
-          </w:p>
-        </w:tc>
-        <w:tc>
-          <w:tcPr>
-            <w:tcW w:w="1843" w:type="dxa"/>
-            <w:gridSpan w:val="3"/>
             <w:shd w:val="clear" w:color="auto" w:fill="auto"/>
             <w:noWrap/>
             <w:vAlign w:val="center"/>
@@ -1240,7 +1225,7 @@
         </w:tc>
         <w:tc>
           <w:tcPr>
-            <w:tcW w:w="2205" w:type="dxa"/>
+            <w:tcW w:w="2268" w:type="dxa"/>
             <w:gridSpan w:val="2"/>
             <w:shd w:val="clear" w:color="auto" w:fill="auto"/>
             <w:noWrap/>
@@ -1269,8 +1254,7 @@
         </w:tc>
         <w:tc>
           <w:tcPr>
-            <w:tcW w:w="1339" w:type="dxa"/>
-            <w:gridSpan w:val="2"/>
+            <w:tcW w:w="1401" w:type="dxa"/>
             <w:shd w:val="clear" w:color="auto" w:fill="auto"/>
             <w:vAlign w:val="center"/>
             <w:hideMark/>
@@ -1297,8 +1281,8 @@
         </w:tc>
         <w:tc>
           <w:tcPr>
-            <w:tcW w:w="4961" w:type="dxa"/>
-            <w:gridSpan w:val="7"/>
+            <w:tcW w:w="5828" w:type="dxa"/>
+            <w:gridSpan w:val="5"/>
             <w:shd w:val="clear" w:color="auto" w:fill="auto"/>
             <w:noWrap/>
             <w:vAlign w:val="center"/>
@@ -1360,7 +1344,7 @@
         </w:tc>
         <w:tc>
           <w:tcPr>
-            <w:tcW w:w="2205" w:type="dxa"/>
+            <w:tcW w:w="2268" w:type="dxa"/>
             <w:gridSpan w:val="2"/>
             <w:shd w:val="clear" w:color="auto" w:fill="auto"/>
             <w:noWrap/>
@@ -1389,8 +1373,7 @@
         </w:tc>
         <w:tc>
           <w:tcPr>
-            <w:tcW w:w="1339" w:type="dxa"/>
-            <w:gridSpan w:val="2"/>
+            <w:tcW w:w="1401" w:type="dxa"/>
             <w:shd w:val="clear" w:color="auto" w:fill="auto"/>
             <w:vAlign w:val="center"/>
             <w:hideMark/>
@@ -1417,8 +1400,8 @@
         </w:tc>
         <w:tc>
           <w:tcPr>
-            <w:tcW w:w="4961" w:type="dxa"/>
-            <w:gridSpan w:val="7"/>
+            <w:tcW w:w="5828" w:type="dxa"/>
+            <w:gridSpan w:val="5"/>
             <w:shd w:val="clear" w:color="auto" w:fill="auto"/>
             <w:noWrap/>
             <w:vAlign w:val="center"/>
@@ -1451,8 +1434,8 @@
         </w:trPr>
         <w:tc>
           <w:tcPr>
-            <w:tcW w:w="9923" w:type="dxa"/>
-            <w:gridSpan w:val="13"/>
+            <w:tcW w:w="10915" w:type="dxa"/>
+            <w:gridSpan w:val="10"/>
             <w:shd w:val="clear" w:color="auto" w:fill="auto"/>
             <w:noWrap/>
             <w:vAlign w:val="center"/>
@@ -1485,8 +1468,8 @@
         </w:trPr>
         <w:tc>
           <w:tcPr>
-            <w:tcW w:w="9923" w:type="dxa"/>
-            <w:gridSpan w:val="13"/>
+            <w:tcW w:w="10915" w:type="dxa"/>
+            <w:gridSpan w:val="10"/>
             <w:shd w:val="clear" w:color="auto" w:fill="auto"/>
             <w:noWrap/>
             <w:vAlign w:val="center"/>
@@ -1519,8 +1502,8 @@
         </w:trPr>
         <w:tc>
           <w:tcPr>
-            <w:tcW w:w="9923" w:type="dxa"/>
-            <w:gridSpan w:val="13"/>
+            <w:tcW w:w="10915" w:type="dxa"/>
+            <w:gridSpan w:val="10"/>
             <w:shd w:val="clear" w:color="auto" w:fill="auto"/>
             <w:vAlign w:val="center"/>
             <w:hideMark/>
@@ -1561,8 +1544,8 @@
         </w:trPr>
         <w:tc>
           <w:tcPr>
-            <w:tcW w:w="9923" w:type="dxa"/>
-            <w:gridSpan w:val="13"/>
+            <w:tcW w:w="10915" w:type="dxa"/>
+            <w:gridSpan w:val="10"/>
             <w:shd w:val="clear" w:color="auto" w:fill="auto"/>
             <w:noWrap/>
             <w:vAlign w:val="center"/>
@@ -1595,8 +1578,8 @@
         </w:trPr>
         <w:tc>
           <w:tcPr>
-            <w:tcW w:w="9923" w:type="dxa"/>
-            <w:gridSpan w:val="13"/>
+            <w:tcW w:w="10915" w:type="dxa"/>
+            <w:gridSpan w:val="10"/>
             <w:shd w:val="clear" w:color="auto" w:fill="auto"/>
             <w:noWrap/>
             <w:vAlign w:val="center"/>
@@ -1628,6 +1611,8 @@
             </w:r>
           </w:p>
         </w:tc>
+        <w:bookmarkStart w:id="0" w:name="_GoBack"/>
+        <w:bookmarkEnd w:id="0"/>
       </w:tr>
       <w:tr>
         <w:trPr>
@@ -1635,7 +1620,7 @@
         </w:trPr>
         <w:tc>
           <w:tcPr>
-            <w:tcW w:w="709" w:type="dxa"/>
+            <w:tcW w:w="992" w:type="dxa"/>
             <w:shd w:val="clear" w:color="auto" w:fill="auto"/>
             <w:noWrap/>
             <w:vAlign w:val="center"/>
@@ -1663,7 +1648,7 @@
         </w:tc>
         <w:tc>
           <w:tcPr>
-            <w:tcW w:w="1800" w:type="dxa"/>
+            <w:tcW w:w="1844" w:type="dxa"/>
             <w:gridSpan w:val="2"/>
             <w:shd w:val="clear" w:color="auto" w:fill="auto"/>
             <w:noWrap/>
@@ -1692,7 +1677,7 @@
         </w:tc>
         <w:tc>
           <w:tcPr>
-            <w:tcW w:w="2102" w:type="dxa"/>
+            <w:tcW w:w="2251" w:type="dxa"/>
             <w:gridSpan w:val="2"/>
             <w:shd w:val="clear" w:color="auto" w:fill="auto"/>
             <w:vAlign w:val="center"/>
@@ -1720,7 +1705,6 @@
         <w:tc>
           <w:tcPr>
             <w:tcW w:w="1842" w:type="dxa"/>
-            <w:gridSpan w:val="2"/>
             <w:shd w:val="clear" w:color="auto" w:fill="auto"/>
             <w:vAlign w:val="center"/>
           </w:tcPr>
@@ -1746,8 +1730,7 @@
         </w:tc>
         <w:tc>
           <w:tcPr>
-            <w:tcW w:w="851" w:type="dxa"/>
-            <w:gridSpan w:val="2"/>
+            <w:tcW w:w="726" w:type="dxa"/>
             <w:shd w:val="clear" w:color="auto" w:fill="auto"/>
             <w:vAlign w:val="center"/>
           </w:tcPr>
@@ -1774,7 +1757,6 @@
         <w:tc>
           <w:tcPr>
             <w:tcW w:w="992" w:type="dxa"/>
-            <w:gridSpan w:val="2"/>
             <w:shd w:val="clear" w:color="auto" w:fill="auto"/>
             <w:vAlign w:val="center"/>
           </w:tcPr>
@@ -1809,7 +1791,7 @@
         </w:tc>
         <w:tc>
           <w:tcPr>
-            <w:tcW w:w="851" w:type="dxa"/>
+            <w:tcW w:w="976" w:type="dxa"/>
             <w:shd w:val="clear" w:color="auto" w:fill="auto"/>
             <w:vAlign w:val="center"/>
           </w:tcPr>
@@ -1835,7 +1817,7 @@
         </w:tc>
         <w:tc>
           <w:tcPr>
-            <w:tcW w:w="776" w:type="dxa"/>
+            <w:tcW w:w="1292" w:type="dxa"/>
             <w:shd w:val="clear" w:color="auto" w:fill="auto"/>
             <w:noWrap/>
             <w:vAlign w:val="center"/>
@@ -1868,7 +1850,7 @@
         </w:trPr>
         <w:tc>
           <w:tcPr>
-            <w:tcW w:w="709" w:type="dxa"/>
+            <w:tcW w:w="992" w:type="dxa"/>
             <w:shd w:val="clear" w:color="auto" w:fill="auto"/>
             <w:noWrap/>
             <w:vAlign w:val="center"/>
@@ -1887,7 +1869,7 @@
         </w:tc>
         <w:tc>
           <w:tcPr>
-            <w:tcW w:w="1800" w:type="dxa"/>
+            <w:tcW w:w="1844" w:type="dxa"/>
             <w:gridSpan w:val="2"/>
             <w:shd w:val="clear" w:color="auto" w:fill="auto"/>
             <w:noWrap/>
@@ -1907,7 +1889,7 @@
         </w:tc>
         <w:tc>
           <w:tcPr>
-            <w:tcW w:w="2102" w:type="dxa"/>
+            <w:tcW w:w="2251" w:type="dxa"/>
             <w:gridSpan w:val="2"/>
             <w:shd w:val="clear" w:color="auto" w:fill="auto"/>
             <w:vAlign w:val="center"/>
@@ -1927,26 +1909,24 @@
         <w:tc>
           <w:tcPr>
             <w:tcW w:w="1842" w:type="dxa"/>
-            <w:gridSpan w:val="2"/>
-            <w:shd w:val="clear" w:color="auto" w:fill="auto"/>
-            <w:vAlign w:val="center"/>
-          </w:tcPr>
-          <w:p>
-            <w:pPr>
-              <w:widowControl/>
-              <w:jc w:val="center"/>
-              <w:rPr>
-                <w:rFonts w:ascii="宋体" w:eastAsia="宋体" w:hAnsi="宋体" w:cs="宋体"/>
-                <w:sz w:val="18"/>
-                <w:szCs w:val="18"/>
-              </w:rPr>
-            </w:pPr>
-          </w:p>
-        </w:tc>
-        <w:tc>
-          <w:tcPr>
-            <w:tcW w:w="851" w:type="dxa"/>
-            <w:gridSpan w:val="2"/>
+            <w:shd w:val="clear" w:color="auto" w:fill="auto"/>
+            <w:vAlign w:val="center"/>
+          </w:tcPr>
+          <w:p>
+            <w:pPr>
+              <w:widowControl/>
+              <w:jc w:val="center"/>
+              <w:rPr>
+                <w:rFonts w:ascii="宋体" w:eastAsia="宋体" w:hAnsi="宋体" w:cs="宋体"/>
+                <w:sz w:val="18"/>
+                <w:szCs w:val="18"/>
+              </w:rPr>
+            </w:pPr>
+          </w:p>
+        </w:tc>
+        <w:tc>
+          <w:tcPr>
+            <w:tcW w:w="726" w:type="dxa"/>
             <w:shd w:val="clear" w:color="auto" w:fill="auto"/>
             <w:vAlign w:val="center"/>
           </w:tcPr>
@@ -1965,43 +1945,42 @@
         <w:tc>
           <w:tcPr>
             <w:tcW w:w="992" w:type="dxa"/>
-            <w:gridSpan w:val="2"/>
-            <w:shd w:val="clear" w:color="auto" w:fill="auto"/>
-            <w:vAlign w:val="center"/>
-          </w:tcPr>
-          <w:p>
-            <w:pPr>
-              <w:widowControl/>
-              <w:jc w:val="center"/>
-              <w:rPr>
-                <w:rFonts w:ascii="宋体" w:eastAsia="宋体" w:hAnsi="宋体" w:cs="宋体"/>
-                <w:sz w:val="18"/>
-                <w:szCs w:val="18"/>
-              </w:rPr>
-            </w:pPr>
-          </w:p>
-        </w:tc>
-        <w:tc>
-          <w:tcPr>
-            <w:tcW w:w="851" w:type="dxa"/>
-            <w:shd w:val="clear" w:color="auto" w:fill="auto"/>
-            <w:vAlign w:val="center"/>
-          </w:tcPr>
-          <w:p>
-            <w:pPr>
-              <w:widowControl/>
-              <w:jc w:val="center"/>
-              <w:rPr>
-                <w:rFonts w:ascii="宋体" w:eastAsia="宋体" w:hAnsi="宋体" w:cs="宋体"/>
-                <w:sz w:val="18"/>
-                <w:szCs w:val="18"/>
-              </w:rPr>
-            </w:pPr>
-          </w:p>
-        </w:tc>
-        <w:tc>
-          <w:tcPr>
-            <w:tcW w:w="776" w:type="dxa"/>
+            <w:shd w:val="clear" w:color="auto" w:fill="auto"/>
+            <w:vAlign w:val="center"/>
+          </w:tcPr>
+          <w:p>
+            <w:pPr>
+              <w:widowControl/>
+              <w:jc w:val="center"/>
+              <w:rPr>
+                <w:rFonts w:ascii="宋体" w:eastAsia="宋体" w:hAnsi="宋体" w:cs="宋体"/>
+                <w:sz w:val="18"/>
+                <w:szCs w:val="18"/>
+              </w:rPr>
+            </w:pPr>
+          </w:p>
+        </w:tc>
+        <w:tc>
+          <w:tcPr>
+            <w:tcW w:w="976" w:type="dxa"/>
+            <w:shd w:val="clear" w:color="auto" w:fill="auto"/>
+            <w:vAlign w:val="center"/>
+          </w:tcPr>
+          <w:p>
+            <w:pPr>
+              <w:widowControl/>
+              <w:jc w:val="center"/>
+              <w:rPr>
+                <w:rFonts w:ascii="宋体" w:eastAsia="宋体" w:hAnsi="宋体" w:cs="宋体"/>
+                <w:sz w:val="18"/>
+                <w:szCs w:val="18"/>
+              </w:rPr>
+            </w:pPr>
+          </w:p>
+        </w:tc>
+        <w:tc>
+          <w:tcPr>
+            <w:tcW w:w="1292" w:type="dxa"/>
             <w:shd w:val="clear" w:color="auto" w:fill="auto"/>
             <w:noWrap/>
             <w:vAlign w:val="center"/>
@@ -2025,7 +2004,7 @@
         </w:trPr>
         <w:tc>
           <w:tcPr>
-            <w:tcW w:w="709" w:type="dxa"/>
+            <w:tcW w:w="992" w:type="dxa"/>
             <w:shd w:val="clear" w:color="auto" w:fill="auto"/>
             <w:noWrap/>
             <w:vAlign w:val="center"/>
@@ -2044,7 +2023,7 @@
         </w:tc>
         <w:tc>
           <w:tcPr>
-            <w:tcW w:w="1800" w:type="dxa"/>
+            <w:tcW w:w="1844" w:type="dxa"/>
             <w:gridSpan w:val="2"/>
             <w:shd w:val="clear" w:color="auto" w:fill="auto"/>
             <w:noWrap/>
@@ -2064,7 +2043,7 @@
         </w:tc>
         <w:tc>
           <w:tcPr>
-            <w:tcW w:w="2102" w:type="dxa"/>
+            <w:tcW w:w="2251" w:type="dxa"/>
             <w:gridSpan w:val="2"/>
             <w:shd w:val="clear" w:color="auto" w:fill="auto"/>
             <w:vAlign w:val="center"/>
@@ -2084,26 +2063,24 @@
         <w:tc>
           <w:tcPr>
             <w:tcW w:w="1842" w:type="dxa"/>
-            <w:gridSpan w:val="2"/>
-            <w:shd w:val="clear" w:color="auto" w:fill="auto"/>
-            <w:vAlign w:val="center"/>
-          </w:tcPr>
-          <w:p>
-            <w:pPr>
-              <w:widowControl/>
-              <w:jc w:val="center"/>
-              <w:rPr>
-                <w:rFonts w:ascii="宋体" w:eastAsia="宋体" w:hAnsi="宋体" w:cs="宋体"/>
-                <w:sz w:val="18"/>
-                <w:szCs w:val="18"/>
-              </w:rPr>
-            </w:pPr>
-          </w:p>
-        </w:tc>
-        <w:tc>
-          <w:tcPr>
-            <w:tcW w:w="851" w:type="dxa"/>
-            <w:gridSpan w:val="2"/>
+            <w:shd w:val="clear" w:color="auto" w:fill="auto"/>
+            <w:vAlign w:val="center"/>
+          </w:tcPr>
+          <w:p>
+            <w:pPr>
+              <w:widowControl/>
+              <w:jc w:val="center"/>
+              <w:rPr>
+                <w:rFonts w:ascii="宋体" w:eastAsia="宋体" w:hAnsi="宋体" w:cs="宋体"/>
+                <w:sz w:val="18"/>
+                <w:szCs w:val="18"/>
+              </w:rPr>
+            </w:pPr>
+          </w:p>
+        </w:tc>
+        <w:tc>
+          <w:tcPr>
+            <w:tcW w:w="726" w:type="dxa"/>
             <w:shd w:val="clear" w:color="auto" w:fill="auto"/>
             <w:vAlign w:val="center"/>
           </w:tcPr>
@@ -2122,43 +2099,42 @@
         <w:tc>
           <w:tcPr>
             <w:tcW w:w="992" w:type="dxa"/>
-            <w:gridSpan w:val="2"/>
-            <w:shd w:val="clear" w:color="auto" w:fill="auto"/>
-            <w:vAlign w:val="center"/>
-          </w:tcPr>
-          <w:p>
-            <w:pPr>
-              <w:widowControl/>
-              <w:jc w:val="center"/>
-              <w:rPr>
-                <w:rFonts w:ascii="宋体" w:eastAsia="宋体" w:hAnsi="宋体" w:cs="宋体"/>
-                <w:sz w:val="18"/>
-                <w:szCs w:val="18"/>
-              </w:rPr>
-            </w:pPr>
-          </w:p>
-        </w:tc>
-        <w:tc>
-          <w:tcPr>
-            <w:tcW w:w="851" w:type="dxa"/>
-            <w:shd w:val="clear" w:color="auto" w:fill="auto"/>
-            <w:vAlign w:val="center"/>
-          </w:tcPr>
-          <w:p>
-            <w:pPr>
-              <w:widowControl/>
-              <w:jc w:val="center"/>
-              <w:rPr>
-                <w:rFonts w:ascii="宋体" w:eastAsia="宋体" w:hAnsi="宋体" w:cs="宋体"/>
-                <w:sz w:val="18"/>
-                <w:szCs w:val="18"/>
-              </w:rPr>
-            </w:pPr>
-          </w:p>
-        </w:tc>
-        <w:tc>
-          <w:tcPr>
-            <w:tcW w:w="776" w:type="dxa"/>
+            <w:shd w:val="clear" w:color="auto" w:fill="auto"/>
+            <w:vAlign w:val="center"/>
+          </w:tcPr>
+          <w:p>
+            <w:pPr>
+              <w:widowControl/>
+              <w:jc w:val="center"/>
+              <w:rPr>
+                <w:rFonts w:ascii="宋体" w:eastAsia="宋体" w:hAnsi="宋体" w:cs="宋体"/>
+                <w:sz w:val="18"/>
+                <w:szCs w:val="18"/>
+              </w:rPr>
+            </w:pPr>
+          </w:p>
+        </w:tc>
+        <w:tc>
+          <w:tcPr>
+            <w:tcW w:w="976" w:type="dxa"/>
+            <w:shd w:val="clear" w:color="auto" w:fill="auto"/>
+            <w:vAlign w:val="center"/>
+          </w:tcPr>
+          <w:p>
+            <w:pPr>
+              <w:widowControl/>
+              <w:jc w:val="center"/>
+              <w:rPr>
+                <w:rFonts w:ascii="宋体" w:eastAsia="宋体" w:hAnsi="宋体" w:cs="宋体"/>
+                <w:sz w:val="18"/>
+                <w:szCs w:val="18"/>
+              </w:rPr>
+            </w:pPr>
+          </w:p>
+        </w:tc>
+        <w:tc>
+          <w:tcPr>
+            <w:tcW w:w="1292" w:type="dxa"/>
             <w:shd w:val="clear" w:color="auto" w:fill="auto"/>
             <w:noWrap/>
             <w:vAlign w:val="center"/>
@@ -2182,7 +2158,7 @@
         </w:trPr>
         <w:tc>
           <w:tcPr>
-            <w:tcW w:w="709" w:type="dxa"/>
+            <w:tcW w:w="992" w:type="dxa"/>
             <w:shd w:val="clear" w:color="auto" w:fill="auto"/>
             <w:noWrap/>
             <w:vAlign w:val="center"/>
@@ -2201,7 +2177,7 @@
         </w:tc>
         <w:tc>
           <w:tcPr>
-            <w:tcW w:w="1800" w:type="dxa"/>
+            <w:tcW w:w="1844" w:type="dxa"/>
             <w:gridSpan w:val="2"/>
             <w:shd w:val="clear" w:color="auto" w:fill="auto"/>
             <w:noWrap/>
@@ -2221,7 +2197,7 @@
         </w:tc>
         <w:tc>
           <w:tcPr>
-            <w:tcW w:w="2102" w:type="dxa"/>
+            <w:tcW w:w="2251" w:type="dxa"/>
             <w:gridSpan w:val="2"/>
             <w:shd w:val="clear" w:color="auto" w:fill="auto"/>
             <w:vAlign w:val="center"/>
@@ -2241,26 +2217,24 @@
         <w:tc>
           <w:tcPr>
             <w:tcW w:w="1842" w:type="dxa"/>
-            <w:gridSpan w:val="2"/>
-            <w:shd w:val="clear" w:color="auto" w:fill="auto"/>
-            <w:vAlign w:val="center"/>
-          </w:tcPr>
-          <w:p>
-            <w:pPr>
-              <w:widowControl/>
-              <w:jc w:val="center"/>
-              <w:rPr>
-                <w:rFonts w:ascii="宋体" w:eastAsia="宋体" w:hAnsi="宋体" w:cs="宋体"/>
-                <w:sz w:val="18"/>
-                <w:szCs w:val="18"/>
-              </w:rPr>
-            </w:pPr>
-          </w:p>
-        </w:tc>
-        <w:tc>
-          <w:tcPr>
-            <w:tcW w:w="851" w:type="dxa"/>
-            <w:gridSpan w:val="2"/>
+            <w:shd w:val="clear" w:color="auto" w:fill="auto"/>
+            <w:vAlign w:val="center"/>
+          </w:tcPr>
+          <w:p>
+            <w:pPr>
+              <w:widowControl/>
+              <w:jc w:val="center"/>
+              <w:rPr>
+                <w:rFonts w:ascii="宋体" w:eastAsia="宋体" w:hAnsi="宋体" w:cs="宋体"/>
+                <w:sz w:val="18"/>
+                <w:szCs w:val="18"/>
+              </w:rPr>
+            </w:pPr>
+          </w:p>
+        </w:tc>
+        <w:tc>
+          <w:tcPr>
+            <w:tcW w:w="726" w:type="dxa"/>
             <w:shd w:val="clear" w:color="auto" w:fill="auto"/>
             <w:vAlign w:val="center"/>
           </w:tcPr>
@@ -2279,43 +2253,42 @@
         <w:tc>
           <w:tcPr>
             <w:tcW w:w="992" w:type="dxa"/>
-            <w:gridSpan w:val="2"/>
-            <w:shd w:val="clear" w:color="auto" w:fill="auto"/>
-            <w:vAlign w:val="center"/>
-          </w:tcPr>
-          <w:p>
-            <w:pPr>
-              <w:widowControl/>
-              <w:jc w:val="center"/>
-              <w:rPr>
-                <w:rFonts w:ascii="宋体" w:eastAsia="宋体" w:hAnsi="宋体" w:cs="宋体"/>
-                <w:sz w:val="18"/>
-                <w:szCs w:val="18"/>
-              </w:rPr>
-            </w:pPr>
-          </w:p>
-        </w:tc>
-        <w:tc>
-          <w:tcPr>
-            <w:tcW w:w="851" w:type="dxa"/>
-            <w:shd w:val="clear" w:color="auto" w:fill="auto"/>
-            <w:vAlign w:val="center"/>
-          </w:tcPr>
-          <w:p>
-            <w:pPr>
-              <w:widowControl/>
-              <w:jc w:val="center"/>
-              <w:rPr>
-                <w:rFonts w:ascii="宋体" w:eastAsia="宋体" w:hAnsi="宋体" w:cs="宋体"/>
-                <w:sz w:val="18"/>
-                <w:szCs w:val="18"/>
-              </w:rPr>
-            </w:pPr>
-          </w:p>
-        </w:tc>
-        <w:tc>
-          <w:tcPr>
-            <w:tcW w:w="776" w:type="dxa"/>
+            <w:shd w:val="clear" w:color="auto" w:fill="auto"/>
+            <w:vAlign w:val="center"/>
+          </w:tcPr>
+          <w:p>
+            <w:pPr>
+              <w:widowControl/>
+              <w:jc w:val="center"/>
+              <w:rPr>
+                <w:rFonts w:ascii="宋体" w:eastAsia="宋体" w:hAnsi="宋体" w:cs="宋体"/>
+                <w:sz w:val="18"/>
+                <w:szCs w:val="18"/>
+              </w:rPr>
+            </w:pPr>
+          </w:p>
+        </w:tc>
+        <w:tc>
+          <w:tcPr>
+            <w:tcW w:w="976" w:type="dxa"/>
+            <w:shd w:val="clear" w:color="auto" w:fill="auto"/>
+            <w:vAlign w:val="center"/>
+          </w:tcPr>
+          <w:p>
+            <w:pPr>
+              <w:widowControl/>
+              <w:jc w:val="center"/>
+              <w:rPr>
+                <w:rFonts w:ascii="宋体" w:eastAsia="宋体" w:hAnsi="宋体" w:cs="宋体"/>
+                <w:sz w:val="18"/>
+                <w:szCs w:val="18"/>
+              </w:rPr>
+            </w:pPr>
+          </w:p>
+        </w:tc>
+        <w:tc>
+          <w:tcPr>
+            <w:tcW w:w="1292" w:type="dxa"/>
             <w:shd w:val="clear" w:color="auto" w:fill="auto"/>
             <w:noWrap/>
             <w:vAlign w:val="center"/>
@@ -2339,7 +2312,7 @@
         </w:trPr>
         <w:tc>
           <w:tcPr>
-            <w:tcW w:w="709" w:type="dxa"/>
+            <w:tcW w:w="992" w:type="dxa"/>
             <w:shd w:val="clear" w:color="auto" w:fill="auto"/>
             <w:noWrap/>
             <w:vAlign w:val="center"/>
@@ -2358,7 +2331,7 @@
         </w:tc>
         <w:tc>
           <w:tcPr>
-            <w:tcW w:w="1800" w:type="dxa"/>
+            <w:tcW w:w="1844" w:type="dxa"/>
             <w:gridSpan w:val="2"/>
             <w:shd w:val="clear" w:color="auto" w:fill="auto"/>
             <w:noWrap/>
@@ -2378,7 +2351,7 @@
         </w:tc>
         <w:tc>
           <w:tcPr>
-            <w:tcW w:w="2102" w:type="dxa"/>
+            <w:tcW w:w="2251" w:type="dxa"/>
             <w:gridSpan w:val="2"/>
             <w:shd w:val="clear" w:color="auto" w:fill="auto"/>
             <w:vAlign w:val="center"/>
@@ -2398,26 +2371,24 @@
         <w:tc>
           <w:tcPr>
             <w:tcW w:w="1842" w:type="dxa"/>
-            <w:gridSpan w:val="2"/>
-            <w:shd w:val="clear" w:color="auto" w:fill="auto"/>
-            <w:vAlign w:val="center"/>
-          </w:tcPr>
-          <w:p>
-            <w:pPr>
-              <w:widowControl/>
-              <w:jc w:val="center"/>
-              <w:rPr>
-                <w:rFonts w:ascii="宋体" w:eastAsia="宋体" w:hAnsi="宋体" w:cs="宋体"/>
-                <w:sz w:val="18"/>
-                <w:szCs w:val="18"/>
-              </w:rPr>
-            </w:pPr>
-          </w:p>
-        </w:tc>
-        <w:tc>
-          <w:tcPr>
-            <w:tcW w:w="851" w:type="dxa"/>
-            <w:gridSpan w:val="2"/>
+            <w:shd w:val="clear" w:color="auto" w:fill="auto"/>
+            <w:vAlign w:val="center"/>
+          </w:tcPr>
+          <w:p>
+            <w:pPr>
+              <w:widowControl/>
+              <w:jc w:val="center"/>
+              <w:rPr>
+                <w:rFonts w:ascii="宋体" w:eastAsia="宋体" w:hAnsi="宋体" w:cs="宋体"/>
+                <w:sz w:val="18"/>
+                <w:szCs w:val="18"/>
+              </w:rPr>
+            </w:pPr>
+          </w:p>
+        </w:tc>
+        <w:tc>
+          <w:tcPr>
+            <w:tcW w:w="726" w:type="dxa"/>
             <w:shd w:val="clear" w:color="auto" w:fill="auto"/>
             <w:vAlign w:val="center"/>
           </w:tcPr>
@@ -2436,43 +2407,42 @@
         <w:tc>
           <w:tcPr>
             <w:tcW w:w="992" w:type="dxa"/>
-            <w:gridSpan w:val="2"/>
-            <w:shd w:val="clear" w:color="auto" w:fill="auto"/>
-            <w:vAlign w:val="center"/>
-          </w:tcPr>
-          <w:p>
-            <w:pPr>
-              <w:widowControl/>
-              <w:jc w:val="center"/>
-              <w:rPr>
-                <w:rFonts w:ascii="宋体" w:eastAsia="宋体" w:hAnsi="宋体" w:cs="宋体"/>
-                <w:sz w:val="18"/>
-                <w:szCs w:val="18"/>
-              </w:rPr>
-            </w:pPr>
-          </w:p>
-        </w:tc>
-        <w:tc>
-          <w:tcPr>
-            <w:tcW w:w="851" w:type="dxa"/>
-            <w:shd w:val="clear" w:color="auto" w:fill="auto"/>
-            <w:vAlign w:val="center"/>
-          </w:tcPr>
-          <w:p>
-            <w:pPr>
-              <w:widowControl/>
-              <w:jc w:val="center"/>
-              <w:rPr>
-                <w:rFonts w:ascii="宋体" w:eastAsia="宋体" w:hAnsi="宋体" w:cs="宋体"/>
-                <w:sz w:val="18"/>
-                <w:szCs w:val="18"/>
-              </w:rPr>
-            </w:pPr>
-          </w:p>
-        </w:tc>
-        <w:tc>
-          <w:tcPr>
-            <w:tcW w:w="776" w:type="dxa"/>
+            <w:shd w:val="clear" w:color="auto" w:fill="auto"/>
+            <w:vAlign w:val="center"/>
+          </w:tcPr>
+          <w:p>
+            <w:pPr>
+              <w:widowControl/>
+              <w:jc w:val="center"/>
+              <w:rPr>
+                <w:rFonts w:ascii="宋体" w:eastAsia="宋体" w:hAnsi="宋体" w:cs="宋体"/>
+                <w:sz w:val="18"/>
+                <w:szCs w:val="18"/>
+              </w:rPr>
+            </w:pPr>
+          </w:p>
+        </w:tc>
+        <w:tc>
+          <w:tcPr>
+            <w:tcW w:w="976" w:type="dxa"/>
+            <w:shd w:val="clear" w:color="auto" w:fill="auto"/>
+            <w:vAlign w:val="center"/>
+          </w:tcPr>
+          <w:p>
+            <w:pPr>
+              <w:widowControl/>
+              <w:jc w:val="center"/>
+              <w:rPr>
+                <w:rFonts w:ascii="宋体" w:eastAsia="宋体" w:hAnsi="宋体" w:cs="宋体"/>
+                <w:sz w:val="18"/>
+                <w:szCs w:val="18"/>
+              </w:rPr>
+            </w:pPr>
+          </w:p>
+        </w:tc>
+        <w:tc>
+          <w:tcPr>
+            <w:tcW w:w="1292" w:type="dxa"/>
             <w:shd w:val="clear" w:color="auto" w:fill="auto"/>
             <w:noWrap/>
             <w:vAlign w:val="center"/>
@@ -2496,7 +2466,7 @@
         </w:trPr>
         <w:tc>
           <w:tcPr>
-            <w:tcW w:w="709" w:type="dxa"/>
+            <w:tcW w:w="992" w:type="dxa"/>
             <w:shd w:val="clear" w:color="auto" w:fill="auto"/>
             <w:noWrap/>
             <w:vAlign w:val="center"/>
@@ -2515,7 +2485,7 @@
         </w:tc>
         <w:tc>
           <w:tcPr>
-            <w:tcW w:w="1800" w:type="dxa"/>
+            <w:tcW w:w="1844" w:type="dxa"/>
             <w:gridSpan w:val="2"/>
             <w:shd w:val="clear" w:color="auto" w:fill="auto"/>
             <w:noWrap/>
@@ -2535,7 +2505,7 @@
         </w:tc>
         <w:tc>
           <w:tcPr>
-            <w:tcW w:w="2102" w:type="dxa"/>
+            <w:tcW w:w="2251" w:type="dxa"/>
             <w:gridSpan w:val="2"/>
             <w:shd w:val="clear" w:color="auto" w:fill="auto"/>
             <w:vAlign w:val="center"/>
@@ -2555,26 +2525,24 @@
         <w:tc>
           <w:tcPr>
             <w:tcW w:w="1842" w:type="dxa"/>
-            <w:gridSpan w:val="2"/>
-            <w:shd w:val="clear" w:color="auto" w:fill="auto"/>
-            <w:vAlign w:val="center"/>
-          </w:tcPr>
-          <w:p>
-            <w:pPr>
-              <w:widowControl/>
-              <w:jc w:val="center"/>
-              <w:rPr>
-                <w:rFonts w:ascii="宋体" w:eastAsia="宋体" w:hAnsi="宋体" w:cs="宋体"/>
-                <w:sz w:val="18"/>
-                <w:szCs w:val="18"/>
-              </w:rPr>
-            </w:pPr>
-          </w:p>
-        </w:tc>
-        <w:tc>
-          <w:tcPr>
-            <w:tcW w:w="851" w:type="dxa"/>
-            <w:gridSpan w:val="2"/>
+            <w:shd w:val="clear" w:color="auto" w:fill="auto"/>
+            <w:vAlign w:val="center"/>
+          </w:tcPr>
+          <w:p>
+            <w:pPr>
+              <w:widowControl/>
+              <w:jc w:val="center"/>
+              <w:rPr>
+                <w:rFonts w:ascii="宋体" w:eastAsia="宋体" w:hAnsi="宋体" w:cs="宋体"/>
+                <w:sz w:val="18"/>
+                <w:szCs w:val="18"/>
+              </w:rPr>
+            </w:pPr>
+          </w:p>
+        </w:tc>
+        <w:tc>
+          <w:tcPr>
+            <w:tcW w:w="726" w:type="dxa"/>
             <w:shd w:val="clear" w:color="auto" w:fill="auto"/>
             <w:vAlign w:val="center"/>
           </w:tcPr>
@@ -2593,43 +2561,42 @@
         <w:tc>
           <w:tcPr>
             <w:tcW w:w="992" w:type="dxa"/>
-            <w:gridSpan w:val="2"/>
-            <w:shd w:val="clear" w:color="auto" w:fill="auto"/>
-            <w:vAlign w:val="center"/>
-          </w:tcPr>
-          <w:p>
-            <w:pPr>
-              <w:widowControl/>
-              <w:jc w:val="center"/>
-              <w:rPr>
-                <w:rFonts w:ascii="宋体" w:eastAsia="宋体" w:hAnsi="宋体" w:cs="宋体"/>
-                <w:sz w:val="18"/>
-                <w:szCs w:val="18"/>
-              </w:rPr>
-            </w:pPr>
-          </w:p>
-        </w:tc>
-        <w:tc>
-          <w:tcPr>
-            <w:tcW w:w="851" w:type="dxa"/>
-            <w:shd w:val="clear" w:color="auto" w:fill="auto"/>
-            <w:vAlign w:val="center"/>
-          </w:tcPr>
-          <w:p>
-            <w:pPr>
-              <w:widowControl/>
-              <w:jc w:val="center"/>
-              <w:rPr>
-                <w:rFonts w:ascii="宋体" w:eastAsia="宋体" w:hAnsi="宋体" w:cs="宋体"/>
-                <w:sz w:val="18"/>
-                <w:szCs w:val="18"/>
-              </w:rPr>
-            </w:pPr>
-          </w:p>
-        </w:tc>
-        <w:tc>
-          <w:tcPr>
-            <w:tcW w:w="776" w:type="dxa"/>
+            <w:shd w:val="clear" w:color="auto" w:fill="auto"/>
+            <w:vAlign w:val="center"/>
+          </w:tcPr>
+          <w:p>
+            <w:pPr>
+              <w:widowControl/>
+              <w:jc w:val="center"/>
+              <w:rPr>
+                <w:rFonts w:ascii="宋体" w:eastAsia="宋体" w:hAnsi="宋体" w:cs="宋体"/>
+                <w:sz w:val="18"/>
+                <w:szCs w:val="18"/>
+              </w:rPr>
+            </w:pPr>
+          </w:p>
+        </w:tc>
+        <w:tc>
+          <w:tcPr>
+            <w:tcW w:w="976" w:type="dxa"/>
+            <w:shd w:val="clear" w:color="auto" w:fill="auto"/>
+            <w:vAlign w:val="center"/>
+          </w:tcPr>
+          <w:p>
+            <w:pPr>
+              <w:widowControl/>
+              <w:jc w:val="center"/>
+              <w:rPr>
+                <w:rFonts w:ascii="宋体" w:eastAsia="宋体" w:hAnsi="宋体" w:cs="宋体"/>
+                <w:sz w:val="18"/>
+                <w:szCs w:val="18"/>
+              </w:rPr>
+            </w:pPr>
+          </w:p>
+        </w:tc>
+        <w:tc>
+          <w:tcPr>
+            <w:tcW w:w="1292" w:type="dxa"/>
             <w:shd w:val="clear" w:color="auto" w:fill="auto"/>
             <w:noWrap/>
             <w:vAlign w:val="center"/>
@@ -2653,7 +2620,7 @@
         </w:trPr>
         <w:tc>
           <w:tcPr>
-            <w:tcW w:w="709" w:type="dxa"/>
+            <w:tcW w:w="992" w:type="dxa"/>
             <w:shd w:val="clear" w:color="auto" w:fill="auto"/>
             <w:noWrap/>
             <w:vAlign w:val="center"/>
@@ -2672,7 +2639,7 @@
         </w:tc>
         <w:tc>
           <w:tcPr>
-            <w:tcW w:w="1800" w:type="dxa"/>
+            <w:tcW w:w="1844" w:type="dxa"/>
             <w:gridSpan w:val="2"/>
             <w:shd w:val="clear" w:color="auto" w:fill="auto"/>
             <w:noWrap/>
@@ -2692,7 +2659,7 @@
         </w:tc>
         <w:tc>
           <w:tcPr>
-            <w:tcW w:w="2102" w:type="dxa"/>
+            <w:tcW w:w="2251" w:type="dxa"/>
             <w:gridSpan w:val="2"/>
             <w:shd w:val="clear" w:color="auto" w:fill="auto"/>
             <w:vAlign w:val="center"/>
@@ -2712,26 +2679,24 @@
         <w:tc>
           <w:tcPr>
             <w:tcW w:w="1842" w:type="dxa"/>
-            <w:gridSpan w:val="2"/>
-            <w:shd w:val="clear" w:color="auto" w:fill="auto"/>
-            <w:vAlign w:val="center"/>
-          </w:tcPr>
-          <w:p>
-            <w:pPr>
-              <w:widowControl/>
-              <w:jc w:val="center"/>
-              <w:rPr>
-                <w:rFonts w:ascii="宋体" w:eastAsia="宋体" w:hAnsi="宋体" w:cs="宋体"/>
-                <w:sz w:val="18"/>
-                <w:szCs w:val="18"/>
-              </w:rPr>
-            </w:pPr>
-          </w:p>
-        </w:tc>
-        <w:tc>
-          <w:tcPr>
-            <w:tcW w:w="851" w:type="dxa"/>
-            <w:gridSpan w:val="2"/>
+            <w:shd w:val="clear" w:color="auto" w:fill="auto"/>
+            <w:vAlign w:val="center"/>
+          </w:tcPr>
+          <w:p>
+            <w:pPr>
+              <w:widowControl/>
+              <w:jc w:val="center"/>
+              <w:rPr>
+                <w:rFonts w:ascii="宋体" w:eastAsia="宋体" w:hAnsi="宋体" w:cs="宋体"/>
+                <w:sz w:val="18"/>
+                <w:szCs w:val="18"/>
+              </w:rPr>
+            </w:pPr>
+          </w:p>
+        </w:tc>
+        <w:tc>
+          <w:tcPr>
+            <w:tcW w:w="726" w:type="dxa"/>
             <w:shd w:val="clear" w:color="auto" w:fill="auto"/>
             <w:vAlign w:val="center"/>
           </w:tcPr>
@@ -2750,43 +2715,42 @@
         <w:tc>
           <w:tcPr>
             <w:tcW w:w="992" w:type="dxa"/>
-            <w:gridSpan w:val="2"/>
-            <w:shd w:val="clear" w:color="auto" w:fill="auto"/>
-            <w:vAlign w:val="center"/>
-          </w:tcPr>
-          <w:p>
-            <w:pPr>
-              <w:widowControl/>
-              <w:jc w:val="center"/>
-              <w:rPr>
-                <w:rFonts w:ascii="宋体" w:eastAsia="宋体" w:hAnsi="宋体" w:cs="宋体"/>
-                <w:sz w:val="18"/>
-                <w:szCs w:val="18"/>
-              </w:rPr>
-            </w:pPr>
-          </w:p>
-        </w:tc>
-        <w:tc>
-          <w:tcPr>
-            <w:tcW w:w="851" w:type="dxa"/>
-            <w:shd w:val="clear" w:color="auto" w:fill="auto"/>
-            <w:vAlign w:val="center"/>
-          </w:tcPr>
-          <w:p>
-            <w:pPr>
-              <w:widowControl/>
-              <w:jc w:val="center"/>
-              <w:rPr>
-                <w:rFonts w:ascii="宋体" w:eastAsia="宋体" w:hAnsi="宋体" w:cs="宋体"/>
-                <w:sz w:val="18"/>
-                <w:szCs w:val="18"/>
-              </w:rPr>
-            </w:pPr>
-          </w:p>
-        </w:tc>
-        <w:tc>
-          <w:tcPr>
-            <w:tcW w:w="776" w:type="dxa"/>
+            <w:shd w:val="clear" w:color="auto" w:fill="auto"/>
+            <w:vAlign w:val="center"/>
+          </w:tcPr>
+          <w:p>
+            <w:pPr>
+              <w:widowControl/>
+              <w:jc w:val="center"/>
+              <w:rPr>
+                <w:rFonts w:ascii="宋体" w:eastAsia="宋体" w:hAnsi="宋体" w:cs="宋体"/>
+                <w:sz w:val="18"/>
+                <w:szCs w:val="18"/>
+              </w:rPr>
+            </w:pPr>
+          </w:p>
+        </w:tc>
+        <w:tc>
+          <w:tcPr>
+            <w:tcW w:w="976" w:type="dxa"/>
+            <w:shd w:val="clear" w:color="auto" w:fill="auto"/>
+            <w:vAlign w:val="center"/>
+          </w:tcPr>
+          <w:p>
+            <w:pPr>
+              <w:widowControl/>
+              <w:jc w:val="center"/>
+              <w:rPr>
+                <w:rFonts w:ascii="宋体" w:eastAsia="宋体" w:hAnsi="宋体" w:cs="宋体"/>
+                <w:sz w:val="18"/>
+                <w:szCs w:val="18"/>
+              </w:rPr>
+            </w:pPr>
+          </w:p>
+        </w:tc>
+        <w:tc>
+          <w:tcPr>
+            <w:tcW w:w="1292" w:type="dxa"/>
             <w:shd w:val="clear" w:color="auto" w:fill="auto"/>
             <w:noWrap/>
             <w:vAlign w:val="center"/>
@@ -2810,8 +2774,8 @@
         </w:trPr>
         <w:tc>
           <w:tcPr>
-            <w:tcW w:w="9923" w:type="dxa"/>
-            <w:gridSpan w:val="13"/>
+            <w:tcW w:w="10915" w:type="dxa"/>
+            <w:gridSpan w:val="10"/>
             <w:shd w:val="clear" w:color="auto" w:fill="auto"/>
             <w:vAlign w:val="center"/>
             <w:hideMark/>
@@ -2880,8 +2844,8 @@
         </w:trPr>
         <w:tc>
           <w:tcPr>
-            <w:tcW w:w="9923" w:type="dxa"/>
-            <w:gridSpan w:val="13"/>
+            <w:tcW w:w="10915" w:type="dxa"/>
+            <w:gridSpan w:val="10"/>
             <w:shd w:val="clear" w:color="auto" w:fill="auto"/>
             <w:noWrap/>
             <w:hideMark/>
@@ -2914,8 +2878,8 @@
         </w:trPr>
         <w:tc>
           <w:tcPr>
-            <w:tcW w:w="9923" w:type="dxa"/>
-            <w:gridSpan w:val="13"/>
+            <w:tcW w:w="10915" w:type="dxa"/>
+            <w:gridSpan w:val="10"/>
             <w:shd w:val="clear" w:color="auto" w:fill="auto"/>
             <w:noWrap/>
             <w:vAlign w:val="center"/>
@@ -2948,8 +2912,8 @@
         </w:trPr>
         <w:tc>
           <w:tcPr>
-            <w:tcW w:w="9923" w:type="dxa"/>
-            <w:gridSpan w:val="13"/>
+            <w:tcW w:w="10915" w:type="dxa"/>
+            <w:gridSpan w:val="10"/>
             <w:shd w:val="clear" w:color="auto" w:fill="auto"/>
             <w:noWrap/>
             <w:vAlign w:val="center"/>
@@ -3051,8 +3015,7 @@
     </w:p>
     <w:p>
       <w:pPr>
-        <w:spacing w:line="480" w:lineRule="auto"/>
-        <w:ind w:firstLineChars="100" w:firstLine="180"/>
+        <w:spacing w:line="360" w:lineRule="auto"/>
         <w:rPr>
           <w:rStyle w:val="TitleChar"/>
           <w:rFonts w:ascii="宋体" w:eastAsia="宋体" w:hAnsi="宋体" w:cs="宋体"/>
@@ -3112,7 +3075,7 @@
           <w:sz w:val="18"/>
           <w:szCs w:val="18"/>
         </w:rPr>
-        <w:t xml:space="preserve">                            </w:t>
+        <w:t xml:space="preserve">                         </w:t>
       </w:r>
       <w:r>
         <w:rPr>
@@ -3159,19 +3122,19 @@
     <w:tbl>
       <w:tblPr>
         <w:tblStyle w:val="TableGrid"/>
-        <w:tblW w:w="9918" w:type="dxa"/>
-        <w:tblInd w:w="-817" w:type="dxa"/>
+        <w:tblW w:w="10915" w:type="dxa"/>
+        <w:tblInd w:w="-1281" w:type="dxa"/>
         <w:tblLook w:val="04A0" w:firstRow="1" w:lastRow="0" w:firstColumn="1" w:lastColumn="0" w:noHBand="0" w:noVBand="1"/>
       </w:tblPr>
       <w:tblGrid>
-        <w:gridCol w:w="704"/>
-        <w:gridCol w:w="1701"/>
-        <w:gridCol w:w="1985"/>
-        <w:gridCol w:w="1842"/>
-        <w:gridCol w:w="851"/>
+        <w:gridCol w:w="709"/>
+        <w:gridCol w:w="1560"/>
+        <w:gridCol w:w="2693"/>
+        <w:gridCol w:w="1559"/>
+        <w:gridCol w:w="1026"/>
         <w:gridCol w:w="992"/>
-        <w:gridCol w:w="709"/>
-        <w:gridCol w:w="1134"/>
+        <w:gridCol w:w="959"/>
+        <w:gridCol w:w="1417"/>
       </w:tblGrid>
       <w:tr>
         <w:trPr>
@@ -3179,7 +3142,7 @@
         </w:trPr>
         <w:tc>
           <w:tcPr>
-            <w:tcW w:w="704" w:type="dxa"/>
+            <w:tcW w:w="709" w:type="dxa"/>
             <w:vAlign w:val="center"/>
           </w:tcPr>
           <w:p>
@@ -3201,7 +3164,7 @@
         </w:tc>
         <w:tc>
           <w:tcPr>
-            <w:tcW w:w="1701" w:type="dxa"/>
+            <w:tcW w:w="1560" w:type="dxa"/>
             <w:vAlign w:val="center"/>
           </w:tcPr>
           <w:p>
@@ -3231,7 +3194,7 @@
         </w:tc>
         <w:tc>
           <w:tcPr>
-            <w:tcW w:w="1985" w:type="dxa"/>
+            <w:tcW w:w="2693" w:type="dxa"/>
             <w:vAlign w:val="center"/>
           </w:tcPr>
           <w:p>
@@ -3253,7 +3216,7 @@
         </w:tc>
         <w:tc>
           <w:tcPr>
-            <w:tcW w:w="1842" w:type="dxa"/>
+            <w:tcW w:w="1559" w:type="dxa"/>
             <w:vAlign w:val="center"/>
           </w:tcPr>
           <w:p>
@@ -3275,7 +3238,7 @@
         </w:tc>
         <w:tc>
           <w:tcPr>
-            <w:tcW w:w="851" w:type="dxa"/>
+            <w:tcW w:w="1026" w:type="dxa"/>
             <w:vAlign w:val="center"/>
           </w:tcPr>
           <w:p>
@@ -3319,7 +3282,7 @@
         </w:tc>
         <w:tc>
           <w:tcPr>
-            <w:tcW w:w="709" w:type="dxa"/>
+            <w:tcW w:w="959" w:type="dxa"/>
             <w:vAlign w:val="center"/>
           </w:tcPr>
           <w:p>
@@ -3341,7 +3304,7 @@
         </w:tc>
         <w:tc>
           <w:tcPr>
-            <w:tcW w:w="1134" w:type="dxa"/>
+            <w:tcW w:w="1417" w:type="dxa"/>
             <w:vAlign w:val="center"/>
           </w:tcPr>
           <w:p>
@@ -3368,63 +3331,63 @@
         </w:trPr>
         <w:tc>
           <w:tcPr>
-            <w:tcW w:w="704" w:type="dxa"/>
-            <w:vAlign w:val="center"/>
-          </w:tcPr>
-          <w:p>
-            <w:pPr>
-              <w:rPr>
-                <w:sz w:val="18"/>
-                <w:szCs w:val="18"/>
-              </w:rPr>
-            </w:pPr>
-          </w:p>
-        </w:tc>
-        <w:tc>
-          <w:tcPr>
-            <w:tcW w:w="1701" w:type="dxa"/>
-            <w:vAlign w:val="center"/>
-          </w:tcPr>
-          <w:p>
-            <w:pPr>
-              <w:rPr>
-                <w:sz w:val="18"/>
-                <w:szCs w:val="18"/>
-              </w:rPr>
-            </w:pPr>
-          </w:p>
-        </w:tc>
-        <w:tc>
-          <w:tcPr>
-            <w:tcW w:w="1985" w:type="dxa"/>
-            <w:vAlign w:val="center"/>
-          </w:tcPr>
-          <w:p>
-            <w:pPr>
-              <w:rPr>
-                <w:sz w:val="18"/>
-                <w:szCs w:val="18"/>
-              </w:rPr>
-            </w:pPr>
-          </w:p>
-        </w:tc>
-        <w:tc>
-          <w:tcPr>
-            <w:tcW w:w="1842" w:type="dxa"/>
-            <w:vAlign w:val="center"/>
-          </w:tcPr>
-          <w:p>
-            <w:pPr>
-              <w:rPr>
-                <w:sz w:val="18"/>
-                <w:szCs w:val="18"/>
-              </w:rPr>
-            </w:pPr>
-          </w:p>
-        </w:tc>
-        <w:tc>
-          <w:tcPr>
-            <w:tcW w:w="851" w:type="dxa"/>
+            <w:tcW w:w="709" w:type="dxa"/>
+            <w:vAlign w:val="center"/>
+          </w:tcPr>
+          <w:p>
+            <w:pPr>
+              <w:rPr>
+                <w:sz w:val="18"/>
+                <w:szCs w:val="18"/>
+              </w:rPr>
+            </w:pPr>
+          </w:p>
+        </w:tc>
+        <w:tc>
+          <w:tcPr>
+            <w:tcW w:w="1560" w:type="dxa"/>
+            <w:vAlign w:val="center"/>
+          </w:tcPr>
+          <w:p>
+            <w:pPr>
+              <w:rPr>
+                <w:sz w:val="18"/>
+                <w:szCs w:val="18"/>
+              </w:rPr>
+            </w:pPr>
+          </w:p>
+        </w:tc>
+        <w:tc>
+          <w:tcPr>
+            <w:tcW w:w="2693" w:type="dxa"/>
+            <w:vAlign w:val="center"/>
+          </w:tcPr>
+          <w:p>
+            <w:pPr>
+              <w:rPr>
+                <w:sz w:val="18"/>
+                <w:szCs w:val="18"/>
+              </w:rPr>
+            </w:pPr>
+          </w:p>
+        </w:tc>
+        <w:tc>
+          <w:tcPr>
+            <w:tcW w:w="1559" w:type="dxa"/>
+            <w:vAlign w:val="center"/>
+          </w:tcPr>
+          <w:p>
+            <w:pPr>
+              <w:rPr>
+                <w:sz w:val="18"/>
+                <w:szCs w:val="18"/>
+              </w:rPr>
+            </w:pPr>
+          </w:p>
+        </w:tc>
+        <w:tc>
+          <w:tcPr>
+            <w:tcW w:w="1026" w:type="dxa"/>
             <w:vAlign w:val="center"/>
           </w:tcPr>
           <w:p>
@@ -3452,21 +3415,21 @@
         </w:tc>
         <w:tc>
           <w:tcPr>
-            <w:tcW w:w="709" w:type="dxa"/>
-            <w:vAlign w:val="center"/>
-          </w:tcPr>
-          <w:p>
-            <w:pPr>
-              <w:rPr>
-                <w:sz w:val="18"/>
-                <w:szCs w:val="18"/>
-              </w:rPr>
-            </w:pPr>
-          </w:p>
-        </w:tc>
-        <w:tc>
-          <w:tcPr>
-            <w:tcW w:w="1134" w:type="dxa"/>
+            <w:tcW w:w="959" w:type="dxa"/>
+            <w:vAlign w:val="center"/>
+          </w:tcPr>
+          <w:p>
+            <w:pPr>
+              <w:rPr>
+                <w:sz w:val="18"/>
+                <w:szCs w:val="18"/>
+              </w:rPr>
+            </w:pPr>
+          </w:p>
+        </w:tc>
+        <w:tc>
+          <w:tcPr>
+            <w:tcW w:w="1417" w:type="dxa"/>
             <w:vAlign w:val="center"/>
           </w:tcPr>
           <w:p>
@@ -3485,63 +3448,63 @@
         </w:trPr>
         <w:tc>
           <w:tcPr>
-            <w:tcW w:w="704" w:type="dxa"/>
-            <w:vAlign w:val="center"/>
-          </w:tcPr>
-          <w:p>
-            <w:pPr>
-              <w:rPr>
-                <w:sz w:val="18"/>
-                <w:szCs w:val="18"/>
-              </w:rPr>
-            </w:pPr>
-          </w:p>
-        </w:tc>
-        <w:tc>
-          <w:tcPr>
-            <w:tcW w:w="1701" w:type="dxa"/>
-            <w:vAlign w:val="center"/>
-          </w:tcPr>
-          <w:p>
-            <w:pPr>
-              <w:rPr>
-                <w:sz w:val="18"/>
-                <w:szCs w:val="18"/>
-              </w:rPr>
-            </w:pPr>
-          </w:p>
-        </w:tc>
-        <w:tc>
-          <w:tcPr>
-            <w:tcW w:w="1985" w:type="dxa"/>
-            <w:vAlign w:val="center"/>
-          </w:tcPr>
-          <w:p>
-            <w:pPr>
-              <w:rPr>
-                <w:sz w:val="18"/>
-                <w:szCs w:val="18"/>
-              </w:rPr>
-            </w:pPr>
-          </w:p>
-        </w:tc>
-        <w:tc>
-          <w:tcPr>
-            <w:tcW w:w="1842" w:type="dxa"/>
-            <w:vAlign w:val="center"/>
-          </w:tcPr>
-          <w:p>
-            <w:pPr>
-              <w:rPr>
-                <w:sz w:val="18"/>
-                <w:szCs w:val="18"/>
-              </w:rPr>
-            </w:pPr>
-          </w:p>
-        </w:tc>
-        <w:tc>
-          <w:tcPr>
-            <w:tcW w:w="851" w:type="dxa"/>
+            <w:tcW w:w="709" w:type="dxa"/>
+            <w:vAlign w:val="center"/>
+          </w:tcPr>
+          <w:p>
+            <w:pPr>
+              <w:rPr>
+                <w:sz w:val="18"/>
+                <w:szCs w:val="18"/>
+              </w:rPr>
+            </w:pPr>
+          </w:p>
+        </w:tc>
+        <w:tc>
+          <w:tcPr>
+            <w:tcW w:w="1560" w:type="dxa"/>
+            <w:vAlign w:val="center"/>
+          </w:tcPr>
+          <w:p>
+            <w:pPr>
+              <w:rPr>
+                <w:sz w:val="18"/>
+                <w:szCs w:val="18"/>
+              </w:rPr>
+            </w:pPr>
+          </w:p>
+        </w:tc>
+        <w:tc>
+          <w:tcPr>
+            <w:tcW w:w="2693" w:type="dxa"/>
+            <w:vAlign w:val="center"/>
+          </w:tcPr>
+          <w:p>
+            <w:pPr>
+              <w:rPr>
+                <w:sz w:val="18"/>
+                <w:szCs w:val="18"/>
+              </w:rPr>
+            </w:pPr>
+          </w:p>
+        </w:tc>
+        <w:tc>
+          <w:tcPr>
+            <w:tcW w:w="1559" w:type="dxa"/>
+            <w:vAlign w:val="center"/>
+          </w:tcPr>
+          <w:p>
+            <w:pPr>
+              <w:rPr>
+                <w:sz w:val="18"/>
+                <w:szCs w:val="18"/>
+              </w:rPr>
+            </w:pPr>
+          </w:p>
+        </w:tc>
+        <w:tc>
+          <w:tcPr>
+            <w:tcW w:w="1026" w:type="dxa"/>
             <w:vAlign w:val="center"/>
           </w:tcPr>
           <w:p>
@@ -3569,21 +3532,21 @@
         </w:tc>
         <w:tc>
           <w:tcPr>
-            <w:tcW w:w="709" w:type="dxa"/>
-            <w:vAlign w:val="center"/>
-          </w:tcPr>
-          <w:p>
-            <w:pPr>
-              <w:rPr>
-                <w:sz w:val="18"/>
-                <w:szCs w:val="18"/>
-              </w:rPr>
-            </w:pPr>
-          </w:p>
-        </w:tc>
-        <w:tc>
-          <w:tcPr>
-            <w:tcW w:w="1134" w:type="dxa"/>
+            <w:tcW w:w="959" w:type="dxa"/>
+            <w:vAlign w:val="center"/>
+          </w:tcPr>
+          <w:p>
+            <w:pPr>
+              <w:rPr>
+                <w:sz w:val="18"/>
+                <w:szCs w:val="18"/>
+              </w:rPr>
+            </w:pPr>
+          </w:p>
+        </w:tc>
+        <w:tc>
+          <w:tcPr>
+            <w:tcW w:w="1417" w:type="dxa"/>
             <w:vAlign w:val="center"/>
           </w:tcPr>
           <w:p>
@@ -3602,63 +3565,63 @@
         </w:trPr>
         <w:tc>
           <w:tcPr>
-            <w:tcW w:w="704" w:type="dxa"/>
-            <w:vAlign w:val="center"/>
-          </w:tcPr>
-          <w:p>
-            <w:pPr>
-              <w:rPr>
-                <w:sz w:val="18"/>
-                <w:szCs w:val="18"/>
-              </w:rPr>
-            </w:pPr>
-          </w:p>
-        </w:tc>
-        <w:tc>
-          <w:tcPr>
-            <w:tcW w:w="1701" w:type="dxa"/>
-            <w:vAlign w:val="center"/>
-          </w:tcPr>
-          <w:p>
-            <w:pPr>
-              <w:rPr>
-                <w:sz w:val="18"/>
-                <w:szCs w:val="18"/>
-              </w:rPr>
-            </w:pPr>
-          </w:p>
-        </w:tc>
-        <w:tc>
-          <w:tcPr>
-            <w:tcW w:w="1985" w:type="dxa"/>
-            <w:vAlign w:val="center"/>
-          </w:tcPr>
-          <w:p>
-            <w:pPr>
-              <w:rPr>
-                <w:sz w:val="18"/>
-                <w:szCs w:val="18"/>
-              </w:rPr>
-            </w:pPr>
-          </w:p>
-        </w:tc>
-        <w:tc>
-          <w:tcPr>
-            <w:tcW w:w="1842" w:type="dxa"/>
-            <w:vAlign w:val="center"/>
-          </w:tcPr>
-          <w:p>
-            <w:pPr>
-              <w:rPr>
-                <w:sz w:val="18"/>
-                <w:szCs w:val="18"/>
-              </w:rPr>
-            </w:pPr>
-          </w:p>
-        </w:tc>
-        <w:tc>
-          <w:tcPr>
-            <w:tcW w:w="851" w:type="dxa"/>
+            <w:tcW w:w="709" w:type="dxa"/>
+            <w:vAlign w:val="center"/>
+          </w:tcPr>
+          <w:p>
+            <w:pPr>
+              <w:rPr>
+                <w:sz w:val="18"/>
+                <w:szCs w:val="18"/>
+              </w:rPr>
+            </w:pPr>
+          </w:p>
+        </w:tc>
+        <w:tc>
+          <w:tcPr>
+            <w:tcW w:w="1560" w:type="dxa"/>
+            <w:vAlign w:val="center"/>
+          </w:tcPr>
+          <w:p>
+            <w:pPr>
+              <w:rPr>
+                <w:sz w:val="18"/>
+                <w:szCs w:val="18"/>
+              </w:rPr>
+            </w:pPr>
+          </w:p>
+        </w:tc>
+        <w:tc>
+          <w:tcPr>
+            <w:tcW w:w="2693" w:type="dxa"/>
+            <w:vAlign w:val="center"/>
+          </w:tcPr>
+          <w:p>
+            <w:pPr>
+              <w:rPr>
+                <w:sz w:val="18"/>
+                <w:szCs w:val="18"/>
+              </w:rPr>
+            </w:pPr>
+          </w:p>
+        </w:tc>
+        <w:tc>
+          <w:tcPr>
+            <w:tcW w:w="1559" w:type="dxa"/>
+            <w:vAlign w:val="center"/>
+          </w:tcPr>
+          <w:p>
+            <w:pPr>
+              <w:rPr>
+                <w:sz w:val="18"/>
+                <w:szCs w:val="18"/>
+              </w:rPr>
+            </w:pPr>
+          </w:p>
+        </w:tc>
+        <w:tc>
+          <w:tcPr>
+            <w:tcW w:w="1026" w:type="dxa"/>
             <w:vAlign w:val="center"/>
           </w:tcPr>
           <w:p>
@@ -3686,21 +3649,21 @@
         </w:tc>
         <w:tc>
           <w:tcPr>
-            <w:tcW w:w="709" w:type="dxa"/>
-            <w:vAlign w:val="center"/>
-          </w:tcPr>
-          <w:p>
-            <w:pPr>
-              <w:rPr>
-                <w:sz w:val="18"/>
-                <w:szCs w:val="18"/>
-              </w:rPr>
-            </w:pPr>
-          </w:p>
-        </w:tc>
-        <w:tc>
-          <w:tcPr>
-            <w:tcW w:w="1134" w:type="dxa"/>
+            <w:tcW w:w="959" w:type="dxa"/>
+            <w:vAlign w:val="center"/>
+          </w:tcPr>
+          <w:p>
+            <w:pPr>
+              <w:rPr>
+                <w:sz w:val="18"/>
+                <w:szCs w:val="18"/>
+              </w:rPr>
+            </w:pPr>
+          </w:p>
+        </w:tc>
+        <w:tc>
+          <w:tcPr>
+            <w:tcW w:w="1417" w:type="dxa"/>
             <w:vAlign w:val="center"/>
           </w:tcPr>
           <w:p>
@@ -3719,63 +3682,63 @@
         </w:trPr>
         <w:tc>
           <w:tcPr>
-            <w:tcW w:w="704" w:type="dxa"/>
-            <w:vAlign w:val="center"/>
-          </w:tcPr>
-          <w:p>
-            <w:pPr>
-              <w:rPr>
-                <w:sz w:val="18"/>
-                <w:szCs w:val="18"/>
-              </w:rPr>
-            </w:pPr>
-          </w:p>
-        </w:tc>
-        <w:tc>
-          <w:tcPr>
-            <w:tcW w:w="1701" w:type="dxa"/>
-            <w:vAlign w:val="center"/>
-          </w:tcPr>
-          <w:p>
-            <w:pPr>
-              <w:rPr>
-                <w:sz w:val="18"/>
-                <w:szCs w:val="18"/>
-              </w:rPr>
-            </w:pPr>
-          </w:p>
-        </w:tc>
-        <w:tc>
-          <w:tcPr>
-            <w:tcW w:w="1985" w:type="dxa"/>
-            <w:vAlign w:val="center"/>
-          </w:tcPr>
-          <w:p>
-            <w:pPr>
-              <w:rPr>
-                <w:sz w:val="18"/>
-                <w:szCs w:val="18"/>
-              </w:rPr>
-            </w:pPr>
-          </w:p>
-        </w:tc>
-        <w:tc>
-          <w:tcPr>
-            <w:tcW w:w="1842" w:type="dxa"/>
-            <w:vAlign w:val="center"/>
-          </w:tcPr>
-          <w:p>
-            <w:pPr>
-              <w:rPr>
-                <w:sz w:val="18"/>
-                <w:szCs w:val="18"/>
-              </w:rPr>
-            </w:pPr>
-          </w:p>
-        </w:tc>
-        <w:tc>
-          <w:tcPr>
-            <w:tcW w:w="851" w:type="dxa"/>
+            <w:tcW w:w="709" w:type="dxa"/>
+            <w:vAlign w:val="center"/>
+          </w:tcPr>
+          <w:p>
+            <w:pPr>
+              <w:rPr>
+                <w:sz w:val="18"/>
+                <w:szCs w:val="18"/>
+              </w:rPr>
+            </w:pPr>
+          </w:p>
+        </w:tc>
+        <w:tc>
+          <w:tcPr>
+            <w:tcW w:w="1560" w:type="dxa"/>
+            <w:vAlign w:val="center"/>
+          </w:tcPr>
+          <w:p>
+            <w:pPr>
+              <w:rPr>
+                <w:sz w:val="18"/>
+                <w:szCs w:val="18"/>
+              </w:rPr>
+            </w:pPr>
+          </w:p>
+        </w:tc>
+        <w:tc>
+          <w:tcPr>
+            <w:tcW w:w="2693" w:type="dxa"/>
+            <w:vAlign w:val="center"/>
+          </w:tcPr>
+          <w:p>
+            <w:pPr>
+              <w:rPr>
+                <w:sz w:val="18"/>
+                <w:szCs w:val="18"/>
+              </w:rPr>
+            </w:pPr>
+          </w:p>
+        </w:tc>
+        <w:tc>
+          <w:tcPr>
+            <w:tcW w:w="1559" w:type="dxa"/>
+            <w:vAlign w:val="center"/>
+          </w:tcPr>
+          <w:p>
+            <w:pPr>
+              <w:rPr>
+                <w:sz w:val="18"/>
+                <w:szCs w:val="18"/>
+              </w:rPr>
+            </w:pPr>
+          </w:p>
+        </w:tc>
+        <w:tc>
+          <w:tcPr>
+            <w:tcW w:w="1026" w:type="dxa"/>
             <w:vAlign w:val="center"/>
           </w:tcPr>
           <w:p>
@@ -3803,21 +3766,21 @@
         </w:tc>
         <w:tc>
           <w:tcPr>
-            <w:tcW w:w="709" w:type="dxa"/>
-            <w:vAlign w:val="center"/>
-          </w:tcPr>
-          <w:p>
-            <w:pPr>
-              <w:rPr>
-                <w:sz w:val="18"/>
-                <w:szCs w:val="18"/>
-              </w:rPr>
-            </w:pPr>
-          </w:p>
-        </w:tc>
-        <w:tc>
-          <w:tcPr>
-            <w:tcW w:w="1134" w:type="dxa"/>
+            <w:tcW w:w="959" w:type="dxa"/>
+            <w:vAlign w:val="center"/>
+          </w:tcPr>
+          <w:p>
+            <w:pPr>
+              <w:rPr>
+                <w:sz w:val="18"/>
+                <w:szCs w:val="18"/>
+              </w:rPr>
+            </w:pPr>
+          </w:p>
+        </w:tc>
+        <w:tc>
+          <w:tcPr>
+            <w:tcW w:w="1417" w:type="dxa"/>
             <w:vAlign w:val="center"/>
           </w:tcPr>
           <w:p>
@@ -3836,63 +3799,63 @@
         </w:trPr>
         <w:tc>
           <w:tcPr>
-            <w:tcW w:w="704" w:type="dxa"/>
-            <w:vAlign w:val="center"/>
-          </w:tcPr>
-          <w:p>
-            <w:pPr>
-              <w:rPr>
-                <w:sz w:val="18"/>
-                <w:szCs w:val="18"/>
-              </w:rPr>
-            </w:pPr>
-          </w:p>
-        </w:tc>
-        <w:tc>
-          <w:tcPr>
-            <w:tcW w:w="1701" w:type="dxa"/>
-            <w:vAlign w:val="center"/>
-          </w:tcPr>
-          <w:p>
-            <w:pPr>
-              <w:rPr>
-                <w:sz w:val="18"/>
-                <w:szCs w:val="18"/>
-              </w:rPr>
-            </w:pPr>
-          </w:p>
-        </w:tc>
-        <w:tc>
-          <w:tcPr>
-            <w:tcW w:w="1985" w:type="dxa"/>
-            <w:vAlign w:val="center"/>
-          </w:tcPr>
-          <w:p>
-            <w:pPr>
-              <w:rPr>
-                <w:sz w:val="18"/>
-                <w:szCs w:val="18"/>
-              </w:rPr>
-            </w:pPr>
-          </w:p>
-        </w:tc>
-        <w:tc>
-          <w:tcPr>
-            <w:tcW w:w="1842" w:type="dxa"/>
-            <w:vAlign w:val="center"/>
-          </w:tcPr>
-          <w:p>
-            <w:pPr>
-              <w:rPr>
-                <w:sz w:val="18"/>
-                <w:szCs w:val="18"/>
-              </w:rPr>
-            </w:pPr>
-          </w:p>
-        </w:tc>
-        <w:tc>
-          <w:tcPr>
-            <w:tcW w:w="851" w:type="dxa"/>
+            <w:tcW w:w="709" w:type="dxa"/>
+            <w:vAlign w:val="center"/>
+          </w:tcPr>
+          <w:p>
+            <w:pPr>
+              <w:rPr>
+                <w:sz w:val="18"/>
+                <w:szCs w:val="18"/>
+              </w:rPr>
+            </w:pPr>
+          </w:p>
+        </w:tc>
+        <w:tc>
+          <w:tcPr>
+            <w:tcW w:w="1560" w:type="dxa"/>
+            <w:vAlign w:val="center"/>
+          </w:tcPr>
+          <w:p>
+            <w:pPr>
+              <w:rPr>
+                <w:sz w:val="18"/>
+                <w:szCs w:val="18"/>
+              </w:rPr>
+            </w:pPr>
+          </w:p>
+        </w:tc>
+        <w:tc>
+          <w:tcPr>
+            <w:tcW w:w="2693" w:type="dxa"/>
+            <w:vAlign w:val="center"/>
+          </w:tcPr>
+          <w:p>
+            <w:pPr>
+              <w:rPr>
+                <w:sz w:val="18"/>
+                <w:szCs w:val="18"/>
+              </w:rPr>
+            </w:pPr>
+          </w:p>
+        </w:tc>
+        <w:tc>
+          <w:tcPr>
+            <w:tcW w:w="1559" w:type="dxa"/>
+            <w:vAlign w:val="center"/>
+          </w:tcPr>
+          <w:p>
+            <w:pPr>
+              <w:rPr>
+                <w:sz w:val="18"/>
+                <w:szCs w:val="18"/>
+              </w:rPr>
+            </w:pPr>
+          </w:p>
+        </w:tc>
+        <w:tc>
+          <w:tcPr>
+            <w:tcW w:w="1026" w:type="dxa"/>
             <w:vAlign w:val="center"/>
           </w:tcPr>
           <w:p>
@@ -3920,21 +3883,21 @@
         </w:tc>
         <w:tc>
           <w:tcPr>
-            <w:tcW w:w="709" w:type="dxa"/>
-            <w:vAlign w:val="center"/>
-          </w:tcPr>
-          <w:p>
-            <w:pPr>
-              <w:rPr>
-                <w:sz w:val="18"/>
-                <w:szCs w:val="18"/>
-              </w:rPr>
-            </w:pPr>
-          </w:p>
-        </w:tc>
-        <w:tc>
-          <w:tcPr>
-            <w:tcW w:w="1134" w:type="dxa"/>
+            <w:tcW w:w="959" w:type="dxa"/>
+            <w:vAlign w:val="center"/>
+          </w:tcPr>
+          <w:p>
+            <w:pPr>
+              <w:rPr>
+                <w:sz w:val="18"/>
+                <w:szCs w:val="18"/>
+              </w:rPr>
+            </w:pPr>
+          </w:p>
+        </w:tc>
+        <w:tc>
+          <w:tcPr>
+            <w:tcW w:w="1417" w:type="dxa"/>
             <w:vAlign w:val="center"/>
           </w:tcPr>
           <w:p>
@@ -3953,63 +3916,63 @@
         </w:trPr>
         <w:tc>
           <w:tcPr>
-            <w:tcW w:w="704" w:type="dxa"/>
-            <w:vAlign w:val="center"/>
-          </w:tcPr>
-          <w:p>
-            <w:pPr>
-              <w:rPr>
-                <w:sz w:val="18"/>
-                <w:szCs w:val="18"/>
-              </w:rPr>
-            </w:pPr>
-          </w:p>
-        </w:tc>
-        <w:tc>
-          <w:tcPr>
-            <w:tcW w:w="1701" w:type="dxa"/>
-            <w:vAlign w:val="center"/>
-          </w:tcPr>
-          <w:p>
-            <w:pPr>
-              <w:rPr>
-                <w:sz w:val="18"/>
-                <w:szCs w:val="18"/>
-              </w:rPr>
-            </w:pPr>
-          </w:p>
-        </w:tc>
-        <w:tc>
-          <w:tcPr>
-            <w:tcW w:w="1985" w:type="dxa"/>
-            <w:vAlign w:val="center"/>
-          </w:tcPr>
-          <w:p>
-            <w:pPr>
-              <w:rPr>
-                <w:sz w:val="18"/>
-                <w:szCs w:val="18"/>
-              </w:rPr>
-            </w:pPr>
-          </w:p>
-        </w:tc>
-        <w:tc>
-          <w:tcPr>
-            <w:tcW w:w="1842" w:type="dxa"/>
-            <w:vAlign w:val="center"/>
-          </w:tcPr>
-          <w:p>
-            <w:pPr>
-              <w:rPr>
-                <w:sz w:val="18"/>
-                <w:szCs w:val="18"/>
-              </w:rPr>
-            </w:pPr>
-          </w:p>
-        </w:tc>
-        <w:tc>
-          <w:tcPr>
-            <w:tcW w:w="851" w:type="dxa"/>
+            <w:tcW w:w="709" w:type="dxa"/>
+            <w:vAlign w:val="center"/>
+          </w:tcPr>
+          <w:p>
+            <w:pPr>
+              <w:rPr>
+                <w:sz w:val="18"/>
+                <w:szCs w:val="18"/>
+              </w:rPr>
+            </w:pPr>
+          </w:p>
+        </w:tc>
+        <w:tc>
+          <w:tcPr>
+            <w:tcW w:w="1560" w:type="dxa"/>
+            <w:vAlign w:val="center"/>
+          </w:tcPr>
+          <w:p>
+            <w:pPr>
+              <w:rPr>
+                <w:sz w:val="18"/>
+                <w:szCs w:val="18"/>
+              </w:rPr>
+            </w:pPr>
+          </w:p>
+        </w:tc>
+        <w:tc>
+          <w:tcPr>
+            <w:tcW w:w="2693" w:type="dxa"/>
+            <w:vAlign w:val="center"/>
+          </w:tcPr>
+          <w:p>
+            <w:pPr>
+              <w:rPr>
+                <w:sz w:val="18"/>
+                <w:szCs w:val="18"/>
+              </w:rPr>
+            </w:pPr>
+          </w:p>
+        </w:tc>
+        <w:tc>
+          <w:tcPr>
+            <w:tcW w:w="1559" w:type="dxa"/>
+            <w:vAlign w:val="center"/>
+          </w:tcPr>
+          <w:p>
+            <w:pPr>
+              <w:rPr>
+                <w:sz w:val="18"/>
+                <w:szCs w:val="18"/>
+              </w:rPr>
+            </w:pPr>
+          </w:p>
+        </w:tc>
+        <w:tc>
+          <w:tcPr>
+            <w:tcW w:w="1026" w:type="dxa"/>
             <w:vAlign w:val="center"/>
           </w:tcPr>
           <w:p>
@@ -4037,21 +4000,21 @@
         </w:tc>
         <w:tc>
           <w:tcPr>
-            <w:tcW w:w="709" w:type="dxa"/>
-            <w:vAlign w:val="center"/>
-          </w:tcPr>
-          <w:p>
-            <w:pPr>
-              <w:rPr>
-                <w:sz w:val="18"/>
-                <w:szCs w:val="18"/>
-              </w:rPr>
-            </w:pPr>
-          </w:p>
-        </w:tc>
-        <w:tc>
-          <w:tcPr>
-            <w:tcW w:w="1134" w:type="dxa"/>
+            <w:tcW w:w="959" w:type="dxa"/>
+            <w:vAlign w:val="center"/>
+          </w:tcPr>
+          <w:p>
+            <w:pPr>
+              <w:rPr>
+                <w:sz w:val="18"/>
+                <w:szCs w:val="18"/>
+              </w:rPr>
+            </w:pPr>
+          </w:p>
+        </w:tc>
+        <w:tc>
+          <w:tcPr>
+            <w:tcW w:w="1417" w:type="dxa"/>
             <w:vAlign w:val="center"/>
           </w:tcPr>
           <w:p>
@@ -4070,63 +4033,63 @@
         </w:trPr>
         <w:tc>
           <w:tcPr>
-            <w:tcW w:w="704" w:type="dxa"/>
-            <w:vAlign w:val="center"/>
-          </w:tcPr>
-          <w:p>
-            <w:pPr>
-              <w:rPr>
-                <w:sz w:val="18"/>
-                <w:szCs w:val="18"/>
-              </w:rPr>
-            </w:pPr>
-          </w:p>
-        </w:tc>
-        <w:tc>
-          <w:tcPr>
-            <w:tcW w:w="1701" w:type="dxa"/>
-            <w:vAlign w:val="center"/>
-          </w:tcPr>
-          <w:p>
-            <w:pPr>
-              <w:rPr>
-                <w:sz w:val="18"/>
-                <w:szCs w:val="18"/>
-              </w:rPr>
-            </w:pPr>
-          </w:p>
-        </w:tc>
-        <w:tc>
-          <w:tcPr>
-            <w:tcW w:w="1985" w:type="dxa"/>
-            <w:vAlign w:val="center"/>
-          </w:tcPr>
-          <w:p>
-            <w:pPr>
-              <w:rPr>
-                <w:sz w:val="18"/>
-                <w:szCs w:val="18"/>
-              </w:rPr>
-            </w:pPr>
-          </w:p>
-        </w:tc>
-        <w:tc>
-          <w:tcPr>
-            <w:tcW w:w="1842" w:type="dxa"/>
-            <w:vAlign w:val="center"/>
-          </w:tcPr>
-          <w:p>
-            <w:pPr>
-              <w:rPr>
-                <w:sz w:val="18"/>
-                <w:szCs w:val="18"/>
-              </w:rPr>
-            </w:pPr>
-          </w:p>
-        </w:tc>
-        <w:tc>
-          <w:tcPr>
-            <w:tcW w:w="851" w:type="dxa"/>
+            <w:tcW w:w="709" w:type="dxa"/>
+            <w:vAlign w:val="center"/>
+          </w:tcPr>
+          <w:p>
+            <w:pPr>
+              <w:rPr>
+                <w:sz w:val="18"/>
+                <w:szCs w:val="18"/>
+              </w:rPr>
+            </w:pPr>
+          </w:p>
+        </w:tc>
+        <w:tc>
+          <w:tcPr>
+            <w:tcW w:w="1560" w:type="dxa"/>
+            <w:vAlign w:val="center"/>
+          </w:tcPr>
+          <w:p>
+            <w:pPr>
+              <w:rPr>
+                <w:sz w:val="18"/>
+                <w:szCs w:val="18"/>
+              </w:rPr>
+            </w:pPr>
+          </w:p>
+        </w:tc>
+        <w:tc>
+          <w:tcPr>
+            <w:tcW w:w="2693" w:type="dxa"/>
+            <w:vAlign w:val="center"/>
+          </w:tcPr>
+          <w:p>
+            <w:pPr>
+              <w:rPr>
+                <w:sz w:val="18"/>
+                <w:szCs w:val="18"/>
+              </w:rPr>
+            </w:pPr>
+          </w:p>
+        </w:tc>
+        <w:tc>
+          <w:tcPr>
+            <w:tcW w:w="1559" w:type="dxa"/>
+            <w:vAlign w:val="center"/>
+          </w:tcPr>
+          <w:p>
+            <w:pPr>
+              <w:rPr>
+                <w:sz w:val="18"/>
+                <w:szCs w:val="18"/>
+              </w:rPr>
+            </w:pPr>
+          </w:p>
+        </w:tc>
+        <w:tc>
+          <w:tcPr>
+            <w:tcW w:w="1026" w:type="dxa"/>
             <w:vAlign w:val="center"/>
           </w:tcPr>
           <w:p>
@@ -4154,21 +4117,21 @@
         </w:tc>
         <w:tc>
           <w:tcPr>
-            <w:tcW w:w="709" w:type="dxa"/>
-            <w:vAlign w:val="center"/>
-          </w:tcPr>
-          <w:p>
-            <w:pPr>
-              <w:rPr>
-                <w:sz w:val="18"/>
-                <w:szCs w:val="18"/>
-              </w:rPr>
-            </w:pPr>
-          </w:p>
-        </w:tc>
-        <w:tc>
-          <w:tcPr>
-            <w:tcW w:w="1134" w:type="dxa"/>
+            <w:tcW w:w="959" w:type="dxa"/>
+            <w:vAlign w:val="center"/>
+          </w:tcPr>
+          <w:p>
+            <w:pPr>
+              <w:rPr>
+                <w:sz w:val="18"/>
+                <w:szCs w:val="18"/>
+              </w:rPr>
+            </w:pPr>
+          </w:p>
+        </w:tc>
+        <w:tc>
+          <w:tcPr>
+            <w:tcW w:w="1417" w:type="dxa"/>
             <w:vAlign w:val="center"/>
           </w:tcPr>
           <w:p>
@@ -4187,63 +4150,63 @@
         </w:trPr>
         <w:tc>
           <w:tcPr>
-            <w:tcW w:w="704" w:type="dxa"/>
-            <w:vAlign w:val="center"/>
-          </w:tcPr>
-          <w:p>
-            <w:pPr>
-              <w:rPr>
-                <w:sz w:val="18"/>
-                <w:szCs w:val="18"/>
-              </w:rPr>
-            </w:pPr>
-          </w:p>
-        </w:tc>
-        <w:tc>
-          <w:tcPr>
-            <w:tcW w:w="1701" w:type="dxa"/>
-            <w:vAlign w:val="center"/>
-          </w:tcPr>
-          <w:p>
-            <w:pPr>
-              <w:rPr>
-                <w:sz w:val="18"/>
-                <w:szCs w:val="18"/>
-              </w:rPr>
-            </w:pPr>
-          </w:p>
-        </w:tc>
-        <w:tc>
-          <w:tcPr>
-            <w:tcW w:w="1985" w:type="dxa"/>
-            <w:vAlign w:val="center"/>
-          </w:tcPr>
-          <w:p>
-            <w:pPr>
-              <w:rPr>
-                <w:sz w:val="18"/>
-                <w:szCs w:val="18"/>
-              </w:rPr>
-            </w:pPr>
-          </w:p>
-        </w:tc>
-        <w:tc>
-          <w:tcPr>
-            <w:tcW w:w="1842" w:type="dxa"/>
-            <w:vAlign w:val="center"/>
-          </w:tcPr>
-          <w:p>
-            <w:pPr>
-              <w:rPr>
-                <w:sz w:val="18"/>
-                <w:szCs w:val="18"/>
-              </w:rPr>
-            </w:pPr>
-          </w:p>
-        </w:tc>
-        <w:tc>
-          <w:tcPr>
-            <w:tcW w:w="851" w:type="dxa"/>
+            <w:tcW w:w="709" w:type="dxa"/>
+            <w:vAlign w:val="center"/>
+          </w:tcPr>
+          <w:p>
+            <w:pPr>
+              <w:rPr>
+                <w:sz w:val="18"/>
+                <w:szCs w:val="18"/>
+              </w:rPr>
+            </w:pPr>
+          </w:p>
+        </w:tc>
+        <w:tc>
+          <w:tcPr>
+            <w:tcW w:w="1560" w:type="dxa"/>
+            <w:vAlign w:val="center"/>
+          </w:tcPr>
+          <w:p>
+            <w:pPr>
+              <w:rPr>
+                <w:sz w:val="18"/>
+                <w:szCs w:val="18"/>
+              </w:rPr>
+            </w:pPr>
+          </w:p>
+        </w:tc>
+        <w:tc>
+          <w:tcPr>
+            <w:tcW w:w="2693" w:type="dxa"/>
+            <w:vAlign w:val="center"/>
+          </w:tcPr>
+          <w:p>
+            <w:pPr>
+              <w:rPr>
+                <w:sz w:val="18"/>
+                <w:szCs w:val="18"/>
+              </w:rPr>
+            </w:pPr>
+          </w:p>
+        </w:tc>
+        <w:tc>
+          <w:tcPr>
+            <w:tcW w:w="1559" w:type="dxa"/>
+            <w:vAlign w:val="center"/>
+          </w:tcPr>
+          <w:p>
+            <w:pPr>
+              <w:rPr>
+                <w:sz w:val="18"/>
+                <w:szCs w:val="18"/>
+              </w:rPr>
+            </w:pPr>
+          </w:p>
+        </w:tc>
+        <w:tc>
+          <w:tcPr>
+            <w:tcW w:w="1026" w:type="dxa"/>
             <w:vAlign w:val="center"/>
           </w:tcPr>
           <w:p>
@@ -4271,21 +4234,21 @@
         </w:tc>
         <w:tc>
           <w:tcPr>
-            <w:tcW w:w="709" w:type="dxa"/>
-            <w:vAlign w:val="center"/>
-          </w:tcPr>
-          <w:p>
-            <w:pPr>
-              <w:rPr>
-                <w:sz w:val="18"/>
-                <w:szCs w:val="18"/>
-              </w:rPr>
-            </w:pPr>
-          </w:p>
-        </w:tc>
-        <w:tc>
-          <w:tcPr>
-            <w:tcW w:w="1134" w:type="dxa"/>
+            <w:tcW w:w="959" w:type="dxa"/>
+            <w:vAlign w:val="center"/>
+          </w:tcPr>
+          <w:p>
+            <w:pPr>
+              <w:rPr>
+                <w:sz w:val="18"/>
+                <w:szCs w:val="18"/>
+              </w:rPr>
+            </w:pPr>
+          </w:p>
+        </w:tc>
+        <w:tc>
+          <w:tcPr>
+            <w:tcW w:w="1417" w:type="dxa"/>
             <w:vAlign w:val="center"/>
           </w:tcPr>
           <w:p>
@@ -4304,63 +4267,63 @@
         </w:trPr>
         <w:tc>
           <w:tcPr>
-            <w:tcW w:w="704" w:type="dxa"/>
-            <w:vAlign w:val="center"/>
-          </w:tcPr>
-          <w:p>
-            <w:pPr>
-              <w:rPr>
-                <w:sz w:val="18"/>
-                <w:szCs w:val="18"/>
-              </w:rPr>
-            </w:pPr>
-          </w:p>
-        </w:tc>
-        <w:tc>
-          <w:tcPr>
-            <w:tcW w:w="1701" w:type="dxa"/>
-            <w:vAlign w:val="center"/>
-          </w:tcPr>
-          <w:p>
-            <w:pPr>
-              <w:rPr>
-                <w:sz w:val="18"/>
-                <w:szCs w:val="18"/>
-              </w:rPr>
-            </w:pPr>
-          </w:p>
-        </w:tc>
-        <w:tc>
-          <w:tcPr>
-            <w:tcW w:w="1985" w:type="dxa"/>
-            <w:vAlign w:val="center"/>
-          </w:tcPr>
-          <w:p>
-            <w:pPr>
-              <w:rPr>
-                <w:sz w:val="18"/>
-                <w:szCs w:val="18"/>
-              </w:rPr>
-            </w:pPr>
-          </w:p>
-        </w:tc>
-        <w:tc>
-          <w:tcPr>
-            <w:tcW w:w="1842" w:type="dxa"/>
-            <w:vAlign w:val="center"/>
-          </w:tcPr>
-          <w:p>
-            <w:pPr>
-              <w:rPr>
-                <w:sz w:val="18"/>
-                <w:szCs w:val="18"/>
-              </w:rPr>
-            </w:pPr>
-          </w:p>
-        </w:tc>
-        <w:tc>
-          <w:tcPr>
-            <w:tcW w:w="851" w:type="dxa"/>
+            <w:tcW w:w="709" w:type="dxa"/>
+            <w:vAlign w:val="center"/>
+          </w:tcPr>
+          <w:p>
+            <w:pPr>
+              <w:rPr>
+                <w:sz w:val="18"/>
+                <w:szCs w:val="18"/>
+              </w:rPr>
+            </w:pPr>
+          </w:p>
+        </w:tc>
+        <w:tc>
+          <w:tcPr>
+            <w:tcW w:w="1560" w:type="dxa"/>
+            <w:vAlign w:val="center"/>
+          </w:tcPr>
+          <w:p>
+            <w:pPr>
+              <w:rPr>
+                <w:sz w:val="18"/>
+                <w:szCs w:val="18"/>
+              </w:rPr>
+            </w:pPr>
+          </w:p>
+        </w:tc>
+        <w:tc>
+          <w:tcPr>
+            <w:tcW w:w="2693" w:type="dxa"/>
+            <w:vAlign w:val="center"/>
+          </w:tcPr>
+          <w:p>
+            <w:pPr>
+              <w:rPr>
+                <w:sz w:val="18"/>
+                <w:szCs w:val="18"/>
+              </w:rPr>
+            </w:pPr>
+          </w:p>
+        </w:tc>
+        <w:tc>
+          <w:tcPr>
+            <w:tcW w:w="1559" w:type="dxa"/>
+            <w:vAlign w:val="center"/>
+          </w:tcPr>
+          <w:p>
+            <w:pPr>
+              <w:rPr>
+                <w:sz w:val="18"/>
+                <w:szCs w:val="18"/>
+              </w:rPr>
+            </w:pPr>
+          </w:p>
+        </w:tc>
+        <w:tc>
+          <w:tcPr>
+            <w:tcW w:w="1026" w:type="dxa"/>
             <w:vAlign w:val="center"/>
           </w:tcPr>
           <w:p>
@@ -4388,21 +4351,21 @@
         </w:tc>
         <w:tc>
           <w:tcPr>
-            <w:tcW w:w="709" w:type="dxa"/>
-            <w:vAlign w:val="center"/>
-          </w:tcPr>
-          <w:p>
-            <w:pPr>
-              <w:rPr>
-                <w:sz w:val="18"/>
-                <w:szCs w:val="18"/>
-              </w:rPr>
-            </w:pPr>
-          </w:p>
-        </w:tc>
-        <w:tc>
-          <w:tcPr>
-            <w:tcW w:w="1134" w:type="dxa"/>
+            <w:tcW w:w="959" w:type="dxa"/>
+            <w:vAlign w:val="center"/>
+          </w:tcPr>
+          <w:p>
+            <w:pPr>
+              <w:rPr>
+                <w:sz w:val="18"/>
+                <w:szCs w:val="18"/>
+              </w:rPr>
+            </w:pPr>
+          </w:p>
+        </w:tc>
+        <w:tc>
+          <w:tcPr>
+            <w:tcW w:w="1417" w:type="dxa"/>
             <w:vAlign w:val="center"/>
           </w:tcPr>
           <w:p>
@@ -4421,63 +4384,63 @@
         </w:trPr>
         <w:tc>
           <w:tcPr>
-            <w:tcW w:w="704" w:type="dxa"/>
-            <w:vAlign w:val="center"/>
-          </w:tcPr>
-          <w:p>
-            <w:pPr>
-              <w:rPr>
-                <w:sz w:val="18"/>
-                <w:szCs w:val="18"/>
-              </w:rPr>
-            </w:pPr>
-          </w:p>
-        </w:tc>
-        <w:tc>
-          <w:tcPr>
-            <w:tcW w:w="1701" w:type="dxa"/>
-            <w:vAlign w:val="center"/>
-          </w:tcPr>
-          <w:p>
-            <w:pPr>
-              <w:rPr>
-                <w:sz w:val="18"/>
-                <w:szCs w:val="18"/>
-              </w:rPr>
-            </w:pPr>
-          </w:p>
-        </w:tc>
-        <w:tc>
-          <w:tcPr>
-            <w:tcW w:w="1985" w:type="dxa"/>
-            <w:vAlign w:val="center"/>
-          </w:tcPr>
-          <w:p>
-            <w:pPr>
-              <w:rPr>
-                <w:sz w:val="18"/>
-                <w:szCs w:val="18"/>
-              </w:rPr>
-            </w:pPr>
-          </w:p>
-        </w:tc>
-        <w:tc>
-          <w:tcPr>
-            <w:tcW w:w="1842" w:type="dxa"/>
-            <w:vAlign w:val="center"/>
-          </w:tcPr>
-          <w:p>
-            <w:pPr>
-              <w:rPr>
-                <w:sz w:val="18"/>
-                <w:szCs w:val="18"/>
-              </w:rPr>
-            </w:pPr>
-          </w:p>
-        </w:tc>
-        <w:tc>
-          <w:tcPr>
-            <w:tcW w:w="851" w:type="dxa"/>
+            <w:tcW w:w="709" w:type="dxa"/>
+            <w:vAlign w:val="center"/>
+          </w:tcPr>
+          <w:p>
+            <w:pPr>
+              <w:rPr>
+                <w:sz w:val="18"/>
+                <w:szCs w:val="18"/>
+              </w:rPr>
+            </w:pPr>
+          </w:p>
+        </w:tc>
+        <w:tc>
+          <w:tcPr>
+            <w:tcW w:w="1560" w:type="dxa"/>
+            <w:vAlign w:val="center"/>
+          </w:tcPr>
+          <w:p>
+            <w:pPr>
+              <w:rPr>
+                <w:sz w:val="18"/>
+                <w:szCs w:val="18"/>
+              </w:rPr>
+            </w:pPr>
+          </w:p>
+        </w:tc>
+        <w:tc>
+          <w:tcPr>
+            <w:tcW w:w="2693" w:type="dxa"/>
+            <w:vAlign w:val="center"/>
+          </w:tcPr>
+          <w:p>
+            <w:pPr>
+              <w:rPr>
+                <w:sz w:val="18"/>
+                <w:szCs w:val="18"/>
+              </w:rPr>
+            </w:pPr>
+          </w:p>
+        </w:tc>
+        <w:tc>
+          <w:tcPr>
+            <w:tcW w:w="1559" w:type="dxa"/>
+            <w:vAlign w:val="center"/>
+          </w:tcPr>
+          <w:p>
+            <w:pPr>
+              <w:rPr>
+                <w:sz w:val="18"/>
+                <w:szCs w:val="18"/>
+              </w:rPr>
+            </w:pPr>
+          </w:p>
+        </w:tc>
+        <w:tc>
+          <w:tcPr>
+            <w:tcW w:w="1026" w:type="dxa"/>
             <w:vAlign w:val="center"/>
           </w:tcPr>
           <w:p>
@@ -4505,21 +4468,21 @@
         </w:tc>
         <w:tc>
           <w:tcPr>
-            <w:tcW w:w="709" w:type="dxa"/>
-            <w:vAlign w:val="center"/>
-          </w:tcPr>
-          <w:p>
-            <w:pPr>
-              <w:rPr>
-                <w:sz w:val="18"/>
-                <w:szCs w:val="18"/>
-              </w:rPr>
-            </w:pPr>
-          </w:p>
-        </w:tc>
-        <w:tc>
-          <w:tcPr>
-            <w:tcW w:w="1134" w:type="dxa"/>
+            <w:tcW w:w="959" w:type="dxa"/>
+            <w:vAlign w:val="center"/>
+          </w:tcPr>
+          <w:p>
+            <w:pPr>
+              <w:rPr>
+                <w:sz w:val="18"/>
+                <w:szCs w:val="18"/>
+              </w:rPr>
+            </w:pPr>
+          </w:p>
+        </w:tc>
+        <w:tc>
+          <w:tcPr>
+            <w:tcW w:w="1417" w:type="dxa"/>
             <w:vAlign w:val="center"/>
           </w:tcPr>
           <w:p>
@@ -4538,63 +4501,63 @@
         </w:trPr>
         <w:tc>
           <w:tcPr>
-            <w:tcW w:w="704" w:type="dxa"/>
-            <w:vAlign w:val="center"/>
-          </w:tcPr>
-          <w:p>
-            <w:pPr>
-              <w:rPr>
-                <w:sz w:val="18"/>
-                <w:szCs w:val="18"/>
-              </w:rPr>
-            </w:pPr>
-          </w:p>
-        </w:tc>
-        <w:tc>
-          <w:tcPr>
-            <w:tcW w:w="1701" w:type="dxa"/>
-            <w:vAlign w:val="center"/>
-          </w:tcPr>
-          <w:p>
-            <w:pPr>
-              <w:rPr>
-                <w:sz w:val="18"/>
-                <w:szCs w:val="18"/>
-              </w:rPr>
-            </w:pPr>
-          </w:p>
-        </w:tc>
-        <w:tc>
-          <w:tcPr>
-            <w:tcW w:w="1985" w:type="dxa"/>
-            <w:vAlign w:val="center"/>
-          </w:tcPr>
-          <w:p>
-            <w:pPr>
-              <w:rPr>
-                <w:sz w:val="18"/>
-                <w:szCs w:val="18"/>
-              </w:rPr>
-            </w:pPr>
-          </w:p>
-        </w:tc>
-        <w:tc>
-          <w:tcPr>
-            <w:tcW w:w="1842" w:type="dxa"/>
-            <w:vAlign w:val="center"/>
-          </w:tcPr>
-          <w:p>
-            <w:pPr>
-              <w:rPr>
-                <w:sz w:val="18"/>
-                <w:szCs w:val="18"/>
-              </w:rPr>
-            </w:pPr>
-          </w:p>
-        </w:tc>
-        <w:tc>
-          <w:tcPr>
-            <w:tcW w:w="851" w:type="dxa"/>
+            <w:tcW w:w="709" w:type="dxa"/>
+            <w:vAlign w:val="center"/>
+          </w:tcPr>
+          <w:p>
+            <w:pPr>
+              <w:rPr>
+                <w:sz w:val="18"/>
+                <w:szCs w:val="18"/>
+              </w:rPr>
+            </w:pPr>
+          </w:p>
+        </w:tc>
+        <w:tc>
+          <w:tcPr>
+            <w:tcW w:w="1560" w:type="dxa"/>
+            <w:vAlign w:val="center"/>
+          </w:tcPr>
+          <w:p>
+            <w:pPr>
+              <w:rPr>
+                <w:sz w:val="18"/>
+                <w:szCs w:val="18"/>
+              </w:rPr>
+            </w:pPr>
+          </w:p>
+        </w:tc>
+        <w:tc>
+          <w:tcPr>
+            <w:tcW w:w="2693" w:type="dxa"/>
+            <w:vAlign w:val="center"/>
+          </w:tcPr>
+          <w:p>
+            <w:pPr>
+              <w:rPr>
+                <w:sz w:val="18"/>
+                <w:szCs w:val="18"/>
+              </w:rPr>
+            </w:pPr>
+          </w:p>
+        </w:tc>
+        <w:tc>
+          <w:tcPr>
+            <w:tcW w:w="1559" w:type="dxa"/>
+            <w:vAlign w:val="center"/>
+          </w:tcPr>
+          <w:p>
+            <w:pPr>
+              <w:rPr>
+                <w:sz w:val="18"/>
+                <w:szCs w:val="18"/>
+              </w:rPr>
+            </w:pPr>
+          </w:p>
+        </w:tc>
+        <w:tc>
+          <w:tcPr>
+            <w:tcW w:w="1026" w:type="dxa"/>
             <w:vAlign w:val="center"/>
           </w:tcPr>
           <w:p>
@@ -4622,21 +4585,21 @@
         </w:tc>
         <w:tc>
           <w:tcPr>
-            <w:tcW w:w="709" w:type="dxa"/>
-            <w:vAlign w:val="center"/>
-          </w:tcPr>
-          <w:p>
-            <w:pPr>
-              <w:rPr>
-                <w:sz w:val="18"/>
-                <w:szCs w:val="18"/>
-              </w:rPr>
-            </w:pPr>
-          </w:p>
-        </w:tc>
-        <w:tc>
-          <w:tcPr>
-            <w:tcW w:w="1134" w:type="dxa"/>
+            <w:tcW w:w="959" w:type="dxa"/>
+            <w:vAlign w:val="center"/>
+          </w:tcPr>
+          <w:p>
+            <w:pPr>
+              <w:rPr>
+                <w:sz w:val="18"/>
+                <w:szCs w:val="18"/>
+              </w:rPr>
+            </w:pPr>
+          </w:p>
+        </w:tc>
+        <w:tc>
+          <w:tcPr>
+            <w:tcW w:w="1417" w:type="dxa"/>
             <w:vAlign w:val="center"/>
           </w:tcPr>
           <w:p>
@@ -4655,63 +4618,63 @@
         </w:trPr>
         <w:tc>
           <w:tcPr>
-            <w:tcW w:w="704" w:type="dxa"/>
-            <w:vAlign w:val="center"/>
-          </w:tcPr>
-          <w:p>
-            <w:pPr>
-              <w:rPr>
-                <w:sz w:val="18"/>
-                <w:szCs w:val="18"/>
-              </w:rPr>
-            </w:pPr>
-          </w:p>
-        </w:tc>
-        <w:tc>
-          <w:tcPr>
-            <w:tcW w:w="1701" w:type="dxa"/>
-            <w:vAlign w:val="center"/>
-          </w:tcPr>
-          <w:p>
-            <w:pPr>
-              <w:rPr>
-                <w:sz w:val="18"/>
-                <w:szCs w:val="18"/>
-              </w:rPr>
-            </w:pPr>
-          </w:p>
-        </w:tc>
-        <w:tc>
-          <w:tcPr>
-            <w:tcW w:w="1985" w:type="dxa"/>
-            <w:vAlign w:val="center"/>
-          </w:tcPr>
-          <w:p>
-            <w:pPr>
-              <w:rPr>
-                <w:sz w:val="18"/>
-                <w:szCs w:val="18"/>
-              </w:rPr>
-            </w:pPr>
-          </w:p>
-        </w:tc>
-        <w:tc>
-          <w:tcPr>
-            <w:tcW w:w="1842" w:type="dxa"/>
-            <w:vAlign w:val="center"/>
-          </w:tcPr>
-          <w:p>
-            <w:pPr>
-              <w:rPr>
-                <w:sz w:val="18"/>
-                <w:szCs w:val="18"/>
-              </w:rPr>
-            </w:pPr>
-          </w:p>
-        </w:tc>
-        <w:tc>
-          <w:tcPr>
-            <w:tcW w:w="851" w:type="dxa"/>
+            <w:tcW w:w="709" w:type="dxa"/>
+            <w:vAlign w:val="center"/>
+          </w:tcPr>
+          <w:p>
+            <w:pPr>
+              <w:rPr>
+                <w:sz w:val="18"/>
+                <w:szCs w:val="18"/>
+              </w:rPr>
+            </w:pPr>
+          </w:p>
+        </w:tc>
+        <w:tc>
+          <w:tcPr>
+            <w:tcW w:w="1560" w:type="dxa"/>
+            <w:vAlign w:val="center"/>
+          </w:tcPr>
+          <w:p>
+            <w:pPr>
+              <w:rPr>
+                <w:sz w:val="18"/>
+                <w:szCs w:val="18"/>
+              </w:rPr>
+            </w:pPr>
+          </w:p>
+        </w:tc>
+        <w:tc>
+          <w:tcPr>
+            <w:tcW w:w="2693" w:type="dxa"/>
+            <w:vAlign w:val="center"/>
+          </w:tcPr>
+          <w:p>
+            <w:pPr>
+              <w:rPr>
+                <w:sz w:val="18"/>
+                <w:szCs w:val="18"/>
+              </w:rPr>
+            </w:pPr>
+          </w:p>
+        </w:tc>
+        <w:tc>
+          <w:tcPr>
+            <w:tcW w:w="1559" w:type="dxa"/>
+            <w:vAlign w:val="center"/>
+          </w:tcPr>
+          <w:p>
+            <w:pPr>
+              <w:rPr>
+                <w:sz w:val="18"/>
+                <w:szCs w:val="18"/>
+              </w:rPr>
+            </w:pPr>
+          </w:p>
+        </w:tc>
+        <w:tc>
+          <w:tcPr>
+            <w:tcW w:w="1026" w:type="dxa"/>
             <w:vAlign w:val="center"/>
           </w:tcPr>
           <w:p>
@@ -4739,21 +4702,21 @@
         </w:tc>
         <w:tc>
           <w:tcPr>
-            <w:tcW w:w="709" w:type="dxa"/>
-            <w:vAlign w:val="center"/>
-          </w:tcPr>
-          <w:p>
-            <w:pPr>
-              <w:rPr>
-                <w:sz w:val="18"/>
-                <w:szCs w:val="18"/>
-              </w:rPr>
-            </w:pPr>
-          </w:p>
-        </w:tc>
-        <w:tc>
-          <w:tcPr>
-            <w:tcW w:w="1134" w:type="dxa"/>
+            <w:tcW w:w="959" w:type="dxa"/>
+            <w:vAlign w:val="center"/>
+          </w:tcPr>
+          <w:p>
+            <w:pPr>
+              <w:rPr>
+                <w:sz w:val="18"/>
+                <w:szCs w:val="18"/>
+              </w:rPr>
+            </w:pPr>
+          </w:p>
+        </w:tc>
+        <w:tc>
+          <w:tcPr>
+            <w:tcW w:w="1417" w:type="dxa"/>
             <w:vAlign w:val="center"/>
           </w:tcPr>
           <w:p>
@@ -4772,63 +4735,63 @@
         </w:trPr>
         <w:tc>
           <w:tcPr>
-            <w:tcW w:w="704" w:type="dxa"/>
-            <w:vAlign w:val="center"/>
-          </w:tcPr>
-          <w:p>
-            <w:pPr>
-              <w:rPr>
-                <w:sz w:val="18"/>
-                <w:szCs w:val="18"/>
-              </w:rPr>
-            </w:pPr>
-          </w:p>
-        </w:tc>
-        <w:tc>
-          <w:tcPr>
-            <w:tcW w:w="1701" w:type="dxa"/>
-            <w:vAlign w:val="center"/>
-          </w:tcPr>
-          <w:p>
-            <w:pPr>
-              <w:rPr>
-                <w:sz w:val="18"/>
-                <w:szCs w:val="18"/>
-              </w:rPr>
-            </w:pPr>
-          </w:p>
-        </w:tc>
-        <w:tc>
-          <w:tcPr>
-            <w:tcW w:w="1985" w:type="dxa"/>
-            <w:vAlign w:val="center"/>
-          </w:tcPr>
-          <w:p>
-            <w:pPr>
-              <w:rPr>
-                <w:sz w:val="18"/>
-                <w:szCs w:val="18"/>
-              </w:rPr>
-            </w:pPr>
-          </w:p>
-        </w:tc>
-        <w:tc>
-          <w:tcPr>
-            <w:tcW w:w="1842" w:type="dxa"/>
-            <w:vAlign w:val="center"/>
-          </w:tcPr>
-          <w:p>
-            <w:pPr>
-              <w:rPr>
-                <w:sz w:val="18"/>
-                <w:szCs w:val="18"/>
-              </w:rPr>
-            </w:pPr>
-          </w:p>
-        </w:tc>
-        <w:tc>
-          <w:tcPr>
-            <w:tcW w:w="851" w:type="dxa"/>
+            <w:tcW w:w="709" w:type="dxa"/>
+            <w:vAlign w:val="center"/>
+          </w:tcPr>
+          <w:p>
+            <w:pPr>
+              <w:rPr>
+                <w:sz w:val="18"/>
+                <w:szCs w:val="18"/>
+              </w:rPr>
+            </w:pPr>
+          </w:p>
+        </w:tc>
+        <w:tc>
+          <w:tcPr>
+            <w:tcW w:w="1560" w:type="dxa"/>
+            <w:vAlign w:val="center"/>
+          </w:tcPr>
+          <w:p>
+            <w:pPr>
+              <w:rPr>
+                <w:sz w:val="18"/>
+                <w:szCs w:val="18"/>
+              </w:rPr>
+            </w:pPr>
+          </w:p>
+        </w:tc>
+        <w:tc>
+          <w:tcPr>
+            <w:tcW w:w="2693" w:type="dxa"/>
+            <w:vAlign w:val="center"/>
+          </w:tcPr>
+          <w:p>
+            <w:pPr>
+              <w:rPr>
+                <w:sz w:val="18"/>
+                <w:szCs w:val="18"/>
+              </w:rPr>
+            </w:pPr>
+          </w:p>
+        </w:tc>
+        <w:tc>
+          <w:tcPr>
+            <w:tcW w:w="1559" w:type="dxa"/>
+            <w:vAlign w:val="center"/>
+          </w:tcPr>
+          <w:p>
+            <w:pPr>
+              <w:rPr>
+                <w:sz w:val="18"/>
+                <w:szCs w:val="18"/>
+              </w:rPr>
+            </w:pPr>
+          </w:p>
+        </w:tc>
+        <w:tc>
+          <w:tcPr>
+            <w:tcW w:w="1026" w:type="dxa"/>
             <w:vAlign w:val="center"/>
           </w:tcPr>
           <w:p>
@@ -4856,21 +4819,21 @@
         </w:tc>
         <w:tc>
           <w:tcPr>
-            <w:tcW w:w="709" w:type="dxa"/>
-            <w:vAlign w:val="center"/>
-          </w:tcPr>
-          <w:p>
-            <w:pPr>
-              <w:rPr>
-                <w:sz w:val="18"/>
-                <w:szCs w:val="18"/>
-              </w:rPr>
-            </w:pPr>
-          </w:p>
-        </w:tc>
-        <w:tc>
-          <w:tcPr>
-            <w:tcW w:w="1134" w:type="dxa"/>
+            <w:tcW w:w="959" w:type="dxa"/>
+            <w:vAlign w:val="center"/>
+          </w:tcPr>
+          <w:p>
+            <w:pPr>
+              <w:rPr>
+                <w:sz w:val="18"/>
+                <w:szCs w:val="18"/>
+              </w:rPr>
+            </w:pPr>
+          </w:p>
+        </w:tc>
+        <w:tc>
+          <w:tcPr>
+            <w:tcW w:w="1417" w:type="dxa"/>
             <w:vAlign w:val="center"/>
           </w:tcPr>
           <w:p>
@@ -4889,63 +4852,63 @@
         </w:trPr>
         <w:tc>
           <w:tcPr>
-            <w:tcW w:w="704" w:type="dxa"/>
-            <w:vAlign w:val="center"/>
-          </w:tcPr>
-          <w:p>
-            <w:pPr>
-              <w:rPr>
-                <w:sz w:val="18"/>
-                <w:szCs w:val="18"/>
-              </w:rPr>
-            </w:pPr>
-          </w:p>
-        </w:tc>
-        <w:tc>
-          <w:tcPr>
-            <w:tcW w:w="1701" w:type="dxa"/>
-            <w:vAlign w:val="center"/>
-          </w:tcPr>
-          <w:p>
-            <w:pPr>
-              <w:rPr>
-                <w:sz w:val="18"/>
-                <w:szCs w:val="18"/>
-              </w:rPr>
-            </w:pPr>
-          </w:p>
-        </w:tc>
-        <w:tc>
-          <w:tcPr>
-            <w:tcW w:w="1985" w:type="dxa"/>
-            <w:vAlign w:val="center"/>
-          </w:tcPr>
-          <w:p>
-            <w:pPr>
-              <w:rPr>
-                <w:sz w:val="18"/>
-                <w:szCs w:val="18"/>
-              </w:rPr>
-            </w:pPr>
-          </w:p>
-        </w:tc>
-        <w:tc>
-          <w:tcPr>
-            <w:tcW w:w="1842" w:type="dxa"/>
-            <w:vAlign w:val="center"/>
-          </w:tcPr>
-          <w:p>
-            <w:pPr>
-              <w:rPr>
-                <w:sz w:val="18"/>
-                <w:szCs w:val="18"/>
-              </w:rPr>
-            </w:pPr>
-          </w:p>
-        </w:tc>
-        <w:tc>
-          <w:tcPr>
-            <w:tcW w:w="851" w:type="dxa"/>
+            <w:tcW w:w="709" w:type="dxa"/>
+            <w:vAlign w:val="center"/>
+          </w:tcPr>
+          <w:p>
+            <w:pPr>
+              <w:rPr>
+                <w:sz w:val="18"/>
+                <w:szCs w:val="18"/>
+              </w:rPr>
+            </w:pPr>
+          </w:p>
+        </w:tc>
+        <w:tc>
+          <w:tcPr>
+            <w:tcW w:w="1560" w:type="dxa"/>
+            <w:vAlign w:val="center"/>
+          </w:tcPr>
+          <w:p>
+            <w:pPr>
+              <w:rPr>
+                <w:sz w:val="18"/>
+                <w:szCs w:val="18"/>
+              </w:rPr>
+            </w:pPr>
+          </w:p>
+        </w:tc>
+        <w:tc>
+          <w:tcPr>
+            <w:tcW w:w="2693" w:type="dxa"/>
+            <w:vAlign w:val="center"/>
+          </w:tcPr>
+          <w:p>
+            <w:pPr>
+              <w:rPr>
+                <w:sz w:val="18"/>
+                <w:szCs w:val="18"/>
+              </w:rPr>
+            </w:pPr>
+          </w:p>
+        </w:tc>
+        <w:tc>
+          <w:tcPr>
+            <w:tcW w:w="1559" w:type="dxa"/>
+            <w:vAlign w:val="center"/>
+          </w:tcPr>
+          <w:p>
+            <w:pPr>
+              <w:rPr>
+                <w:sz w:val="18"/>
+                <w:szCs w:val="18"/>
+              </w:rPr>
+            </w:pPr>
+          </w:p>
+        </w:tc>
+        <w:tc>
+          <w:tcPr>
+            <w:tcW w:w="1026" w:type="dxa"/>
             <w:vAlign w:val="center"/>
           </w:tcPr>
           <w:p>
@@ -4973,21 +4936,21 @@
         </w:tc>
         <w:tc>
           <w:tcPr>
-            <w:tcW w:w="709" w:type="dxa"/>
-            <w:vAlign w:val="center"/>
-          </w:tcPr>
-          <w:p>
-            <w:pPr>
-              <w:rPr>
-                <w:sz w:val="18"/>
-                <w:szCs w:val="18"/>
-              </w:rPr>
-            </w:pPr>
-          </w:p>
-        </w:tc>
-        <w:tc>
-          <w:tcPr>
-            <w:tcW w:w="1134" w:type="dxa"/>
+            <w:tcW w:w="959" w:type="dxa"/>
+            <w:vAlign w:val="center"/>
+          </w:tcPr>
+          <w:p>
+            <w:pPr>
+              <w:rPr>
+                <w:sz w:val="18"/>
+                <w:szCs w:val="18"/>
+              </w:rPr>
+            </w:pPr>
+          </w:p>
+        </w:tc>
+        <w:tc>
+          <w:tcPr>
+            <w:tcW w:w="1417" w:type="dxa"/>
             <w:vAlign w:val="center"/>
           </w:tcPr>
           <w:p>
@@ -5006,63 +4969,63 @@
         </w:trPr>
         <w:tc>
           <w:tcPr>
-            <w:tcW w:w="704" w:type="dxa"/>
-            <w:vAlign w:val="center"/>
-          </w:tcPr>
-          <w:p>
-            <w:pPr>
-              <w:rPr>
-                <w:sz w:val="18"/>
-                <w:szCs w:val="18"/>
-              </w:rPr>
-            </w:pPr>
-          </w:p>
-        </w:tc>
-        <w:tc>
-          <w:tcPr>
-            <w:tcW w:w="1701" w:type="dxa"/>
-            <w:vAlign w:val="center"/>
-          </w:tcPr>
-          <w:p>
-            <w:pPr>
-              <w:rPr>
-                <w:sz w:val="18"/>
-                <w:szCs w:val="18"/>
-              </w:rPr>
-            </w:pPr>
-          </w:p>
-        </w:tc>
-        <w:tc>
-          <w:tcPr>
-            <w:tcW w:w="1985" w:type="dxa"/>
-            <w:vAlign w:val="center"/>
-          </w:tcPr>
-          <w:p>
-            <w:pPr>
-              <w:rPr>
-                <w:sz w:val="18"/>
-                <w:szCs w:val="18"/>
-              </w:rPr>
-            </w:pPr>
-          </w:p>
-        </w:tc>
-        <w:tc>
-          <w:tcPr>
-            <w:tcW w:w="1842" w:type="dxa"/>
-            <w:vAlign w:val="center"/>
-          </w:tcPr>
-          <w:p>
-            <w:pPr>
-              <w:rPr>
-                <w:sz w:val="18"/>
-                <w:szCs w:val="18"/>
-              </w:rPr>
-            </w:pPr>
-          </w:p>
-        </w:tc>
-        <w:tc>
-          <w:tcPr>
-            <w:tcW w:w="851" w:type="dxa"/>
+            <w:tcW w:w="709" w:type="dxa"/>
+            <w:vAlign w:val="center"/>
+          </w:tcPr>
+          <w:p>
+            <w:pPr>
+              <w:rPr>
+                <w:sz w:val="18"/>
+                <w:szCs w:val="18"/>
+              </w:rPr>
+            </w:pPr>
+          </w:p>
+        </w:tc>
+        <w:tc>
+          <w:tcPr>
+            <w:tcW w:w="1560" w:type="dxa"/>
+            <w:vAlign w:val="center"/>
+          </w:tcPr>
+          <w:p>
+            <w:pPr>
+              <w:rPr>
+                <w:sz w:val="18"/>
+                <w:szCs w:val="18"/>
+              </w:rPr>
+            </w:pPr>
+          </w:p>
+        </w:tc>
+        <w:tc>
+          <w:tcPr>
+            <w:tcW w:w="2693" w:type="dxa"/>
+            <w:vAlign w:val="center"/>
+          </w:tcPr>
+          <w:p>
+            <w:pPr>
+              <w:rPr>
+                <w:sz w:val="18"/>
+                <w:szCs w:val="18"/>
+              </w:rPr>
+            </w:pPr>
+          </w:p>
+        </w:tc>
+        <w:tc>
+          <w:tcPr>
+            <w:tcW w:w="1559" w:type="dxa"/>
+            <w:vAlign w:val="center"/>
+          </w:tcPr>
+          <w:p>
+            <w:pPr>
+              <w:rPr>
+                <w:sz w:val="18"/>
+                <w:szCs w:val="18"/>
+              </w:rPr>
+            </w:pPr>
+          </w:p>
+        </w:tc>
+        <w:tc>
+          <w:tcPr>
+            <w:tcW w:w="1026" w:type="dxa"/>
             <w:vAlign w:val="center"/>
           </w:tcPr>
           <w:p>
@@ -5090,21 +5053,21 @@
         </w:tc>
         <w:tc>
           <w:tcPr>
-            <w:tcW w:w="709" w:type="dxa"/>
-            <w:vAlign w:val="center"/>
-          </w:tcPr>
-          <w:p>
-            <w:pPr>
-              <w:rPr>
-                <w:sz w:val="18"/>
-                <w:szCs w:val="18"/>
-              </w:rPr>
-            </w:pPr>
-          </w:p>
-        </w:tc>
-        <w:tc>
-          <w:tcPr>
-            <w:tcW w:w="1134" w:type="dxa"/>
+            <w:tcW w:w="959" w:type="dxa"/>
+            <w:vAlign w:val="center"/>
+          </w:tcPr>
+          <w:p>
+            <w:pPr>
+              <w:rPr>
+                <w:sz w:val="18"/>
+                <w:szCs w:val="18"/>
+              </w:rPr>
+            </w:pPr>
+          </w:p>
+        </w:tc>
+        <w:tc>
+          <w:tcPr>
+            <w:tcW w:w="1417" w:type="dxa"/>
             <w:vAlign w:val="center"/>
           </w:tcPr>
           <w:p>
@@ -5123,63 +5086,63 @@
         </w:trPr>
         <w:tc>
           <w:tcPr>
-            <w:tcW w:w="704" w:type="dxa"/>
-            <w:vAlign w:val="center"/>
-          </w:tcPr>
-          <w:p>
-            <w:pPr>
-              <w:rPr>
-                <w:sz w:val="18"/>
-                <w:szCs w:val="18"/>
-              </w:rPr>
-            </w:pPr>
-          </w:p>
-        </w:tc>
-        <w:tc>
-          <w:tcPr>
-            <w:tcW w:w="1701" w:type="dxa"/>
-            <w:vAlign w:val="center"/>
-          </w:tcPr>
-          <w:p>
-            <w:pPr>
-              <w:rPr>
-                <w:sz w:val="18"/>
-                <w:szCs w:val="18"/>
-              </w:rPr>
-            </w:pPr>
-          </w:p>
-        </w:tc>
-        <w:tc>
-          <w:tcPr>
-            <w:tcW w:w="1985" w:type="dxa"/>
-            <w:vAlign w:val="center"/>
-          </w:tcPr>
-          <w:p>
-            <w:pPr>
-              <w:rPr>
-                <w:sz w:val="18"/>
-                <w:szCs w:val="18"/>
-              </w:rPr>
-            </w:pPr>
-          </w:p>
-        </w:tc>
-        <w:tc>
-          <w:tcPr>
-            <w:tcW w:w="1842" w:type="dxa"/>
-            <w:vAlign w:val="center"/>
-          </w:tcPr>
-          <w:p>
-            <w:pPr>
-              <w:rPr>
-                <w:sz w:val="18"/>
-                <w:szCs w:val="18"/>
-              </w:rPr>
-            </w:pPr>
-          </w:p>
-        </w:tc>
-        <w:tc>
-          <w:tcPr>
-            <w:tcW w:w="851" w:type="dxa"/>
+            <w:tcW w:w="709" w:type="dxa"/>
+            <w:vAlign w:val="center"/>
+          </w:tcPr>
+          <w:p>
+            <w:pPr>
+              <w:rPr>
+                <w:sz w:val="18"/>
+                <w:szCs w:val="18"/>
+              </w:rPr>
+            </w:pPr>
+          </w:p>
+        </w:tc>
+        <w:tc>
+          <w:tcPr>
+            <w:tcW w:w="1560" w:type="dxa"/>
+            <w:vAlign w:val="center"/>
+          </w:tcPr>
+          <w:p>
+            <w:pPr>
+              <w:rPr>
+                <w:sz w:val="18"/>
+                <w:szCs w:val="18"/>
+              </w:rPr>
+            </w:pPr>
+          </w:p>
+        </w:tc>
+        <w:tc>
+          <w:tcPr>
+            <w:tcW w:w="2693" w:type="dxa"/>
+            <w:vAlign w:val="center"/>
+          </w:tcPr>
+          <w:p>
+            <w:pPr>
+              <w:rPr>
+                <w:sz w:val="18"/>
+                <w:szCs w:val="18"/>
+              </w:rPr>
+            </w:pPr>
+          </w:p>
+        </w:tc>
+        <w:tc>
+          <w:tcPr>
+            <w:tcW w:w="1559" w:type="dxa"/>
+            <w:vAlign w:val="center"/>
+          </w:tcPr>
+          <w:p>
+            <w:pPr>
+              <w:rPr>
+                <w:sz w:val="18"/>
+                <w:szCs w:val="18"/>
+              </w:rPr>
+            </w:pPr>
+          </w:p>
+        </w:tc>
+        <w:tc>
+          <w:tcPr>
+            <w:tcW w:w="1026" w:type="dxa"/>
             <w:vAlign w:val="center"/>
           </w:tcPr>
           <w:p>
@@ -5207,21 +5170,21 @@
         </w:tc>
         <w:tc>
           <w:tcPr>
-            <w:tcW w:w="709" w:type="dxa"/>
-            <w:vAlign w:val="center"/>
-          </w:tcPr>
-          <w:p>
-            <w:pPr>
-              <w:rPr>
-                <w:sz w:val="18"/>
-                <w:szCs w:val="18"/>
-              </w:rPr>
-            </w:pPr>
-          </w:p>
-        </w:tc>
-        <w:tc>
-          <w:tcPr>
-            <w:tcW w:w="1134" w:type="dxa"/>
+            <w:tcW w:w="959" w:type="dxa"/>
+            <w:vAlign w:val="center"/>
+          </w:tcPr>
+          <w:p>
+            <w:pPr>
+              <w:rPr>
+                <w:sz w:val="18"/>
+                <w:szCs w:val="18"/>
+              </w:rPr>
+            </w:pPr>
+          </w:p>
+        </w:tc>
+        <w:tc>
+          <w:tcPr>
+            <w:tcW w:w="1417" w:type="dxa"/>
             <w:vAlign w:val="center"/>
           </w:tcPr>
           <w:p>
@@ -5240,63 +5203,63 @@
         </w:trPr>
         <w:tc>
           <w:tcPr>
-            <w:tcW w:w="704" w:type="dxa"/>
-            <w:vAlign w:val="center"/>
-          </w:tcPr>
-          <w:p>
-            <w:pPr>
-              <w:rPr>
-                <w:sz w:val="18"/>
-                <w:szCs w:val="18"/>
-              </w:rPr>
-            </w:pPr>
-          </w:p>
-        </w:tc>
-        <w:tc>
-          <w:tcPr>
-            <w:tcW w:w="1701" w:type="dxa"/>
-            <w:vAlign w:val="center"/>
-          </w:tcPr>
-          <w:p>
-            <w:pPr>
-              <w:rPr>
-                <w:sz w:val="18"/>
-                <w:szCs w:val="18"/>
-              </w:rPr>
-            </w:pPr>
-          </w:p>
-        </w:tc>
-        <w:tc>
-          <w:tcPr>
-            <w:tcW w:w="1985" w:type="dxa"/>
-            <w:vAlign w:val="center"/>
-          </w:tcPr>
-          <w:p>
-            <w:pPr>
-              <w:rPr>
-                <w:sz w:val="18"/>
-                <w:szCs w:val="18"/>
-              </w:rPr>
-            </w:pPr>
-          </w:p>
-        </w:tc>
-        <w:tc>
-          <w:tcPr>
-            <w:tcW w:w="1842" w:type="dxa"/>
-            <w:vAlign w:val="center"/>
-          </w:tcPr>
-          <w:p>
-            <w:pPr>
-              <w:rPr>
-                <w:sz w:val="18"/>
-                <w:szCs w:val="18"/>
-              </w:rPr>
-            </w:pPr>
-          </w:p>
-        </w:tc>
-        <w:tc>
-          <w:tcPr>
-            <w:tcW w:w="851" w:type="dxa"/>
+            <w:tcW w:w="709" w:type="dxa"/>
+            <w:vAlign w:val="center"/>
+          </w:tcPr>
+          <w:p>
+            <w:pPr>
+              <w:rPr>
+                <w:sz w:val="18"/>
+                <w:szCs w:val="18"/>
+              </w:rPr>
+            </w:pPr>
+          </w:p>
+        </w:tc>
+        <w:tc>
+          <w:tcPr>
+            <w:tcW w:w="1560" w:type="dxa"/>
+            <w:vAlign w:val="center"/>
+          </w:tcPr>
+          <w:p>
+            <w:pPr>
+              <w:rPr>
+                <w:sz w:val="18"/>
+                <w:szCs w:val="18"/>
+              </w:rPr>
+            </w:pPr>
+          </w:p>
+        </w:tc>
+        <w:tc>
+          <w:tcPr>
+            <w:tcW w:w="2693" w:type="dxa"/>
+            <w:vAlign w:val="center"/>
+          </w:tcPr>
+          <w:p>
+            <w:pPr>
+              <w:rPr>
+                <w:sz w:val="18"/>
+                <w:szCs w:val="18"/>
+              </w:rPr>
+            </w:pPr>
+          </w:p>
+        </w:tc>
+        <w:tc>
+          <w:tcPr>
+            <w:tcW w:w="1559" w:type="dxa"/>
+            <w:vAlign w:val="center"/>
+          </w:tcPr>
+          <w:p>
+            <w:pPr>
+              <w:rPr>
+                <w:sz w:val="18"/>
+                <w:szCs w:val="18"/>
+              </w:rPr>
+            </w:pPr>
+          </w:p>
+        </w:tc>
+        <w:tc>
+          <w:tcPr>
+            <w:tcW w:w="1026" w:type="dxa"/>
             <w:vAlign w:val="center"/>
           </w:tcPr>
           <w:p>
@@ -5324,21 +5287,21 @@
         </w:tc>
         <w:tc>
           <w:tcPr>
-            <w:tcW w:w="709" w:type="dxa"/>
-            <w:vAlign w:val="center"/>
-          </w:tcPr>
-          <w:p>
-            <w:pPr>
-              <w:rPr>
-                <w:sz w:val="18"/>
-                <w:szCs w:val="18"/>
-              </w:rPr>
-            </w:pPr>
-          </w:p>
-        </w:tc>
-        <w:tc>
-          <w:tcPr>
-            <w:tcW w:w="1134" w:type="dxa"/>
+            <w:tcW w:w="959" w:type="dxa"/>
+            <w:vAlign w:val="center"/>
+          </w:tcPr>
+          <w:p>
+            <w:pPr>
+              <w:rPr>
+                <w:sz w:val="18"/>
+                <w:szCs w:val="18"/>
+              </w:rPr>
+            </w:pPr>
+          </w:p>
+        </w:tc>
+        <w:tc>
+          <w:tcPr>
+            <w:tcW w:w="1417" w:type="dxa"/>
             <w:vAlign w:val="center"/>
           </w:tcPr>
           <w:p>
@@ -5357,63 +5320,63 @@
         </w:trPr>
         <w:tc>
           <w:tcPr>
-            <w:tcW w:w="704" w:type="dxa"/>
-            <w:vAlign w:val="center"/>
-          </w:tcPr>
-          <w:p>
-            <w:pPr>
-              <w:rPr>
-                <w:sz w:val="18"/>
-                <w:szCs w:val="18"/>
-              </w:rPr>
-            </w:pPr>
-          </w:p>
-        </w:tc>
-        <w:tc>
-          <w:tcPr>
-            <w:tcW w:w="1701" w:type="dxa"/>
-            <w:vAlign w:val="center"/>
-          </w:tcPr>
-          <w:p>
-            <w:pPr>
-              <w:rPr>
-                <w:sz w:val="18"/>
-                <w:szCs w:val="18"/>
-              </w:rPr>
-            </w:pPr>
-          </w:p>
-        </w:tc>
-        <w:tc>
-          <w:tcPr>
-            <w:tcW w:w="1985" w:type="dxa"/>
-            <w:vAlign w:val="center"/>
-          </w:tcPr>
-          <w:p>
-            <w:pPr>
-              <w:rPr>
-                <w:sz w:val="18"/>
-                <w:szCs w:val="18"/>
-              </w:rPr>
-            </w:pPr>
-          </w:p>
-        </w:tc>
-        <w:tc>
-          <w:tcPr>
-            <w:tcW w:w="1842" w:type="dxa"/>
-            <w:vAlign w:val="center"/>
-          </w:tcPr>
-          <w:p>
-            <w:pPr>
-              <w:rPr>
-                <w:sz w:val="18"/>
-                <w:szCs w:val="18"/>
-              </w:rPr>
-            </w:pPr>
-          </w:p>
-        </w:tc>
-        <w:tc>
-          <w:tcPr>
-            <w:tcW w:w="851" w:type="dxa"/>
+            <w:tcW w:w="709" w:type="dxa"/>
+            <w:vAlign w:val="center"/>
+          </w:tcPr>
+          <w:p>
+            <w:pPr>
+              <w:rPr>
+                <w:sz w:val="18"/>
+                <w:szCs w:val="18"/>
+              </w:rPr>
+            </w:pPr>
+          </w:p>
+        </w:tc>
+        <w:tc>
+          <w:tcPr>
+            <w:tcW w:w="1560" w:type="dxa"/>
+            <w:vAlign w:val="center"/>
+          </w:tcPr>
+          <w:p>
+            <w:pPr>
+              <w:rPr>
+                <w:sz w:val="18"/>
+                <w:szCs w:val="18"/>
+              </w:rPr>
+            </w:pPr>
+          </w:p>
+        </w:tc>
+        <w:tc>
+          <w:tcPr>
+            <w:tcW w:w="2693" w:type="dxa"/>
+            <w:vAlign w:val="center"/>
+          </w:tcPr>
+          <w:p>
+            <w:pPr>
+              <w:rPr>
+                <w:sz w:val="18"/>
+                <w:szCs w:val="18"/>
+              </w:rPr>
+            </w:pPr>
+          </w:p>
+        </w:tc>
+        <w:tc>
+          <w:tcPr>
+            <w:tcW w:w="1559" w:type="dxa"/>
+            <w:vAlign w:val="center"/>
+          </w:tcPr>
+          <w:p>
+            <w:pPr>
+              <w:rPr>
+                <w:sz w:val="18"/>
+                <w:szCs w:val="18"/>
+              </w:rPr>
+            </w:pPr>
+          </w:p>
+        </w:tc>
+        <w:tc>
+          <w:tcPr>
+            <w:tcW w:w="1026" w:type="dxa"/>
             <w:vAlign w:val="center"/>
           </w:tcPr>
           <w:p>
@@ -5441,21 +5404,21 @@
         </w:tc>
         <w:tc>
           <w:tcPr>
-            <w:tcW w:w="709" w:type="dxa"/>
-            <w:vAlign w:val="center"/>
-          </w:tcPr>
-          <w:p>
-            <w:pPr>
-              <w:rPr>
-                <w:sz w:val="18"/>
-                <w:szCs w:val="18"/>
-              </w:rPr>
-            </w:pPr>
-          </w:p>
-        </w:tc>
-        <w:tc>
-          <w:tcPr>
-            <w:tcW w:w="1134" w:type="dxa"/>
+            <w:tcW w:w="959" w:type="dxa"/>
+            <w:vAlign w:val="center"/>
+          </w:tcPr>
+          <w:p>
+            <w:pPr>
+              <w:rPr>
+                <w:sz w:val="18"/>
+                <w:szCs w:val="18"/>
+              </w:rPr>
+            </w:pPr>
+          </w:p>
+        </w:tc>
+        <w:tc>
+          <w:tcPr>
+            <w:tcW w:w="1417" w:type="dxa"/>
             <w:vAlign w:val="center"/>
           </w:tcPr>
           <w:p>
@@ -5474,63 +5437,63 @@
         </w:trPr>
         <w:tc>
           <w:tcPr>
-            <w:tcW w:w="704" w:type="dxa"/>
-            <w:vAlign w:val="center"/>
-          </w:tcPr>
-          <w:p>
-            <w:pPr>
-              <w:rPr>
-                <w:sz w:val="18"/>
-                <w:szCs w:val="18"/>
-              </w:rPr>
-            </w:pPr>
-          </w:p>
-        </w:tc>
-        <w:tc>
-          <w:tcPr>
-            <w:tcW w:w="1701" w:type="dxa"/>
-            <w:vAlign w:val="center"/>
-          </w:tcPr>
-          <w:p>
-            <w:pPr>
-              <w:rPr>
-                <w:sz w:val="18"/>
-                <w:szCs w:val="18"/>
-              </w:rPr>
-            </w:pPr>
-          </w:p>
-        </w:tc>
-        <w:tc>
-          <w:tcPr>
-            <w:tcW w:w="1985" w:type="dxa"/>
-            <w:vAlign w:val="center"/>
-          </w:tcPr>
-          <w:p>
-            <w:pPr>
-              <w:rPr>
-                <w:sz w:val="18"/>
-                <w:szCs w:val="18"/>
-              </w:rPr>
-            </w:pPr>
-          </w:p>
-        </w:tc>
-        <w:tc>
-          <w:tcPr>
-            <w:tcW w:w="1842" w:type="dxa"/>
-            <w:vAlign w:val="center"/>
-          </w:tcPr>
-          <w:p>
-            <w:pPr>
-              <w:rPr>
-                <w:sz w:val="18"/>
-                <w:szCs w:val="18"/>
-              </w:rPr>
-            </w:pPr>
-          </w:p>
-        </w:tc>
-        <w:tc>
-          <w:tcPr>
-            <w:tcW w:w="851" w:type="dxa"/>
+            <w:tcW w:w="709" w:type="dxa"/>
+            <w:vAlign w:val="center"/>
+          </w:tcPr>
+          <w:p>
+            <w:pPr>
+              <w:rPr>
+                <w:sz w:val="18"/>
+                <w:szCs w:val="18"/>
+              </w:rPr>
+            </w:pPr>
+          </w:p>
+        </w:tc>
+        <w:tc>
+          <w:tcPr>
+            <w:tcW w:w="1560" w:type="dxa"/>
+            <w:vAlign w:val="center"/>
+          </w:tcPr>
+          <w:p>
+            <w:pPr>
+              <w:rPr>
+                <w:sz w:val="18"/>
+                <w:szCs w:val="18"/>
+              </w:rPr>
+            </w:pPr>
+          </w:p>
+        </w:tc>
+        <w:tc>
+          <w:tcPr>
+            <w:tcW w:w="2693" w:type="dxa"/>
+            <w:vAlign w:val="center"/>
+          </w:tcPr>
+          <w:p>
+            <w:pPr>
+              <w:rPr>
+                <w:sz w:val="18"/>
+                <w:szCs w:val="18"/>
+              </w:rPr>
+            </w:pPr>
+          </w:p>
+        </w:tc>
+        <w:tc>
+          <w:tcPr>
+            <w:tcW w:w="1559" w:type="dxa"/>
+            <w:vAlign w:val="center"/>
+          </w:tcPr>
+          <w:p>
+            <w:pPr>
+              <w:rPr>
+                <w:sz w:val="18"/>
+                <w:szCs w:val="18"/>
+              </w:rPr>
+            </w:pPr>
+          </w:p>
+        </w:tc>
+        <w:tc>
+          <w:tcPr>
+            <w:tcW w:w="1026" w:type="dxa"/>
             <w:vAlign w:val="center"/>
           </w:tcPr>
           <w:p>
@@ -5558,21 +5521,21 @@
         </w:tc>
         <w:tc>
           <w:tcPr>
-            <w:tcW w:w="709" w:type="dxa"/>
-            <w:vAlign w:val="center"/>
-          </w:tcPr>
-          <w:p>
-            <w:pPr>
-              <w:rPr>
-                <w:sz w:val="18"/>
-                <w:szCs w:val="18"/>
-              </w:rPr>
-            </w:pPr>
-          </w:p>
-        </w:tc>
-        <w:tc>
-          <w:tcPr>
-            <w:tcW w:w="1134" w:type="dxa"/>
+            <w:tcW w:w="959" w:type="dxa"/>
+            <w:vAlign w:val="center"/>
+          </w:tcPr>
+          <w:p>
+            <w:pPr>
+              <w:rPr>
+                <w:sz w:val="18"/>
+                <w:szCs w:val="18"/>
+              </w:rPr>
+            </w:pPr>
+          </w:p>
+        </w:tc>
+        <w:tc>
+          <w:tcPr>
+            <w:tcW w:w="1417" w:type="dxa"/>
             <w:vAlign w:val="center"/>
           </w:tcPr>
           <w:p>
@@ -5591,7 +5554,7 @@
         </w:trPr>
         <w:tc>
           <w:tcPr>
-            <w:tcW w:w="9918" w:type="dxa"/>
+            <w:tcW w:w="10915" w:type="dxa"/>
             <w:gridSpan w:val="8"/>
             <w:vAlign w:val="center"/>
           </w:tcPr>
@@ -5619,7 +5582,7 @@
         </w:trPr>
         <w:tc>
           <w:tcPr>
-            <w:tcW w:w="9918" w:type="dxa"/>
+            <w:tcW w:w="10915" w:type="dxa"/>
             <w:gridSpan w:val="8"/>
             <w:vAlign w:val="center"/>
           </w:tcPr>

--- a/src/src/main/webapp/portal/asset/arrived/reportTemplate/BusinessReportTemplate.docx
+++ b/src/src/main/webapp/portal/asset/arrived/reportTemplate/BusinessReportTemplate.docx
@@ -565,24 +565,10 @@
                 <w:sz w:val="20"/>
                 <w:szCs w:val="20"/>
               </w:rPr>
-              <w:t>{{</w:t>
-            </w:r>
-            <w:proofErr w:type="spellStart"/>
-            <w:r>
-              <w:rPr>
-                <w:sz w:val="20"/>
-                <w:szCs w:val="20"/>
-              </w:rPr>
-              <w:t>contract_qua</w:t>
-            </w:r>
-            <w:proofErr w:type="spellEnd"/>
-            <w:r>
-              <w:rPr>
-                <w:sz w:val="20"/>
-                <w:szCs w:val="20"/>
-              </w:rPr>
-              <w:t>}}</w:t>
-            </w:r>
+              <w:t>1</w:t>
+            </w:r>
+            <w:bookmarkStart w:id="0" w:name="_GoBack"/>
+            <w:bookmarkEnd w:id="0"/>
           </w:p>
         </w:tc>
       </w:tr>
@@ -796,7 +782,7 @@
                 <w:sz w:val="20"/>
                 <w:szCs w:val="20"/>
               </w:rPr>
-              <w:t>contract_price</w:t>
+              <w:t>purchase_price</w:t>
             </w:r>
             <w:proofErr w:type="spellEnd"/>
             <w:r>
@@ -1611,8 +1597,6 @@
             </w:r>
           </w:p>
         </w:tc>
-        <w:bookmarkStart w:id="0" w:name="_GoBack"/>
-        <w:bookmarkEnd w:id="0"/>
       </w:tr>
       <w:tr>
         <w:trPr>

--- a/src/src/main/webapp/portal/asset/arrived/reportTemplate/BusinessReportTemplate.docx
+++ b/src/src/main/webapp/portal/asset/arrived/reportTemplate/BusinessReportTemplate.docx
@@ -1,6 +1,6 @@
 
 <file path=word/document.xml><?xml version="1.0" encoding="utf-8"?>
-<w:document xmlns:wpc="http://schemas.microsoft.com/office/word/2010/wordprocessingCanvas" xmlns:cx="http://schemas.microsoft.com/office/drawing/2014/chartex" xmlns:cx1="http://schemas.microsoft.com/office/drawing/2015/9/8/chartex" xmlns:cx2="http://schemas.microsoft.com/office/drawing/2015/10/21/chartex" xmlns:cx3="http://schemas.microsoft.com/office/drawing/2016/5/9/chartex" xmlns:cx4="http://schemas.microsoft.com/office/drawing/2016/5/10/chartex" xmlns:cx5="http://schemas.microsoft.com/office/drawing/2016/5/11/chartex" xmlns:cx6="http://schemas.microsoft.com/office/drawing/2016/5/12/chartex" xmlns:cx7="http://schemas.microsoft.com/office/drawing/2016/5/13/chartex" xmlns:cx8="http://schemas.microsoft.com/office/drawing/2016/5/14/chartex" xmlns:mc="http://schemas.openxmlformats.org/markup-compatibility/2006" xmlns:aink="http://schemas.microsoft.com/office/drawing/2016/ink" xmlns:am3d="http://schemas.microsoft.com/office/drawing/2017/model3d" xmlns:o="urn:schemas-microsoft-com:office:office" xmlns:r="http://schemas.openxmlformats.org/officeDocument/2006/relationships" xmlns:m="http://schemas.openxmlformats.org/officeDocument/2006/math" xmlns:v="urn:schemas-microsoft-com:vml" xmlns:wp14="http://schemas.microsoft.com/office/word/2010/wordprocessingDrawing" xmlns:wp="http://schemas.openxmlformats.org/drawingml/2006/wordprocessingDrawing" xmlns:w10="urn:schemas-microsoft-com:office:word" xmlns:w="http://schemas.openxmlformats.org/wordprocessingml/2006/main" xmlns:w14="http://schemas.microsoft.com/office/word/2010/wordml" xmlns:w15="http://schemas.microsoft.com/office/word/2012/wordml" xmlns:w16cid="http://schemas.microsoft.com/office/word/2016/wordml/cid" xmlns:w16se="http://schemas.microsoft.com/office/word/2015/wordml/symex" xmlns:wpg="http://schemas.microsoft.com/office/word/2010/wordprocessingGroup" xmlns:wpi="http://schemas.microsoft.com/office/word/2010/wordprocessingInk" xmlns:wne="http://schemas.microsoft.com/office/word/2006/wordml" xmlns:wps="http://schemas.microsoft.com/office/word/2010/wordprocessingShape" mc:Ignorable="w14 w15 w16se w16cid wp14">
+<w:document xmlns:wpc="http://schemas.microsoft.com/office/word/2010/wordprocessingCanvas" xmlns:cx="http://schemas.microsoft.com/office/drawing/2014/chartex" xmlns:cx1="http://schemas.microsoft.com/office/drawing/2015/9/8/chartex" xmlns:cx2="http://schemas.microsoft.com/office/drawing/2015/10/21/chartex" xmlns:cx3="http://schemas.microsoft.com/office/drawing/2016/5/9/chartex" xmlns:cx4="http://schemas.microsoft.com/office/drawing/2016/5/10/chartex" xmlns:cx5="http://schemas.microsoft.com/office/drawing/2016/5/11/chartex" xmlns:cx6="http://schemas.microsoft.com/office/drawing/2016/5/12/chartex" xmlns:cx7="http://schemas.microsoft.com/office/drawing/2016/5/13/chartex" xmlns:cx8="http://schemas.microsoft.com/office/drawing/2016/5/14/chartex" xmlns:mc="http://schemas.openxmlformats.org/markup-compatibility/2006" xmlns:aink="http://schemas.microsoft.com/office/drawing/2016/ink" xmlns:am3d="http://schemas.microsoft.com/office/drawing/2017/model3d" xmlns:o="urn:schemas-microsoft-com:office:office" xmlns:r="http://schemas.openxmlformats.org/officeDocument/2006/relationships" xmlns:m="http://schemas.openxmlformats.org/officeDocument/2006/math" xmlns:v="urn:schemas-microsoft-com:vml" xmlns:wp14="http://schemas.microsoft.com/office/word/2010/wordprocessingDrawing" xmlns:wp="http://schemas.openxmlformats.org/drawingml/2006/wordprocessingDrawing" xmlns:w10="urn:schemas-microsoft-com:office:word" xmlns:w="http://schemas.openxmlformats.org/wordprocessingml/2006/main" xmlns:w14="http://schemas.microsoft.com/office/word/2010/wordml" xmlns:w15="http://schemas.microsoft.com/office/word/2012/wordml" xmlns:w16cex="http://schemas.microsoft.com/office/word/2018/wordml/cex" xmlns:w16cid="http://schemas.microsoft.com/office/word/2016/wordml/cid" xmlns:w16="http://schemas.microsoft.com/office/word/2018/wordml" xmlns:w16sdtdh="http://schemas.microsoft.com/office/word/2020/wordml/sdtdatahash" xmlns:w16se="http://schemas.microsoft.com/office/word/2015/wordml/symex" xmlns:wpg="http://schemas.microsoft.com/office/word/2010/wordprocessingGroup" xmlns:wpi="http://schemas.microsoft.com/office/word/2010/wordprocessingInk" xmlns:wne="http://schemas.microsoft.com/office/word/2006/wordml" xmlns:wps="http://schemas.microsoft.com/office/word/2010/wordprocessingShape" mc:Ignorable="w14 w15 w16se w16cid w16 w16cex w16sdtdh wp14">
   <w:body>
     <w:p>
       <w:pPr>
@@ -8,7 +8,7 @@
       </w:pPr>
       <w:r>
         <w:rPr>
-          <w:rFonts w:ascii="宋体" w:eastAsia="宋体" w:hAnsi="宋体" w:cs="宋体" w:hint="eastAsia"/>
+          <w:rFonts w:ascii="SimSun" w:eastAsia="SimSun" w:hAnsi="SimSun" w:cs="SimSun" w:hint="eastAsia"/>
           <w:b/>
           <w:bCs/>
           <w:color w:val="000000"/>
@@ -20,7 +20,7 @@
       </w:r>
       <w:r>
         <w:rPr>
-          <w:rFonts w:ascii="宋体" w:eastAsia="宋体" w:hAnsi="宋体" w:cs="宋体" w:hint="eastAsia"/>
+          <w:rFonts w:ascii="SimSun" w:eastAsia="SimSun" w:hAnsi="SimSun" w:cs="SimSun" w:hint="eastAsia"/>
           <w:b/>
           <w:bCs/>
           <w:color w:val="000000"/>
@@ -32,7 +32,7 @@
       </w:r>
       <w:r>
         <w:rPr>
-          <w:rFonts w:ascii="宋体" w:eastAsia="宋体" w:hAnsi="宋体" w:cs="宋体" w:hint="eastAsia"/>
+          <w:rFonts w:ascii="SimSun" w:eastAsia="SimSun" w:hAnsi="SimSun" w:cs="SimSun" w:hint="eastAsia"/>
           <w:b/>
           <w:bCs/>
           <w:color w:val="000000"/>
@@ -44,7 +44,7 @@
       </w:r>
       <w:r>
         <w:rPr>
-          <w:rFonts w:ascii="宋体" w:eastAsia="宋体" w:hAnsi="宋体" w:cs="宋体" w:hint="eastAsia"/>
+          <w:rFonts w:ascii="SimSun" w:eastAsia="SimSun" w:hAnsi="SimSun" w:cs="SimSun" w:hint="eastAsia"/>
           <w:b/>
           <w:bCs/>
           <w:color w:val="000000"/>
@@ -61,7 +61,7 @@
       </w:pPr>
       <w:r>
         <w:rPr>
-          <w:rFonts w:ascii="宋体" w:eastAsia="宋体" w:hAnsi="宋体" w:cs="宋体" w:hint="eastAsia"/>
+          <w:rFonts w:ascii="SimSun" w:eastAsia="SimSun" w:hAnsi="SimSun" w:cs="SimSun" w:hint="eastAsia"/>
           <w:sz w:val="18"/>
           <w:szCs w:val="18"/>
         </w:rPr>
@@ -112,14 +112,14 @@
               <w:widowControl/>
               <w:jc w:val="center"/>
               <w:rPr>
-                <w:rFonts w:ascii="宋体" w:eastAsia="宋体" w:hAnsi="宋体" w:cs="宋体"/>
-                <w:sz w:val="18"/>
-                <w:szCs w:val="18"/>
-              </w:rPr>
-            </w:pPr>
-            <w:r>
-              <w:rPr>
-                <w:rFonts w:ascii="宋体" w:eastAsia="宋体" w:hAnsi="宋体" w:cs="宋体" w:hint="eastAsia"/>
+                <w:rFonts w:ascii="SimSun" w:eastAsia="SimSun" w:hAnsi="SimSun" w:cs="SimSun"/>
+                <w:sz w:val="18"/>
+                <w:szCs w:val="18"/>
+              </w:rPr>
+            </w:pPr>
+            <w:r>
+              <w:rPr>
+                <w:rFonts w:ascii="SimSun" w:eastAsia="SimSun" w:hAnsi="SimSun" w:cs="SimSun" w:hint="eastAsia"/>
                 <w:sz w:val="18"/>
                 <w:szCs w:val="18"/>
               </w:rPr>
@@ -141,7 +141,7 @@
               <w:widowControl/>
               <w:jc w:val="right"/>
               <w:rPr>
-                <w:rFonts w:ascii="宋体" w:eastAsia="宋体" w:hAnsi="宋体" w:cs="宋体"/>
+                <w:rFonts w:ascii="SimSun" w:eastAsia="SimSun" w:hAnsi="SimSun" w:cs="SimSun"/>
                 <w:sz w:val="18"/>
                 <w:szCs w:val="18"/>
               </w:rPr>
@@ -171,7 +171,7 @@
             </w:r>
             <w:r>
               <w:rPr>
-                <w:rFonts w:ascii="宋体" w:eastAsia="宋体" w:hAnsi="宋体" w:cs="宋体" w:hint="eastAsia"/>
+                <w:rFonts w:ascii="SimSun" w:eastAsia="SimSun" w:hAnsi="SimSun" w:cs="SimSun" w:hint="eastAsia"/>
                 <w:sz w:val="18"/>
                 <w:szCs w:val="18"/>
               </w:rPr>
@@ -192,14 +192,14 @@
               <w:widowControl/>
               <w:jc w:val="center"/>
               <w:rPr>
-                <w:rFonts w:ascii="宋体" w:eastAsia="宋体" w:hAnsi="宋体" w:cs="宋体"/>
-                <w:sz w:val="18"/>
-                <w:szCs w:val="18"/>
-              </w:rPr>
-            </w:pPr>
-            <w:r>
-              <w:rPr>
-                <w:rFonts w:ascii="宋体" w:eastAsia="宋体" w:hAnsi="宋体" w:cs="宋体" w:hint="eastAsia"/>
+                <w:rFonts w:ascii="SimSun" w:eastAsia="SimSun" w:hAnsi="SimSun" w:cs="SimSun"/>
+                <w:sz w:val="18"/>
+                <w:szCs w:val="18"/>
+              </w:rPr>
+            </w:pPr>
+            <w:r>
+              <w:rPr>
+                <w:rFonts w:ascii="SimSun" w:eastAsia="SimSun" w:hAnsi="SimSun" w:cs="SimSun" w:hint="eastAsia"/>
                 <w:sz w:val="18"/>
                 <w:szCs w:val="18"/>
               </w:rPr>
@@ -221,7 +221,7 @@
               <w:widowControl/>
               <w:jc w:val="right"/>
               <w:rPr>
-                <w:rFonts w:ascii="宋体" w:eastAsia="宋体" w:hAnsi="宋体" w:cs="宋体"/>
+                <w:rFonts w:ascii="SimSun" w:eastAsia="SimSun" w:hAnsi="SimSun" w:cs="SimSun"/>
                 <w:sz w:val="18"/>
                 <w:szCs w:val="18"/>
               </w:rPr>
@@ -251,7 +251,7 @@
             </w:r>
             <w:r>
               <w:rPr>
-                <w:rFonts w:ascii="宋体" w:eastAsia="宋体" w:hAnsi="宋体" w:cs="宋体" w:hint="eastAsia"/>
+                <w:rFonts w:ascii="SimSun" w:eastAsia="SimSun" w:hAnsi="SimSun" w:cs="SimSun" w:hint="eastAsia"/>
                 <w:sz w:val="18"/>
                 <w:szCs w:val="18"/>
               </w:rPr>
@@ -272,14 +272,14 @@
               <w:widowControl/>
               <w:jc w:val="center"/>
               <w:rPr>
-                <w:rFonts w:ascii="宋体" w:eastAsia="宋体" w:hAnsi="宋体" w:cs="宋体"/>
-                <w:sz w:val="18"/>
-                <w:szCs w:val="18"/>
-              </w:rPr>
-            </w:pPr>
-            <w:r>
-              <w:rPr>
-                <w:rFonts w:ascii="宋体" w:eastAsia="宋体" w:hAnsi="宋体" w:cs="宋体" w:hint="eastAsia"/>
+                <w:rFonts w:ascii="SimSun" w:eastAsia="SimSun" w:hAnsi="SimSun" w:cs="SimSun"/>
+                <w:sz w:val="18"/>
+                <w:szCs w:val="18"/>
+              </w:rPr>
+            </w:pPr>
+            <w:r>
+              <w:rPr>
+                <w:rFonts w:ascii="SimSun" w:eastAsia="SimSun" w:hAnsi="SimSun" w:cs="SimSun" w:hint="eastAsia"/>
                 <w:sz w:val="18"/>
                 <w:szCs w:val="18"/>
               </w:rPr>
@@ -301,7 +301,7 @@
               <w:widowControl/>
               <w:jc w:val="center"/>
               <w:rPr>
-                <w:rFonts w:ascii="宋体" w:eastAsia="宋体" w:hAnsi="宋体" w:cs="宋体"/>
+                <w:rFonts w:ascii="SimSun" w:eastAsia="SimSun" w:hAnsi="SimSun" w:cs="SimSun"/>
                 <w:sz w:val="18"/>
                 <w:szCs w:val="18"/>
               </w:rPr>
@@ -331,7 +331,7 @@
             </w:r>
             <w:r>
               <w:rPr>
-                <w:rFonts w:ascii="宋体" w:eastAsia="宋体" w:hAnsi="宋体" w:cs="宋体" w:hint="eastAsia"/>
+                <w:rFonts w:ascii="SimSun" w:eastAsia="SimSun" w:hAnsi="SimSun" w:cs="SimSun" w:hint="eastAsia"/>
                 <w:sz w:val="18"/>
                 <w:szCs w:val="18"/>
               </w:rPr>
@@ -358,14 +358,14 @@
               <w:widowControl/>
               <w:jc w:val="center"/>
               <w:rPr>
-                <w:rFonts w:ascii="宋体" w:eastAsia="宋体" w:hAnsi="宋体" w:cs="宋体"/>
-                <w:sz w:val="18"/>
-                <w:szCs w:val="18"/>
-              </w:rPr>
-            </w:pPr>
-            <w:r>
-              <w:rPr>
-                <w:rFonts w:ascii="宋体" w:eastAsia="宋体" w:hAnsi="宋体" w:cs="宋体" w:hint="eastAsia"/>
+                <w:rFonts w:ascii="SimSun" w:eastAsia="SimSun" w:hAnsi="SimSun" w:cs="SimSun"/>
+                <w:sz w:val="18"/>
+                <w:szCs w:val="18"/>
+              </w:rPr>
+            </w:pPr>
+            <w:r>
+              <w:rPr>
+                <w:rFonts w:ascii="SimSun" w:eastAsia="SimSun" w:hAnsi="SimSun" w:cs="SimSun" w:hint="eastAsia"/>
                 <w:sz w:val="18"/>
                 <w:szCs w:val="18"/>
               </w:rPr>
@@ -387,7 +387,7 @@
               <w:widowControl/>
               <w:jc w:val="right"/>
               <w:rPr>
-                <w:rFonts w:ascii="宋体" w:eastAsia="宋体" w:hAnsi="宋体" w:cs="宋体"/>
+                <w:rFonts w:ascii="SimSun" w:eastAsia="SimSun" w:hAnsi="SimSun" w:cs="SimSun"/>
                 <w:sz w:val="18"/>
                 <w:szCs w:val="18"/>
               </w:rPr>
@@ -425,7 +425,7 @@
             </w:r>
             <w:r>
               <w:rPr>
-                <w:rFonts w:ascii="宋体" w:eastAsia="宋体" w:hAnsi="宋体" w:cs="宋体" w:hint="eastAsia"/>
+                <w:rFonts w:ascii="SimSun" w:eastAsia="SimSun" w:hAnsi="SimSun" w:cs="SimSun" w:hint="eastAsia"/>
                 <w:sz w:val="18"/>
                 <w:szCs w:val="18"/>
               </w:rPr>
@@ -446,14 +446,14 @@
               <w:widowControl/>
               <w:jc w:val="center"/>
               <w:rPr>
-                <w:rFonts w:ascii="宋体" w:eastAsia="宋体" w:hAnsi="宋体" w:cs="宋体"/>
-                <w:sz w:val="18"/>
-                <w:szCs w:val="18"/>
-              </w:rPr>
-            </w:pPr>
-            <w:r>
-              <w:rPr>
-                <w:rFonts w:ascii="宋体" w:eastAsia="宋体" w:hAnsi="宋体" w:cs="宋体" w:hint="eastAsia"/>
+                <w:rFonts w:ascii="SimSun" w:eastAsia="SimSun" w:hAnsi="SimSun" w:cs="SimSun"/>
+                <w:sz w:val="18"/>
+                <w:szCs w:val="18"/>
+              </w:rPr>
+            </w:pPr>
+            <w:r>
+              <w:rPr>
+                <w:rFonts w:ascii="SimSun" w:eastAsia="SimSun" w:hAnsi="SimSun" w:cs="SimSun" w:hint="eastAsia"/>
                 <w:sz w:val="18"/>
                 <w:szCs w:val="18"/>
               </w:rPr>
@@ -475,7 +475,7 @@
               <w:widowControl/>
               <w:jc w:val="right"/>
               <w:rPr>
-                <w:rFonts w:ascii="宋体" w:eastAsia="宋体" w:hAnsi="宋体" w:cs="宋体"/>
+                <w:rFonts w:ascii="SimSun" w:eastAsia="SimSun" w:hAnsi="SimSun" w:cs="SimSun"/>
                 <w:sz w:val="18"/>
                 <w:szCs w:val="18"/>
               </w:rPr>
@@ -505,7 +505,7 @@
             </w:r>
             <w:r>
               <w:rPr>
-                <w:rFonts w:ascii="宋体" w:eastAsia="宋体" w:hAnsi="宋体" w:cs="宋体" w:hint="eastAsia"/>
+                <w:rFonts w:ascii="SimSun" w:eastAsia="SimSun" w:hAnsi="SimSun" w:cs="SimSun" w:hint="eastAsia"/>
                 <w:sz w:val="18"/>
                 <w:szCs w:val="18"/>
               </w:rPr>
@@ -526,14 +526,14 @@
               <w:widowControl/>
               <w:jc w:val="center"/>
               <w:rPr>
-                <w:rFonts w:ascii="宋体" w:eastAsia="宋体" w:hAnsi="宋体" w:cs="宋体"/>
-                <w:sz w:val="18"/>
-                <w:szCs w:val="18"/>
-              </w:rPr>
-            </w:pPr>
-            <w:r>
-              <w:rPr>
-                <w:rFonts w:ascii="宋体" w:eastAsia="宋体" w:hAnsi="宋体" w:cs="宋体" w:hint="eastAsia"/>
+                <w:rFonts w:ascii="SimSun" w:eastAsia="SimSun" w:hAnsi="SimSun" w:cs="SimSun"/>
+                <w:sz w:val="18"/>
+                <w:szCs w:val="18"/>
+              </w:rPr>
+            </w:pPr>
+            <w:r>
+              <w:rPr>
+                <w:rFonts w:ascii="SimSun" w:eastAsia="SimSun" w:hAnsi="SimSun" w:cs="SimSun" w:hint="eastAsia"/>
                 <w:sz w:val="18"/>
                 <w:szCs w:val="18"/>
               </w:rPr>
@@ -555,7 +555,7 @@
               <w:widowControl/>
               <w:jc w:val="center"/>
               <w:rPr>
-                <w:rFonts w:ascii="宋体" w:eastAsia="宋体" w:hAnsi="宋体" w:cs="宋体"/>
+                <w:rFonts w:ascii="SimSun" w:eastAsia="SimSun" w:hAnsi="SimSun" w:cs="SimSun"/>
                 <w:sz w:val="18"/>
                 <w:szCs w:val="18"/>
               </w:rPr>
@@ -567,8 +567,6 @@
               </w:rPr>
               <w:t>1</w:t>
             </w:r>
-            <w:bookmarkStart w:id="0" w:name="_GoBack"/>
-            <w:bookmarkEnd w:id="0"/>
           </w:p>
         </w:tc>
       </w:tr>
@@ -590,14 +588,14 @@
               <w:widowControl/>
               <w:jc w:val="center"/>
               <w:rPr>
-                <w:rFonts w:ascii="宋体" w:eastAsia="宋体" w:hAnsi="宋体" w:cs="宋体"/>
-                <w:sz w:val="18"/>
-                <w:szCs w:val="18"/>
-              </w:rPr>
-            </w:pPr>
-            <w:r>
-              <w:rPr>
-                <w:rFonts w:ascii="宋体" w:eastAsia="宋体" w:hAnsi="宋体" w:cs="宋体" w:hint="eastAsia"/>
+                <w:rFonts w:ascii="SimSun" w:eastAsia="SimSun" w:hAnsi="SimSun" w:cs="SimSun"/>
+                <w:sz w:val="18"/>
+                <w:szCs w:val="18"/>
+              </w:rPr>
+            </w:pPr>
+            <w:r>
+              <w:rPr>
+                <w:rFonts w:ascii="SimSun" w:eastAsia="SimSun" w:hAnsi="SimSun" w:cs="SimSun" w:hint="eastAsia"/>
                 <w:sz w:val="18"/>
                 <w:szCs w:val="18"/>
               </w:rPr>
@@ -619,7 +617,7 @@
               <w:widowControl/>
               <w:jc w:val="right"/>
               <w:rPr>
-                <w:rFonts w:ascii="宋体" w:eastAsia="宋体" w:hAnsi="宋体" w:cs="宋体"/>
+                <w:rFonts w:ascii="SimSun" w:eastAsia="SimSun" w:hAnsi="SimSun" w:cs="SimSun"/>
                 <w:sz w:val="18"/>
                 <w:szCs w:val="18"/>
               </w:rPr>
@@ -649,7 +647,7 @@
             </w:r>
             <w:r>
               <w:rPr>
-                <w:rFonts w:ascii="宋体" w:eastAsia="宋体" w:hAnsi="宋体" w:cs="宋体" w:hint="eastAsia"/>
+                <w:rFonts w:ascii="SimSun" w:eastAsia="SimSun" w:hAnsi="SimSun" w:cs="SimSun" w:hint="eastAsia"/>
                 <w:sz w:val="18"/>
                 <w:szCs w:val="18"/>
               </w:rPr>
@@ -669,14 +667,14 @@
               <w:widowControl/>
               <w:jc w:val="center"/>
               <w:rPr>
-                <w:rFonts w:ascii="宋体" w:eastAsia="宋体" w:hAnsi="宋体" w:cs="宋体"/>
-                <w:sz w:val="18"/>
-                <w:szCs w:val="18"/>
-              </w:rPr>
-            </w:pPr>
-            <w:r>
-              <w:rPr>
-                <w:rFonts w:ascii="宋体" w:eastAsia="宋体" w:hAnsi="宋体" w:cs="宋体" w:hint="eastAsia"/>
+                <w:rFonts w:ascii="SimSun" w:eastAsia="SimSun" w:hAnsi="SimSun" w:cs="SimSun"/>
+                <w:sz w:val="18"/>
+                <w:szCs w:val="18"/>
+              </w:rPr>
+            </w:pPr>
+            <w:r>
+              <w:rPr>
+                <w:rFonts w:ascii="SimSun" w:eastAsia="SimSun" w:hAnsi="SimSun" w:cs="SimSun" w:hint="eastAsia"/>
                 <w:sz w:val="18"/>
                 <w:szCs w:val="18"/>
               </w:rPr>
@@ -684,7 +682,7 @@
             </w:r>
             <w:r>
               <w:rPr>
-                <w:rFonts w:ascii="宋体" w:eastAsia="宋体" w:hAnsi="宋体" w:cs="宋体" w:hint="eastAsia"/>
+                <w:rFonts w:ascii="SimSun" w:eastAsia="SimSun" w:hAnsi="SimSun" w:cs="SimSun" w:hint="eastAsia"/>
                 <w:sz w:val="18"/>
                 <w:szCs w:val="18"/>
               </w:rPr>
@@ -707,14 +705,14 @@
               <w:widowControl/>
               <w:jc w:val="right"/>
               <w:rPr>
-                <w:rFonts w:ascii="宋体" w:eastAsia="宋体" w:hAnsi="宋体" w:cs="宋体"/>
-                <w:sz w:val="18"/>
-                <w:szCs w:val="18"/>
-              </w:rPr>
-            </w:pPr>
-            <w:r>
-              <w:rPr>
-                <w:rFonts w:ascii="宋体" w:eastAsia="宋体" w:hAnsi="宋体" w:cs="宋体" w:hint="eastAsia"/>
+                <w:rFonts w:ascii="SimSun" w:eastAsia="SimSun" w:hAnsi="SimSun" w:cs="SimSun"/>
+                <w:sz w:val="18"/>
+                <w:szCs w:val="18"/>
+              </w:rPr>
+            </w:pPr>
+            <w:r>
+              <w:rPr>
+                <w:rFonts w:ascii="SimSun" w:eastAsia="SimSun" w:hAnsi="SimSun" w:cs="SimSun" w:hint="eastAsia"/>
                 <w:sz w:val="18"/>
                 <w:szCs w:val="18"/>
               </w:rPr>
@@ -735,14 +733,14 @@
               <w:widowControl/>
               <w:jc w:val="center"/>
               <w:rPr>
-                <w:rFonts w:ascii="宋体" w:eastAsia="宋体" w:hAnsi="宋体" w:cs="宋体"/>
-                <w:sz w:val="18"/>
-                <w:szCs w:val="18"/>
-              </w:rPr>
-            </w:pPr>
-            <w:r>
-              <w:rPr>
-                <w:rFonts w:ascii="宋体" w:eastAsia="宋体" w:hAnsi="宋体" w:cs="宋体" w:hint="eastAsia"/>
+                <w:rFonts w:ascii="SimSun" w:eastAsia="SimSun" w:hAnsi="SimSun" w:cs="SimSun"/>
+                <w:sz w:val="18"/>
+                <w:szCs w:val="18"/>
+              </w:rPr>
+            </w:pPr>
+            <w:r>
+              <w:rPr>
+                <w:rFonts w:ascii="SimSun" w:eastAsia="SimSun" w:hAnsi="SimSun" w:cs="SimSun" w:hint="eastAsia"/>
                 <w:sz w:val="18"/>
                 <w:szCs w:val="18"/>
               </w:rPr>
@@ -764,7 +762,7 @@
               <w:widowControl/>
               <w:jc w:val="center"/>
               <w:rPr>
-                <w:rFonts w:ascii="宋体" w:eastAsia="宋体" w:hAnsi="宋体" w:cs="宋体"/>
+                <w:rFonts w:ascii="SimSun" w:eastAsia="SimSun" w:hAnsi="SimSun" w:cs="SimSun"/>
                 <w:sz w:val="18"/>
                 <w:szCs w:val="18"/>
               </w:rPr>
@@ -794,7 +792,7 @@
             </w:r>
             <w:r>
               <w:rPr>
-                <w:rFonts w:ascii="宋体" w:eastAsia="宋体" w:hAnsi="宋体" w:cs="宋体" w:hint="eastAsia"/>
+                <w:rFonts w:ascii="SimSun" w:eastAsia="SimSun" w:hAnsi="SimSun" w:cs="SimSun" w:hint="eastAsia"/>
                 <w:sz w:val="18"/>
                 <w:szCs w:val="18"/>
               </w:rPr>
@@ -821,14 +819,14 @@
               <w:widowControl/>
               <w:jc w:val="center"/>
               <w:rPr>
-                <w:rFonts w:ascii="宋体" w:eastAsia="宋体" w:hAnsi="宋体" w:cs="宋体"/>
-                <w:sz w:val="18"/>
-                <w:szCs w:val="18"/>
-              </w:rPr>
-            </w:pPr>
-            <w:r>
-              <w:rPr>
-                <w:rFonts w:ascii="宋体" w:eastAsia="宋体" w:hAnsi="宋体" w:cs="宋体" w:hint="eastAsia"/>
+                <w:rFonts w:ascii="SimSun" w:eastAsia="SimSun" w:hAnsi="SimSun" w:cs="SimSun"/>
+                <w:sz w:val="18"/>
+                <w:szCs w:val="18"/>
+              </w:rPr>
+            </w:pPr>
+            <w:r>
+              <w:rPr>
+                <w:rFonts w:ascii="SimSun" w:eastAsia="SimSun" w:hAnsi="SimSun" w:cs="SimSun" w:hint="eastAsia"/>
                 <w:sz w:val="18"/>
                 <w:szCs w:val="18"/>
               </w:rPr>
@@ -850,19 +848,50 @@
               <w:widowControl/>
               <w:jc w:val="right"/>
               <w:rPr>
-                <w:rFonts w:ascii="宋体" w:eastAsia="宋体" w:hAnsi="宋体" w:cs="宋体"/>
-                <w:sz w:val="18"/>
-                <w:szCs w:val="18"/>
-              </w:rPr>
-            </w:pPr>
-            <w:r>
-              <w:rPr>
-                <w:rFonts w:ascii="宋体" w:eastAsia="宋体" w:hAnsi="宋体" w:cs="宋体" w:hint="eastAsia"/>
+                <w:rFonts w:ascii="SimSun" w:eastAsia="SimSun" w:hAnsi="SimSun" w:cs="SimSun"/>
+                <w:sz w:val="18"/>
+                <w:szCs w:val="18"/>
+              </w:rPr>
+            </w:pPr>
+            <w:r>
+              <w:rPr>
+                <w:sz w:val="20"/>
+                <w:szCs w:val="20"/>
+              </w:rPr>
+              <w:t>{{</w:t>
+            </w:r>
+            <w:proofErr w:type="spellStart"/>
+            <w:r>
+              <w:rPr>
+                <w:sz w:val="20"/>
+                <w:szCs w:val="20"/>
+              </w:rPr>
+              <w:t>supplier_name</w:t>
+            </w:r>
+            <w:proofErr w:type="spellEnd"/>
+            <w:r>
+              <w:rPr>
+                <w:sz w:val="20"/>
+                <w:szCs w:val="20"/>
+              </w:rPr>
+              <w:t>}}</w:t>
+            </w:r>
+            <w:r>
+              <w:rPr>
+                <w:rFonts w:ascii="SimSun" w:eastAsia="SimSun" w:hAnsi="SimSun" w:cs="SimSun" w:hint="eastAsia"/>
                 <w:sz w:val="18"/>
                 <w:szCs w:val="18"/>
               </w:rPr>
               <w:t xml:space="preserve">　</w:t>
             </w:r>
+            <w:r>
+              <w:rPr>
+                <w:rFonts w:ascii="SimSun" w:eastAsia="SimSun" w:hAnsi="SimSun" w:cs="SimSun" w:hint="eastAsia"/>
+                <w:sz w:val="18"/>
+                <w:szCs w:val="18"/>
+              </w:rPr>
+              <w:t xml:space="preserve">　</w:t>
+            </w:r>
           </w:p>
         </w:tc>
         <w:tc>
@@ -877,14 +906,14 @@
               <w:widowControl/>
               <w:jc w:val="center"/>
               <w:rPr>
-                <w:rFonts w:ascii="宋体" w:eastAsia="宋体" w:hAnsi="宋体" w:cs="宋体"/>
-                <w:sz w:val="18"/>
-                <w:szCs w:val="18"/>
-              </w:rPr>
-            </w:pPr>
-            <w:r>
-              <w:rPr>
-                <w:rFonts w:ascii="宋体" w:eastAsia="宋体" w:hAnsi="宋体" w:cs="宋体" w:hint="eastAsia"/>
+                <w:rFonts w:ascii="SimSun" w:eastAsia="SimSun" w:hAnsi="SimSun" w:cs="SimSun"/>
+                <w:sz w:val="18"/>
+                <w:szCs w:val="18"/>
+              </w:rPr>
+            </w:pPr>
+            <w:r>
+              <w:rPr>
+                <w:rFonts w:ascii="SimSun" w:eastAsia="SimSun" w:hAnsi="SimSun" w:cs="SimSun" w:hint="eastAsia"/>
                 <w:sz w:val="18"/>
                 <w:szCs w:val="18"/>
               </w:rPr>
@@ -906,7 +935,7 @@
               <w:widowControl/>
               <w:jc w:val="right"/>
               <w:rPr>
-                <w:rFonts w:ascii="宋体" w:eastAsia="宋体" w:hAnsi="宋体" w:cs="宋体"/>
+                <w:rFonts w:ascii="SimSun" w:eastAsia="SimSun" w:hAnsi="SimSun" w:cs="SimSun"/>
                 <w:sz w:val="18"/>
                 <w:szCs w:val="18"/>
               </w:rPr>
@@ -934,7 +963,7 @@
             </w:r>
             <w:r>
               <w:rPr>
-                <w:rFonts w:ascii="宋体" w:eastAsia="宋体" w:hAnsi="宋体" w:cs="宋体" w:hint="eastAsia"/>
+                <w:rFonts w:ascii="SimSun" w:eastAsia="SimSun" w:hAnsi="SimSun" w:cs="SimSun" w:hint="eastAsia"/>
                 <w:sz w:val="18"/>
                 <w:szCs w:val="18"/>
               </w:rPr>
@@ -955,18 +984,18 @@
               <w:widowControl/>
               <w:jc w:val="center"/>
               <w:rPr>
-                <w:rFonts w:ascii="宋体" w:eastAsia="宋体" w:hAnsi="宋体" w:cs="宋体"/>
-                <w:sz w:val="18"/>
-                <w:szCs w:val="18"/>
-              </w:rPr>
-            </w:pPr>
-            <w:r>
-              <w:rPr>
-                <w:rFonts w:ascii="宋体" w:eastAsia="宋体" w:hAnsi="宋体" w:cs="宋体" w:hint="eastAsia"/>
-                <w:sz w:val="18"/>
-                <w:szCs w:val="18"/>
-              </w:rPr>
-              <w:t>国别</w:t>
+                <w:rFonts w:ascii="SimSun" w:eastAsia="SimSun" w:hAnsi="SimSun" w:cs="SimSun"/>
+                <w:sz w:val="18"/>
+                <w:szCs w:val="18"/>
+              </w:rPr>
+            </w:pPr>
+            <w:r>
+              <w:rPr>
+                <w:rFonts w:ascii="SimSun" w:eastAsia="SimSun" w:hAnsi="SimSun" w:cs="SimSun" w:hint="eastAsia"/>
+                <w:sz w:val="18"/>
+                <w:szCs w:val="18"/>
+              </w:rPr>
+              <w:t>产地</w:t>
             </w:r>
           </w:p>
         </w:tc>
@@ -984,14 +1013,45 @@
               <w:widowControl/>
               <w:jc w:val="center"/>
               <w:rPr>
-                <w:rFonts w:ascii="宋体" w:eastAsia="宋体" w:hAnsi="宋体" w:cs="宋体"/>
-                <w:sz w:val="18"/>
-                <w:szCs w:val="18"/>
-              </w:rPr>
-            </w:pPr>
-            <w:r>
-              <w:rPr>
-                <w:rFonts w:ascii="宋体" w:eastAsia="宋体" w:hAnsi="宋体" w:cs="宋体" w:hint="eastAsia"/>
+                <w:rFonts w:ascii="SimSun" w:eastAsia="SimSun" w:hAnsi="SimSun" w:cs="SimSun"/>
+                <w:sz w:val="18"/>
+                <w:szCs w:val="18"/>
+              </w:rPr>
+            </w:pPr>
+            <w:r>
+              <w:rPr>
+                <w:sz w:val="20"/>
+                <w:szCs w:val="20"/>
+              </w:rPr>
+              <w:t>{{</w:t>
+            </w:r>
+            <w:proofErr w:type="spellStart"/>
+            <w:r>
+              <w:rPr>
+                <w:sz w:val="20"/>
+                <w:szCs w:val="20"/>
+              </w:rPr>
+              <w:t>purchase_price</w:t>
+            </w:r>
+            <w:proofErr w:type="spellEnd"/>
+            <w:r>
+              <w:rPr>
+                <w:sz w:val="20"/>
+                <w:szCs w:val="20"/>
+              </w:rPr>
+              <w:t>}}</w:t>
+            </w:r>
+            <w:r>
+              <w:rPr>
+                <w:rFonts w:ascii="SimSun" w:eastAsia="SimSun" w:hAnsi="SimSun" w:cs="SimSun" w:hint="eastAsia"/>
+                <w:sz w:val="18"/>
+                <w:szCs w:val="18"/>
+              </w:rPr>
+              <w:t xml:space="preserve">　</w:t>
+            </w:r>
+            <w:r>
+              <w:rPr>
+                <w:rFonts w:ascii="SimSun" w:eastAsia="SimSun" w:hAnsi="SimSun" w:cs="SimSun" w:hint="eastAsia"/>
                 <w:sz w:val="18"/>
                 <w:szCs w:val="18"/>
               </w:rPr>
@@ -1018,14 +1078,14 @@
               <w:widowControl/>
               <w:jc w:val="center"/>
               <w:rPr>
-                <w:rFonts w:ascii="宋体" w:eastAsia="宋体" w:hAnsi="宋体" w:cs="宋体"/>
-                <w:sz w:val="18"/>
-                <w:szCs w:val="18"/>
-              </w:rPr>
-            </w:pPr>
-            <w:r>
-              <w:rPr>
-                <w:rFonts w:ascii="宋体" w:eastAsia="宋体" w:hAnsi="宋体" w:cs="宋体" w:hint="eastAsia"/>
+                <w:rFonts w:ascii="SimSun" w:eastAsia="SimSun" w:hAnsi="SimSun" w:cs="SimSun"/>
+                <w:sz w:val="18"/>
+                <w:szCs w:val="18"/>
+              </w:rPr>
+            </w:pPr>
+            <w:r>
+              <w:rPr>
+                <w:rFonts w:ascii="SimSun" w:eastAsia="SimSun" w:hAnsi="SimSun" w:cs="SimSun" w:hint="eastAsia"/>
                 <w:sz w:val="18"/>
                 <w:szCs w:val="18"/>
               </w:rPr>
@@ -1047,14 +1107,14 @@
               <w:widowControl/>
               <w:jc w:val="right"/>
               <w:rPr>
-                <w:rFonts w:ascii="宋体" w:eastAsia="宋体" w:hAnsi="宋体" w:cs="宋体"/>
-                <w:sz w:val="18"/>
-                <w:szCs w:val="18"/>
-              </w:rPr>
-            </w:pPr>
-            <w:r>
-              <w:rPr>
-                <w:rFonts w:ascii="宋体" w:eastAsia="宋体" w:hAnsi="宋体" w:cs="宋体" w:hint="eastAsia"/>
+                <w:rFonts w:ascii="SimSun" w:eastAsia="SimSun" w:hAnsi="SimSun" w:cs="SimSun"/>
+                <w:sz w:val="18"/>
+                <w:szCs w:val="18"/>
+              </w:rPr>
+            </w:pPr>
+            <w:r>
+              <w:rPr>
+                <w:rFonts w:ascii="SimSun" w:eastAsia="SimSun" w:hAnsi="SimSun" w:cs="SimSun" w:hint="eastAsia"/>
                 <w:sz w:val="18"/>
                 <w:szCs w:val="18"/>
               </w:rPr>
@@ -1074,14 +1134,14 @@
               <w:widowControl/>
               <w:jc w:val="center"/>
               <w:rPr>
-                <w:rFonts w:ascii="宋体" w:eastAsia="宋体" w:hAnsi="宋体" w:cs="宋体"/>
-                <w:sz w:val="18"/>
-                <w:szCs w:val="18"/>
-              </w:rPr>
-            </w:pPr>
-            <w:r>
-              <w:rPr>
-                <w:rFonts w:ascii="宋体" w:eastAsia="宋体" w:hAnsi="宋体" w:cs="宋体" w:hint="eastAsia"/>
+                <w:rFonts w:ascii="SimSun" w:eastAsia="SimSun" w:hAnsi="SimSun" w:cs="SimSun"/>
+                <w:sz w:val="18"/>
+                <w:szCs w:val="18"/>
+              </w:rPr>
+            </w:pPr>
+            <w:r>
+              <w:rPr>
+                <w:rFonts w:ascii="SimSun" w:eastAsia="SimSun" w:hAnsi="SimSun" w:cs="SimSun" w:hint="eastAsia"/>
                 <w:sz w:val="18"/>
                 <w:szCs w:val="18"/>
               </w:rPr>
@@ -1103,14 +1163,14 @@
               <w:widowControl/>
               <w:jc w:val="right"/>
               <w:rPr>
-                <w:rFonts w:ascii="宋体" w:eastAsia="宋体" w:hAnsi="宋体" w:cs="宋体"/>
-                <w:sz w:val="18"/>
-                <w:szCs w:val="18"/>
-              </w:rPr>
-            </w:pPr>
-            <w:r>
-              <w:rPr>
-                <w:rFonts w:ascii="宋体" w:eastAsia="宋体" w:hAnsi="宋体" w:cs="宋体" w:hint="eastAsia"/>
+                <w:rFonts w:ascii="SimSun" w:eastAsia="SimSun" w:hAnsi="SimSun" w:cs="SimSun"/>
+                <w:sz w:val="18"/>
+                <w:szCs w:val="18"/>
+              </w:rPr>
+            </w:pPr>
+            <w:r>
+              <w:rPr>
+                <w:rFonts w:ascii="SimSun" w:eastAsia="SimSun" w:hAnsi="SimSun" w:cs="SimSun" w:hint="eastAsia"/>
                 <w:sz w:val="18"/>
                 <w:szCs w:val="18"/>
               </w:rPr>
@@ -1131,14 +1191,14 @@
               <w:widowControl/>
               <w:jc w:val="center"/>
               <w:rPr>
-                <w:rFonts w:ascii="宋体" w:eastAsia="宋体" w:hAnsi="宋体" w:cs="宋体"/>
-                <w:sz w:val="18"/>
-                <w:szCs w:val="18"/>
-              </w:rPr>
-            </w:pPr>
-            <w:r>
-              <w:rPr>
-                <w:rFonts w:ascii="宋体" w:eastAsia="宋体" w:hAnsi="宋体" w:cs="宋体" w:hint="eastAsia"/>
+                <w:rFonts w:ascii="SimSun" w:eastAsia="SimSun" w:hAnsi="SimSun" w:cs="SimSun"/>
+                <w:sz w:val="18"/>
+                <w:szCs w:val="18"/>
+              </w:rPr>
+            </w:pPr>
+            <w:r>
+              <w:rPr>
+                <w:rFonts w:ascii="SimSun" w:eastAsia="SimSun" w:hAnsi="SimSun" w:cs="SimSun" w:hint="eastAsia"/>
                 <w:sz w:val="18"/>
                 <w:szCs w:val="18"/>
               </w:rPr>
@@ -1160,14 +1220,14 @@
               <w:widowControl/>
               <w:jc w:val="center"/>
               <w:rPr>
-                <w:rFonts w:ascii="宋体" w:eastAsia="宋体" w:hAnsi="宋体" w:cs="宋体"/>
-                <w:sz w:val="18"/>
-                <w:szCs w:val="18"/>
-              </w:rPr>
-            </w:pPr>
-            <w:r>
-              <w:rPr>
-                <w:rFonts w:ascii="宋体" w:eastAsia="宋体" w:hAnsi="宋体" w:cs="宋体" w:hint="eastAsia"/>
+                <w:rFonts w:ascii="SimSun" w:eastAsia="SimSun" w:hAnsi="SimSun" w:cs="SimSun"/>
+                <w:sz w:val="18"/>
+                <w:szCs w:val="18"/>
+              </w:rPr>
+            </w:pPr>
+            <w:r>
+              <w:rPr>
+                <w:rFonts w:ascii="SimSun" w:eastAsia="SimSun" w:hAnsi="SimSun" w:cs="SimSun" w:hint="eastAsia"/>
                 <w:sz w:val="18"/>
                 <w:szCs w:val="18"/>
               </w:rPr>
@@ -1194,14 +1254,14 @@
               <w:widowControl/>
               <w:jc w:val="center"/>
               <w:rPr>
-                <w:rFonts w:ascii="宋体" w:eastAsia="宋体" w:hAnsi="宋体" w:cs="宋体"/>
-                <w:sz w:val="18"/>
-                <w:szCs w:val="18"/>
-              </w:rPr>
-            </w:pPr>
-            <w:r>
-              <w:rPr>
-                <w:rFonts w:ascii="宋体" w:eastAsia="宋体" w:hAnsi="宋体" w:cs="宋体" w:hint="eastAsia"/>
+                <w:rFonts w:ascii="SimSun" w:eastAsia="SimSun" w:hAnsi="SimSun" w:cs="SimSun"/>
+                <w:sz w:val="18"/>
+                <w:szCs w:val="18"/>
+              </w:rPr>
+            </w:pPr>
+            <w:r>
+              <w:rPr>
+                <w:rFonts w:ascii="SimSun" w:eastAsia="SimSun" w:hAnsi="SimSun" w:cs="SimSun" w:hint="eastAsia"/>
                 <w:sz w:val="18"/>
                 <w:szCs w:val="18"/>
               </w:rPr>
@@ -1223,14 +1283,14 @@
               <w:widowControl/>
               <w:jc w:val="center"/>
               <w:rPr>
-                <w:rFonts w:ascii="宋体" w:eastAsia="宋体" w:hAnsi="宋体" w:cs="宋体"/>
-                <w:sz w:val="18"/>
-                <w:szCs w:val="18"/>
-              </w:rPr>
-            </w:pPr>
-            <w:r>
-              <w:rPr>
-                <w:rFonts w:ascii="宋体" w:eastAsia="宋体" w:hAnsi="宋体" w:cs="宋体" w:hint="eastAsia"/>
+                <w:rFonts w:ascii="SimSun" w:eastAsia="SimSun" w:hAnsi="SimSun" w:cs="SimSun"/>
+                <w:sz w:val="18"/>
+                <w:szCs w:val="18"/>
+              </w:rPr>
+            </w:pPr>
+            <w:r>
+              <w:rPr>
+                <w:rFonts w:ascii="SimSun" w:eastAsia="SimSun" w:hAnsi="SimSun" w:cs="SimSun" w:hint="eastAsia"/>
                 <w:sz w:val="18"/>
                 <w:szCs w:val="18"/>
               </w:rPr>
@@ -1250,14 +1310,14 @@
               <w:widowControl/>
               <w:jc w:val="center"/>
               <w:rPr>
-                <w:rFonts w:ascii="宋体" w:eastAsia="宋体" w:hAnsi="宋体" w:cs="宋体"/>
-                <w:sz w:val="18"/>
-                <w:szCs w:val="18"/>
-              </w:rPr>
-            </w:pPr>
-            <w:r>
-              <w:rPr>
-                <w:rFonts w:ascii="宋体" w:eastAsia="宋体" w:hAnsi="宋体" w:cs="宋体" w:hint="eastAsia"/>
+                <w:rFonts w:ascii="SimSun" w:eastAsia="SimSun" w:hAnsi="SimSun" w:cs="SimSun"/>
+                <w:sz w:val="18"/>
+                <w:szCs w:val="18"/>
+              </w:rPr>
+            </w:pPr>
+            <w:r>
+              <w:rPr>
+                <w:rFonts w:ascii="SimSun" w:eastAsia="SimSun" w:hAnsi="SimSun" w:cs="SimSun" w:hint="eastAsia"/>
                 <w:sz w:val="18"/>
                 <w:szCs w:val="18"/>
               </w:rPr>
@@ -1279,14 +1339,14 @@
               <w:widowControl/>
               <w:jc w:val="center"/>
               <w:rPr>
-                <w:rFonts w:ascii="宋体" w:eastAsia="宋体" w:hAnsi="宋体" w:cs="宋体"/>
-                <w:sz w:val="18"/>
-                <w:szCs w:val="18"/>
-              </w:rPr>
-            </w:pPr>
-            <w:r>
-              <w:rPr>
-                <w:rFonts w:ascii="宋体" w:eastAsia="宋体" w:hAnsi="宋体" w:cs="宋体" w:hint="eastAsia"/>
+                <w:rFonts w:ascii="SimSun" w:eastAsia="SimSun" w:hAnsi="SimSun" w:cs="SimSun"/>
+                <w:sz w:val="18"/>
+                <w:szCs w:val="18"/>
+              </w:rPr>
+            </w:pPr>
+            <w:r>
+              <w:rPr>
+                <w:rFonts w:ascii="SimSun" w:eastAsia="SimSun" w:hAnsi="SimSun" w:cs="SimSun" w:hint="eastAsia"/>
                 <w:sz w:val="18"/>
                 <w:szCs w:val="18"/>
               </w:rPr>
@@ -1313,14 +1373,14 @@
               <w:widowControl/>
               <w:jc w:val="center"/>
               <w:rPr>
-                <w:rFonts w:ascii="宋体" w:eastAsia="宋体" w:hAnsi="宋体" w:cs="宋体"/>
-                <w:sz w:val="18"/>
-                <w:szCs w:val="18"/>
-              </w:rPr>
-            </w:pPr>
-            <w:r>
-              <w:rPr>
-                <w:rFonts w:ascii="宋体" w:eastAsia="宋体" w:hAnsi="宋体" w:cs="宋体" w:hint="eastAsia"/>
+                <w:rFonts w:ascii="SimSun" w:eastAsia="SimSun" w:hAnsi="SimSun" w:cs="SimSun"/>
+                <w:sz w:val="18"/>
+                <w:szCs w:val="18"/>
+              </w:rPr>
+            </w:pPr>
+            <w:r>
+              <w:rPr>
+                <w:rFonts w:ascii="SimSun" w:eastAsia="SimSun" w:hAnsi="SimSun" w:cs="SimSun" w:hint="eastAsia"/>
                 <w:sz w:val="18"/>
                 <w:szCs w:val="18"/>
               </w:rPr>
@@ -1342,14 +1402,14 @@
               <w:widowControl/>
               <w:jc w:val="right"/>
               <w:rPr>
-                <w:rFonts w:ascii="宋体" w:eastAsia="宋体" w:hAnsi="宋体" w:cs="宋体"/>
-                <w:sz w:val="18"/>
-                <w:szCs w:val="18"/>
-              </w:rPr>
-            </w:pPr>
-            <w:r>
-              <w:rPr>
-                <w:rFonts w:ascii="宋体" w:eastAsia="宋体" w:hAnsi="宋体" w:cs="宋体" w:hint="eastAsia"/>
+                <w:rFonts w:ascii="SimSun" w:eastAsia="SimSun" w:hAnsi="SimSun" w:cs="SimSun"/>
+                <w:sz w:val="18"/>
+                <w:szCs w:val="18"/>
+              </w:rPr>
+            </w:pPr>
+            <w:r>
+              <w:rPr>
+                <w:rFonts w:ascii="SimSun" w:eastAsia="SimSun" w:hAnsi="SimSun" w:cs="SimSun" w:hint="eastAsia"/>
                 <w:sz w:val="18"/>
                 <w:szCs w:val="18"/>
               </w:rPr>
@@ -1369,14 +1429,14 @@
               <w:widowControl/>
               <w:jc w:val="center"/>
               <w:rPr>
-                <w:rFonts w:ascii="宋体" w:eastAsia="宋体" w:hAnsi="宋体" w:cs="宋体"/>
-                <w:sz w:val="18"/>
-                <w:szCs w:val="18"/>
-              </w:rPr>
-            </w:pPr>
-            <w:r>
-              <w:rPr>
-                <w:rFonts w:ascii="宋体" w:eastAsia="宋体" w:hAnsi="宋体" w:cs="宋体" w:hint="eastAsia"/>
+                <w:rFonts w:ascii="SimSun" w:eastAsia="SimSun" w:hAnsi="SimSun" w:cs="SimSun"/>
+                <w:sz w:val="18"/>
+                <w:szCs w:val="18"/>
+              </w:rPr>
+            </w:pPr>
+            <w:r>
+              <w:rPr>
+                <w:rFonts w:ascii="SimSun" w:eastAsia="SimSun" w:hAnsi="SimSun" w:cs="SimSun" w:hint="eastAsia"/>
                 <w:sz w:val="18"/>
                 <w:szCs w:val="18"/>
               </w:rPr>
@@ -1398,14 +1458,14 @@
               <w:widowControl/>
               <w:jc w:val="center"/>
               <w:rPr>
-                <w:rFonts w:ascii="宋体" w:eastAsia="宋体" w:hAnsi="宋体" w:cs="宋体"/>
-                <w:sz w:val="18"/>
-                <w:szCs w:val="18"/>
-              </w:rPr>
-            </w:pPr>
-            <w:r>
-              <w:rPr>
-                <w:rFonts w:ascii="宋体" w:eastAsia="宋体" w:hAnsi="宋体" w:cs="宋体" w:hint="eastAsia"/>
+                <w:rFonts w:ascii="SimSun" w:eastAsia="SimSun" w:hAnsi="SimSun" w:cs="SimSun"/>
+                <w:sz w:val="18"/>
+                <w:szCs w:val="18"/>
+              </w:rPr>
+            </w:pPr>
+            <w:r>
+              <w:rPr>
+                <w:rFonts w:ascii="SimSun" w:eastAsia="SimSun" w:hAnsi="SimSun" w:cs="SimSun" w:hint="eastAsia"/>
                 <w:sz w:val="18"/>
                 <w:szCs w:val="18"/>
               </w:rPr>
@@ -1432,14 +1492,14 @@
               <w:widowControl/>
               <w:jc w:val="left"/>
               <w:rPr>
-                <w:rFonts w:ascii="宋体" w:eastAsia="宋体" w:hAnsi="宋体" w:cs="宋体"/>
-                <w:sz w:val="18"/>
-                <w:szCs w:val="18"/>
-              </w:rPr>
-            </w:pPr>
-            <w:r>
-              <w:rPr>
-                <w:rFonts w:ascii="宋体" w:eastAsia="宋体" w:hAnsi="宋体" w:cs="宋体" w:hint="eastAsia"/>
+                <w:rFonts w:ascii="SimSun" w:eastAsia="SimSun" w:hAnsi="SimSun" w:cs="SimSun"/>
+                <w:sz w:val="18"/>
+                <w:szCs w:val="18"/>
+              </w:rPr>
+            </w:pPr>
+            <w:r>
+              <w:rPr>
+                <w:rFonts w:ascii="SimSun" w:eastAsia="SimSun" w:hAnsi="SimSun" w:cs="SimSun" w:hint="eastAsia"/>
                 <w:sz w:val="18"/>
                 <w:szCs w:val="18"/>
               </w:rPr>
@@ -1466,14 +1526,14 @@
               <w:widowControl/>
               <w:jc w:val="left"/>
               <w:rPr>
-                <w:rFonts w:ascii="宋体" w:eastAsia="宋体" w:hAnsi="宋体" w:cs="宋体"/>
-                <w:sz w:val="18"/>
-                <w:szCs w:val="18"/>
-              </w:rPr>
-            </w:pPr>
-            <w:r>
-              <w:rPr>
-                <w:rFonts w:ascii="宋体" w:eastAsia="宋体" w:hAnsi="宋体" w:cs="宋体" w:hint="eastAsia"/>
+                <w:rFonts w:ascii="SimSun" w:eastAsia="SimSun" w:hAnsi="SimSun" w:cs="SimSun"/>
+                <w:sz w:val="18"/>
+                <w:szCs w:val="18"/>
+              </w:rPr>
+            </w:pPr>
+            <w:r>
+              <w:rPr>
+                <w:rFonts w:ascii="SimSun" w:eastAsia="SimSun" w:hAnsi="SimSun" w:cs="SimSun" w:hint="eastAsia"/>
                 <w:sz w:val="18"/>
                 <w:szCs w:val="18"/>
               </w:rPr>
@@ -1499,14 +1559,14 @@
               <w:widowControl/>
               <w:jc w:val="left"/>
               <w:rPr>
-                <w:rFonts w:ascii="宋体" w:eastAsia="宋体" w:hAnsi="宋体" w:cs="宋体"/>
-                <w:sz w:val="18"/>
-                <w:szCs w:val="18"/>
-              </w:rPr>
-            </w:pPr>
-            <w:r>
-              <w:rPr>
-                <w:rFonts w:ascii="宋体" w:eastAsia="宋体" w:hAnsi="宋体" w:cs="宋体" w:hint="eastAsia"/>
+                <w:rFonts w:ascii="SimSun" w:eastAsia="SimSun" w:hAnsi="SimSun" w:cs="SimSun"/>
+                <w:sz w:val="18"/>
+                <w:szCs w:val="18"/>
+              </w:rPr>
+            </w:pPr>
+            <w:r>
+              <w:rPr>
+                <w:rFonts w:ascii="SimSun" w:eastAsia="SimSun" w:hAnsi="SimSun" w:cs="SimSun" w:hint="eastAsia"/>
                 <w:sz w:val="18"/>
                 <w:szCs w:val="18"/>
               </w:rPr>
@@ -1514,7 +1574,7 @@
             </w:r>
             <w:r>
               <w:rPr>
-                <w:rFonts w:ascii="宋体" w:eastAsia="宋体" w:hAnsi="宋体" w:cs="宋体" w:hint="eastAsia"/>
+                <w:rFonts w:ascii="SimSun" w:eastAsia="SimSun" w:hAnsi="SimSun" w:cs="SimSun" w:hint="eastAsia"/>
                 <w:sz w:val="18"/>
                 <w:szCs w:val="18"/>
               </w:rPr>
@@ -1542,14 +1602,14 @@
               <w:widowControl/>
               <w:jc w:val="left"/>
               <w:rPr>
-                <w:rFonts w:ascii="宋体" w:eastAsia="宋体" w:hAnsi="宋体" w:cs="宋体"/>
-                <w:sz w:val="18"/>
-                <w:szCs w:val="18"/>
-              </w:rPr>
-            </w:pPr>
-            <w:r>
-              <w:rPr>
-                <w:rFonts w:ascii="宋体" w:eastAsia="宋体" w:hAnsi="宋体" w:cs="宋体" w:hint="eastAsia"/>
+                <w:rFonts w:ascii="SimSun" w:eastAsia="SimSun" w:hAnsi="SimSun" w:cs="SimSun"/>
+                <w:sz w:val="18"/>
+                <w:szCs w:val="18"/>
+              </w:rPr>
+            </w:pPr>
+            <w:r>
+              <w:rPr>
+                <w:rFonts w:ascii="SimSun" w:eastAsia="SimSun" w:hAnsi="SimSun" w:cs="SimSun" w:hint="eastAsia"/>
                 <w:sz w:val="18"/>
                 <w:szCs w:val="18"/>
               </w:rPr>
@@ -1576,7 +1636,7 @@
               <w:widowControl/>
               <w:jc w:val="center"/>
               <w:rPr>
-                <w:rFonts w:ascii="宋体" w:eastAsia="宋体" w:hAnsi="宋体" w:cs="宋体"/>
+                <w:rFonts w:ascii="SimSun" w:eastAsia="SimSun" w:hAnsi="SimSun" w:cs="SimSun"/>
                 <w:b/>
                 <w:bCs/>
                 <w:color w:val="000000"/>
@@ -1586,7 +1646,7 @@
             </w:pPr>
             <w:r>
               <w:rPr>
-                <w:rFonts w:ascii="宋体" w:eastAsia="宋体" w:hAnsi="宋体" w:cs="宋体" w:hint="eastAsia"/>
+                <w:rFonts w:ascii="SimSun" w:eastAsia="SimSun" w:hAnsi="SimSun" w:cs="SimSun" w:hint="eastAsia"/>
                 <w:b/>
                 <w:bCs/>
                 <w:color w:val="000000"/>
@@ -1615,14 +1675,14 @@
               <w:widowControl/>
               <w:jc w:val="center"/>
               <w:rPr>
-                <w:rFonts w:ascii="宋体" w:eastAsia="宋体" w:hAnsi="宋体" w:cs="宋体"/>
-                <w:sz w:val="18"/>
-                <w:szCs w:val="18"/>
-              </w:rPr>
-            </w:pPr>
-            <w:r>
-              <w:rPr>
-                <w:rFonts w:ascii="宋体" w:eastAsia="宋体" w:hAnsi="宋体" w:cs="宋体" w:hint="eastAsia"/>
+                <w:rFonts w:ascii="SimSun" w:eastAsia="SimSun" w:hAnsi="SimSun" w:cs="SimSun"/>
+                <w:sz w:val="18"/>
+                <w:szCs w:val="18"/>
+              </w:rPr>
+            </w:pPr>
+            <w:r>
+              <w:rPr>
+                <w:rFonts w:ascii="SimSun" w:eastAsia="SimSun" w:hAnsi="SimSun" w:cs="SimSun" w:hint="eastAsia"/>
                 <w:sz w:val="18"/>
                 <w:szCs w:val="18"/>
               </w:rPr>
@@ -1644,14 +1704,14 @@
               <w:widowControl/>
               <w:jc w:val="center"/>
               <w:rPr>
-                <w:rFonts w:ascii="宋体" w:eastAsia="宋体" w:hAnsi="宋体" w:cs="宋体"/>
-                <w:sz w:val="18"/>
-                <w:szCs w:val="18"/>
-              </w:rPr>
-            </w:pPr>
-            <w:r>
-              <w:rPr>
-                <w:rFonts w:ascii="宋体" w:eastAsia="宋体" w:hAnsi="宋体" w:cs="宋体" w:hint="eastAsia"/>
+                <w:rFonts w:ascii="SimSun" w:eastAsia="SimSun" w:hAnsi="SimSun" w:cs="SimSun"/>
+                <w:sz w:val="18"/>
+                <w:szCs w:val="18"/>
+              </w:rPr>
+            </w:pPr>
+            <w:r>
+              <w:rPr>
+                <w:rFonts w:ascii="SimSun" w:eastAsia="SimSun" w:hAnsi="SimSun" w:cs="SimSun" w:hint="eastAsia"/>
                 <w:sz w:val="18"/>
                 <w:szCs w:val="18"/>
               </w:rPr>
@@ -1671,14 +1731,14 @@
               <w:widowControl/>
               <w:jc w:val="center"/>
               <w:rPr>
-                <w:rFonts w:ascii="宋体" w:eastAsia="宋体" w:hAnsi="宋体" w:cs="宋体"/>
-                <w:sz w:val="18"/>
-                <w:szCs w:val="18"/>
-              </w:rPr>
-            </w:pPr>
-            <w:r>
-              <w:rPr>
-                <w:rFonts w:ascii="宋体" w:eastAsia="宋体" w:hAnsi="宋体" w:cs="宋体" w:hint="eastAsia"/>
+                <w:rFonts w:ascii="SimSun" w:eastAsia="SimSun" w:hAnsi="SimSun" w:cs="SimSun"/>
+                <w:sz w:val="18"/>
+                <w:szCs w:val="18"/>
+              </w:rPr>
+            </w:pPr>
+            <w:r>
+              <w:rPr>
+                <w:rFonts w:ascii="SimSun" w:eastAsia="SimSun" w:hAnsi="SimSun" w:cs="SimSun" w:hint="eastAsia"/>
                 <w:sz w:val="18"/>
                 <w:szCs w:val="18"/>
               </w:rPr>
@@ -1697,14 +1757,14 @@
               <w:widowControl/>
               <w:jc w:val="center"/>
               <w:rPr>
-                <w:rFonts w:ascii="宋体" w:eastAsia="宋体" w:hAnsi="宋体" w:cs="宋体"/>
-                <w:sz w:val="18"/>
-                <w:szCs w:val="18"/>
-              </w:rPr>
-            </w:pPr>
-            <w:r>
-              <w:rPr>
-                <w:rFonts w:ascii="宋体" w:eastAsia="宋体" w:hAnsi="宋体" w:cs="宋体" w:hint="eastAsia"/>
+                <w:rFonts w:ascii="SimSun" w:eastAsia="SimSun" w:hAnsi="SimSun" w:cs="SimSun"/>
+                <w:sz w:val="18"/>
+                <w:szCs w:val="18"/>
+              </w:rPr>
+            </w:pPr>
+            <w:r>
+              <w:rPr>
+                <w:rFonts w:ascii="SimSun" w:eastAsia="SimSun" w:hAnsi="SimSun" w:cs="SimSun" w:hint="eastAsia"/>
                 <w:sz w:val="18"/>
                 <w:szCs w:val="18"/>
               </w:rPr>
@@ -1723,14 +1783,14 @@
               <w:widowControl/>
               <w:jc w:val="center"/>
               <w:rPr>
-                <w:rFonts w:ascii="宋体" w:eastAsia="宋体" w:hAnsi="宋体" w:cs="宋体"/>
-                <w:sz w:val="18"/>
-                <w:szCs w:val="18"/>
-              </w:rPr>
-            </w:pPr>
-            <w:r>
-              <w:rPr>
-                <w:rFonts w:ascii="宋体" w:eastAsia="宋体" w:hAnsi="宋体" w:cs="宋体" w:hint="eastAsia"/>
+                <w:rFonts w:ascii="SimSun" w:eastAsia="SimSun" w:hAnsi="SimSun" w:cs="SimSun"/>
+                <w:sz w:val="18"/>
+                <w:szCs w:val="18"/>
+              </w:rPr>
+            </w:pPr>
+            <w:r>
+              <w:rPr>
+                <w:rFonts w:ascii="SimSun" w:eastAsia="SimSun" w:hAnsi="SimSun" w:cs="SimSun" w:hint="eastAsia"/>
                 <w:sz w:val="18"/>
                 <w:szCs w:val="18"/>
               </w:rPr>
@@ -1749,14 +1809,14 @@
               <w:widowControl/>
               <w:jc w:val="center"/>
               <w:rPr>
-                <w:rFonts w:ascii="宋体" w:eastAsia="宋体" w:hAnsi="宋体" w:cs="宋体"/>
-                <w:sz w:val="18"/>
-                <w:szCs w:val="18"/>
-              </w:rPr>
-            </w:pPr>
-            <w:r>
-              <w:rPr>
-                <w:rFonts w:ascii="宋体" w:eastAsia="宋体" w:hAnsi="宋体" w:cs="宋体" w:hint="eastAsia"/>
+                <w:rFonts w:ascii="SimSun" w:eastAsia="SimSun" w:hAnsi="SimSun" w:cs="SimSun"/>
+                <w:sz w:val="18"/>
+                <w:szCs w:val="18"/>
+              </w:rPr>
+            </w:pPr>
+            <w:r>
+              <w:rPr>
+                <w:rFonts w:ascii="SimSun" w:eastAsia="SimSun" w:hAnsi="SimSun" w:cs="SimSun" w:hint="eastAsia"/>
                 <w:sz w:val="18"/>
                 <w:szCs w:val="18"/>
               </w:rPr>
@@ -1764,7 +1824,7 @@
             </w:r>
             <w:r>
               <w:rPr>
-                <w:rFonts w:ascii="宋体" w:eastAsia="宋体" w:hAnsi="宋体" w:cs="宋体" w:hint="eastAsia"/>
+                <w:rFonts w:ascii="SimSun" w:eastAsia="SimSun" w:hAnsi="SimSun" w:cs="SimSun" w:hint="eastAsia"/>
                 <w:sz w:val="18"/>
                 <w:szCs w:val="18"/>
               </w:rPr>
@@ -1784,14 +1844,14 @@
               <w:widowControl/>
               <w:jc w:val="center"/>
               <w:rPr>
-                <w:rFonts w:ascii="宋体" w:eastAsia="宋体" w:hAnsi="宋体" w:cs="宋体"/>
-                <w:sz w:val="18"/>
-                <w:szCs w:val="18"/>
-              </w:rPr>
-            </w:pPr>
-            <w:r>
-              <w:rPr>
-                <w:rFonts w:ascii="宋体" w:eastAsia="宋体" w:hAnsi="宋体" w:cs="宋体" w:hint="eastAsia"/>
+                <w:rFonts w:ascii="SimSun" w:eastAsia="SimSun" w:hAnsi="SimSun" w:cs="SimSun"/>
+                <w:sz w:val="18"/>
+                <w:szCs w:val="18"/>
+              </w:rPr>
+            </w:pPr>
+            <w:r>
+              <w:rPr>
+                <w:rFonts w:ascii="SimSun" w:eastAsia="SimSun" w:hAnsi="SimSun" w:cs="SimSun" w:hint="eastAsia"/>
                 <w:sz w:val="18"/>
                 <w:szCs w:val="18"/>
               </w:rPr>
@@ -1812,14 +1872,14 @@
               <w:widowControl/>
               <w:jc w:val="center"/>
               <w:rPr>
-                <w:rFonts w:ascii="宋体" w:eastAsia="宋体" w:hAnsi="宋体" w:cs="宋体"/>
-                <w:sz w:val="18"/>
-                <w:szCs w:val="18"/>
-              </w:rPr>
-            </w:pPr>
-            <w:r>
-              <w:rPr>
-                <w:rFonts w:ascii="宋体" w:eastAsia="宋体" w:hAnsi="宋体" w:cs="宋体" w:hint="eastAsia"/>
+                <w:rFonts w:ascii="SimSun" w:eastAsia="SimSun" w:hAnsi="SimSun" w:cs="SimSun"/>
+                <w:sz w:val="18"/>
+                <w:szCs w:val="18"/>
+              </w:rPr>
+            </w:pPr>
+            <w:r>
+              <w:rPr>
+                <w:rFonts w:ascii="SimSun" w:eastAsia="SimSun" w:hAnsi="SimSun" w:cs="SimSun" w:hint="eastAsia"/>
                 <w:sz w:val="18"/>
                 <w:szCs w:val="18"/>
               </w:rPr>
@@ -1844,7 +1904,7 @@
               <w:widowControl/>
               <w:jc w:val="center"/>
               <w:rPr>
-                <w:rFonts w:ascii="宋体" w:eastAsia="宋体" w:hAnsi="宋体" w:cs="宋体"/>
+                <w:rFonts w:ascii="SimSun" w:eastAsia="SimSun" w:hAnsi="SimSun" w:cs="SimSun"/>
                 <w:sz w:val="18"/>
                 <w:szCs w:val="18"/>
               </w:rPr>
@@ -1864,7 +1924,7 @@
               <w:widowControl/>
               <w:jc w:val="center"/>
               <w:rPr>
-                <w:rFonts w:ascii="宋体" w:eastAsia="宋体" w:hAnsi="宋体" w:cs="宋体"/>
+                <w:rFonts w:ascii="SimSun" w:eastAsia="SimSun" w:hAnsi="SimSun" w:cs="SimSun"/>
                 <w:sz w:val="18"/>
                 <w:szCs w:val="18"/>
               </w:rPr>
@@ -1883,7 +1943,7 @@
               <w:widowControl/>
               <w:jc w:val="center"/>
               <w:rPr>
-                <w:rFonts w:ascii="宋体" w:eastAsia="宋体" w:hAnsi="宋体" w:cs="宋体"/>
+                <w:rFonts w:ascii="SimSun" w:eastAsia="SimSun" w:hAnsi="SimSun" w:cs="SimSun"/>
                 <w:sz w:val="18"/>
                 <w:szCs w:val="18"/>
               </w:rPr>
@@ -1901,7 +1961,7 @@
               <w:widowControl/>
               <w:jc w:val="center"/>
               <w:rPr>
-                <w:rFonts w:ascii="宋体" w:eastAsia="宋体" w:hAnsi="宋体" w:cs="宋体"/>
+                <w:rFonts w:ascii="SimSun" w:eastAsia="SimSun" w:hAnsi="SimSun" w:cs="SimSun"/>
                 <w:sz w:val="18"/>
                 <w:szCs w:val="18"/>
               </w:rPr>
@@ -1919,7 +1979,7 @@
               <w:widowControl/>
               <w:jc w:val="center"/>
               <w:rPr>
-                <w:rFonts w:ascii="宋体" w:eastAsia="宋体" w:hAnsi="宋体" w:cs="宋体"/>
+                <w:rFonts w:ascii="SimSun" w:eastAsia="SimSun" w:hAnsi="SimSun" w:cs="SimSun"/>
                 <w:sz w:val="18"/>
                 <w:szCs w:val="18"/>
               </w:rPr>
@@ -1937,7 +1997,7 @@
               <w:widowControl/>
               <w:jc w:val="center"/>
               <w:rPr>
-                <w:rFonts w:ascii="宋体" w:eastAsia="宋体" w:hAnsi="宋体" w:cs="宋体"/>
+                <w:rFonts w:ascii="SimSun" w:eastAsia="SimSun" w:hAnsi="SimSun" w:cs="SimSun"/>
                 <w:sz w:val="18"/>
                 <w:szCs w:val="18"/>
               </w:rPr>
@@ -1955,7 +2015,7 @@
               <w:widowControl/>
               <w:jc w:val="center"/>
               <w:rPr>
-                <w:rFonts w:ascii="宋体" w:eastAsia="宋体" w:hAnsi="宋体" w:cs="宋体"/>
+                <w:rFonts w:ascii="SimSun" w:eastAsia="SimSun" w:hAnsi="SimSun" w:cs="SimSun"/>
                 <w:sz w:val="18"/>
                 <w:szCs w:val="18"/>
               </w:rPr>
@@ -1974,7 +2034,7 @@
               <w:widowControl/>
               <w:jc w:val="center"/>
               <w:rPr>
-                <w:rFonts w:ascii="宋体" w:eastAsia="宋体" w:hAnsi="宋体" w:cs="宋体"/>
+                <w:rFonts w:ascii="SimSun" w:eastAsia="SimSun" w:hAnsi="SimSun" w:cs="SimSun"/>
                 <w:sz w:val="18"/>
                 <w:szCs w:val="18"/>
               </w:rPr>
@@ -1998,7 +2058,7 @@
               <w:widowControl/>
               <w:jc w:val="center"/>
               <w:rPr>
-                <w:rFonts w:ascii="宋体" w:eastAsia="宋体" w:hAnsi="宋体" w:cs="宋体"/>
+                <w:rFonts w:ascii="SimSun" w:eastAsia="SimSun" w:hAnsi="SimSun" w:cs="SimSun"/>
                 <w:sz w:val="18"/>
                 <w:szCs w:val="18"/>
               </w:rPr>
@@ -2018,7 +2078,7 @@
               <w:widowControl/>
               <w:jc w:val="center"/>
               <w:rPr>
-                <w:rFonts w:ascii="宋体" w:eastAsia="宋体" w:hAnsi="宋体" w:cs="宋体"/>
+                <w:rFonts w:ascii="SimSun" w:eastAsia="SimSun" w:hAnsi="SimSun" w:cs="SimSun"/>
                 <w:sz w:val="18"/>
                 <w:szCs w:val="18"/>
               </w:rPr>
@@ -2037,7 +2097,7 @@
               <w:widowControl/>
               <w:jc w:val="center"/>
               <w:rPr>
-                <w:rFonts w:ascii="宋体" w:eastAsia="宋体" w:hAnsi="宋体" w:cs="宋体"/>
+                <w:rFonts w:ascii="SimSun" w:eastAsia="SimSun" w:hAnsi="SimSun" w:cs="SimSun"/>
                 <w:sz w:val="18"/>
                 <w:szCs w:val="18"/>
               </w:rPr>
@@ -2055,7 +2115,7 @@
               <w:widowControl/>
               <w:jc w:val="center"/>
               <w:rPr>
-                <w:rFonts w:ascii="宋体" w:eastAsia="宋体" w:hAnsi="宋体" w:cs="宋体"/>
+                <w:rFonts w:ascii="SimSun" w:eastAsia="SimSun" w:hAnsi="SimSun" w:cs="SimSun"/>
                 <w:sz w:val="18"/>
                 <w:szCs w:val="18"/>
               </w:rPr>
@@ -2073,7 +2133,7 @@
               <w:widowControl/>
               <w:jc w:val="center"/>
               <w:rPr>
-                <w:rFonts w:ascii="宋体" w:eastAsia="宋体" w:hAnsi="宋体" w:cs="宋体"/>
+                <w:rFonts w:ascii="SimSun" w:eastAsia="SimSun" w:hAnsi="SimSun" w:cs="SimSun"/>
                 <w:sz w:val="18"/>
                 <w:szCs w:val="18"/>
               </w:rPr>
@@ -2091,7 +2151,7 @@
               <w:widowControl/>
               <w:jc w:val="center"/>
               <w:rPr>
-                <w:rFonts w:ascii="宋体" w:eastAsia="宋体" w:hAnsi="宋体" w:cs="宋体"/>
+                <w:rFonts w:ascii="SimSun" w:eastAsia="SimSun" w:hAnsi="SimSun" w:cs="SimSun"/>
                 <w:sz w:val="18"/>
                 <w:szCs w:val="18"/>
               </w:rPr>
@@ -2109,7 +2169,7 @@
               <w:widowControl/>
               <w:jc w:val="center"/>
               <w:rPr>
-                <w:rFonts w:ascii="宋体" w:eastAsia="宋体" w:hAnsi="宋体" w:cs="宋体"/>
+                <w:rFonts w:ascii="SimSun" w:eastAsia="SimSun" w:hAnsi="SimSun" w:cs="SimSun"/>
                 <w:sz w:val="18"/>
                 <w:szCs w:val="18"/>
               </w:rPr>
@@ -2128,7 +2188,7 @@
               <w:widowControl/>
               <w:jc w:val="center"/>
               <w:rPr>
-                <w:rFonts w:ascii="宋体" w:eastAsia="宋体" w:hAnsi="宋体" w:cs="宋体"/>
+                <w:rFonts w:ascii="SimSun" w:eastAsia="SimSun" w:hAnsi="SimSun" w:cs="SimSun"/>
                 <w:sz w:val="18"/>
                 <w:szCs w:val="18"/>
               </w:rPr>
@@ -2152,7 +2212,7 @@
               <w:widowControl/>
               <w:jc w:val="center"/>
               <w:rPr>
-                <w:rFonts w:ascii="宋体" w:eastAsia="宋体" w:hAnsi="宋体" w:cs="宋体"/>
+                <w:rFonts w:ascii="SimSun" w:eastAsia="SimSun" w:hAnsi="SimSun" w:cs="SimSun"/>
                 <w:sz w:val="18"/>
                 <w:szCs w:val="18"/>
               </w:rPr>
@@ -2172,7 +2232,7 @@
               <w:widowControl/>
               <w:jc w:val="center"/>
               <w:rPr>
-                <w:rFonts w:ascii="宋体" w:eastAsia="宋体" w:hAnsi="宋体" w:cs="宋体"/>
+                <w:rFonts w:ascii="SimSun" w:eastAsia="SimSun" w:hAnsi="SimSun" w:cs="SimSun"/>
                 <w:sz w:val="18"/>
                 <w:szCs w:val="18"/>
               </w:rPr>
@@ -2191,7 +2251,7 @@
               <w:widowControl/>
               <w:jc w:val="center"/>
               <w:rPr>
-                <w:rFonts w:ascii="宋体" w:eastAsia="宋体" w:hAnsi="宋体" w:cs="宋体"/>
+                <w:rFonts w:ascii="SimSun" w:eastAsia="SimSun" w:hAnsi="SimSun" w:cs="SimSun"/>
                 <w:sz w:val="18"/>
                 <w:szCs w:val="18"/>
               </w:rPr>
@@ -2209,7 +2269,7 @@
               <w:widowControl/>
               <w:jc w:val="center"/>
               <w:rPr>
-                <w:rFonts w:ascii="宋体" w:eastAsia="宋体" w:hAnsi="宋体" w:cs="宋体"/>
+                <w:rFonts w:ascii="SimSun" w:eastAsia="SimSun" w:hAnsi="SimSun" w:cs="SimSun"/>
                 <w:sz w:val="18"/>
                 <w:szCs w:val="18"/>
               </w:rPr>
@@ -2227,7 +2287,7 @@
               <w:widowControl/>
               <w:jc w:val="center"/>
               <w:rPr>
-                <w:rFonts w:ascii="宋体" w:eastAsia="宋体" w:hAnsi="宋体" w:cs="宋体"/>
+                <w:rFonts w:ascii="SimSun" w:eastAsia="SimSun" w:hAnsi="SimSun" w:cs="SimSun"/>
                 <w:sz w:val="18"/>
                 <w:szCs w:val="18"/>
               </w:rPr>
@@ -2245,7 +2305,7 @@
               <w:widowControl/>
               <w:jc w:val="center"/>
               <w:rPr>
-                <w:rFonts w:ascii="宋体" w:eastAsia="宋体" w:hAnsi="宋体" w:cs="宋体"/>
+                <w:rFonts w:ascii="SimSun" w:eastAsia="SimSun" w:hAnsi="SimSun" w:cs="SimSun"/>
                 <w:sz w:val="18"/>
                 <w:szCs w:val="18"/>
               </w:rPr>
@@ -2263,7 +2323,7 @@
               <w:widowControl/>
               <w:jc w:val="center"/>
               <w:rPr>
-                <w:rFonts w:ascii="宋体" w:eastAsia="宋体" w:hAnsi="宋体" w:cs="宋体"/>
+                <w:rFonts w:ascii="SimSun" w:eastAsia="SimSun" w:hAnsi="SimSun" w:cs="SimSun"/>
                 <w:sz w:val="18"/>
                 <w:szCs w:val="18"/>
               </w:rPr>
@@ -2282,7 +2342,7 @@
               <w:widowControl/>
               <w:jc w:val="center"/>
               <w:rPr>
-                <w:rFonts w:ascii="宋体" w:eastAsia="宋体" w:hAnsi="宋体" w:cs="宋体"/>
+                <w:rFonts w:ascii="SimSun" w:eastAsia="SimSun" w:hAnsi="SimSun" w:cs="SimSun"/>
                 <w:sz w:val="18"/>
                 <w:szCs w:val="18"/>
               </w:rPr>
@@ -2306,7 +2366,7 @@
               <w:widowControl/>
               <w:jc w:val="center"/>
               <w:rPr>
-                <w:rFonts w:ascii="宋体" w:eastAsia="宋体" w:hAnsi="宋体" w:cs="宋体"/>
+                <w:rFonts w:ascii="SimSun" w:eastAsia="SimSun" w:hAnsi="SimSun" w:cs="SimSun"/>
                 <w:sz w:val="18"/>
                 <w:szCs w:val="18"/>
               </w:rPr>
@@ -2326,7 +2386,7 @@
               <w:widowControl/>
               <w:jc w:val="center"/>
               <w:rPr>
-                <w:rFonts w:ascii="宋体" w:eastAsia="宋体" w:hAnsi="宋体" w:cs="宋体"/>
+                <w:rFonts w:ascii="SimSun" w:eastAsia="SimSun" w:hAnsi="SimSun" w:cs="SimSun"/>
                 <w:sz w:val="18"/>
                 <w:szCs w:val="18"/>
               </w:rPr>
@@ -2345,7 +2405,7 @@
               <w:widowControl/>
               <w:jc w:val="center"/>
               <w:rPr>
-                <w:rFonts w:ascii="宋体" w:eastAsia="宋体" w:hAnsi="宋体" w:cs="宋体"/>
+                <w:rFonts w:ascii="SimSun" w:eastAsia="SimSun" w:hAnsi="SimSun" w:cs="SimSun"/>
                 <w:sz w:val="18"/>
                 <w:szCs w:val="18"/>
               </w:rPr>
@@ -2363,7 +2423,7 @@
               <w:widowControl/>
               <w:jc w:val="center"/>
               <w:rPr>
-                <w:rFonts w:ascii="宋体" w:eastAsia="宋体" w:hAnsi="宋体" w:cs="宋体"/>
+                <w:rFonts w:ascii="SimSun" w:eastAsia="SimSun" w:hAnsi="SimSun" w:cs="SimSun"/>
                 <w:sz w:val="18"/>
                 <w:szCs w:val="18"/>
               </w:rPr>
@@ -2381,7 +2441,7 @@
               <w:widowControl/>
               <w:jc w:val="center"/>
               <w:rPr>
-                <w:rFonts w:ascii="宋体" w:eastAsia="宋体" w:hAnsi="宋体" w:cs="宋体"/>
+                <w:rFonts w:ascii="SimSun" w:eastAsia="SimSun" w:hAnsi="SimSun" w:cs="SimSun"/>
                 <w:sz w:val="18"/>
                 <w:szCs w:val="18"/>
               </w:rPr>
@@ -2399,7 +2459,7 @@
               <w:widowControl/>
               <w:jc w:val="center"/>
               <w:rPr>
-                <w:rFonts w:ascii="宋体" w:eastAsia="宋体" w:hAnsi="宋体" w:cs="宋体"/>
+                <w:rFonts w:ascii="SimSun" w:eastAsia="SimSun" w:hAnsi="SimSun" w:cs="SimSun"/>
                 <w:sz w:val="18"/>
                 <w:szCs w:val="18"/>
               </w:rPr>
@@ -2417,7 +2477,7 @@
               <w:widowControl/>
               <w:jc w:val="center"/>
               <w:rPr>
-                <w:rFonts w:ascii="宋体" w:eastAsia="宋体" w:hAnsi="宋体" w:cs="宋体"/>
+                <w:rFonts w:ascii="SimSun" w:eastAsia="SimSun" w:hAnsi="SimSun" w:cs="SimSun"/>
                 <w:sz w:val="18"/>
                 <w:szCs w:val="18"/>
               </w:rPr>
@@ -2436,7 +2496,7 @@
               <w:widowControl/>
               <w:jc w:val="center"/>
               <w:rPr>
-                <w:rFonts w:ascii="宋体" w:eastAsia="宋体" w:hAnsi="宋体" w:cs="宋体"/>
+                <w:rFonts w:ascii="SimSun" w:eastAsia="SimSun" w:hAnsi="SimSun" w:cs="SimSun"/>
                 <w:sz w:val="18"/>
                 <w:szCs w:val="18"/>
               </w:rPr>
@@ -2460,7 +2520,7 @@
               <w:widowControl/>
               <w:jc w:val="center"/>
               <w:rPr>
-                <w:rFonts w:ascii="宋体" w:eastAsia="宋体" w:hAnsi="宋体" w:cs="宋体"/>
+                <w:rFonts w:ascii="SimSun" w:eastAsia="SimSun" w:hAnsi="SimSun" w:cs="SimSun"/>
                 <w:sz w:val="18"/>
                 <w:szCs w:val="18"/>
               </w:rPr>
@@ -2480,7 +2540,7 @@
               <w:widowControl/>
               <w:jc w:val="center"/>
               <w:rPr>
-                <w:rFonts w:ascii="宋体" w:eastAsia="宋体" w:hAnsi="宋体" w:cs="宋体"/>
+                <w:rFonts w:ascii="SimSun" w:eastAsia="SimSun" w:hAnsi="SimSun" w:cs="SimSun"/>
                 <w:sz w:val="18"/>
                 <w:szCs w:val="18"/>
               </w:rPr>
@@ -2499,7 +2559,7 @@
               <w:widowControl/>
               <w:jc w:val="center"/>
               <w:rPr>
-                <w:rFonts w:ascii="宋体" w:eastAsia="宋体" w:hAnsi="宋体" w:cs="宋体"/>
+                <w:rFonts w:ascii="SimSun" w:eastAsia="SimSun" w:hAnsi="SimSun" w:cs="SimSun"/>
                 <w:sz w:val="18"/>
                 <w:szCs w:val="18"/>
               </w:rPr>
@@ -2517,7 +2577,7 @@
               <w:widowControl/>
               <w:jc w:val="center"/>
               <w:rPr>
-                <w:rFonts w:ascii="宋体" w:eastAsia="宋体" w:hAnsi="宋体" w:cs="宋体"/>
+                <w:rFonts w:ascii="SimSun" w:eastAsia="SimSun" w:hAnsi="SimSun" w:cs="SimSun"/>
                 <w:sz w:val="18"/>
                 <w:szCs w:val="18"/>
               </w:rPr>
@@ -2535,7 +2595,7 @@
               <w:widowControl/>
               <w:jc w:val="center"/>
               <w:rPr>
-                <w:rFonts w:ascii="宋体" w:eastAsia="宋体" w:hAnsi="宋体" w:cs="宋体"/>
+                <w:rFonts w:ascii="SimSun" w:eastAsia="SimSun" w:hAnsi="SimSun" w:cs="SimSun"/>
                 <w:sz w:val="18"/>
                 <w:szCs w:val="18"/>
               </w:rPr>
@@ -2553,7 +2613,7 @@
               <w:widowControl/>
               <w:jc w:val="center"/>
               <w:rPr>
-                <w:rFonts w:ascii="宋体" w:eastAsia="宋体" w:hAnsi="宋体" w:cs="宋体"/>
+                <w:rFonts w:ascii="SimSun" w:eastAsia="SimSun" w:hAnsi="SimSun" w:cs="SimSun"/>
                 <w:sz w:val="18"/>
                 <w:szCs w:val="18"/>
               </w:rPr>
@@ -2571,7 +2631,7 @@
               <w:widowControl/>
               <w:jc w:val="center"/>
               <w:rPr>
-                <w:rFonts w:ascii="宋体" w:eastAsia="宋体" w:hAnsi="宋体" w:cs="宋体"/>
+                <w:rFonts w:ascii="SimSun" w:eastAsia="SimSun" w:hAnsi="SimSun" w:cs="SimSun"/>
                 <w:sz w:val="18"/>
                 <w:szCs w:val="18"/>
               </w:rPr>
@@ -2590,7 +2650,7 @@
               <w:widowControl/>
               <w:jc w:val="center"/>
               <w:rPr>
-                <w:rFonts w:ascii="宋体" w:eastAsia="宋体" w:hAnsi="宋体" w:cs="宋体"/>
+                <w:rFonts w:ascii="SimSun" w:eastAsia="SimSun" w:hAnsi="SimSun" w:cs="SimSun"/>
                 <w:sz w:val="18"/>
                 <w:szCs w:val="18"/>
               </w:rPr>
@@ -2614,7 +2674,7 @@
               <w:widowControl/>
               <w:jc w:val="center"/>
               <w:rPr>
-                <w:rFonts w:ascii="宋体" w:eastAsia="宋体" w:hAnsi="宋体" w:cs="宋体"/>
+                <w:rFonts w:ascii="SimSun" w:eastAsia="SimSun" w:hAnsi="SimSun" w:cs="SimSun"/>
                 <w:sz w:val="18"/>
                 <w:szCs w:val="18"/>
               </w:rPr>
@@ -2634,7 +2694,7 @@
               <w:widowControl/>
               <w:jc w:val="center"/>
               <w:rPr>
-                <w:rFonts w:ascii="宋体" w:eastAsia="宋体" w:hAnsi="宋体" w:cs="宋体"/>
+                <w:rFonts w:ascii="SimSun" w:eastAsia="SimSun" w:hAnsi="SimSun" w:cs="SimSun"/>
                 <w:sz w:val="18"/>
                 <w:szCs w:val="18"/>
               </w:rPr>
@@ -2653,7 +2713,7 @@
               <w:widowControl/>
               <w:jc w:val="center"/>
               <w:rPr>
-                <w:rFonts w:ascii="宋体" w:eastAsia="宋体" w:hAnsi="宋体" w:cs="宋体"/>
+                <w:rFonts w:ascii="SimSun" w:eastAsia="SimSun" w:hAnsi="SimSun" w:cs="SimSun"/>
                 <w:sz w:val="18"/>
                 <w:szCs w:val="18"/>
               </w:rPr>
@@ -2671,7 +2731,7 @@
               <w:widowControl/>
               <w:jc w:val="center"/>
               <w:rPr>
-                <w:rFonts w:ascii="宋体" w:eastAsia="宋体" w:hAnsi="宋体" w:cs="宋体"/>
+                <w:rFonts w:ascii="SimSun" w:eastAsia="SimSun" w:hAnsi="SimSun" w:cs="SimSun"/>
                 <w:sz w:val="18"/>
                 <w:szCs w:val="18"/>
               </w:rPr>
@@ -2689,7 +2749,7 @@
               <w:widowControl/>
               <w:jc w:val="center"/>
               <w:rPr>
-                <w:rFonts w:ascii="宋体" w:eastAsia="宋体" w:hAnsi="宋体" w:cs="宋体"/>
+                <w:rFonts w:ascii="SimSun" w:eastAsia="SimSun" w:hAnsi="SimSun" w:cs="SimSun"/>
                 <w:sz w:val="18"/>
                 <w:szCs w:val="18"/>
               </w:rPr>
@@ -2707,7 +2767,7 @@
               <w:widowControl/>
               <w:jc w:val="center"/>
               <w:rPr>
-                <w:rFonts w:ascii="宋体" w:eastAsia="宋体" w:hAnsi="宋体" w:cs="宋体"/>
+                <w:rFonts w:ascii="SimSun" w:eastAsia="SimSun" w:hAnsi="SimSun" w:cs="SimSun"/>
                 <w:sz w:val="18"/>
                 <w:szCs w:val="18"/>
               </w:rPr>
@@ -2725,7 +2785,7 @@
               <w:widowControl/>
               <w:jc w:val="center"/>
               <w:rPr>
-                <w:rFonts w:ascii="宋体" w:eastAsia="宋体" w:hAnsi="宋体" w:cs="宋体"/>
+                <w:rFonts w:ascii="SimSun" w:eastAsia="SimSun" w:hAnsi="SimSun" w:cs="SimSun"/>
                 <w:sz w:val="18"/>
                 <w:szCs w:val="18"/>
               </w:rPr>
@@ -2744,7 +2804,7 @@
               <w:widowControl/>
               <w:jc w:val="center"/>
               <w:rPr>
-                <w:rFonts w:ascii="宋体" w:eastAsia="宋体" w:hAnsi="宋体" w:cs="宋体"/>
+                <w:rFonts w:ascii="SimSun" w:eastAsia="SimSun" w:hAnsi="SimSun" w:cs="SimSun"/>
                 <w:sz w:val="18"/>
                 <w:szCs w:val="18"/>
               </w:rPr>
@@ -2769,7 +2829,7 @@
               <w:widowControl/>
               <w:jc w:val="left"/>
               <w:rPr>
-                <w:rFonts w:ascii="宋体" w:eastAsia="宋体" w:hAnsi="宋体" w:cs="宋体"/>
+                <w:rFonts w:ascii="SimSun" w:eastAsia="SimSun" w:hAnsi="SimSun" w:cs="SimSun"/>
                 <w:color w:val="000000"/>
                 <w:kern w:val="0"/>
                 <w:sz w:val="22"/>
@@ -2777,7 +2837,7 @@
             </w:pPr>
             <w:r>
               <w:rPr>
-                <w:rFonts w:ascii="宋体" w:eastAsia="宋体" w:hAnsi="宋体" w:cs="宋体" w:hint="eastAsia"/>
+                <w:rFonts w:ascii="SimSun" w:eastAsia="SimSun" w:hAnsi="SimSun" w:cs="SimSun" w:hint="eastAsia"/>
                 <w:sz w:val="18"/>
                 <w:szCs w:val="18"/>
               </w:rPr>
@@ -2785,7 +2845,7 @@
             </w:r>
             <w:r>
               <w:rPr>
-                <w:rFonts w:ascii="宋体" w:eastAsia="宋体" w:hAnsi="宋体" w:cs="宋体" w:hint="eastAsia"/>
+                <w:rFonts w:ascii="SimSun" w:eastAsia="SimSun" w:hAnsi="SimSun" w:cs="SimSun" w:hint="eastAsia"/>
                 <w:sz w:val="18"/>
                 <w:szCs w:val="18"/>
               </w:rPr>
@@ -2794,7 +2854,7 @@
             </w:r>
             <w:r>
               <w:rPr>
-                <w:rFonts w:ascii="宋体" w:eastAsia="宋体" w:hAnsi="宋体" w:cs="宋体" w:hint="eastAsia"/>
+                <w:rFonts w:ascii="SimSun" w:eastAsia="SimSun" w:hAnsi="SimSun" w:cs="SimSun" w:hint="eastAsia"/>
                 <w:sz w:val="18"/>
                 <w:szCs w:val="18"/>
               </w:rPr>
@@ -2803,7 +2863,7 @@
             </w:r>
             <w:r>
               <w:rPr>
-                <w:rFonts w:ascii="宋体" w:eastAsia="宋体" w:hAnsi="宋体" w:cs="宋体" w:hint="eastAsia"/>
+                <w:rFonts w:ascii="SimSun" w:eastAsia="SimSun" w:hAnsi="SimSun" w:cs="SimSun" w:hint="eastAsia"/>
                 <w:sz w:val="18"/>
                 <w:szCs w:val="18"/>
               </w:rPr>
@@ -2812,7 +2872,7 @@
             </w:r>
             <w:r>
               <w:rPr>
-                <w:rFonts w:ascii="宋体" w:eastAsia="宋体" w:hAnsi="宋体" w:cs="宋体" w:hint="eastAsia"/>
+                <w:rFonts w:ascii="SimSun" w:eastAsia="SimSun" w:hAnsi="SimSun" w:cs="SimSun" w:hint="eastAsia"/>
                 <w:sz w:val="18"/>
                 <w:szCs w:val="18"/>
               </w:rPr>
@@ -2839,7 +2899,7 @@
               <w:widowControl/>
               <w:jc w:val="left"/>
               <w:rPr>
-                <w:rFonts w:ascii="宋体" w:eastAsia="宋体" w:hAnsi="宋体" w:cs="宋体"/>
+                <w:rFonts w:ascii="SimSun" w:eastAsia="SimSun" w:hAnsi="SimSun" w:cs="SimSun"/>
                 <w:color w:val="000000"/>
                 <w:kern w:val="0"/>
                 <w:sz w:val="22"/>
@@ -2847,7 +2907,7 @@
             </w:pPr>
             <w:r>
               <w:rPr>
-                <w:rFonts w:ascii="宋体" w:eastAsia="宋体" w:hAnsi="宋体" w:cs="宋体" w:hint="eastAsia"/>
+                <w:rFonts w:ascii="SimSun" w:eastAsia="SimSun" w:hAnsi="SimSun" w:cs="SimSun" w:hint="eastAsia"/>
                 <w:sz w:val="18"/>
                 <w:szCs w:val="18"/>
               </w:rPr>
@@ -2874,14 +2934,14 @@
               <w:widowControl/>
               <w:jc w:val="left"/>
               <w:rPr>
-                <w:rFonts w:ascii="宋体" w:eastAsia="宋体" w:hAnsi="宋体" w:cs="宋体"/>
-                <w:sz w:val="18"/>
-                <w:szCs w:val="18"/>
-              </w:rPr>
-            </w:pPr>
-            <w:r>
-              <w:rPr>
-                <w:rFonts w:ascii="宋体" w:eastAsia="宋体" w:hAnsi="宋体" w:cs="宋体" w:hint="eastAsia"/>
+                <w:rFonts w:ascii="SimSun" w:eastAsia="SimSun" w:hAnsi="SimSun" w:cs="SimSun"/>
+                <w:sz w:val="18"/>
+                <w:szCs w:val="18"/>
+              </w:rPr>
+            </w:pPr>
+            <w:r>
+              <w:rPr>
+                <w:rFonts w:ascii="SimSun" w:eastAsia="SimSun" w:hAnsi="SimSun" w:cs="SimSun" w:hint="eastAsia"/>
                 <w:sz w:val="18"/>
                 <w:szCs w:val="18"/>
               </w:rPr>
@@ -2908,14 +2968,14 @@
               <w:widowControl/>
               <w:jc w:val="left"/>
               <w:rPr>
-                <w:rFonts w:ascii="宋体" w:eastAsia="宋体" w:hAnsi="宋体" w:cs="宋体"/>
-                <w:sz w:val="18"/>
-                <w:szCs w:val="18"/>
-              </w:rPr>
-            </w:pPr>
-            <w:r>
-              <w:rPr>
-                <w:rFonts w:ascii="宋体" w:eastAsia="宋体" w:hAnsi="宋体" w:cs="宋体" w:hint="eastAsia"/>
+                <w:rFonts w:ascii="SimSun" w:eastAsia="SimSun" w:hAnsi="SimSun" w:cs="SimSun"/>
+                <w:sz w:val="18"/>
+                <w:szCs w:val="18"/>
+              </w:rPr>
+            </w:pPr>
+            <w:r>
+              <w:rPr>
+                <w:rFonts w:ascii="SimSun" w:eastAsia="SimSun" w:hAnsi="SimSun" w:cs="SimSun" w:hint="eastAsia"/>
                 <w:sz w:val="18"/>
                 <w:szCs w:val="18"/>
               </w:rPr>
@@ -2932,13 +2992,13 @@
         <w:ind w:firstLineChars="300" w:firstLine="1084"/>
         <w:rPr>
           <w:rStyle w:val="TitleChar"/>
-          <w:rFonts w:ascii="宋体" w:eastAsia="宋体" w:hAnsi="宋体" w:cs="宋体"/>
+          <w:rFonts w:ascii="SimSun" w:eastAsia="SimSun" w:hAnsi="SimSun" w:cs="SimSun"/>
         </w:rPr>
       </w:pPr>
       <w:r>
         <w:rPr>
           <w:rStyle w:val="TitleChar"/>
-          <w:rFonts w:ascii="宋体" w:eastAsia="宋体" w:hAnsi="宋体" w:cs="宋体" w:hint="eastAsia"/>
+          <w:rFonts w:ascii="SimSun" w:eastAsia="SimSun" w:hAnsi="SimSun" w:cs="SimSun" w:hint="eastAsia"/>
           <w:sz w:val="36"/>
           <w:szCs w:val="36"/>
         </w:rPr>
@@ -2948,21 +3008,21 @@
       <w:r>
         <w:rPr>
           <w:rStyle w:val="TitleChar"/>
-          <w:rFonts w:ascii="宋体" w:eastAsia="宋体" w:hAnsi="宋体" w:cs="宋体" w:hint="eastAsia"/>
+          <w:rFonts w:ascii="SimSun" w:eastAsia="SimSun" w:hAnsi="SimSun" w:cs="SimSun" w:hint="eastAsia"/>
         </w:rPr>
         <w:t>（</w:t>
       </w:r>
       <w:r>
         <w:rPr>
           <w:rStyle w:val="TitleChar"/>
-          <w:rFonts w:ascii="宋体" w:eastAsia="宋体" w:hAnsi="宋体" w:cs="宋体" w:hint="eastAsia"/>
+          <w:rFonts w:ascii="SimSun" w:eastAsia="SimSun" w:hAnsi="SimSun" w:cs="SimSun" w:hint="eastAsia"/>
         </w:rPr>
         <w:t>商务</w:t>
       </w:r>
       <w:r>
         <w:rPr>
           <w:rStyle w:val="TitleChar"/>
-          <w:rFonts w:ascii="宋体" w:eastAsia="宋体" w:hAnsi="宋体" w:cs="宋体" w:hint="eastAsia"/>
+          <w:rFonts w:ascii="SimSun" w:eastAsia="SimSun" w:hAnsi="SimSun" w:cs="SimSun" w:hint="eastAsia"/>
         </w:rPr>
         <w:t>验收）</w:t>
       </w:r>
@@ -2973,7 +3033,7 @@
         <w:ind w:firstLineChars="1500" w:firstLine="3162"/>
         <w:rPr>
           <w:rStyle w:val="TitleChar"/>
-          <w:rFonts w:ascii="宋体" w:eastAsia="宋体" w:hAnsi="宋体" w:cs="宋体"/>
+          <w:rFonts w:ascii="SimSun" w:eastAsia="SimSun" w:hAnsi="SimSun" w:cs="SimSun"/>
           <w:sz w:val="21"/>
           <w:szCs w:val="21"/>
         </w:rPr>
@@ -2981,7 +3041,7 @@
       <w:r>
         <w:rPr>
           <w:rStyle w:val="TitleChar"/>
-          <w:rFonts w:ascii="宋体" w:eastAsia="宋体" w:hAnsi="宋体" w:cs="宋体" w:hint="eastAsia"/>
+          <w:rFonts w:ascii="SimSun" w:eastAsia="SimSun" w:hAnsi="SimSun" w:cs="SimSun" w:hint="eastAsia"/>
           <w:sz w:val="21"/>
           <w:szCs w:val="21"/>
         </w:rPr>
@@ -2990,7 +3050,7 @@
       <w:r>
         <w:rPr>
           <w:rStyle w:val="TitleChar"/>
-          <w:rFonts w:ascii="宋体" w:eastAsia="宋体" w:hAnsi="宋体" w:cs="宋体" w:hint="eastAsia"/>
+          <w:rFonts w:ascii="SimSun" w:eastAsia="SimSun" w:hAnsi="SimSun" w:cs="SimSun" w:hint="eastAsia"/>
           <w:sz w:val="21"/>
           <w:szCs w:val="21"/>
         </w:rPr>
@@ -3002,7 +3062,7 @@
         <w:spacing w:line="360" w:lineRule="auto"/>
         <w:rPr>
           <w:rStyle w:val="TitleChar"/>
-          <w:rFonts w:ascii="宋体" w:eastAsia="宋体" w:hAnsi="宋体" w:cs="宋体"/>
+          <w:rFonts w:ascii="SimSun" w:eastAsia="SimSun" w:hAnsi="SimSun" w:cs="SimSun"/>
           <w:b w:val="0"/>
           <w:sz w:val="18"/>
           <w:szCs w:val="18"/>
@@ -3011,7 +3071,7 @@
       <w:r>
         <w:rPr>
           <w:rStyle w:val="TitleChar"/>
-          <w:rFonts w:ascii="宋体" w:eastAsia="宋体" w:hAnsi="宋体" w:cs="宋体" w:hint="eastAsia"/>
+          <w:rFonts w:ascii="SimSun" w:eastAsia="SimSun" w:hAnsi="SimSun" w:cs="SimSun" w:hint="eastAsia"/>
           <w:b w:val="0"/>
           <w:sz w:val="18"/>
           <w:szCs w:val="18"/>
@@ -3044,7 +3104,7 @@
       <w:r>
         <w:rPr>
           <w:rStyle w:val="TitleChar"/>
-          <w:rFonts w:ascii="宋体" w:eastAsia="宋体" w:hAnsi="宋体" w:cs="宋体" w:hint="eastAsia"/>
+          <w:rFonts w:ascii="SimSun" w:eastAsia="SimSun" w:hAnsi="SimSun" w:cs="SimSun" w:hint="eastAsia"/>
           <w:b w:val="0"/>
           <w:sz w:val="18"/>
           <w:szCs w:val="18"/>
@@ -3054,7 +3114,7 @@
       <w:r>
         <w:rPr>
           <w:rStyle w:val="TitleChar"/>
-          <w:rFonts w:ascii="宋体" w:eastAsia="宋体" w:hAnsi="宋体" w:cs="宋体" w:hint="eastAsia"/>
+          <w:rFonts w:ascii="SimSun" w:eastAsia="SimSun" w:hAnsi="SimSun" w:cs="SimSun" w:hint="eastAsia"/>
           <w:b w:val="0"/>
           <w:sz w:val="18"/>
           <w:szCs w:val="18"/>
@@ -3064,7 +3124,7 @@
       <w:r>
         <w:rPr>
           <w:rStyle w:val="TitleChar"/>
-          <w:rFonts w:ascii="宋体" w:eastAsia="宋体" w:hAnsi="宋体" w:cs="宋体" w:hint="eastAsia"/>
+          <w:rFonts w:ascii="SimSun" w:eastAsia="SimSun" w:hAnsi="SimSun" w:cs="SimSun" w:hint="eastAsia"/>
           <w:b w:val="0"/>
           <w:sz w:val="18"/>
           <w:szCs w:val="18"/>
@@ -3138,7 +3198,7 @@
             </w:pPr>
             <w:r>
               <w:rPr>
-                <w:rFonts w:ascii="宋体" w:eastAsia="宋体" w:hAnsi="宋体" w:cs="宋体" w:hint="eastAsia"/>
+                <w:rFonts w:ascii="SimSun" w:eastAsia="SimSun" w:hAnsi="SimSun" w:cs="SimSun" w:hint="eastAsia"/>
                 <w:sz w:val="18"/>
                 <w:szCs w:val="18"/>
               </w:rPr>
@@ -3160,7 +3220,7 @@
             </w:pPr>
             <w:r>
               <w:rPr>
-                <w:rFonts w:ascii="宋体" w:eastAsia="宋体" w:hAnsi="宋体" w:cs="宋体" w:hint="eastAsia"/>
+                <w:rFonts w:ascii="SimSun" w:eastAsia="SimSun" w:hAnsi="SimSun" w:cs="SimSun" w:hint="eastAsia"/>
                 <w:sz w:val="18"/>
                 <w:szCs w:val="18"/>
               </w:rPr>
@@ -3168,7 +3228,7 @@
             </w:r>
             <w:r>
               <w:rPr>
-                <w:rFonts w:ascii="宋体" w:eastAsia="宋体" w:hAnsi="宋体" w:cs="宋体" w:hint="eastAsia"/>
+                <w:rFonts w:ascii="SimSun" w:eastAsia="SimSun" w:hAnsi="SimSun" w:cs="SimSun" w:hint="eastAsia"/>
                 <w:sz w:val="18"/>
                 <w:szCs w:val="18"/>
               </w:rPr>
@@ -3190,7 +3250,7 @@
             </w:pPr>
             <w:r>
               <w:rPr>
-                <w:rFonts w:ascii="宋体" w:eastAsia="宋体" w:hAnsi="宋体" w:cs="宋体" w:hint="eastAsia"/>
+                <w:rFonts w:ascii="SimSun" w:eastAsia="SimSun" w:hAnsi="SimSun" w:cs="SimSun" w:hint="eastAsia"/>
                 <w:sz w:val="18"/>
                 <w:szCs w:val="18"/>
               </w:rPr>
@@ -3212,7 +3272,7 @@
             </w:pPr>
             <w:r>
               <w:rPr>
-                <w:rFonts w:ascii="宋体" w:eastAsia="宋体" w:hAnsi="宋体" w:cs="宋体" w:hint="eastAsia"/>
+                <w:rFonts w:ascii="SimSun" w:eastAsia="SimSun" w:hAnsi="SimSun" w:cs="SimSun" w:hint="eastAsia"/>
                 <w:sz w:val="18"/>
                 <w:szCs w:val="18"/>
               </w:rPr>
@@ -3234,7 +3294,7 @@
             </w:pPr>
             <w:r>
               <w:rPr>
-                <w:rFonts w:ascii="宋体" w:eastAsia="宋体" w:hAnsi="宋体" w:cs="宋体" w:hint="eastAsia"/>
+                <w:rFonts w:ascii="SimSun" w:eastAsia="SimSun" w:hAnsi="SimSun" w:cs="SimSun" w:hint="eastAsia"/>
                 <w:sz w:val="18"/>
                 <w:szCs w:val="18"/>
               </w:rPr>
@@ -3256,7 +3316,7 @@
             </w:pPr>
             <w:r>
               <w:rPr>
-                <w:rFonts w:ascii="宋体" w:eastAsia="宋体" w:hAnsi="宋体" w:cs="宋体" w:hint="eastAsia"/>
+                <w:rFonts w:ascii="SimSun" w:eastAsia="SimSun" w:hAnsi="SimSun" w:cs="SimSun" w:hint="eastAsia"/>
                 <w:sz w:val="18"/>
                 <w:szCs w:val="18"/>
               </w:rPr>
@@ -3278,7 +3338,7 @@
             </w:pPr>
             <w:r>
               <w:rPr>
-                <w:rFonts w:ascii="宋体" w:eastAsia="宋体" w:hAnsi="宋体" w:cs="宋体" w:hint="eastAsia"/>
+                <w:rFonts w:ascii="SimSun" w:eastAsia="SimSun" w:hAnsi="SimSun" w:cs="SimSun" w:hint="eastAsia"/>
                 <w:sz w:val="18"/>
                 <w:szCs w:val="18"/>
               </w:rPr>
@@ -3300,7 +3360,7 @@
             </w:pPr>
             <w:r>
               <w:rPr>
-                <w:rFonts w:ascii="宋体" w:eastAsia="宋体" w:hAnsi="宋体" w:cs="宋体" w:hint="eastAsia"/>
+                <w:rFonts w:ascii="SimSun" w:eastAsia="SimSun" w:hAnsi="SimSun" w:cs="SimSun" w:hint="eastAsia"/>
                 <w:sz w:val="18"/>
                 <w:szCs w:val="18"/>
               </w:rPr>
@@ -5551,7 +5611,7 @@
             </w:pPr>
             <w:r>
               <w:rPr>
-                <w:rFonts w:ascii="宋体" w:eastAsia="宋体" w:hAnsi="宋体" w:cs="宋体" w:hint="eastAsia"/>
+                <w:rFonts w:ascii="SimSun" w:eastAsia="SimSun" w:hAnsi="SimSun" w:cs="SimSun" w:hint="eastAsia"/>
                 <w:sz w:val="18"/>
                 <w:szCs w:val="18"/>
               </w:rPr>
@@ -5579,7 +5639,7 @@
             </w:pPr>
             <w:r>
               <w:rPr>
-                <w:rFonts w:ascii="宋体" w:eastAsia="宋体" w:hAnsi="宋体" w:cs="宋体" w:hint="eastAsia"/>
+                <w:rFonts w:ascii="SimSun" w:eastAsia="SimSun" w:hAnsi="SimSun" w:cs="SimSun" w:hint="eastAsia"/>
                 <w:sz w:val="18"/>
                 <w:szCs w:val="18"/>
               </w:rPr>
@@ -5601,7 +5661,7 @@
 </file>
 
 <file path=word/styles.xml><?xml version="1.0" encoding="utf-8"?>
-<w:styles xmlns:mc="http://schemas.openxmlformats.org/markup-compatibility/2006" xmlns:r="http://schemas.openxmlformats.org/officeDocument/2006/relationships" xmlns:w="http://schemas.openxmlformats.org/wordprocessingml/2006/main" xmlns:w14="http://schemas.microsoft.com/office/word/2010/wordml" xmlns:w15="http://schemas.microsoft.com/office/word/2012/wordml" xmlns:w16cid="http://schemas.microsoft.com/office/word/2016/wordml/cid" xmlns:w16se="http://schemas.microsoft.com/office/word/2015/wordml/symex" mc:Ignorable="w14 w15 w16se w16cid">
+<w:styles xmlns:mc="http://schemas.openxmlformats.org/markup-compatibility/2006" xmlns:r="http://schemas.openxmlformats.org/officeDocument/2006/relationships" xmlns:w="http://schemas.openxmlformats.org/wordprocessingml/2006/main" xmlns:w14="http://schemas.microsoft.com/office/word/2010/wordml" xmlns:w15="http://schemas.microsoft.com/office/word/2012/wordml" xmlns:w16cex="http://schemas.microsoft.com/office/word/2018/wordml/cex" xmlns:w16cid="http://schemas.microsoft.com/office/word/2016/wordml/cid" xmlns:w16="http://schemas.microsoft.com/office/word/2018/wordml" xmlns:w16sdtdh="http://schemas.microsoft.com/office/word/2020/wordml/sdtdatahash" xmlns:w16se="http://schemas.microsoft.com/office/word/2015/wordml/symex" mc:Ignorable="w14 w15 w16se w16cid w16 w16cex w16sdtdh">
   <w:docDefaults>
     <w:rPrDefault>
       <w:rPr>
@@ -5614,7 +5674,7 @@
     </w:rPrDefault>
     <w:pPrDefault/>
   </w:docDefaults>
-  <w:latentStyles w:defLockedState="0" w:defUIPriority="99" w:defSemiHidden="0" w:defUnhideWhenUsed="0" w:defQFormat="0" w:count="375">
+  <w:latentStyles w:defLockedState="0" w:defUIPriority="99" w:defSemiHidden="0" w:defUnhideWhenUsed="0" w:defQFormat="0" w:count="376">
     <w:lsdException w:name="Normal" w:uiPriority="0" w:qFormat="1"/>
     <w:lsdException w:name="heading 1" w:uiPriority="9" w:qFormat="1"/>
     <w:lsdException w:name="heading 2" w:semiHidden="1" w:uiPriority="9" w:unhideWhenUsed="1" w:qFormat="1"/>
@@ -5720,7 +5780,6 @@
     <w:lsdException w:name="HTML Sample" w:semiHidden="1" w:unhideWhenUsed="1"/>
     <w:lsdException w:name="HTML Typewriter" w:semiHidden="1" w:unhideWhenUsed="1"/>
     <w:lsdException w:name="HTML Variable" w:semiHidden="1" w:unhideWhenUsed="1"/>
-    <w:lsdException w:name="Normal Table" w:semiHidden="1" w:unhideWhenUsed="1"/>
     <w:lsdException w:name="annotation subject" w:semiHidden="1" w:unhideWhenUsed="1"/>
     <w:lsdException w:name="No List" w:semiHidden="1" w:unhideWhenUsed="1"/>
     <w:lsdException w:name="Outline List 1" w:semiHidden="1" w:unhideWhenUsed="1"/>
@@ -5767,10 +5826,8 @@
     <w:lsdException w:name="Table Subtle 2" w:semiHidden="1" w:unhideWhenUsed="1"/>
     <w:lsdException w:name="Table Web 1" w:semiHidden="1" w:unhideWhenUsed="1"/>
     <w:lsdException w:name="Table Web 2" w:semiHidden="1" w:unhideWhenUsed="1"/>
-    <w:lsdException w:name="Table Web 3" w:semiHidden="1" w:unhideWhenUsed="1"/>
     <w:lsdException w:name="Balloon Text" w:semiHidden="1" w:unhideWhenUsed="1"/>
     <w:lsdException w:name="Table Grid" w:uiPriority="39"/>
-    <w:lsdException w:name="Table Theme" w:semiHidden="1" w:unhideWhenUsed="1"/>
     <w:lsdException w:name="Placeholder Text" w:semiHidden="1"/>
     <w:lsdException w:name="No Spacing" w:uiPriority="1" w:qFormat="1"/>
     <w:lsdException w:name="Light Shading" w:uiPriority="60"/>
@@ -5990,6 +6047,7 @@
     <w:lsdException w:name="Smart Hyperlink" w:semiHidden="1" w:unhideWhenUsed="1"/>
     <w:lsdException w:name="Hashtag" w:semiHidden="1" w:unhideWhenUsed="1"/>
     <w:lsdException w:name="Unresolved Mention" w:semiHidden="1" w:unhideWhenUsed="1"/>
+    <w:lsdException w:name="Smart Link" w:semiHidden="1" w:unhideWhenUsed="1"/>
   </w:latentStyles>
   <w:style w:type="paragraph" w:default="1" w:styleId="Normal">
     <w:name w:val="Normal"/>

--- a/src/src/main/webapp/portal/asset/arrived/reportTemplate/BusinessReportTemplate.docx
+++ b/src/src/main/webapp/portal/asset/arrived/reportTemplate/BusinessReportTemplate.docx
@@ -153,7 +153,6 @@
               </w:rPr>
               <w:t>{{</w:t>
             </w:r>
-            <w:proofErr w:type="spellStart"/>
             <w:r>
               <w:rPr>
                 <w:sz w:val="20"/>
@@ -161,7 +160,6 @@
               </w:rPr>
               <w:t>financing_num</w:t>
             </w:r>
-            <w:proofErr w:type="spellEnd"/>
             <w:r>
               <w:rPr>
                 <w:sz w:val="20"/>
@@ -233,7 +231,6 @@
               </w:rPr>
               <w:t>{{</w:t>
             </w:r>
-            <w:proofErr w:type="spellStart"/>
             <w:r>
               <w:rPr>
                 <w:sz w:val="20"/>
@@ -241,7 +238,6 @@
               </w:rPr>
               <w:t>invoice_num</w:t>
             </w:r>
-            <w:proofErr w:type="spellEnd"/>
             <w:r>
               <w:rPr>
                 <w:sz w:val="20"/>
@@ -313,7 +309,6 @@
               </w:rPr>
               <w:t>{{</w:t>
             </w:r>
-            <w:proofErr w:type="spellStart"/>
             <w:r>
               <w:rPr>
                 <w:sz w:val="20"/>
@@ -321,7 +316,6 @@
               </w:rPr>
               <w:t>contract_num</w:t>
             </w:r>
-            <w:proofErr w:type="spellEnd"/>
             <w:r>
               <w:rPr>
                 <w:sz w:val="20"/>
@@ -399,7 +393,6 @@
               </w:rPr>
               <w:t>{{</w:t>
             </w:r>
-            <w:proofErr w:type="spellStart"/>
             <w:r>
               <w:rPr>
                 <w:sz w:val="20"/>
@@ -415,7 +408,6 @@
               </w:rPr>
               <w:t>_name</w:t>
             </w:r>
-            <w:proofErr w:type="spellEnd"/>
             <w:r>
               <w:rPr>
                 <w:sz w:val="20"/>
@@ -487,7 +479,6 @@
               </w:rPr>
               <w:t>{{</w:t>
             </w:r>
-            <w:proofErr w:type="spellStart"/>
             <w:r>
               <w:rPr>
                 <w:sz w:val="20"/>
@@ -495,7 +486,6 @@
               </w:rPr>
               <w:t>function_type</w:t>
             </w:r>
-            <w:proofErr w:type="spellEnd"/>
             <w:r>
               <w:rPr>
                 <w:sz w:val="20"/>
@@ -629,7 +619,6 @@
               </w:rPr>
               <w:t>{{</w:t>
             </w:r>
-            <w:proofErr w:type="spellStart"/>
             <w:r>
               <w:rPr>
                 <w:sz w:val="20"/>
@@ -637,7 +626,6 @@
               </w:rPr>
               <w:t>clinical_dept_name</w:t>
             </w:r>
-            <w:proofErr w:type="spellEnd"/>
             <w:r>
               <w:rPr>
                 <w:sz w:val="20"/>
@@ -774,7 +762,6 @@
               </w:rPr>
               <w:t>{{</w:t>
             </w:r>
-            <w:proofErr w:type="spellStart"/>
             <w:r>
               <w:rPr>
                 <w:sz w:val="20"/>
@@ -782,7 +769,6 @@
               </w:rPr>
               <w:t>purchase_price</w:t>
             </w:r>
-            <w:proofErr w:type="spellEnd"/>
             <w:r>
               <w:rPr>
                 <w:sz w:val="20"/>
@@ -860,7 +846,6 @@
               </w:rPr>
               <w:t>{{</w:t>
             </w:r>
-            <w:proofErr w:type="spellStart"/>
             <w:r>
               <w:rPr>
                 <w:sz w:val="20"/>
@@ -868,7 +853,6 @@
               </w:rPr>
               <w:t>supplier_name</w:t>
             </w:r>
-            <w:proofErr w:type="spellEnd"/>
             <w:r>
               <w:rPr>
                 <w:sz w:val="20"/>
@@ -1025,15 +1009,13 @@
               </w:rPr>
               <w:t>{{</w:t>
             </w:r>
-            <w:proofErr w:type="spellStart"/>
             <w:r>
               <w:rPr>
                 <w:sz w:val="20"/>
                 <w:szCs w:val="20"/>
               </w:rPr>
-              <w:t>purchase_price</w:t>
-            </w:r>
-            <w:proofErr w:type="spellEnd"/>
+              <w:t>origin</w:t>
+            </w:r>
             <w:r>
               <w:rPr>
                 <w:sz w:val="20"/>
@@ -3085,7 +3067,6 @@
         </w:rPr>
         <w:t>{{</w:t>
       </w:r>
-      <w:proofErr w:type="spellStart"/>
       <w:r>
         <w:rPr>
           <w:sz w:val="20"/>
@@ -3093,7 +3074,6 @@
         </w:rPr>
         <w:t>financing_num</w:t>
       </w:r>
-      <w:proofErr w:type="spellEnd"/>
       <w:r>
         <w:rPr>
           <w:sz w:val="20"/>
@@ -3138,7 +3118,6 @@
         </w:rPr>
         <w:t>{{</w:t>
       </w:r>
-      <w:proofErr w:type="spellStart"/>
       <w:r>
         <w:rPr>
           <w:sz w:val="20"/>
@@ -3154,7 +3133,6 @@
         </w:rPr>
         <w:t>_name</w:t>
       </w:r>
-      <w:proofErr w:type="spellEnd"/>
       <w:r>
         <w:rPr>
           <w:sz w:val="20"/>
@@ -5780,6 +5758,7 @@
     <w:lsdException w:name="HTML Sample" w:semiHidden="1" w:unhideWhenUsed="1"/>
     <w:lsdException w:name="HTML Typewriter" w:semiHidden="1" w:unhideWhenUsed="1"/>
     <w:lsdException w:name="HTML Variable" w:semiHidden="1" w:unhideWhenUsed="1"/>
+    <w:lsdException w:name="Normal Table" w:semiHidden="1" w:unhideWhenUsed="1"/>
     <w:lsdException w:name="annotation subject" w:semiHidden="1" w:unhideWhenUsed="1"/>
     <w:lsdException w:name="No List" w:semiHidden="1" w:unhideWhenUsed="1"/>
     <w:lsdException w:name="Outline List 1" w:semiHidden="1" w:unhideWhenUsed="1"/>
@@ -5826,8 +5805,10 @@
     <w:lsdException w:name="Table Subtle 2" w:semiHidden="1" w:unhideWhenUsed="1"/>
     <w:lsdException w:name="Table Web 1" w:semiHidden="1" w:unhideWhenUsed="1"/>
     <w:lsdException w:name="Table Web 2" w:semiHidden="1" w:unhideWhenUsed="1"/>
+    <w:lsdException w:name="Table Web 3" w:semiHidden="1" w:unhideWhenUsed="1"/>
     <w:lsdException w:name="Balloon Text" w:semiHidden="1" w:unhideWhenUsed="1"/>
     <w:lsdException w:name="Table Grid" w:uiPriority="39"/>
+    <w:lsdException w:name="Table Theme" w:semiHidden="1" w:unhideWhenUsed="1"/>
     <w:lsdException w:name="Placeholder Text" w:semiHidden="1"/>
     <w:lsdException w:name="No Spacing" w:uiPriority="1" w:qFormat="1"/>
     <w:lsdException w:name="Light Shading" w:uiPriority="60"/>
